--- a/zht/docx/153.content.docx
+++ b/zht/docx/153.content.docx
@@ -149,27 +149,7 @@
         <w:rPr>
           <w:lang w:val="zh_TW" w:bidi="zh_TW"/>
         </w:rPr>
-        <w:t>zui</w:t>
-      </w:r>
-      <w:r>
-        <w:rPr>
-          <w:lang w:val="zh_TW" w:bidi="zh_TW"/>
-        </w:rPr>
-      </w:r>
-    </w:p>
-    <w:p>
-      <w:pPr/>
-      <w:r>
-        <w:rPr>
-          <w:lang w:val="zh_TW" w:bidi="zh_TW"/>
-        </w:rPr>
-      </w:r>
-      <w:r>
-        <w:rPr>
-          <w:i/>
-          <w:lang w:val="zh_TW" w:bidi="zh_TW"/>
-        </w:rPr>
-        <w:t>罪</w:t>
+        <w:t>xuan</w:t>
       </w:r>
       <w:r>
         <w:rPr>
@@ -232,7 +212,7 @@
         <w:rPr>
           <w:lang w:val="zh_TW" w:bidi="zh_TW"/>
         </w:rPr>
-        <w:t>罪</w:t>
+        <w:t>選舉</w:t>
       </w:r>
       <w:r>
         <w:rPr>
@@ -251,18 +231,7 @@
         <w:rPr>
           <w:lang w:val="zh_TW" w:bidi="zh_TW"/>
         </w:rPr>
-        <w:t>指不僅僅是對人類、社會、他人或自身的惡行，更是對神的冒犯。因此，神的概念賦予罪多方面的含義。其它神明通常被認為是反覆無常且沒有道德標準的，它們在不受約束的行為中行使無限的權力，因此不會像以色列的獨一神，聖潔、公義、完全良善的神那樣，產生強烈的罪惡感。這種與宗教相關的罪惡概念以及隨之而來的術語，一直延續到新約時期。</w:t>
-      </w:r>
-    </w:p>
-    <w:p>
-      <w:pPr>
-        <w:pStyle w:val="Heading3"/>
-      </w:pPr>
-      <w:r>
-        <w:rPr>
-          <w:lang w:val="zh_TW" w:bidi="zh_TW"/>
-        </w:rPr>
-        <w:t>術語</w:t>
+        <w:t>在現代英文中，這些詞語指的是一群人選擇領袖或代表的過程，通常涉及從幾個候選人中做出選擇。</w:t>
       </w:r>
     </w:p>
     <w:p>
@@ -276,7 +245,7 @@
         <w:rPr>
           <w:lang w:val="zh_TW" w:bidi="zh_TW"/>
         </w:rPr>
-        <w:t>以色列的神為人類的行為設立了理想標準。聖經中關於罪的最常見詞語是指以某種方式違背這一標準。希伯來文hata’和希臘文hamartia原本的意思是「未達標準，未盡責任」（</w:t>
+        <w:t>當「揀選（elect）」這個動詞在聖經中以神學意義使用時，通常是指神的行動，指神在做出選擇。在舊約中，它是用來指神揀選以色列成為祂的子民（參</w:t>
       </w:r>
       <w:hyperlink r:id="rId13">
         <w:r>
@@ -287,38 +256,68 @@
             <w:color w:val="0000EE"/>
             <w:u w:val="single"/>
           </w:rPr>
-          <w:t>羅3:23</w:t>
+          <w:t>徒13:17</w:t>
         </w:r>
       </w:hyperlink>
       <w:r>
         <w:rPr>
           <w:lang w:val="zh_TW" w:bidi="zh_TW"/>
         </w:rPr>
-        <w:t>）。神作為律法的賜予者，為人類的自由設置了界限；另一個常見的詞語（希伯來文‘abar</w:t>
-      </w:r>
-      <w:r>
-        <w:rPr>
-          <w:i/>
+        <w:t>）。以色列成為神的子民，不是因為他們決定要屬於神，而是因為神揀選了他們。神這樣做是因為祂對亞伯拉罕的應許，而不是因為以色列有什麼特別之處（</w:t>
+      </w:r>
+      <w:hyperlink r:id="rId14">
+        <w:r>
+          <w:rPr>
+            <w:lang w:val="zh_TW" w:bidi="zh_TW"/>
+          </w:rPr>
+          <w:rPr>
+            <w:color w:val="0000EE"/>
+            <w:u w:val="single"/>
+          </w:rPr>
+          <w:t>申7:7–8</w:t>
+        </w:r>
+      </w:hyperlink>
+      <w:r>
+        <w:rPr>
+          <w:lang w:val="zh_TW" w:bidi="zh_TW"/>
+        </w:rPr>
+        <w:t>）。神也揀選他們的領袖，如掃羅和大衛（</w:t>
+      </w:r>
+      <w:hyperlink r:id="rId15">
+        <w:r>
+          <w:rPr>
+            <w:lang w:val="zh_TW" w:bidi="zh_TW"/>
+          </w:rPr>
+          <w:rPr>
+            <w:color w:val="0000EE"/>
+            <w:u w:val="single"/>
+          </w:rPr>
+          <w:t>撒上10:24</w:t>
+        </w:r>
+      </w:hyperlink>
+      <w:r>
+        <w:rPr>
           <w:lang w:val="zh_TW" w:bidi="zh_TW"/>
         </w:rPr>
         <w:t>；</w:t>
       </w:r>
-      <w:r>
-        <w:rPr>
-          <w:lang w:val="zh_TW" w:bidi="zh_TW"/>
-        </w:rPr>
-        <w:t>希臘文parabasis）將罪描述為「越界」，「超越設置的界限」。類似的詞語有pesha‘（希伯來文），意為「叛逆」，「違法」；’asham（希伯來文）表示「侵犯神的王權」，「承擔罪責」；paraptoma（希臘文）表示「偏離正路」，「闖入禁區」。 「罪孽」通常翻譯為‘aon（希伯來文，意為「邪惡」，「錯誤」），其在新約中最接近的對應詞是anomia（希臘文，「無法無天」）或paranomia（希臘文，「違法」）。</w:t>
-      </w:r>
-    </w:p>
-    <w:p>
-      <w:pPr>
-        <w:pStyle w:val="Heading3"/>
-      </w:pPr>
-      <w:r>
-        <w:rPr>
-          <w:lang w:val="zh_TW" w:bidi="zh_TW"/>
-        </w:rPr>
-        <w:t>舊約中的罪</w:t>
+      <w:hyperlink r:id="rId16">
+        <w:r>
+          <w:rPr>
+            <w:lang w:val="zh_TW" w:bidi="zh_TW"/>
+          </w:rPr>
+          <w:rPr>
+            <w:color w:val="0000EE"/>
+            <w:u w:val="single"/>
+          </w:rPr>
+          <w:t>撒下6:21</w:t>
+        </w:r>
+      </w:hyperlink>
+      <w:r>
+        <w:rPr>
+          <w:lang w:val="zh_TW" w:bidi="zh_TW"/>
+        </w:rPr>
+        <w:t>）。這些揀選是由神單獨決定的，而不是由人們投票決定的。因此，這個詞表示神的權柄，神有權決定將會發生的事情，這是獨立於人的選擇之外。</w:t>
       </w:r>
     </w:p>
     <w:p>
@@ -332,9 +331,9 @@
         <w:rPr>
           <w:lang w:val="zh_TW" w:bidi="zh_TW"/>
         </w:rPr>
-        <w:t>創世記將罪的根源追溯到故意濫用神所賦予的自由，來違背了一個單獨的限制性禁令。以西結書強烈主張個人責任，反對傳統的集體罪責理論（</w:t>
-      </w:r>
-      <w:hyperlink r:id="rId14">
+        <w:t>新約聖經也有類似的概念。神的子民被描述為祂的「選民（his elect）」或「神的選民（chosen ones）」。耶穌在談到未來人子（Son of Man，耶穌用來稱呼自己的稱號）要來並聚集神的子民時，使用了這個詞語（</w:t>
+      </w:r>
+      <w:hyperlink r:id="rId17">
         <w:r>
           <w:rPr>
             <w:lang w:val="zh_TW" w:bidi="zh_TW"/>
@@ -343,16 +342,16 @@
             <w:color w:val="0000EE"/>
             <w:u w:val="single"/>
           </w:rPr>
-          <w:t>結18</w:t>
+          <w:t>可13:20、27</w:t>
         </w:r>
       </w:hyperlink>
       <w:r>
         <w:rPr>
           <w:lang w:val="zh_TW" w:bidi="zh_TW"/>
         </w:rPr>
-        <w:t>）。繼耶利米之後，他強調如果要改變外在行為，內心的生命必須得到潔淨和更新；神的律法必須成為個人內心的動力，才能克服罪（</w:t>
-      </w:r>
-      <w:hyperlink r:id="rId15">
+        <w:t>）。耶穌將顯明，神的子民受苦並耐心等待祂是正確的（</w:t>
+      </w:r>
+      <w:hyperlink r:id="rId18">
         <w:r>
           <w:rPr>
             <w:lang w:val="zh_TW" w:bidi="zh_TW"/>
@@ -361,16 +360,16 @@
             <w:color w:val="0000EE"/>
             <w:u w:val="single"/>
           </w:rPr>
-          <w:t>耶31:29–34</w:t>
+          <w:t>路18:7</w:t>
         </w:r>
       </w:hyperlink>
       <w:r>
         <w:rPr>
           <w:lang w:val="zh_TW" w:bidi="zh_TW"/>
         </w:rPr>
-        <w:t>；</w:t>
-      </w:r>
-      <w:hyperlink r:id="rId16">
+        <w:t>）。在</w:t>
+      </w:r>
+      <w:hyperlink r:id="rId19">
         <w:r>
           <w:rPr>
             <w:lang w:val="zh_TW" w:bidi="zh_TW"/>
@@ -379,14 +378,32 @@
             <w:color w:val="0000EE"/>
             <w:u w:val="single"/>
           </w:rPr>
-          <w:t>結36:24–29</w:t>
+          <w:t>彼得前書二章9節</w:t>
         </w:r>
       </w:hyperlink>
       <w:r>
         <w:rPr>
           <w:lang w:val="zh_TW" w:bidi="zh_TW"/>
         </w:rPr>
-        <w:t>）。</w:t>
+        <w:t>，神的子民被稱為「被揀選的族類（chosen [elect] people）」。這句話最初是用在以色列民身上的（</w:t>
+      </w:r>
+      <w:hyperlink r:id="rId20">
+        <w:r>
+          <w:rPr>
+            <w:lang w:val="zh_TW" w:bidi="zh_TW"/>
+          </w:rPr>
+          <w:rPr>
+            <w:color w:val="0000EE"/>
+            <w:u w:val="single"/>
+          </w:rPr>
+          <w:t>賽43:20</w:t>
+        </w:r>
+      </w:hyperlink>
+      <w:r>
+        <w:rPr>
+          <w:lang w:val="zh_TW" w:bidi="zh_TW"/>
+        </w:rPr>
+        <w:t>），這表明舊約中神的子民與新約中的基督教會是相聯繫的。神對以色列人的應許，現在在教會中得以實現。</w:t>
       </w:r>
     </w:p>
     <w:p>
@@ -396,7 +413,13 @@
           <w:lang w:val="zh_TW" w:bidi="zh_TW"/>
         </w:rPr>
       </w:r>
-      <w:hyperlink r:id="rId17">
+      <w:r>
+        <w:rPr>
+          <w:lang w:val="zh_TW" w:bidi="zh_TW"/>
+        </w:rPr>
+        <w:t>在</w:t>
+      </w:r>
+      <w:hyperlink r:id="rId21">
         <w:r>
           <w:rPr>
             <w:lang w:val="zh_TW" w:bidi="zh_TW"/>
@@ -405,16 +428,16 @@
             <w:color w:val="0000EE"/>
             <w:u w:val="single"/>
           </w:rPr>
-          <w:t>詩篇第五十一篇</w:t>
+          <w:t>羅馬書九至十一章</w:t>
         </w:r>
       </w:hyperlink>
       <w:r>
         <w:rPr>
           <w:lang w:val="zh_TW" w:bidi="zh_TW"/>
         </w:rPr>
-        <w:t>深刻分析了罪的內在意義。詩人承認「我是在罪孽裡生的」，表達他的生命從一開始就充滿罪。他的整個人格需要「潔淨」，因他被玷污了。儀式上的獻祭無法解決問題，唯有破碎、痛悔的心才能為神的潔淨做好準備。唯一的盼盼和唯一依靠之處，就在於神堅定的愛和豐富的憐憫。儘管舊約對罪的觀點十分嚴厲，但其中也包含了關於充滿恩典的赦免保證（</w:t>
-      </w:r>
-      <w:hyperlink r:id="rId18">
+        <w:t>，保羅談到一個問題：為什麼大多數猶太人拒絕了關於耶穌的好消息，而許多外邦人卻接受了呢？他說，現在有一小群（或餘民）的猶太人相信。神揀選了這群人是因著神的恩典，這群人是「選民」。這小群人得到了神原本為整個以色列所預備的福分。保羅說，許多人沒有接受這個信息，因為他們對此漸漸不再敏感。他將此描述為「頑梗不化」，這與人類普遍背離神的傾向有關（</w:t>
+      </w:r>
+      <w:hyperlink r:id="rId22">
         <w:r>
           <w:rPr>
             <w:lang w:val="zh_TW" w:bidi="zh_TW"/>
@@ -423,55 +446,14 @@
             <w:color w:val="0000EE"/>
             <w:u w:val="single"/>
           </w:rPr>
-          <w:t>詩103:8–14；</w:t>
+          <w:t>羅11:5–7</w:t>
         </w:r>
       </w:hyperlink>
-      <w:hyperlink r:id="rId19">
-        <w:r>
-          <w:rPr>
-            <w:lang w:val="zh_TW" w:bidi="zh_TW"/>
-          </w:rPr>
-          <w:rPr>
-            <w:color w:val="0000EE"/>
-            <w:u w:val="single"/>
-          </w:rPr>
-          <w:t>賽1:18</w:t>
-        </w:r>
-      </w:hyperlink>
-      <w:r>
-        <w:rPr>
-          <w:lang w:val="zh_TW" w:bidi="zh_TW"/>
-        </w:rPr>
-        <w:t>，</w:t>
-      </w:r>
-      <w:hyperlink r:id="rId20">
-        <w:r>
-          <w:rPr>
-            <w:lang w:val="zh_TW" w:bidi="zh_TW"/>
-          </w:rPr>
-          <w:rPr>
-            <w:color w:val="0000EE"/>
-            <w:u w:val="single"/>
-          </w:rPr>
-          <w:t>55:6–7</w:t>
-        </w:r>
-      </w:hyperlink>
       <w:r>
         <w:rPr>
           <w:lang w:val="zh_TW" w:bidi="zh_TW"/>
         </w:rPr>
         <w:t>）。</w:t>
-      </w:r>
-    </w:p>
-    <w:p>
-      <w:pPr>
-        <w:pStyle w:val="Heading3"/>
-      </w:pPr>
-      <w:r>
-        <w:rPr>
-          <w:lang w:val="zh_TW" w:bidi="zh_TW"/>
-        </w:rPr>
-        <w:t>在耶穌的教導中</w:t>
       </w:r>
     </w:p>
     <w:p>
@@ -485,9 +467,9 @@
         <w:rPr>
           <w:lang w:val="zh_TW" w:bidi="zh_TW"/>
         </w:rPr>
-        <w:t>耶穌關於罪的教導強調了神恩典的饒恕和更新，祂不僅以權柄宣告「你的罪赦了」，還透過許多憐憫性的行為和社會上的認同，來顯明祂成為罪人的朋友，呼召他們悔改，重建他們的盼望和尊嚴（</w:t>
-      </w:r>
-      <w:hyperlink r:id="rId21">
+        <w:t>然而，保羅說神並沒有取消祂揀選以色列作為祂的子民。保羅解釋說，雖然許多猶太人沒有接受關於耶穌的信息，但這使得外邦人也能接受神的祝福。保羅強調神仍然愛猶太人，並且不會收回對他們的應許（</w:t>
+      </w:r>
+      <w:hyperlink r:id="rId23">
         <w:r>
           <w:rPr>
             <w:lang w:val="zh_TW" w:bidi="zh_TW"/>
@@ -496,68 +478,14 @@
             <w:color w:val="0000EE"/>
             <w:u w:val="single"/>
           </w:rPr>
-          <w:t>太9:1–13</w:t>
+          <w:t>羅11:28</w:t>
         </w:r>
       </w:hyperlink>
       <w:r>
         <w:rPr>
           <w:lang w:val="zh_TW" w:bidi="zh_TW"/>
         </w:rPr>
-        <w:t>，</w:t>
-      </w:r>
-      <w:hyperlink r:id="rId22">
-        <w:r>
-          <w:rPr>
-            <w:lang w:val="zh_TW" w:bidi="zh_TW"/>
-          </w:rPr>
-          <w:rPr>
-            <w:color w:val="0000EE"/>
-            <w:u w:val="single"/>
-          </w:rPr>
-          <w:t>11:19</w:t>
-        </w:r>
-      </w:hyperlink>
-      <w:r>
-        <w:rPr>
-          <w:lang w:val="zh_TW" w:bidi="zh_TW"/>
-        </w:rPr>
-        <w:t>；</w:t>
-      </w:r>
-      <w:hyperlink r:id="rId23">
-        <w:r>
-          <w:rPr>
-            <w:lang w:val="zh_TW" w:bidi="zh_TW"/>
-          </w:rPr>
-          <w:rPr>
-            <w:color w:val="0000EE"/>
-            <w:u w:val="single"/>
-          </w:rPr>
-          <w:t>路15章</w:t>
-        </w:r>
-      </w:hyperlink>
-      <w:r>
-        <w:rPr>
-          <w:lang w:val="zh_TW" w:bidi="zh_TW"/>
-        </w:rPr>
-        <w:t>，</w:t>
-      </w:r>
-      <w:hyperlink r:id="rId24">
-        <w:r>
-          <w:rPr>
-            <w:lang w:val="zh_TW" w:bidi="zh_TW"/>
-          </w:rPr>
-          <w:rPr>
-            <w:color w:val="0000EE"/>
-            <w:u w:val="single"/>
-          </w:rPr>
-          <w:t>19:1–10</w:t>
-        </w:r>
-      </w:hyperlink>
-      <w:r>
-        <w:rPr>
-          <w:lang w:val="zh_TW" w:bidi="zh_TW"/>
-        </w:rPr>
-        <w:t>）。</w:t>
+        <w:t>）。正因如此，保羅相信將來會有許多猶太人歸向神。</w:t>
       </w:r>
     </w:p>
     <w:p>
@@ -571,7 +499,25 @@
         <w:rPr>
           <w:lang w:val="zh_TW" w:bidi="zh_TW"/>
         </w:rPr>
-        <w:t>耶穌對罪的來源所說不多，除了指出它源於人心和意志（</w:t>
+        <w:t>聖經中翻譯為「選民」的詞語通常以複數形式出現，指的是所有神的子民或特定地方教會的成員（</w:t>
+      </w:r>
+      <w:hyperlink r:id="rId24">
+        <w:r>
+          <w:rPr>
+            <w:lang w:val="zh_TW" w:bidi="zh_TW"/>
+          </w:rPr>
+          <w:rPr>
+            <w:color w:val="0000EE"/>
+            <w:u w:val="single"/>
+          </w:rPr>
+          <w:t>羅8:33</w:t>
+        </w:r>
+      </w:hyperlink>
+      <w:r>
+        <w:rPr>
+          <w:lang w:val="zh_TW" w:bidi="zh_TW"/>
+        </w:rPr>
+        <w:t>；</w:t>
       </w:r>
       <w:hyperlink r:id="rId25">
         <w:r>
@@ -582,14 +528,14 @@
             <w:color w:val="0000EE"/>
             <w:u w:val="single"/>
           </w:rPr>
-          <w:t>太6:22–23</w:t>
+          <w:t>西3:12</w:t>
         </w:r>
       </w:hyperlink>
       <w:r>
         <w:rPr>
           <w:lang w:val="zh_TW" w:bidi="zh_TW"/>
         </w:rPr>
-        <w:t>，</w:t>
+        <w:t>；</w:t>
       </w:r>
       <w:hyperlink r:id="rId26">
         <w:r>
@@ -600,14 +546,14 @@
             <w:color w:val="0000EE"/>
             <w:u w:val="single"/>
           </w:rPr>
-          <w:t>7:17–19</w:t>
+          <w:t>帖前1:4</w:t>
         </w:r>
       </w:hyperlink>
       <w:r>
         <w:rPr>
           <w:lang w:val="zh_TW" w:bidi="zh_TW"/>
         </w:rPr>
-        <w:t>，</w:t>
+        <w:t>；</w:t>
       </w:r>
       <w:hyperlink r:id="rId27">
         <w:r>
@@ -618,7 +564,7 @@
             <w:color w:val="0000EE"/>
             <w:u w:val="single"/>
           </w:rPr>
-          <w:t>18:7</w:t>
+          <w:t>提後2:10</w:t>
         </w:r>
       </w:hyperlink>
       <w:r>
@@ -636,14 +582,14 @@
             <w:color w:val="0000EE"/>
             <w:u w:val="single"/>
           </w:rPr>
-          <w:t>可7:20–23</w:t>
+          <w:t>多1:1</w:t>
         </w:r>
       </w:hyperlink>
       <w:r>
         <w:rPr>
           <w:lang w:val="zh_TW" w:bidi="zh_TW"/>
         </w:rPr>
-        <w:t>），但祂明顯重新定義了罪的範圍。律法只能評判人的行為，然而耶穌指出，憤怒、輕視、淫念、心硬和欺詐也都是罪。祂還提到忽視善行、無所作為的罪，如不結果子的樹、未使用的才幹、祭司忽視傷者，以及從未表現出的愛（</w:t>
+        <w:t>；</w:t>
       </w:r>
       <w:hyperlink r:id="rId29">
         <w:r>
@@ -654,14 +600,14 @@
             <w:color w:val="0000EE"/>
             <w:u w:val="single"/>
           </w:rPr>
-          <w:t>太25:41–46</w:t>
+          <w:t>彼前1:1–2</w:t>
         </w:r>
       </w:hyperlink>
       <w:r>
         <w:rPr>
           <w:lang w:val="zh_TW" w:bidi="zh_TW"/>
         </w:rPr>
-        <w:t>）。祂特別譴責對愛的冒犯——不友善、固執敵意、自私、漠不關心（</w:t>
+        <w:t>；</w:t>
       </w:r>
       <w:hyperlink r:id="rId30">
         <w:r>
@@ -672,9 +618,15 @@
             <w:color w:val="0000EE"/>
             <w:u w:val="single"/>
           </w:rPr>
-          <w:t>路12:16–21，</w:t>
+          <w:t>彼後1:10</w:t>
         </w:r>
       </w:hyperlink>
+      <w:r>
+        <w:rPr>
+          <w:lang w:val="zh_TW" w:bidi="zh_TW"/>
+        </w:rPr>
+        <w:t>；</w:t>
+      </w:r>
       <w:hyperlink r:id="rId31">
         <w:r>
           <w:rPr>
@@ -684,14 +636,14 @@
             <w:color w:val="0000EE"/>
             <w:u w:val="single"/>
           </w:rPr>
-          <w:t>16:19–31</w:t>
+          <w:t>啟17:14</w:t>
         </w:r>
       </w:hyperlink>
       <w:r>
         <w:rPr>
           <w:lang w:val="zh_TW" w:bidi="zh_TW"/>
         </w:rPr>
-        <w:t>）。祂還譴責自義和屬靈的瞎眼（</w:t>
+        <w:t>；參</w:t>
       </w:r>
       <w:hyperlink r:id="rId32">
         <w:r>
@@ -702,14 +654,14 @@
             <w:color w:val="0000EE"/>
             <w:u w:val="single"/>
           </w:rPr>
-          <w:t>太23:16–26</w:t>
+          <w:t>羅16:13</w:t>
         </w:r>
       </w:hyperlink>
       <w:r>
         <w:rPr>
           <w:lang w:val="zh_TW" w:bidi="zh_TW"/>
         </w:rPr>
-        <w:t>；</w:t>
+        <w:t>和</w:t>
       </w:r>
       <w:hyperlink r:id="rId33">
         <w:r>
@@ -720,79 +672,14 @@
             <w:color w:val="0000EE"/>
             <w:u w:val="single"/>
           </w:rPr>
-          <w:t>可3:22–30</w:t>
+          <w:t>約二1:13</w:t>
         </w:r>
       </w:hyperlink>
       <w:r>
         <w:rPr>
           <w:lang w:val="zh_TW" w:bidi="zh_TW"/>
         </w:rPr>
-        <w:t>）。耶穌將罪比作疾病（</w:t>
-      </w:r>
-      <w:hyperlink r:id="rId34">
-        <w:r>
-          <w:rPr>
-            <w:lang w:val="zh_TW" w:bidi="zh_TW"/>
-          </w:rPr>
-          <w:rPr>
-            <w:color w:val="0000EE"/>
-            <w:u w:val="single"/>
-          </w:rPr>
-          <w:t>可2:17</w:t>
-        </w:r>
-      </w:hyperlink>
-      <w:r>
-        <w:rPr>
-          <w:lang w:val="zh_TW" w:bidi="zh_TW"/>
-        </w:rPr>
-        <w:t>），有時比作愚蠢（</w:t>
-      </w:r>
-      <w:hyperlink r:id="rId35">
-        <w:r>
-          <w:rPr>
-            <w:lang w:val="zh_TW" w:bidi="zh_TW"/>
-          </w:rPr>
-          <w:rPr>
-            <w:color w:val="0000EE"/>
-            <w:u w:val="single"/>
-          </w:rPr>
-          <w:t>路12:20</w:t>
-        </w:r>
-      </w:hyperlink>
-      <w:r>
-        <w:rPr>
-          <w:lang w:val="zh_TW" w:bidi="zh_TW"/>
-        </w:rPr>
-        <w:t>）。儘管如此，耶穌宣稱墮落的人，在神的幫助下可以得到醫治（</w:t>
-      </w:r>
-      <w:hyperlink r:id="rId36">
-        <w:r>
-          <w:rPr>
-            <w:lang w:val="zh_TW" w:bidi="zh_TW"/>
-          </w:rPr>
-          <w:rPr>
-            <w:color w:val="0000EE"/>
-            <w:u w:val="single"/>
-          </w:rPr>
-          <w:t>7:36–50</w:t>
-        </w:r>
-      </w:hyperlink>
-      <w:r>
-        <w:rPr>
-          <w:lang w:val="zh_TW" w:bidi="zh_TW"/>
-        </w:rPr>
-        <w:t>）。</w:t>
-      </w:r>
-    </w:p>
-    <w:p>
-      <w:pPr>
-        <w:pStyle w:val="Heading3"/>
-      </w:pPr>
-      <w:r>
-        <w:rPr>
-          <w:lang w:val="zh_TW" w:bidi="zh_TW"/>
-        </w:rPr>
-        <w:t>在約翰的著作中</w:t>
+        <w:t>，這兩處經文中使用的是單數形式）。使用複數形式可能有兩個原因。一個原因是，大部分新約書信是寫給團體而非個人的。更有可能的原因是，這顯示神揀選的是一個群體，而不僅僅只是個別的人。</w:t>
       </w:r>
     </w:p>
     <w:p>
@@ -806,9 +693,9 @@
         <w:rPr>
           <w:lang w:val="zh_TW" w:bidi="zh_TW"/>
         </w:rPr>
-        <w:t>約翰福音假定罪人的需要，而基督作為羔羊，為擔當世人的罪而犧牲，並在基督裡提供光與生命。新約中強調的重點是，罪是拒絕接受基督所提供的救恩，並拒絕神對世界的愛——拒絕相信。人因愛黑暗、拒絕光明、不接受救主基督而受到審判（</w:t>
-      </w:r>
-      <w:hyperlink r:id="rId37">
+        <w:t>「揀選」這個詞顯示了成為神的子民始於神的揀選。這個揀選發生在時間開始之前，在任何人能夠回應之前（</w:t>
+      </w:r>
+      <w:hyperlink r:id="rId34">
         <w:r>
           <w:rPr>
             <w:lang w:val="zh_TW" w:bidi="zh_TW"/>
@@ -817,14 +704,104 @@
             <w:color w:val="0000EE"/>
             <w:u w:val="single"/>
           </w:rPr>
-          <w:t>約3:16–21</w:t>
+          <w:t>弗1:4</w:t>
         </w:r>
       </w:hyperlink>
       <w:r>
         <w:rPr>
           <w:lang w:val="zh_TW" w:bidi="zh_TW"/>
         </w:rPr>
-        <w:t>）。</w:t>
+        <w:t>；參</w:t>
+      </w:r>
+      <w:hyperlink r:id="rId35">
+        <w:r>
+          <w:rPr>
+            <w:lang w:val="zh_TW" w:bidi="zh_TW"/>
+          </w:rPr>
+          <w:rPr>
+            <w:color w:val="0000EE"/>
+            <w:u w:val="single"/>
+          </w:rPr>
+          <w:t>約15:16、19</w:t>
+        </w:r>
+      </w:hyperlink>
+      <w:r>
+        <w:rPr>
+          <w:lang w:val="zh_TW" w:bidi="zh_TW"/>
+        </w:rPr>
+        <w:t>）。是神呼召了男人和女人成為祂的子民，凡回應的人就是選民。神揀選人並不是因為他們善良或值得揀選。事實上，祂常常會揀選：</w:t>
+      </w:r>
+    </w:p>
+    <w:p>
+      <w:pPr>
+        <w:pStyle w:val="ListBullet"/>
+        <w:spacing w:line="240" w:lineRule="auto"/>
+        <w:ind w:left="720"/>
+      </w:pPr>
+      <w:r>
+        <w:rPr>
+          <w:lang w:val="zh_TW" w:bidi="zh_TW"/>
+        </w:rPr>
+      </w:r>
+      <w:r>
+        <w:rPr>
+          <w:lang w:val="zh_TW" w:bidi="zh_TW"/>
+        </w:rPr>
+        <w:t>世上愚拙的，叫有智慧的羞愧</w:t>
+      </w:r>
+    </w:p>
+    <w:p>
+      <w:pPr>
+        <w:pStyle w:val="ListBullet"/>
+        <w:spacing w:line="240" w:lineRule="auto"/>
+        <w:ind w:left="720"/>
+      </w:pPr>
+      <w:r>
+        <w:rPr>
+          <w:lang w:val="zh_TW" w:bidi="zh_TW"/>
+        </w:rPr>
+      </w:r>
+      <w:r>
+        <w:rPr>
+          <w:lang w:val="zh_TW" w:bidi="zh_TW"/>
+        </w:rPr>
+        <w:t>世上軟弱的，叫那強壯的羞愧</w:t>
+      </w:r>
+    </w:p>
+    <w:p>
+      <w:pPr>
+        <w:pStyle w:val="ListBullet"/>
+        <w:spacing w:line="240" w:lineRule="auto"/>
+        <w:ind w:left="720"/>
+      </w:pPr>
+      <w:r>
+        <w:rPr>
+          <w:lang w:val="zh_TW" w:bidi="zh_TW"/>
+        </w:rPr>
+      </w:r>
+      <w:r>
+        <w:rPr>
+          <w:lang w:val="zh_TW" w:bidi="zh_TW"/>
+        </w:rPr>
+        <w:t>世上卑賤的，被人厭惡的，以及那無有的，為要廢掉那有的（</w:t>
+      </w:r>
+      <w:hyperlink r:id="rId36">
+        <w:r>
+          <w:rPr>
+            <w:lang w:val="zh_TW" w:bidi="zh_TW"/>
+          </w:rPr>
+          <w:rPr>
+            <w:color w:val="0000EE"/>
+            <w:u w:val="single"/>
+          </w:rPr>
+          <w:t>林前1:27–28</w:t>
+        </w:r>
+      </w:hyperlink>
+      <w:r>
+        <w:rPr>
+          <w:lang w:val="zh_TW" w:bidi="zh_TW"/>
+        </w:rPr>
+        <w:t>）</w:t>
       </w:r>
     </w:p>
     <w:p>
@@ -838,54 +815,7 @@
         <w:rPr>
           <w:lang w:val="zh_TW" w:bidi="zh_TW"/>
         </w:rPr>
-        <w:t>針對諾斯底主義（Gnosticism）所認為的，高階基督徒的罪無關緊要，約翰壹書強調基督徒的生活中不能容忍罪，列舉了15個理由，並重申罪既是對真理的無知，也是缺乏愛心（</w:t>
-      </w:r>
-      <w:hyperlink r:id="rId38">
-        <w:r>
-          <w:rPr>
-            <w:lang w:val="zh_TW" w:bidi="zh_TW"/>
-          </w:rPr>
-          <w:rPr>
-            <w:color w:val="0000EE"/>
-            <w:u w:val="single"/>
-          </w:rPr>
-          <w:t>約一3:3–10</w:t>
-        </w:r>
-      </w:hyperlink>
-      <w:r>
-        <w:rPr>
-          <w:lang w:val="zh_TW" w:bidi="zh_TW"/>
-        </w:rPr>
-        <w:t>）。然而，神會赦免那些承認自己的罪的人，基督為他們贖罪，並為他們代求（</w:t>
-      </w:r>
-      <w:hyperlink r:id="rId39">
-        <w:r>
-          <w:rPr>
-            <w:lang w:val="zh_TW" w:bidi="zh_TW"/>
-          </w:rPr>
-          <w:rPr>
-            <w:color w:val="0000EE"/>
-            <w:u w:val="single"/>
-          </w:rPr>
-          <w:t>1:7–2:2</w:t>
-        </w:r>
-      </w:hyperlink>
-      <w:r>
-        <w:rPr>
-          <w:lang w:val="zh_TW" w:bidi="zh_TW"/>
-        </w:rPr>
-        <w:t>）。</w:t>
-      </w:r>
-    </w:p>
-    <w:p>
-      <w:pPr>
-        <w:pStyle w:val="Heading3"/>
-      </w:pPr>
-      <w:r>
-        <w:rPr>
-          <w:lang w:val="zh_TW" w:bidi="zh_TW"/>
-        </w:rPr>
-        <w:t>在保羅的著作中</w:t>
+        <w:t>這意味著，選民不能因自己的成就或地位而誇耀。他們的一切都來自神，他們不能自誇或認為自己比別人強。</w:t>
       </w:r>
     </w:p>
     <w:p>
@@ -899,9 +829,27 @@
         <w:rPr>
           <w:lang w:val="zh_TW" w:bidi="zh_TW"/>
         </w:rPr>
-        <w:t>保羅從觀察和聖經中強烈地指出，所有人都犯了罪（</w:t>
-      </w:r>
-      <w:hyperlink r:id="rId40">
+        <w:t>神揀選的子民有特別的好處：</w:t>
+      </w:r>
+    </w:p>
+    <w:p>
+      <w:pPr>
+        <w:pStyle w:val="ListBullet"/>
+        <w:spacing w:line="240" w:lineRule="auto"/>
+        <w:ind w:left="720"/>
+      </w:pPr>
+      <w:r>
+        <w:rPr>
+          <w:lang w:val="zh_TW" w:bidi="zh_TW"/>
+        </w:rPr>
+      </w:r>
+      <w:r>
+        <w:rPr>
+          <w:lang w:val="zh_TW" w:bidi="zh_TW"/>
+        </w:rPr>
+        <w:t>神幫助他們，因此沒有人可以控告他們以至於讓神拒絕他們（</w:t>
+      </w:r>
+      <w:hyperlink r:id="rId24">
         <w:r>
           <w:rPr>
             <w:lang w:val="zh_TW" w:bidi="zh_TW"/>
@@ -910,16 +858,34 @@
             <w:color w:val="0000EE"/>
             <w:u w:val="single"/>
           </w:rPr>
-          <w:t>羅1–3章</w:t>
+          <w:t>羅8:33</w:t>
         </w:r>
       </w:hyperlink>
       <w:r>
         <w:rPr>
           <w:lang w:val="zh_TW" w:bidi="zh_TW"/>
         </w:rPr>
-        <w:t>）。對他來說，罪是一股力量、一種權勢、一種統治人內在的「律」（</w:t>
-      </w:r>
-      <w:hyperlink r:id="rId41">
+        <w:t xml:space="preserve">）。 </w:t>
+      </w:r>
+    </w:p>
+    <w:p>
+      <w:pPr>
+        <w:pStyle w:val="ListBullet"/>
+        <w:spacing w:line="240" w:lineRule="auto"/>
+        <w:ind w:left="720"/>
+      </w:pPr>
+      <w:r>
+        <w:rPr>
+          <w:lang w:val="zh_TW" w:bidi="zh_TW"/>
+        </w:rPr>
+      </w:r>
+      <w:r>
+        <w:rPr>
+          <w:lang w:val="zh_TW" w:bidi="zh_TW"/>
+        </w:rPr>
+        <w:t>他們如同君尊的祭司，這意味著他們可以直接來到神面前（</w:t>
+      </w:r>
+      <w:hyperlink r:id="rId19">
         <w:r>
           <w:rPr>
             <w:lang w:val="zh_TW" w:bidi="zh_TW"/>
@@ -928,16 +894,34 @@
             <w:color w:val="0000EE"/>
             <w:u w:val="single"/>
           </w:rPr>
-          <w:t>羅5:21</w:t>
+          <w:t>彼前2:9</w:t>
         </w:r>
       </w:hyperlink>
       <w:r>
         <w:rPr>
           <w:lang w:val="zh_TW" w:bidi="zh_TW"/>
         </w:rPr>
-        <w:t>，</w:t>
-      </w:r>
-      <w:hyperlink r:id="rId42">
+        <w:t xml:space="preserve">）。 </w:t>
+      </w:r>
+    </w:p>
+    <w:p>
+      <w:pPr>
+        <w:pStyle w:val="ListBullet"/>
+        <w:spacing w:line="240" w:lineRule="auto"/>
+        <w:ind w:left="720"/>
+      </w:pPr>
+      <w:r>
+        <w:rPr>
+          <w:lang w:val="zh_TW" w:bidi="zh_TW"/>
+        </w:rPr>
+      </w:r>
+      <w:r>
+        <w:rPr>
+          <w:lang w:val="zh_TW" w:bidi="zh_TW"/>
+        </w:rPr>
+        <w:t>被稱為使徒的早期基督教領袖經歷了艱難時期。他們這樣做是為了讓神的子民可以得救，並與神永遠同在（</w:t>
+      </w:r>
+      <w:hyperlink r:id="rId27">
         <w:r>
           <w:rPr>
             <w:lang w:val="zh_TW" w:bidi="zh_TW"/>
@@ -946,176 +930,14 @@
             <w:color w:val="0000EE"/>
             <w:u w:val="single"/>
           </w:rPr>
-          <w:t>7:23</w:t>
+          <w:t>提後2:10</w:t>
         </w:r>
       </w:hyperlink>
       <w:r>
         <w:rPr>
           <w:lang w:val="zh_TW" w:bidi="zh_TW"/>
         </w:rPr>
-        <w:t>，</w:t>
-      </w:r>
-      <w:hyperlink r:id="rId43">
-        <w:r>
-          <w:rPr>
-            <w:lang w:val="zh_TW" w:bidi="zh_TW"/>
-          </w:rPr>
-          <w:rPr>
-            <w:color w:val="0000EE"/>
-            <w:u w:val="single"/>
-          </w:rPr>
-          <w:t>8:2</w:t>
-        </w:r>
-      </w:hyperlink>
-      <w:r>
-        <w:rPr>
-          <w:lang w:val="zh_TW" w:bidi="zh_TW"/>
-        </w:rPr>
-        <w:t>；</w:t>
-      </w:r>
-      <w:hyperlink r:id="rId44">
-        <w:r>
-          <w:rPr>
-            <w:lang w:val="zh_TW" w:bidi="zh_TW"/>
-          </w:rPr>
-          <w:rPr>
-            <w:color w:val="0000EE"/>
-            <w:u w:val="single"/>
-          </w:rPr>
-          <w:t>林前15:56</w:t>
-        </w:r>
-      </w:hyperlink>
-      <w:r>
-        <w:rPr>
-          <w:lang w:val="zh_TW" w:bidi="zh_TW"/>
-        </w:rPr>
-        <w:t>），導致各種邪惡的行為——良心麻木（</w:t>
-      </w:r>
-      <w:hyperlink r:id="rId45">
-        <w:r>
-          <w:rPr>
-            <w:lang w:val="zh_TW" w:bidi="zh_TW"/>
-          </w:rPr>
-          <w:rPr>
-            <w:color w:val="0000EE"/>
-            <w:u w:val="single"/>
-          </w:rPr>
-          <w:t>羅7:21–24</w:t>
-        </w:r>
-      </w:hyperlink>
-      <w:r>
-        <w:rPr>
-          <w:lang w:val="zh_TW" w:bidi="zh_TW"/>
-        </w:rPr>
-        <w:t>）、與神的隔絕和死亡的轄制（</w:t>
-      </w:r>
-      <w:hyperlink r:id="rId46">
-        <w:r>
-          <w:rPr>
-            <w:lang w:val="zh_TW" w:bidi="zh_TW"/>
-          </w:rPr>
-          <w:rPr>
-            <w:color w:val="0000EE"/>
-            <w:u w:val="single"/>
-          </w:rPr>
-          <w:t>羅5:10</w:t>
-        </w:r>
-      </w:hyperlink>
-      <w:r>
-        <w:rPr>
-          <w:lang w:val="zh_TW" w:bidi="zh_TW"/>
-        </w:rPr>
-        <w:t>，</w:t>
-      </w:r>
-      <w:hyperlink r:id="rId47">
-        <w:r>
-          <w:rPr>
-            <w:lang w:val="zh_TW" w:bidi="zh_TW"/>
-          </w:rPr>
-          <w:rPr>
-            <w:color w:val="0000EE"/>
-            <w:u w:val="single"/>
-          </w:rPr>
-          <w:t>6:23</w:t>
-        </w:r>
-      </w:hyperlink>
-      <w:r>
-        <w:rPr>
-          <w:lang w:val="zh_TW" w:bidi="zh_TW"/>
-        </w:rPr>
-        <w:t>；</w:t>
-      </w:r>
-      <w:hyperlink r:id="rId48">
-        <w:r>
-          <w:rPr>
-            <w:lang w:val="zh_TW" w:bidi="zh_TW"/>
-          </w:rPr>
-          <w:rPr>
-            <w:color w:val="0000EE"/>
-            <w:u w:val="single"/>
-          </w:rPr>
-          <w:t>弗2:1–5，12</w:t>
-        </w:r>
-      </w:hyperlink>
-      <w:r>
-        <w:rPr>
-          <w:lang w:val="zh_TW" w:bidi="zh_TW"/>
-        </w:rPr>
-        <w:t>；</w:t>
-      </w:r>
-      <w:hyperlink r:id="rId49">
-        <w:r>
-          <w:rPr>
-            <w:lang w:val="zh_TW" w:bidi="zh_TW"/>
-          </w:rPr>
-          <w:rPr>
-            <w:color w:val="0000EE"/>
-            <w:u w:val="single"/>
-          </w:rPr>
-          <w:t>西1:21</w:t>
-        </w:r>
-      </w:hyperlink>
-      <w:r>
-        <w:rPr>
-          <w:lang w:val="zh_TW" w:bidi="zh_TW"/>
-        </w:rPr>
-        <w:t>）。人無法自我改造（</w:t>
-      </w:r>
-      <w:hyperlink r:id="rId50">
-        <w:r>
-          <w:rPr>
-            <w:lang w:val="zh_TW" w:bidi="zh_TW"/>
-          </w:rPr>
-          <w:rPr>
-            <w:color w:val="0000EE"/>
-            <w:u w:val="single"/>
-          </w:rPr>
-          <w:t>羅7:24</w:t>
-        </w:r>
-      </w:hyperlink>
-      <w:r>
-        <w:rPr>
-          <w:lang w:val="zh_TW" w:bidi="zh_TW"/>
-        </w:rPr>
-        <w:t>）。保羅對這種絕望的普遍狀況有不同的解釋。一些讀者認為</w:t>
-      </w:r>
-      <w:hyperlink r:id="rId51">
-        <w:r>
-          <w:rPr>
-            <w:lang w:val="zh_TW" w:bidi="zh_TW"/>
-          </w:rPr>
-          <w:rPr>
-            <w:color w:val="0000EE"/>
-            <w:u w:val="single"/>
-          </w:rPr>
-          <w:t>羅馬書五章12至21節</w:t>
-        </w:r>
-      </w:hyperlink>
-      <w:r>
-        <w:rPr>
-          <w:lang w:val="zh_TW" w:bidi="zh_TW"/>
-        </w:rPr>
-        <w:t>說亞當的罪是所有罪的根源；另一些人則認為這是所有罪的「樣式（similitude）」。無論如何，保羅的核心思想是「每個人都是自己的亞當」，意即每個人都要為自己的罪性負上完全的責任，即使這罪性是從亞當遺傳而來。</w:t>
+        <w:t>）。</w:t>
       </w:r>
     </w:p>
     <w:p>
@@ -1129,9 +951,9 @@
         <w:rPr>
           <w:lang w:val="zh_TW" w:bidi="zh_TW"/>
         </w:rPr>
-        <w:t>保羅認為，解決罪的方法在於信徒與基督同死——對罪、對自我、對世界的死。與此同時，充滿大能的聖靈使人的生命從內裡更新，將人塑造成為基督的樣式，成為新造的人（</w:t>
-      </w:r>
-      <w:hyperlink r:id="rId52">
+        <w:t>選民是以他們對神的信心著稱（</w:t>
+      </w:r>
+      <w:hyperlink r:id="rId28">
         <w:r>
           <w:rPr>
             <w:lang w:val="zh_TW" w:bidi="zh_TW"/>
@@ -1140,16 +962,16 @@
             <w:color w:val="0000EE"/>
             <w:u w:val="single"/>
           </w:rPr>
-          <w:t>羅3:21–26</w:t>
+          <w:t>多1:1</w:t>
         </w:r>
       </w:hyperlink>
       <w:r>
         <w:rPr>
           <w:lang w:val="zh_TW" w:bidi="zh_TW"/>
         </w:rPr>
-        <w:t>，</w:t>
-      </w:r>
-      <w:hyperlink r:id="rId53">
+        <w:t>）。他們的行為應該顯示出他們是神的子民（</w:t>
+      </w:r>
+      <w:hyperlink r:id="rId25">
         <w:r>
           <w:rPr>
             <w:lang w:val="zh_TW" w:bidi="zh_TW"/>
@@ -1158,16 +980,16 @@
             <w:color w:val="0000EE"/>
             <w:u w:val="single"/>
           </w:rPr>
-          <w:t>5:6–9</w:t>
+          <w:t>西3:12</w:t>
         </w:r>
       </w:hyperlink>
       <w:r>
         <w:rPr>
           <w:lang w:val="zh_TW" w:bidi="zh_TW"/>
         </w:rPr>
-        <w:t>、</w:t>
-      </w:r>
-      <w:hyperlink r:id="rId54">
+        <w:t>）。他們必須堅定自己的呼召和揀選，也就是說，他們必須通過他們的生活方式來顯示他們屬於神（</w:t>
+      </w:r>
+      <w:hyperlink r:id="rId30">
         <w:r>
           <w:rPr>
             <w:lang w:val="zh_TW" w:bidi="zh_TW"/>
@@ -1176,16 +998,16 @@
             <w:color w:val="0000EE"/>
             <w:u w:val="single"/>
           </w:rPr>
-          <w:t>6</w:t>
+          <w:t>彼後1:10</w:t>
         </w:r>
       </w:hyperlink>
       <w:r>
         <w:rPr>
           <w:lang w:val="zh_TW" w:bidi="zh_TW"/>
         </w:rPr>
-        <w:t>，</w:t>
-      </w:r>
-      <w:hyperlink r:id="rId55">
+        <w:t>）。他們必須繼續忠於那位呼召他們的主（</w:t>
+      </w:r>
+      <w:hyperlink r:id="rId31">
         <w:r>
           <w:rPr>
             <w:lang w:val="zh_TW" w:bidi="zh_TW"/>
@@ -1194,25 +1016,7 @@
             <w:color w:val="0000EE"/>
             <w:u w:val="single"/>
           </w:rPr>
-          <w:t>8:1–4、28–29</w:t>
-        </w:r>
-      </w:hyperlink>
-      <w:r>
-        <w:rPr>
-          <w:lang w:val="zh_TW" w:bidi="zh_TW"/>
-        </w:rPr>
-        <w:t>；</w:t>
-      </w:r>
-      <w:hyperlink r:id="rId56">
-        <w:r>
-          <w:rPr>
-            <w:lang w:val="zh_TW" w:bidi="zh_TW"/>
-          </w:rPr>
-          <w:rPr>
-            <w:color w:val="0000EE"/>
-            <w:u w:val="single"/>
-          </w:rPr>
-          <w:t>林後5:14–21</w:t>
+          <w:t>啟17:14</w:t>
         </w:r>
       </w:hyperlink>
       <w:r>
@@ -1229,6 +1033,204 @@
           <w:lang w:val="zh_TW" w:bidi="zh_TW"/>
         </w:rPr>
       </w:r>
+      <w:hyperlink r:id="rId37">
+        <w:r>
+          <w:rPr>
+            <w:lang w:val="zh_TW" w:bidi="zh_TW"/>
+          </w:rPr>
+          <w:rPr>
+            <w:color w:val="0000EE"/>
+            <w:u w:val="single"/>
+          </w:rPr>
+          <w:t>馬太福音二十二章14節</w:t>
+        </w:r>
+      </w:hyperlink>
+      <w:r>
+        <w:rPr>
+          <w:lang w:val="zh_TW" w:bidi="zh_TW"/>
+        </w:rPr>
+        <w:t>解釋了神的呼召與人的回應之間的關係：「因為被召的人多，選上的人少。」雖然神通過福音呼召了許多人，但只有一部分人回應這個呼召並成為祂的選民。</w:t>
+      </w:r>
+    </w:p>
+    <w:p>
+      <w:pPr/>
+      <w:r>
+        <w:rPr>
+          <w:lang w:val="zh_TW" w:bidi="zh_TW"/>
+        </w:rPr>
+      </w:r>
+      <w:r>
+        <w:rPr>
+          <w:lang w:val="zh_TW" w:bidi="zh_TW"/>
+        </w:rPr>
+        <w:t>聖經並未完全解釋為什麼只有一些人成為神的子民。當然，當一個人確實回應神的呼召時，那是因為福音臨到了他或她「不獨在乎言語，也在乎權能和聖靈，並充足的信心」（</w:t>
+      </w:r>
+      <w:hyperlink r:id="rId38">
+        <w:r>
+          <w:rPr>
+            <w:lang w:val="zh_TW" w:bidi="zh_TW"/>
+          </w:rPr>
+          <w:rPr>
+            <w:color w:val="0000EE"/>
+            <w:u w:val="single"/>
+          </w:rPr>
+          <w:t>帖前1:4–5</w:t>
+        </w:r>
+      </w:hyperlink>
+      <w:r>
+        <w:rPr>
+          <w:lang w:val="zh_TW" w:bidi="zh_TW"/>
+        </w:rPr>
+        <w:t>）。人們拒絕福音，是因為他們因罪和過分相信自己的作為而變得心硬。聖經並未進一步解釋，所以基督徒不應該嘗試添加自己的解釋。</w:t>
+      </w:r>
+    </w:p>
+    <w:p>
+      <w:pPr/>
+      <w:r>
+        <w:rPr>
+          <w:lang w:val="zh_TW" w:bidi="zh_TW"/>
+        </w:rPr>
+      </w:r>
+      <w:r>
+        <w:rPr>
+          <w:lang w:val="zh_TW" w:bidi="zh_TW"/>
+        </w:rPr>
+        <w:t>「揀選」也可以意味著神揀選人來完成特殊的任務。耶穌從一大群跟隨祂的人中選擇了十二個門徒（</w:t>
+      </w:r>
+      <w:hyperlink r:id="rId39">
+        <w:r>
+          <w:rPr>
+            <w:lang w:val="zh_TW" w:bidi="zh_TW"/>
+          </w:rPr>
+          <w:rPr>
+            <w:color w:val="0000EE"/>
+            <w:u w:val="single"/>
+          </w:rPr>
+          <w:t>路6:13</w:t>
+        </w:r>
+      </w:hyperlink>
+      <w:r>
+        <w:rPr>
+          <w:lang w:val="zh_TW" w:bidi="zh_TW"/>
+        </w:rPr>
+        <w:t>；</w:t>
+      </w:r>
+      <w:hyperlink r:id="rId40">
+        <w:r>
+          <w:rPr>
+            <w:lang w:val="zh_TW" w:bidi="zh_TW"/>
+          </w:rPr>
+          <w:rPr>
+            <w:color w:val="0000EE"/>
+            <w:u w:val="single"/>
+          </w:rPr>
+          <w:t>徒1:2</w:t>
+        </w:r>
+      </w:hyperlink>
+      <w:r>
+        <w:rPr>
+          <w:lang w:val="zh_TW" w:bidi="zh_TW"/>
+        </w:rPr>
+        <w:t>）。同樣，在約翰福音中，耶穌說祂雖然揀選了十二個門徒，但祂稱出賣祂的猶大為「魔鬼」（</w:t>
+      </w:r>
+      <w:hyperlink r:id="rId41">
+        <w:r>
+          <w:rPr>
+            <w:lang w:val="zh_TW" w:bidi="zh_TW"/>
+          </w:rPr>
+          <w:rPr>
+            <w:color w:val="0000EE"/>
+            <w:u w:val="single"/>
+          </w:rPr>
+          <w:t>約6:70</w:t>
+        </w:r>
+      </w:hyperlink>
+      <w:r>
+        <w:rPr>
+          <w:lang w:val="zh_TW" w:bidi="zh_TW"/>
+        </w:rPr>
+        <w:t>，</w:t>
+      </w:r>
+      <w:hyperlink r:id="rId42">
+        <w:r>
+          <w:rPr>
+            <w:lang w:val="zh_TW" w:bidi="zh_TW"/>
+          </w:rPr>
+          <w:rPr>
+            <w:color w:val="0000EE"/>
+            <w:u w:val="single"/>
+          </w:rPr>
+          <w:t>13:18</w:t>
+        </w:r>
+      </w:hyperlink>
+      <w:r>
+        <w:rPr>
+          <w:lang w:val="zh_TW" w:bidi="zh_TW"/>
+        </w:rPr>
+        <w:t>）。當需要選出另一位門徒來取代猶大時，教會向耶穌祈禱，請耶穌指示他們應該從兩個人中挑選哪一個加入十二使徒（</w:t>
+      </w:r>
+      <w:hyperlink r:id="rId43">
+        <w:r>
+          <w:rPr>
+            <w:lang w:val="zh_TW" w:bidi="zh_TW"/>
+          </w:rPr>
+          <w:rPr>
+            <w:color w:val="0000EE"/>
+            <w:u w:val="single"/>
+          </w:rPr>
+          <w:t>徒1:24</w:t>
+        </w:r>
+      </w:hyperlink>
+      <w:r>
+        <w:rPr>
+          <w:lang w:val="zh_TW" w:bidi="zh_TW"/>
+        </w:rPr>
+        <w:t>）。彼得說神揀選了他向外邦人傳福音（</w:t>
+      </w:r>
+      <w:hyperlink r:id="rId44">
+        <w:r>
+          <w:rPr>
+            <w:lang w:val="zh_TW" w:bidi="zh_TW"/>
+          </w:rPr>
+          <w:rPr>
+            <w:color w:val="0000EE"/>
+            <w:u w:val="single"/>
+          </w:rPr>
+          <w:t>15:7</w:t>
+        </w:r>
+      </w:hyperlink>
+      <w:r>
+        <w:rPr>
+          <w:lang w:val="zh_TW" w:bidi="zh_TW"/>
+        </w:rPr>
+        <w:t>）。 同樣，保羅說神揀選他將信息帶給外邦人（</w:t>
+      </w:r>
+      <w:hyperlink r:id="rId45">
+        <w:r>
+          <w:rPr>
+            <w:lang w:val="zh_TW" w:bidi="zh_TW"/>
+          </w:rPr>
+          <w:rPr>
+            <w:color w:val="0000EE"/>
+            <w:u w:val="single"/>
+          </w:rPr>
+          <w:t>9:15</w:t>
+        </w:r>
+      </w:hyperlink>
+      <w:r>
+        <w:rPr>
+          <w:lang w:val="zh_TW" w:bidi="zh_TW"/>
+        </w:rPr>
+        <w:t>）。這些例子顯示神在基督徒宣教中採取的第一步，祂揀選人以不同的方式來事奉祂。</w:t>
+      </w:r>
+    </w:p>
+    <w:p>
+      <w:pPr/>
+      <w:r>
+        <w:rPr>
+          <w:lang w:val="zh_TW" w:bidi="zh_TW"/>
+        </w:rPr>
+      </w:r>
       <w:r>
         <w:rPr>
           <w:i/>
@@ -1246,7 +1248,7 @@
         <w:rPr>
           <w:lang w:val="zh_TW" w:bidi="zh_TW"/>
         </w:rPr>
-        <w:t>肉體</w:t>
+        <w:t>預知</w:t>
       </w:r>
       <w:r>
         <w:rPr>
@@ -1258,49 +1260,7 @@
         <w:rPr>
           <w:lang w:val="zh_TW" w:bidi="zh_TW"/>
         </w:rPr>
-        <w:t>稱義</w:t>
-      </w:r>
-      <w:r>
-        <w:rPr>
-          <w:lang w:val="zh_TW" w:bidi="zh_TW"/>
-        </w:rPr>
-        <w:t>，</w:t>
-      </w:r>
-      <w:r>
-        <w:rPr>
-          <w:lang w:val="zh_TW" w:bidi="zh_TW"/>
-        </w:rPr>
-        <w:t>被</w:t>
-      </w:r>
-      <w:r>
-        <w:rPr>
-          <w:lang w:val="zh_TW" w:bidi="zh_TW"/>
-        </w:rPr>
-        <w:t>稱義</w:t>
-      </w:r>
-      <w:r>
-        <w:rPr>
-          <w:lang w:val="zh_TW" w:bidi="zh_TW"/>
-        </w:rPr>
-        <w:t>；</w:t>
-      </w:r>
-      <w:r>
-        <w:rPr>
-          <w:lang w:val="zh_TW" w:bidi="zh_TW"/>
-        </w:rPr>
-        <w:t>至死的罪</w:t>
-      </w:r>
-      <w:r>
-        <w:rPr>
-          <w:lang w:val="zh_TW" w:bidi="zh_TW"/>
-        </w:rPr>
-        <w:t>；</w:t>
-      </w:r>
-      <w:r>
-        <w:rPr>
-          <w:lang w:val="zh_TW" w:bidi="zh_TW"/>
-        </w:rPr>
-        <w:t>不可赦免的罪</w:t>
+        <w:t>預定</w:t>
       </w:r>
       <w:r>
         <w:rPr>

--- a/zht/docx/153.content.docx
+++ b/zht/docx/153.content.docx
@@ -19,7 +19,7 @@
         <w:rPr>
           <w:lang w:val="zh_TW" w:bidi="zh_TW"/>
         </w:rPr>
-        <w:t>Resource: 聖經詞典 (Tyndale)</w:t>
+        <w:t>Resource: Tyndale Open Bible Dictionary</w:t>
       </w:r>
       <w:r>
         <w:rPr>
@@ -112,7 +112,7 @@
         <w:rPr>
           <w:lang w:val="zh_TW" w:bidi="zh_TW"/>
         </w:rPr>
-        <w:t>聖經詞典 (Tyndale)</w:t>
+        <w:t>Tyndale Open Bible Dictionary</w:t>
       </w:r>
     </w:p>
     <w:p>
@@ -149,7 +149,7 @@
         <w:rPr>
           <w:lang w:val="zh_TW" w:bidi="zh_TW"/>
         </w:rPr>
-        <w:t>xuan</w:t>
+        <w:t>xia</w:t>
       </w:r>
       <w:r>
         <w:rPr>
@@ -212,7 +212,7 @@
         <w:rPr>
           <w:lang w:val="zh_TW" w:bidi="zh_TW"/>
         </w:rPr>
-        <w:t>選舉</w:t>
+        <w:t>瞎眼</w:t>
       </w:r>
       <w:r>
         <w:rPr>
@@ -231,7 +231,18 @@
         <w:rPr>
           <w:lang w:val="zh_TW" w:bidi="zh_TW"/>
         </w:rPr>
-        <w:t>在現代英文中，這些詞語指的是一群人選擇領袖或代表的過程，通常涉及從幾個候選人中做出選擇。</w:t>
+        <w:t>無法看見的態狀。瞎眼在古代近東地區十分普遍，至今仍在許多貧困和部落社區中常見，特別是在缺乏現代醫療資源的地方。</w:t>
+      </w:r>
+    </w:p>
+    <w:p>
+      <w:pPr>
+        <w:pStyle w:val="Heading3"/>
+      </w:pPr>
+      <w:r>
+        <w:rPr>
+          <w:lang w:val="zh_TW" w:bidi="zh_TW"/>
+        </w:rPr>
+        <w:t>什麼原因導致失明？</w:t>
       </w:r>
     </w:p>
     <w:p>
@@ -245,7 +256,7 @@
         <w:rPr>
           <w:lang w:val="zh_TW" w:bidi="zh_TW"/>
         </w:rPr>
-        <w:t>當「揀選（elect）」這個動詞在聖經中以神學意義使用時，通常是指神的行動，指神在做出選擇。在舊約中，它是用來指神揀選以色列成為祂的子民（參</w:t>
+        <w:t>聖經沒有討論瞎眼的醫學原因，但可能與個人衛生欠佳和不衛生（不清潔或骯髒）的生活環境有關。新生嬰兒最容易受影響。大多數天生瞎眼（</w:t>
       </w:r>
       <w:hyperlink r:id="rId13">
         <w:r>
@@ -256,16 +267,16 @@
             <w:color w:val="0000EE"/>
             <w:u w:val="single"/>
           </w:rPr>
-          <w:t>徒13:17</w:t>
+          <w:t>約9:1</w:t>
         </w:r>
       </w:hyperlink>
       <w:r>
         <w:rPr>
           <w:lang w:val="zh_TW" w:bidi="zh_TW"/>
         </w:rPr>
-        <w:t>）。以色列成為神的子民，不是因為他們決定要屬於神，而是因為神揀選了他們。神這樣做是因為祂對亞伯拉罕的應許，而不是因為以色列有什麼特別之處（</w:t>
-      </w:r>
-      <w:hyperlink r:id="rId14">
+        <w:t>–</w:t>
+      </w:r>
+      <w:hyperlink r:id="rId13">
         <w:r>
           <w:rPr>
             <w:lang w:val="zh_TW" w:bidi="zh_TW"/>
@@ -274,50 +285,14 @@
             <w:color w:val="0000EE"/>
             <w:u w:val="single"/>
           </w:rPr>
-          <w:t>申7:7–8</w:t>
+          <w:t>3</w:t>
         </w:r>
       </w:hyperlink>
       <w:r>
         <w:rPr>
           <w:lang w:val="zh_TW" w:bidi="zh_TW"/>
         </w:rPr>
-        <w:t>）。神也揀選他們的領袖，如掃羅和大衛（</w:t>
-      </w:r>
-      <w:hyperlink r:id="rId15">
-        <w:r>
-          <w:rPr>
-            <w:lang w:val="zh_TW" w:bidi="zh_TW"/>
-          </w:rPr>
-          <w:rPr>
-            <w:color w:val="0000EE"/>
-            <w:u w:val="single"/>
-          </w:rPr>
-          <w:t>撒上10:24</w:t>
-        </w:r>
-      </w:hyperlink>
-      <w:r>
-        <w:rPr>
-          <w:lang w:val="zh_TW" w:bidi="zh_TW"/>
-        </w:rPr>
-        <w:t>；</w:t>
-      </w:r>
-      <w:hyperlink r:id="rId16">
-        <w:r>
-          <w:rPr>
-            <w:lang w:val="zh_TW" w:bidi="zh_TW"/>
-          </w:rPr>
-          <w:rPr>
-            <w:color w:val="0000EE"/>
-            <w:u w:val="single"/>
-          </w:rPr>
-          <w:t>撒下6:21</w:t>
-        </w:r>
-      </w:hyperlink>
-      <w:r>
-        <w:rPr>
-          <w:lang w:val="zh_TW" w:bidi="zh_TW"/>
-        </w:rPr>
-        <w:t>）。這些揀選是由神單獨決定的，而不是由人們投票決定的。因此，這個詞表示神的權柄，神有權決定將會發生的事情，這是獨立於人的選擇之外。</w:t>
+        <w:t>）可能是母親將細菌（如淋病菌）傳給嬰兒眼睛所致。感染後，眼睛會在三天內出現炎症、膿液和腫脹。當時的基本醫療無法防止眼睛的受害。</w:t>
       </w:r>
     </w:p>
     <w:p>
@@ -331,79 +306,7 @@
         <w:rPr>
           <w:lang w:val="zh_TW" w:bidi="zh_TW"/>
         </w:rPr>
-        <w:t>新約聖經也有類似的概念。神的子民被描述為祂的「選民（his elect）」或「神的選民（chosen ones）」。耶穌在談到未來人子（Son of Man，耶穌用來稱呼自己的稱號）要來並聚集神的子民時，使用了這個詞語（</w:t>
-      </w:r>
-      <w:hyperlink r:id="rId17">
-        <w:r>
-          <w:rPr>
-            <w:lang w:val="zh_TW" w:bidi="zh_TW"/>
-          </w:rPr>
-          <w:rPr>
-            <w:color w:val="0000EE"/>
-            <w:u w:val="single"/>
-          </w:rPr>
-          <w:t>可13:20、27</w:t>
-        </w:r>
-      </w:hyperlink>
-      <w:r>
-        <w:rPr>
-          <w:lang w:val="zh_TW" w:bidi="zh_TW"/>
-        </w:rPr>
-        <w:t>）。耶穌將顯明，神的子民受苦並耐心等待祂是正確的（</w:t>
-      </w:r>
-      <w:hyperlink r:id="rId18">
-        <w:r>
-          <w:rPr>
-            <w:lang w:val="zh_TW" w:bidi="zh_TW"/>
-          </w:rPr>
-          <w:rPr>
-            <w:color w:val="0000EE"/>
-            <w:u w:val="single"/>
-          </w:rPr>
-          <w:t>路18:7</w:t>
-        </w:r>
-      </w:hyperlink>
-      <w:r>
-        <w:rPr>
-          <w:lang w:val="zh_TW" w:bidi="zh_TW"/>
-        </w:rPr>
-        <w:t>）。在</w:t>
-      </w:r>
-      <w:hyperlink r:id="rId19">
-        <w:r>
-          <w:rPr>
-            <w:lang w:val="zh_TW" w:bidi="zh_TW"/>
-          </w:rPr>
-          <w:rPr>
-            <w:color w:val="0000EE"/>
-            <w:u w:val="single"/>
-          </w:rPr>
-          <w:t>彼得前書二章9節</w:t>
-        </w:r>
-      </w:hyperlink>
-      <w:r>
-        <w:rPr>
-          <w:lang w:val="zh_TW" w:bidi="zh_TW"/>
-        </w:rPr>
-        <w:t>，神的子民被稱為「被揀選的族類（chosen [elect] people）」。這句話最初是用在以色列民身上的（</w:t>
-      </w:r>
-      <w:hyperlink r:id="rId20">
-        <w:r>
-          <w:rPr>
-            <w:lang w:val="zh_TW" w:bidi="zh_TW"/>
-          </w:rPr>
-          <w:rPr>
-            <w:color w:val="0000EE"/>
-            <w:u w:val="single"/>
-          </w:rPr>
-          <w:t>賽43:20</w:t>
-        </w:r>
-      </w:hyperlink>
-      <w:r>
-        <w:rPr>
-          <w:lang w:val="zh_TW" w:bidi="zh_TW"/>
-        </w:rPr>
-        <w:t>），這表明舊約中神的子民與新約中的基督教會是相聯繫的。神對以色列人的應許，現在在教會中得以實現。</w:t>
+        <w:t>現代醫學可以用眼藥水醫治嬰兒的眼疾，但對於貧困的人來說，並不總是可以獲得這些藥物，今天在中東的某些地區甚至拒絕使用藥物。嬰兒和幼兒還面臨其它由害蟲傳播的眼疾的威脅。這些疾病會導致嚴重的結痂、眼瞼下垂、睫毛脫落，最終完全瞎眼。在世界的某些地方，有民間迷信仍然容許蒼蠅在嬰兒身上飛來飛去。</w:t>
       </w:r>
     </w:p>
     <w:p>
@@ -417,9 +320,99 @@
         <w:rPr>
           <w:lang w:val="zh_TW" w:bidi="zh_TW"/>
         </w:rPr>
-        <w:t>在</w:t>
-      </w:r>
-      <w:hyperlink r:id="rId21">
+        <w:t>成年人瞎眼的原因可能包括：</w:t>
+      </w:r>
+    </w:p>
+    <w:p>
+      <w:pPr>
+        <w:pStyle w:val="ListBullet"/>
+        <w:spacing w:line="240" w:lineRule="auto"/>
+        <w:ind w:left="720"/>
+      </w:pPr>
+      <w:r>
+        <w:rPr>
+          <w:lang w:val="zh_TW" w:bidi="zh_TW"/>
+        </w:rPr>
+      </w:r>
+      <w:r>
+        <w:rPr>
+          <w:lang w:val="zh_TW" w:bidi="zh_TW"/>
+        </w:rPr>
+        <w:t>瘧疾</w:t>
+      </w:r>
+    </w:p>
+    <w:p>
+      <w:pPr>
+        <w:pStyle w:val="ListBullet"/>
+        <w:spacing w:line="240" w:lineRule="auto"/>
+        <w:ind w:left="720"/>
+      </w:pPr>
+      <w:r>
+        <w:rPr>
+          <w:lang w:val="zh_TW" w:bidi="zh_TW"/>
+        </w:rPr>
+      </w:r>
+      <w:r>
+        <w:rPr>
+          <w:lang w:val="zh_TW" w:bidi="zh_TW"/>
+        </w:rPr>
+        <w:t>長時間暴露在沙塵暴中</w:t>
+      </w:r>
+    </w:p>
+    <w:p>
+      <w:pPr>
+        <w:pStyle w:val="ListBullet"/>
+        <w:spacing w:line="240" w:lineRule="auto"/>
+        <w:ind w:left="720"/>
+      </w:pPr>
+      <w:r>
+        <w:rPr>
+          <w:lang w:val="zh_TW" w:bidi="zh_TW"/>
+        </w:rPr>
+      </w:r>
+      <w:r>
+        <w:rPr>
+          <w:lang w:val="zh_TW" w:bidi="zh_TW"/>
+        </w:rPr>
+        <w:t>曠野中的陽光刺眼</w:t>
+      </w:r>
+    </w:p>
+    <w:p>
+      <w:pPr>
+        <w:pStyle w:val="ListBullet"/>
+        <w:spacing w:line="240" w:lineRule="auto"/>
+        <w:ind w:left="720"/>
+      </w:pPr>
+      <w:r>
+        <w:rPr>
+          <w:lang w:val="zh_TW" w:bidi="zh_TW"/>
+        </w:rPr>
+      </w:r>
+      <w:r>
+        <w:rPr>
+          <w:lang w:val="zh_TW" w:bidi="zh_TW"/>
+        </w:rPr>
+        <w:t>意外受傷</w:t>
+      </w:r>
+    </w:p>
+    <w:p>
+      <w:pPr>
+        <w:pStyle w:val="ListBullet"/>
+        <w:spacing w:line="240" w:lineRule="auto"/>
+        <w:ind w:left="720"/>
+      </w:pPr>
+      <w:r>
+        <w:rPr>
+          <w:lang w:val="zh_TW" w:bidi="zh_TW"/>
+        </w:rPr>
+      </w:r>
+      <w:r>
+        <w:rPr>
+          <w:lang w:val="zh_TW" w:bidi="zh_TW"/>
+        </w:rPr>
+        <w:t>懲罰（如參孫，</w:t>
+      </w:r>
+      <w:hyperlink r:id="rId14">
         <w:r>
           <w:rPr>
             <w:lang w:val="zh_TW" w:bidi="zh_TW"/>
@@ -428,16 +421,34 @@
             <w:color w:val="0000EE"/>
             <w:u w:val="single"/>
           </w:rPr>
-          <w:t>羅馬書九至十一章</w:t>
+          <w:t>士16:21</w:t>
         </w:r>
       </w:hyperlink>
       <w:r>
         <w:rPr>
           <w:lang w:val="zh_TW" w:bidi="zh_TW"/>
         </w:rPr>
-        <w:t>，保羅談到一個問題：為什麼大多數猶太人拒絕了關於耶穌的好消息，而許多外邦人卻接受了呢？他說，現在有一小群（或餘民）的猶太人相信。神揀選了這群人是因著神的恩典，這群人是「選民」。這小群人得到了神原本為整個以色列所預備的福分。保羅說，許多人沒有接受這個信息，因為他們對此漸漸不再敏感。他將此描述為「頑梗不化」，這與人類普遍背離神的傾向有關（</w:t>
-      </w:r>
-      <w:hyperlink r:id="rId22">
+        <w:t>）</w:t>
+      </w:r>
+    </w:p>
+    <w:p>
+      <w:pPr>
+        <w:pStyle w:val="ListBullet"/>
+        <w:spacing w:line="240" w:lineRule="auto"/>
+        <w:ind w:left="720"/>
+      </w:pPr>
+      <w:r>
+        <w:rPr>
+          <w:lang w:val="zh_TW" w:bidi="zh_TW"/>
+        </w:rPr>
+      </w:r>
+      <w:r>
+        <w:rPr>
+          <w:lang w:val="zh_TW" w:bidi="zh_TW"/>
+        </w:rPr>
+        <w:t>年老（</w:t>
+      </w:r>
+      <w:hyperlink r:id="rId15">
         <w:r>
           <w:rPr>
             <w:lang w:val="zh_TW" w:bidi="zh_TW"/>
@@ -446,14 +457,61 @@
             <w:color w:val="0000EE"/>
             <w:u w:val="single"/>
           </w:rPr>
-          <w:t>羅11:5–7</w:t>
+          <w:t>創27:1</w:t>
         </w:r>
       </w:hyperlink>
       <w:r>
         <w:rPr>
           <w:lang w:val="zh_TW" w:bidi="zh_TW"/>
         </w:rPr>
-        <w:t>）。</w:t>
+        <w:t>；</w:t>
+      </w:r>
+      <w:hyperlink r:id="rId16">
+        <w:r>
+          <w:rPr>
+            <w:lang w:val="zh_TW" w:bidi="zh_TW"/>
+          </w:rPr>
+          <w:rPr>
+            <w:color w:val="0000EE"/>
+            <w:u w:val="single"/>
+          </w:rPr>
+          <w:t>撒上4:15</w:t>
+        </w:r>
+      </w:hyperlink>
+      <w:r>
+        <w:rPr>
+          <w:lang w:val="zh_TW" w:bidi="zh_TW"/>
+        </w:rPr>
+        <w:t>；</w:t>
+      </w:r>
+      <w:hyperlink r:id="rId17">
+        <w:r>
+          <w:rPr>
+            <w:lang w:val="zh_TW" w:bidi="zh_TW"/>
+          </w:rPr>
+          <w:rPr>
+            <w:color w:val="0000EE"/>
+            <w:u w:val="single"/>
+          </w:rPr>
+          <w:t>王上14:4</w:t>
+        </w:r>
+      </w:hyperlink>
+      <w:r>
+        <w:rPr>
+          <w:lang w:val="zh_TW" w:bidi="zh_TW"/>
+        </w:rPr>
+        <w:t>）</w:t>
+      </w:r>
+    </w:p>
+    <w:p>
+      <w:pPr>
+        <w:pStyle w:val="Heading3"/>
+      </w:pPr>
+      <w:r>
+        <w:rPr>
+          <w:lang w:val="zh_TW" w:bidi="zh_TW"/>
+        </w:rPr>
+        <w:t>舊約中的瞎眼</w:t>
       </w:r>
     </w:p>
     <w:p>
@@ -467,9 +525,9 @@
         <w:rPr>
           <w:lang w:val="zh_TW" w:bidi="zh_TW"/>
         </w:rPr>
-        <w:t>然而，保羅說神並沒有取消祂揀選以色列作為祂的子民。保羅解釋說，雖然許多猶太人沒有接受關於耶穌的信息，但這使得外邦人也能接受神的祝福。保羅強調神仍然愛猶太人，並且不會收回對他們的應許（</w:t>
-      </w:r>
-      <w:hyperlink r:id="rId23">
+        <w:t>舊約聖經要求特別關心瞎子（</w:t>
+      </w:r>
+      <w:hyperlink r:id="rId18">
         <w:r>
           <w:rPr>
             <w:lang w:val="zh_TW" w:bidi="zh_TW"/>
@@ -478,14 +536,61 @@
             <w:color w:val="0000EE"/>
             <w:u w:val="single"/>
           </w:rPr>
-          <w:t>羅11:28</w:t>
+          <w:t>利19:14</w:t>
         </w:r>
       </w:hyperlink>
       <w:r>
         <w:rPr>
           <w:lang w:val="zh_TW" w:bidi="zh_TW"/>
         </w:rPr>
-        <w:t>）。正因如此，保羅相信將來會有許多猶太人歸向神。</w:t>
+        <w:t>）。誤導瞎子的人會受到懲罰（</w:t>
+      </w:r>
+      <w:hyperlink r:id="rId19">
+        <w:r>
+          <w:rPr>
+            <w:lang w:val="zh_TW" w:bidi="zh_TW"/>
+          </w:rPr>
+          <w:rPr>
+            <w:color w:val="0000EE"/>
+            <w:u w:val="single"/>
+          </w:rPr>
+          <w:t>申27:18</w:t>
+        </w:r>
+      </w:hyperlink>
+      <w:r>
+        <w:rPr>
+          <w:lang w:val="zh_TW" w:bidi="zh_TW"/>
+        </w:rPr>
+        <w:t>）。不允許瞎子擔任祭司（</w:t>
+      </w:r>
+      <w:hyperlink r:id="rId20">
+        <w:r>
+          <w:rPr>
+            <w:lang w:val="zh_TW" w:bidi="zh_TW"/>
+          </w:rPr>
+          <w:rPr>
+            <w:color w:val="0000EE"/>
+            <w:u w:val="single"/>
+          </w:rPr>
+          <w:t>利21:18</w:t>
+        </w:r>
+      </w:hyperlink>
+      <w:r>
+        <w:rPr>
+          <w:lang w:val="zh_TW" w:bidi="zh_TW"/>
+        </w:rPr>
+        <w:t>）。</w:t>
+      </w:r>
+    </w:p>
+    <w:p>
+      <w:pPr>
+        <w:pStyle w:val="Heading3"/>
+      </w:pPr>
+      <w:r>
+        <w:rPr>
+          <w:lang w:val="zh_TW" w:bidi="zh_TW"/>
+        </w:rPr>
+        <w:t>新約中的瞎眼</w:t>
       </w:r>
     </w:p>
     <w:p>
@@ -499,7 +604,115 @@
         <w:rPr>
           <w:lang w:val="zh_TW" w:bidi="zh_TW"/>
         </w:rPr>
-        <w:t>聖經中翻譯為「選民」的詞語通常以複數形式出現，指的是所有神的子民或特定地方教會的成員（</w:t>
+        <w:t>耶穌的醫治事工應驗了預言，讓瞎子得看見（</w:t>
+      </w:r>
+      <w:hyperlink r:id="rId21">
+        <w:r>
+          <w:rPr>
+            <w:lang w:val="zh_TW" w:bidi="zh_TW"/>
+          </w:rPr>
+          <w:rPr>
+            <w:color w:val="0000EE"/>
+            <w:u w:val="single"/>
+          </w:rPr>
+          <w:t>路4:18</w:t>
+        </w:r>
+      </w:hyperlink>
+      <w:r>
+        <w:rPr>
+          <w:lang w:val="zh_TW" w:bidi="zh_TW"/>
+        </w:rPr>
+        <w:t>）。耶穌恢復視力的能力證明給施洗約翰看，祂就是彌賽亞（</w:t>
+      </w:r>
+      <w:hyperlink r:id="rId22">
+        <w:r>
+          <w:rPr>
+            <w:lang w:val="zh_TW" w:bidi="zh_TW"/>
+          </w:rPr>
+          <w:rPr>
+            <w:color w:val="0000EE"/>
+            <w:u w:val="single"/>
+          </w:rPr>
+          <w:t>太11:5</w:t>
+        </w:r>
+      </w:hyperlink>
+      <w:r>
+        <w:rPr>
+          <w:lang w:val="zh_TW" w:bidi="zh_TW"/>
+        </w:rPr>
+        <w:t>）。耶穌曾醫治：</w:t>
+      </w:r>
+    </w:p>
+    <w:p>
+      <w:pPr>
+        <w:pStyle w:val="ListBullet"/>
+        <w:spacing w:line="240" w:lineRule="auto"/>
+        <w:ind w:left="720"/>
+      </w:pPr>
+      <w:r>
+        <w:rPr>
+          <w:lang w:val="zh_TW" w:bidi="zh_TW"/>
+        </w:rPr>
+      </w:r>
+      <w:r>
+        <w:rPr>
+          <w:lang w:val="zh_TW" w:bidi="zh_TW"/>
+        </w:rPr>
+        <w:t>加利利的兩個瞎子（</w:t>
+      </w:r>
+      <w:hyperlink r:id="rId23">
+        <w:r>
+          <w:rPr>
+            <w:lang w:val="zh_TW" w:bidi="zh_TW"/>
+          </w:rPr>
+          <w:rPr>
+            <w:color w:val="0000EE"/>
+            <w:u w:val="single"/>
+          </w:rPr>
+          <w:t>太9:27</w:t>
+        </w:r>
+      </w:hyperlink>
+      <w:r>
+        <w:rPr>
+          <w:lang w:val="zh_TW" w:bidi="zh_TW"/>
+        </w:rPr>
+        <w:t>–</w:t>
+      </w:r>
+      <w:hyperlink r:id="rId23">
+        <w:r>
+          <w:rPr>
+            <w:lang w:val="zh_TW" w:bidi="zh_TW"/>
+          </w:rPr>
+          <w:rPr>
+            <w:color w:val="0000EE"/>
+            <w:u w:val="single"/>
+          </w:rPr>
+          <w:t>30</w:t>
+        </w:r>
+      </w:hyperlink>
+      <w:r>
+        <w:rPr>
+          <w:lang w:val="zh_TW" w:bidi="zh_TW"/>
+        </w:rPr>
+        <w:t>）</w:t>
+      </w:r>
+    </w:p>
+    <w:p>
+      <w:pPr>
+        <w:pStyle w:val="ListBullet"/>
+        <w:spacing w:line="240" w:lineRule="auto"/>
+        <w:ind w:left="720"/>
+      </w:pPr>
+      <w:r>
+        <w:rPr>
+          <w:lang w:val="zh_TW" w:bidi="zh_TW"/>
+        </w:rPr>
+      </w:r>
+      <w:r>
+        <w:rPr>
+          <w:lang w:val="zh_TW" w:bidi="zh_TW"/>
+        </w:rPr>
+        <w:t>伯賽大的一個瞎子（</w:t>
       </w:r>
       <w:hyperlink r:id="rId24">
         <w:r>
@@ -510,14 +723,50 @@
             <w:color w:val="0000EE"/>
             <w:u w:val="single"/>
           </w:rPr>
-          <w:t>羅8:33</w:t>
+          <w:t>可8:22</w:t>
         </w:r>
       </w:hyperlink>
       <w:r>
         <w:rPr>
           <w:lang w:val="zh_TW" w:bidi="zh_TW"/>
         </w:rPr>
-        <w:t>；</w:t>
+        <w:t>–</w:t>
+      </w:r>
+      <w:hyperlink r:id="rId24">
+        <w:r>
+          <w:rPr>
+            <w:lang w:val="zh_TW" w:bidi="zh_TW"/>
+          </w:rPr>
+          <w:rPr>
+            <w:color w:val="0000EE"/>
+            <w:u w:val="single"/>
+          </w:rPr>
+          <w:t>26</w:t>
+        </w:r>
+      </w:hyperlink>
+      <w:r>
+        <w:rPr>
+          <w:lang w:val="zh_TW" w:bidi="zh_TW"/>
+        </w:rPr>
+        <w:t>）</w:t>
+      </w:r>
+    </w:p>
+    <w:p>
+      <w:pPr>
+        <w:pStyle w:val="ListBullet"/>
+        <w:spacing w:line="240" w:lineRule="auto"/>
+        <w:ind w:left="720"/>
+      </w:pPr>
+      <w:r>
+        <w:rPr>
+          <w:lang w:val="zh_TW" w:bidi="zh_TW"/>
+        </w:rPr>
+      </w:r>
+      <w:r>
+        <w:rPr>
+          <w:lang w:val="zh_TW" w:bidi="zh_TW"/>
+        </w:rPr>
+        <w:t>耶路撒冷一個生來瞎眼的人（</w:t>
       </w:r>
       <w:hyperlink r:id="rId25">
         <w:r>
@@ -528,14 +777,32 @@
             <w:color w:val="0000EE"/>
             <w:u w:val="single"/>
           </w:rPr>
-          <w:t>西3:12</w:t>
+          <w:t>約9章</w:t>
         </w:r>
       </w:hyperlink>
       <w:r>
         <w:rPr>
           <w:lang w:val="zh_TW" w:bidi="zh_TW"/>
         </w:rPr>
-        <w:t>；</w:t>
+        <w:t>）</w:t>
+      </w:r>
+    </w:p>
+    <w:p>
+      <w:pPr>
+        <w:pStyle w:val="ListBullet"/>
+        <w:spacing w:line="240" w:lineRule="auto"/>
+        <w:ind w:left="720"/>
+      </w:pPr>
+      <w:r>
+        <w:rPr>
+          <w:lang w:val="zh_TW" w:bidi="zh_TW"/>
+        </w:rPr>
+      </w:r>
+      <w:r>
+        <w:rPr>
+          <w:lang w:val="zh_TW" w:bidi="zh_TW"/>
+        </w:rPr>
+        <w:t>在耶利哥，名叫巴底買的乞丐及其朋友（</w:t>
       </w:r>
       <w:hyperlink r:id="rId26">
         <w:r>
@@ -546,14 +813,32 @@
             <w:color w:val="0000EE"/>
             <w:u w:val="single"/>
           </w:rPr>
-          <w:t>帖前1:4</w:t>
+          <w:t>可10:46</w:t>
         </w:r>
       </w:hyperlink>
       <w:r>
         <w:rPr>
           <w:lang w:val="zh_TW" w:bidi="zh_TW"/>
         </w:rPr>
-        <w:t>；</w:t>
+        <w:t>–</w:t>
+      </w:r>
+      <w:hyperlink r:id="rId26">
+        <w:r>
+          <w:rPr>
+            <w:lang w:val="zh_TW" w:bidi="zh_TW"/>
+          </w:rPr>
+          <w:rPr>
+            <w:color w:val="0000EE"/>
+            <w:u w:val="single"/>
+          </w:rPr>
+          <w:t>52</w:t>
+        </w:r>
+      </w:hyperlink>
+      <w:r>
+        <w:rPr>
+          <w:lang w:val="zh_TW" w:bidi="zh_TW"/>
+        </w:rPr>
+        <w:t>；參</w:t>
       </w:r>
       <w:hyperlink r:id="rId27">
         <w:r>
@@ -564,13 +849,31 @@
             <w:color w:val="0000EE"/>
             <w:u w:val="single"/>
           </w:rPr>
-          <w:t>提後2:10</w:t>
+          <w:t>太20:30</w:t>
         </w:r>
       </w:hyperlink>
       <w:r>
         <w:rPr>
           <w:lang w:val="zh_TW" w:bidi="zh_TW"/>
         </w:rPr>
+        <w:t>–</w:t>
+      </w:r>
+      <w:hyperlink r:id="rId27">
+        <w:r>
+          <w:rPr>
+            <w:lang w:val="zh_TW" w:bidi="zh_TW"/>
+          </w:rPr>
+          <w:rPr>
+            <w:color w:val="0000EE"/>
+            <w:u w:val="single"/>
+          </w:rPr>
+          <w:t>34</w:t>
+        </w:r>
+      </w:hyperlink>
+      <w:r>
+        <w:rPr>
+          <w:lang w:val="zh_TW" w:bidi="zh_TW"/>
+        </w:rPr>
         <w:t>；</w:t>
       </w:r>
       <w:hyperlink r:id="rId28">
@@ -582,16 +885,16 @@
             <w:color w:val="0000EE"/>
             <w:u w:val="single"/>
           </w:rPr>
-          <w:t>多1:1</w:t>
+          <w:t>路18:35</w:t>
         </w:r>
       </w:hyperlink>
       <w:r>
         <w:rPr>
           <w:lang w:val="zh_TW" w:bidi="zh_TW"/>
         </w:rPr>
-        <w:t>；</w:t>
-      </w:r>
-      <w:hyperlink r:id="rId29">
+        <w:t>–</w:t>
+      </w:r>
+      <w:hyperlink r:id="rId28">
         <w:r>
           <w:rPr>
             <w:lang w:val="zh_TW" w:bidi="zh_TW"/>
@@ -600,86 +903,14 @@
             <w:color w:val="0000EE"/>
             <w:u w:val="single"/>
           </w:rPr>
-          <w:t>彼前1:1–2</w:t>
+          <w:t>43</w:t>
         </w:r>
       </w:hyperlink>
       <w:r>
         <w:rPr>
           <w:lang w:val="zh_TW" w:bidi="zh_TW"/>
         </w:rPr>
-        <w:t>；</w:t>
-      </w:r>
-      <w:hyperlink r:id="rId30">
-        <w:r>
-          <w:rPr>
-            <w:lang w:val="zh_TW" w:bidi="zh_TW"/>
-          </w:rPr>
-          <w:rPr>
-            <w:color w:val="0000EE"/>
-            <w:u w:val="single"/>
-          </w:rPr>
-          <w:t>彼後1:10</w:t>
-        </w:r>
-      </w:hyperlink>
-      <w:r>
-        <w:rPr>
-          <w:lang w:val="zh_TW" w:bidi="zh_TW"/>
-        </w:rPr>
-        <w:t>；</w:t>
-      </w:r>
-      <w:hyperlink r:id="rId31">
-        <w:r>
-          <w:rPr>
-            <w:lang w:val="zh_TW" w:bidi="zh_TW"/>
-          </w:rPr>
-          <w:rPr>
-            <w:color w:val="0000EE"/>
-            <w:u w:val="single"/>
-          </w:rPr>
-          <w:t>啟17:14</w:t>
-        </w:r>
-      </w:hyperlink>
-      <w:r>
-        <w:rPr>
-          <w:lang w:val="zh_TW" w:bidi="zh_TW"/>
-        </w:rPr>
-        <w:t>；參</w:t>
-      </w:r>
-      <w:hyperlink r:id="rId32">
-        <w:r>
-          <w:rPr>
-            <w:lang w:val="zh_TW" w:bidi="zh_TW"/>
-          </w:rPr>
-          <w:rPr>
-            <w:color w:val="0000EE"/>
-            <w:u w:val="single"/>
-          </w:rPr>
-          <w:t>羅16:13</w:t>
-        </w:r>
-      </w:hyperlink>
-      <w:r>
-        <w:rPr>
-          <w:lang w:val="zh_TW" w:bidi="zh_TW"/>
-        </w:rPr>
-        <w:t>和</w:t>
-      </w:r>
-      <w:hyperlink r:id="rId33">
-        <w:r>
-          <w:rPr>
-            <w:lang w:val="zh_TW" w:bidi="zh_TW"/>
-          </w:rPr>
-          <w:rPr>
-            <w:color w:val="0000EE"/>
-            <w:u w:val="single"/>
-          </w:rPr>
-          <w:t>約二1:13</w:t>
-        </w:r>
-      </w:hyperlink>
-      <w:r>
-        <w:rPr>
-          <w:lang w:val="zh_TW" w:bidi="zh_TW"/>
-        </w:rPr>
-        <w:t>，這兩處經文中使用的是單數形式）。使用複數形式可能有兩個原因。一個原因是，大部分新約書信是寫給團體而非個人的。更有可能的原因是，這顯示神揀選的是一個群體，而不僅僅只是個別的人。</w:t>
+        <w:t>）</w:t>
       </w:r>
     </w:p>
     <w:p>
@@ -693,9 +924,9 @@
         <w:rPr>
           <w:lang w:val="zh_TW" w:bidi="zh_TW"/>
         </w:rPr>
-        <w:t>「揀選」這個詞顯示了成為神的子民始於神的揀選。這個揀選發生在時間開始之前，在任何人能夠回應之前（</w:t>
-      </w:r>
-      <w:hyperlink r:id="rId34">
+        <w:t>有時，耶穌即時醫治瞎子（</w:t>
+      </w:r>
+      <w:hyperlink r:id="rId29">
         <w:r>
           <w:rPr>
             <w:lang w:val="zh_TW" w:bidi="zh_TW"/>
@@ -704,16 +935,16 @@
             <w:color w:val="0000EE"/>
             <w:u w:val="single"/>
           </w:rPr>
-          <w:t>弗1:4</w:t>
+          <w:t>可10:52</w:t>
         </w:r>
       </w:hyperlink>
       <w:r>
         <w:rPr>
           <w:lang w:val="zh_TW" w:bidi="zh_TW"/>
         </w:rPr>
-        <w:t>；參</w:t>
-      </w:r>
-      <w:hyperlink r:id="rId35">
+        <w:t>）。有時，祂藉由行動進行醫治，例如用泥和水（</w:t>
+      </w:r>
+      <w:hyperlink r:id="rId30">
         <w:r>
           <w:rPr>
             <w:lang w:val="zh_TW" w:bidi="zh_TW"/>
@@ -722,70 +953,16 @@
             <w:color w:val="0000EE"/>
             <w:u w:val="single"/>
           </w:rPr>
-          <w:t>約15:16、19</w:t>
+          <w:t>約9:6</w:t>
         </w:r>
       </w:hyperlink>
       <w:r>
         <w:rPr>
           <w:lang w:val="zh_TW" w:bidi="zh_TW"/>
         </w:rPr>
-        <w:t>）。是神呼召了男人和女人成為祂的子民，凡回應的人就是選民。神揀選人並不是因為他們善良或值得揀選。事實上，祂常常會揀選：</w:t>
-      </w:r>
-    </w:p>
-    <w:p>
-      <w:pPr>
-        <w:pStyle w:val="ListBullet"/>
-        <w:spacing w:line="240" w:lineRule="auto"/>
-        <w:ind w:left="720"/>
-      </w:pPr>
-      <w:r>
-        <w:rPr>
-          <w:lang w:val="zh_TW" w:bidi="zh_TW"/>
-        </w:rPr>
-      </w:r>
-      <w:r>
-        <w:rPr>
-          <w:lang w:val="zh_TW" w:bidi="zh_TW"/>
-        </w:rPr>
-        <w:t>世上愚拙的，叫有智慧的羞愧</w:t>
-      </w:r>
-    </w:p>
-    <w:p>
-      <w:pPr>
-        <w:pStyle w:val="ListBullet"/>
-        <w:spacing w:line="240" w:lineRule="auto"/>
-        <w:ind w:left="720"/>
-      </w:pPr>
-      <w:r>
-        <w:rPr>
-          <w:lang w:val="zh_TW" w:bidi="zh_TW"/>
-        </w:rPr>
-      </w:r>
-      <w:r>
-        <w:rPr>
-          <w:lang w:val="zh_TW" w:bidi="zh_TW"/>
-        </w:rPr>
-        <w:t>世上軟弱的，叫那強壯的羞愧</w:t>
-      </w:r>
-    </w:p>
-    <w:p>
-      <w:pPr>
-        <w:pStyle w:val="ListBullet"/>
-        <w:spacing w:line="240" w:lineRule="auto"/>
-        <w:ind w:left="720"/>
-      </w:pPr>
-      <w:r>
-        <w:rPr>
-          <w:lang w:val="zh_TW" w:bidi="zh_TW"/>
-        </w:rPr>
-      </w:r>
-      <w:r>
-        <w:rPr>
-          <w:lang w:val="zh_TW" w:bidi="zh_TW"/>
-        </w:rPr>
-        <w:t>世上卑賤的，被人厭惡的，以及那無有的，為要廢掉那有的（</w:t>
-      </w:r>
-      <w:hyperlink r:id="rId36">
+        <w:t>–</w:t>
+      </w:r>
+      <w:hyperlink r:id="rId30">
         <w:r>
           <w:rPr>
             <w:lang w:val="zh_TW" w:bidi="zh_TW"/>
@@ -794,14 +971,32 @@
             <w:color w:val="0000EE"/>
             <w:u w:val="single"/>
           </w:rPr>
-          <w:t>林前1:27–28</w:t>
+          <w:t>11</w:t>
         </w:r>
       </w:hyperlink>
       <w:r>
         <w:rPr>
           <w:lang w:val="zh_TW" w:bidi="zh_TW"/>
         </w:rPr>
-        <w:t>）</w:t>
+        <w:t>）或唾沫（</w:t>
+      </w:r>
+      <w:hyperlink r:id="rId31">
+        <w:r>
+          <w:rPr>
+            <w:lang w:val="zh_TW" w:bidi="zh_TW"/>
+          </w:rPr>
+          <w:rPr>
+            <w:color w:val="0000EE"/>
+            <w:u w:val="single"/>
+          </w:rPr>
+          <w:t>可8:23</w:t>
+        </w:r>
+      </w:hyperlink>
+      <w:r>
+        <w:rPr>
+          <w:lang w:val="zh_TW" w:bidi="zh_TW"/>
+        </w:rPr>
+        <w:t>）。</w:t>
       </w:r>
     </w:p>
     <w:p>
@@ -815,7 +1010,61 @@
         <w:rPr>
           <w:lang w:val="zh_TW" w:bidi="zh_TW"/>
         </w:rPr>
-        <w:t>這意味著，選民不能因自己的成就或地位而誇耀。他們的一切都來自神，他們不能自誇或認為自己比別人強。</w:t>
+        <w:t>使徒保羅在歸信時一度失明，並在亞拿尼亞面前得醫治（</w:t>
+      </w:r>
+      <w:hyperlink r:id="rId32">
+        <w:r>
+          <w:rPr>
+            <w:lang w:val="zh_TW" w:bidi="zh_TW"/>
+          </w:rPr>
+          <w:rPr>
+            <w:color w:val="0000EE"/>
+            <w:u w:val="single"/>
+          </w:rPr>
+          <w:t>徒9:1</w:t>
+        </w:r>
+      </w:hyperlink>
+      <w:r>
+        <w:rPr>
+          <w:lang w:val="zh_TW" w:bidi="zh_TW"/>
+        </w:rPr>
+        <w:t>–</w:t>
+      </w:r>
+      <w:hyperlink r:id="rId32">
+        <w:r>
+          <w:rPr>
+            <w:lang w:val="zh_TW" w:bidi="zh_TW"/>
+          </w:rPr>
+          <w:rPr>
+            <w:color w:val="0000EE"/>
+            <w:u w:val="single"/>
+          </w:rPr>
+          <w:t>9、18</w:t>
+        </w:r>
+      </w:hyperlink>
+      <w:r>
+        <w:rPr>
+          <w:lang w:val="zh_TW" w:bidi="zh_TW"/>
+        </w:rPr>
+        <w:t>）。後來，保羅因為行法術的以呂馬在塞浦路斯反對他的事工，而使他暫時瞎眼（</w:t>
+      </w:r>
+      <w:hyperlink r:id="rId33">
+        <w:r>
+          <w:rPr>
+            <w:lang w:val="zh_TW" w:bidi="zh_TW"/>
+          </w:rPr>
+          <w:rPr>
+            <w:color w:val="0000EE"/>
+            <w:u w:val="single"/>
+          </w:rPr>
+          <w:t>徒13:11</w:t>
+        </w:r>
+      </w:hyperlink>
+      <w:r>
+        <w:rPr>
+          <w:lang w:val="zh_TW" w:bidi="zh_TW"/>
+        </w:rPr>
+        <w:t>）。</w:t>
       </w:r>
     </w:p>
     <w:p>
@@ -827,117 +1076,50 @@
       </w:r>
       <w:r>
         <w:rPr>
-          <w:lang w:val="zh_TW" w:bidi="zh_TW"/>
-        </w:rPr>
-        <w:t>神揀選的子民有特別的好處：</w:t>
-      </w:r>
-    </w:p>
-    <w:p>
-      <w:pPr>
-        <w:pStyle w:val="ListBullet"/>
-        <w:spacing w:line="240" w:lineRule="auto"/>
-        <w:ind w:left="720"/>
-      </w:pPr>
-      <w:r>
-        <w:rPr>
-          <w:lang w:val="zh_TW" w:bidi="zh_TW"/>
-        </w:rPr>
-      </w:r>
-      <w:r>
-        <w:rPr>
-          <w:lang w:val="zh_TW" w:bidi="zh_TW"/>
-        </w:rPr>
-        <w:t>神幫助他們，因此沒有人可以控告他們以至於讓神拒絕他們（</w:t>
-      </w:r>
-      <w:hyperlink r:id="rId24">
-        <w:r>
-          <w:rPr>
-            <w:lang w:val="zh_TW" w:bidi="zh_TW"/>
-          </w:rPr>
-          <w:rPr>
-            <w:color w:val="0000EE"/>
-            <w:u w:val="single"/>
-          </w:rPr>
-          <w:t>羅8:33</w:t>
-        </w:r>
-      </w:hyperlink>
-      <w:r>
-        <w:rPr>
-          <w:lang w:val="zh_TW" w:bidi="zh_TW"/>
-        </w:rPr>
-        <w:t xml:space="preserve">）。 </w:t>
-      </w:r>
-    </w:p>
-    <w:p>
-      <w:pPr>
-        <w:pStyle w:val="ListBullet"/>
-        <w:spacing w:line="240" w:lineRule="auto"/>
-        <w:ind w:left="720"/>
-      </w:pPr>
-      <w:r>
-        <w:rPr>
-          <w:lang w:val="zh_TW" w:bidi="zh_TW"/>
-        </w:rPr>
-      </w:r>
-      <w:r>
-        <w:rPr>
-          <w:lang w:val="zh_TW" w:bidi="zh_TW"/>
-        </w:rPr>
-        <w:t>他們如同君尊的祭司，這意味著他們可以直接來到神面前（</w:t>
-      </w:r>
-      <w:hyperlink r:id="rId19">
-        <w:r>
-          <w:rPr>
-            <w:lang w:val="zh_TW" w:bidi="zh_TW"/>
-          </w:rPr>
-          <w:rPr>
-            <w:color w:val="0000EE"/>
-            <w:u w:val="single"/>
-          </w:rPr>
-          <w:t>彼前2:9</w:t>
-        </w:r>
-      </w:hyperlink>
-      <w:r>
-        <w:rPr>
-          <w:lang w:val="zh_TW" w:bidi="zh_TW"/>
-        </w:rPr>
-        <w:t xml:space="preserve">）。 </w:t>
-      </w:r>
-    </w:p>
-    <w:p>
-      <w:pPr>
-        <w:pStyle w:val="ListBullet"/>
-        <w:spacing w:line="240" w:lineRule="auto"/>
-        <w:ind w:left="720"/>
-      </w:pPr>
-      <w:r>
-        <w:rPr>
-          <w:lang w:val="zh_TW" w:bidi="zh_TW"/>
-        </w:rPr>
-      </w:r>
-      <w:r>
-        <w:rPr>
-          <w:lang w:val="zh_TW" w:bidi="zh_TW"/>
-        </w:rPr>
-        <w:t>被稱為使徒的早期基督教領袖經歷了艱難時期。他們這樣做是為了讓神的子民可以得救，並與神永遠同在（</w:t>
-      </w:r>
-      <w:hyperlink r:id="rId27">
-        <w:r>
-          <w:rPr>
-            <w:lang w:val="zh_TW" w:bidi="zh_TW"/>
-          </w:rPr>
-          <w:rPr>
-            <w:color w:val="0000EE"/>
-            <w:u w:val="single"/>
-          </w:rPr>
-          <w:t>提後2:10</w:t>
-        </w:r>
-      </w:hyperlink>
-      <w:r>
-        <w:rPr>
-          <w:lang w:val="zh_TW" w:bidi="zh_TW"/>
-        </w:rPr>
-        <w:t>）。</w:t>
+          <w:i/>
+          <w:lang w:val="zh_TW" w:bidi="zh_TW"/>
+        </w:rPr>
+        <w:t>另見</w:t>
+      </w:r>
+      <w:r>
+        <w:rPr>
+          <w:lang w:val="zh_TW" w:bidi="zh_TW"/>
+        </w:rPr>
+        <w:t xml:space="preserve"> </w:t>
+      </w:r>
+      <w:r>
+        <w:rPr>
+          <w:lang w:val="zh_TW" w:bidi="zh_TW"/>
+        </w:rPr>
+        <w:t>藥物與醫療實踐</w:t>
+      </w:r>
+      <w:r>
+        <w:rPr>
+          <w:lang w:val="zh_TW" w:bidi="zh_TW"/>
+        </w:rPr>
+        <w:t>；</w:t>
+      </w:r>
+      <w:r>
+        <w:rPr>
+          <w:lang w:val="zh_TW" w:bidi="zh_TW"/>
+        </w:rPr>
+        <w:t>災病</w:t>
+      </w:r>
+      <w:r>
+        <w:rPr>
+          <w:lang w:val="zh_TW" w:bidi="zh_TW"/>
+        </w:rPr>
+        <w:t>。</w:t>
+      </w:r>
+      <w:r>
+        <w:rPr>
+          <w:lang w:val="zh_TW" w:bidi="zh_TW"/>
+        </w:rPr>
+      </w:r>
+      <w:r>
+        <w:rPr>
+          <w:lang w:val="zh_TW" w:bidi="zh_TW"/>
+        </w:rPr>
       </w:r>
     </w:p>
     <w:p>
@@ -947,83 +1129,21 @@
           <w:lang w:val="zh_TW" w:bidi="zh_TW"/>
         </w:rPr>
       </w:r>
-      <w:r>
-        <w:rPr>
-          <w:lang w:val="zh_TW" w:bidi="zh_TW"/>
-        </w:rPr>
-        <w:t>選民是以他們對神的信心著稱（</w:t>
-      </w:r>
-      <w:hyperlink r:id="rId28">
-        <w:r>
-          <w:rPr>
-            <w:lang w:val="zh_TW" w:bidi="zh_TW"/>
-          </w:rPr>
-          <w:rPr>
-            <w:color w:val="0000EE"/>
-            <w:u w:val="single"/>
-          </w:rPr>
-          <w:t>多1:1</w:t>
-        </w:r>
-      </w:hyperlink>
-      <w:r>
-        <w:rPr>
-          <w:lang w:val="zh_TW" w:bidi="zh_TW"/>
-        </w:rPr>
-        <w:t>）。他們的行為應該顯示出他們是神的子民（</w:t>
-      </w:r>
-      <w:hyperlink r:id="rId25">
-        <w:r>
-          <w:rPr>
-            <w:lang w:val="zh_TW" w:bidi="zh_TW"/>
-          </w:rPr>
-          <w:rPr>
-            <w:color w:val="0000EE"/>
-            <w:u w:val="single"/>
-          </w:rPr>
-          <w:t>西3:12</w:t>
-        </w:r>
-      </w:hyperlink>
-      <w:r>
-        <w:rPr>
-          <w:lang w:val="zh_TW" w:bidi="zh_TW"/>
-        </w:rPr>
-        <w:t>）。他們必須堅定自己的呼召和揀選，也就是說，他們必須通過他們的生活方式來顯示他們屬於神（</w:t>
-      </w:r>
-      <w:hyperlink r:id="rId30">
-        <w:r>
-          <w:rPr>
-            <w:lang w:val="zh_TW" w:bidi="zh_TW"/>
-          </w:rPr>
-          <w:rPr>
-            <w:color w:val="0000EE"/>
-            <w:u w:val="single"/>
-          </w:rPr>
-          <w:t>彼後1:10</w:t>
-        </w:r>
-      </w:hyperlink>
-      <w:r>
-        <w:rPr>
-          <w:lang w:val="zh_TW" w:bidi="zh_TW"/>
-        </w:rPr>
-        <w:t>）。他們必須繼續忠於那位呼召他們的主（</w:t>
-      </w:r>
-      <w:hyperlink r:id="rId31">
-        <w:r>
-          <w:rPr>
-            <w:lang w:val="zh_TW" w:bidi="zh_TW"/>
-          </w:rPr>
-          <w:rPr>
-            <w:color w:val="0000EE"/>
-            <w:u w:val="single"/>
-          </w:rPr>
-          <w:t>啟17:14</w:t>
-        </w:r>
-      </w:hyperlink>
-      <w:r>
-        <w:rPr>
-          <w:lang w:val="zh_TW" w:bidi="zh_TW"/>
-        </w:rPr>
-        <w:t>）。</w:t>
+    </w:p>
+    <w:p>
+      <w:pPr>
+        <w:pStyle w:val="Heading2"/>
+      </w:pPr>
+      <w:r>
+        <w:rPr>
+          <w:lang w:val="zh_TW" w:bidi="zh_TW"/>
+        </w:rPr>
+        <w:t>夏娃</w:t>
+      </w:r>
+      <w:r>
+        <w:rPr>
+          <w:lang w:val="zh_TW" w:bidi="zh_TW"/>
+        </w:rPr>
       </w:r>
     </w:p>
     <w:p>
@@ -1033,7 +1153,13 @@
           <w:lang w:val="zh_TW" w:bidi="zh_TW"/>
         </w:rPr>
       </w:r>
-      <w:hyperlink r:id="rId37">
+      <w:r>
+        <w:rPr>
+          <w:lang w:val="zh_TW" w:bidi="zh_TW"/>
+        </w:rPr>
+        <w:t>第一位女子，被稱為「眾生之母」（</w:t>
+      </w:r>
+      <w:hyperlink r:id="rId34">
         <w:r>
           <w:rPr>
             <w:lang w:val="zh_TW" w:bidi="zh_TW"/>
@@ -1042,14 +1168,74 @@
             <w:color w:val="0000EE"/>
             <w:u w:val="single"/>
           </w:rPr>
-          <w:t>馬太福音二十二章14節</w:t>
+          <w:t>創3:20</w:t>
         </w:r>
       </w:hyperlink>
       <w:r>
         <w:rPr>
           <w:lang w:val="zh_TW" w:bidi="zh_TW"/>
         </w:rPr>
-        <w:t>解釋了神的呼召與人的回應之間的關係：「因為被召的人多，選上的人少。」雖然神通過福音呼召了許多人，但只有一部分人回應這個呼召並成為祂的選民。</w:t>
+        <w:t>）。創世記記載，神造亞當之後，看見亞當獨居不好，便決定為他造一個「配偶幫助他」（</w:t>
+      </w:r>
+      <w:hyperlink r:id="rId35">
+        <w:r>
+          <w:rPr>
+            <w:lang w:val="zh_TW" w:bidi="zh_TW"/>
+          </w:rPr>
+          <w:rPr>
+            <w:color w:val="0000EE"/>
+            <w:u w:val="single"/>
+          </w:rPr>
+          <w:t>2:18</w:t>
+        </w:r>
+      </w:hyperlink>
+      <w:r>
+        <w:rPr>
+          <w:lang w:val="zh_TW" w:bidi="zh_TW"/>
+        </w:rPr>
+        <w:t>）。「幫助」一詞的希伯來文是</w:t>
+      </w:r>
+      <w:r>
+        <w:rPr>
+          <w:i/>
+          <w:lang w:val="zh_TW" w:bidi="zh_TW"/>
+        </w:rPr>
+        <w:t>ezer</w:t>
+      </w:r>
+      <w:r>
+        <w:rPr>
+          <w:lang w:val="zh_TW" w:bidi="zh_TW"/>
+        </w:rPr>
+        <w:t>，舊約聖經其它地方也用此字詞來描述神如何幫助以色列。神使亞當沉睡，取下他的一根肋骨，用那肋骨造了夏娃（</w:t>
+      </w:r>
+      <w:hyperlink r:id="rId36">
+        <w:r>
+          <w:rPr>
+            <w:lang w:val="zh_TW" w:bidi="zh_TW"/>
+          </w:rPr>
+          <w:rPr>
+            <w:color w:val="0000EE"/>
+            <w:u w:val="single"/>
+          </w:rPr>
+          <w:t>21–25</w:t>
+        </w:r>
+      </w:hyperlink>
+      <w:r>
+        <w:rPr>
+          <w:lang w:val="zh_TW" w:bidi="zh_TW"/>
+        </w:rPr>
+        <w:t>節）。</w:t>
+      </w:r>
+    </w:p>
+    <w:p>
+      <w:pPr>
+        <w:pStyle w:val="Heading3"/>
+      </w:pPr>
+      <w:r>
+        <w:rPr>
+          <w:lang w:val="zh_TW" w:bidi="zh_TW"/>
+        </w:rPr>
+        <w:t>她的名字</w:t>
       </w:r>
     </w:p>
     <w:p>
@@ -1063,9 +1249,9 @@
         <w:rPr>
           <w:lang w:val="zh_TW" w:bidi="zh_TW"/>
         </w:rPr>
-        <w:t>聖經並未完全解釋為什麼只有一些人成為神的子民。當然，當一個人確實回應神的呼召時，那是因為福音臨到了他或她「不獨在乎言語，也在乎權能和聖靈，並充足的信心」（</w:t>
-      </w:r>
-      <w:hyperlink r:id="rId38">
+        <w:t>亞當給妻子夏娃起了兩個名字。起初，他稱她為「女人」，表明了她與男人之間的關聯（</w:t>
+      </w:r>
+      <w:hyperlink r:id="rId37">
         <w:r>
           <w:rPr>
             <w:lang w:val="zh_TW" w:bidi="zh_TW"/>
@@ -1074,14 +1260,43 @@
             <w:color w:val="0000EE"/>
             <w:u w:val="single"/>
           </w:rPr>
-          <w:t>帖前1:4–5</w:t>
+          <w:t>創2:23</w:t>
         </w:r>
       </w:hyperlink>
       <w:r>
         <w:rPr>
           <w:lang w:val="zh_TW" w:bidi="zh_TW"/>
         </w:rPr>
-        <w:t>）。人們拒絕福音，是因為他們因罪和過分相信自己的作為而變得心硬。聖經並未進一步解釋，所以基督徒不應該嘗試添加自己的解釋。</w:t>
+        <w:t>）。後來，在他們違背神之後，他給她起名為夏娃，意思是「生命」，指她作為人類始祖之母的身分（</w:t>
+      </w:r>
+      <w:hyperlink r:id="rId34">
+        <w:r>
+          <w:rPr>
+            <w:lang w:val="zh_TW" w:bidi="zh_TW"/>
+          </w:rPr>
+          <w:rPr>
+            <w:color w:val="0000EE"/>
+            <w:u w:val="single"/>
+          </w:rPr>
+          <w:t>3:20</w:t>
+        </w:r>
+      </w:hyperlink>
+      <w:r>
+        <w:rPr>
+          <w:lang w:val="zh_TW" w:bidi="zh_TW"/>
+        </w:rPr>
+        <w:t>）。</w:t>
+      </w:r>
+    </w:p>
+    <w:p>
+      <w:pPr>
+        <w:pStyle w:val="Heading3"/>
+      </w:pPr>
+      <w:r>
+        <w:rPr>
+          <w:lang w:val="zh_TW" w:bidi="zh_TW"/>
+        </w:rPr>
+        <w:t>她的故事</w:t>
       </w:r>
     </w:p>
     <w:p>
@@ -1095,7 +1310,25 @@
         <w:rPr>
           <w:lang w:val="zh_TW" w:bidi="zh_TW"/>
         </w:rPr>
-        <w:t>「揀選」也可以意味著神揀選人來完成特殊的任務。耶穌從一大群跟隨祂的人中選擇了十二個門徒（</w:t>
+        <w:t>亞當與夏娃最初住在伊甸園中，他們順服神，事奉祂，並彼此照顧。後來，邪惡進入世界，蛇引誘夏娃違背神的命令。神曾吩咐他們不可吃分別善惡樹上的果子（</w:t>
+      </w:r>
+      <w:hyperlink r:id="rId38">
+        <w:r>
+          <w:rPr>
+            <w:lang w:val="zh_TW" w:bidi="zh_TW"/>
+          </w:rPr>
+          <w:rPr>
+            <w:color w:val="0000EE"/>
+            <w:u w:val="single"/>
+          </w:rPr>
+          <w:t>創2:17</w:t>
+        </w:r>
+      </w:hyperlink>
+      <w:r>
+        <w:rPr>
+          <w:lang w:val="zh_TW" w:bidi="zh_TW"/>
+        </w:rPr>
+        <w:t>，</w:t>
       </w:r>
       <w:hyperlink r:id="rId39">
         <w:r>
@@ -1106,122 +1339,14 @@
             <w:color w:val="0000EE"/>
             <w:u w:val="single"/>
           </w:rPr>
-          <w:t>路6:13</w:t>
+          <w:t>3:3</w:t>
         </w:r>
       </w:hyperlink>
       <w:r>
         <w:rPr>
           <w:lang w:val="zh_TW" w:bidi="zh_TW"/>
         </w:rPr>
-        <w:t>；</w:t>
-      </w:r>
-      <w:hyperlink r:id="rId40">
-        <w:r>
-          <w:rPr>
-            <w:lang w:val="zh_TW" w:bidi="zh_TW"/>
-          </w:rPr>
-          <w:rPr>
-            <w:color w:val="0000EE"/>
-            <w:u w:val="single"/>
-          </w:rPr>
-          <w:t>徒1:2</w:t>
-        </w:r>
-      </w:hyperlink>
-      <w:r>
-        <w:rPr>
-          <w:lang w:val="zh_TW" w:bidi="zh_TW"/>
-        </w:rPr>
-        <w:t>）。同樣，在約翰福音中，耶穌說祂雖然揀選了十二個門徒，但祂稱出賣祂的猶大為「魔鬼」（</w:t>
-      </w:r>
-      <w:hyperlink r:id="rId41">
-        <w:r>
-          <w:rPr>
-            <w:lang w:val="zh_TW" w:bidi="zh_TW"/>
-          </w:rPr>
-          <w:rPr>
-            <w:color w:val="0000EE"/>
-            <w:u w:val="single"/>
-          </w:rPr>
-          <w:t>約6:70</w:t>
-        </w:r>
-      </w:hyperlink>
-      <w:r>
-        <w:rPr>
-          <w:lang w:val="zh_TW" w:bidi="zh_TW"/>
-        </w:rPr>
-        <w:t>，</w:t>
-      </w:r>
-      <w:hyperlink r:id="rId42">
-        <w:r>
-          <w:rPr>
-            <w:lang w:val="zh_TW" w:bidi="zh_TW"/>
-          </w:rPr>
-          <w:rPr>
-            <w:color w:val="0000EE"/>
-            <w:u w:val="single"/>
-          </w:rPr>
-          <w:t>13:18</w:t>
-        </w:r>
-      </w:hyperlink>
-      <w:r>
-        <w:rPr>
-          <w:lang w:val="zh_TW" w:bidi="zh_TW"/>
-        </w:rPr>
-        <w:t>）。當需要選出另一位門徒來取代猶大時，教會向耶穌祈禱，請耶穌指示他們應該從兩個人中挑選哪一個加入十二使徒（</w:t>
-      </w:r>
-      <w:hyperlink r:id="rId43">
-        <w:r>
-          <w:rPr>
-            <w:lang w:val="zh_TW" w:bidi="zh_TW"/>
-          </w:rPr>
-          <w:rPr>
-            <w:color w:val="0000EE"/>
-            <w:u w:val="single"/>
-          </w:rPr>
-          <w:t>徒1:24</w:t>
-        </w:r>
-      </w:hyperlink>
-      <w:r>
-        <w:rPr>
-          <w:lang w:val="zh_TW" w:bidi="zh_TW"/>
-        </w:rPr>
-        <w:t>）。彼得說神揀選了他向外邦人傳福音（</w:t>
-      </w:r>
-      <w:hyperlink r:id="rId44">
-        <w:r>
-          <w:rPr>
-            <w:lang w:val="zh_TW" w:bidi="zh_TW"/>
-          </w:rPr>
-          <w:rPr>
-            <w:color w:val="0000EE"/>
-            <w:u w:val="single"/>
-          </w:rPr>
-          <w:t>15:7</w:t>
-        </w:r>
-      </w:hyperlink>
-      <w:r>
-        <w:rPr>
-          <w:lang w:val="zh_TW" w:bidi="zh_TW"/>
-        </w:rPr>
-        <w:t>）。 同樣，保羅說神揀選他將信息帶給外邦人（</w:t>
-      </w:r>
-      <w:hyperlink r:id="rId45">
-        <w:r>
-          <w:rPr>
-            <w:lang w:val="zh_TW" w:bidi="zh_TW"/>
-          </w:rPr>
-          <w:rPr>
-            <w:color w:val="0000EE"/>
-            <w:u w:val="single"/>
-          </w:rPr>
-          <w:t>9:15</w:t>
-        </w:r>
-      </w:hyperlink>
-      <w:r>
-        <w:rPr>
-          <w:lang w:val="zh_TW" w:bidi="zh_TW"/>
-        </w:rPr>
-        <w:t>）。這些例子顯示神在基督徒宣教中採取的第一步，祂揀選人以不同的方式來事奉祂。</w:t>
+        <w:t>）。蛇用巧言欺騙夏娃，她便吃了果子，又給亞當一些，亞當雖不像她那樣被欺騙，卻也吃了。吃了果子之後，他們意識到自己赤身露體，便用無花果樹的葉子為自己編作衣服。</w:t>
       </w:r>
     </w:p>
     <w:p>
@@ -1233,6 +1358,185 @@
       </w:r>
       <w:r>
         <w:rPr>
+          <w:lang w:val="zh_TW" w:bidi="zh_TW"/>
+        </w:rPr>
+        <w:t>當神來與他們說話時，他們躲避祂。神問他們發生了甚麼事，亞當怪罪夏娃，夏娃則怪罪那蛇。神對夏娃說，因他們違命，她生產時必多受痛苦，丈夫也必管轄她（</w:t>
+      </w:r>
+      <w:hyperlink r:id="rId40">
+        <w:r>
+          <w:rPr>
+            <w:lang w:val="zh_TW" w:bidi="zh_TW"/>
+          </w:rPr>
+          <w:rPr>
+            <w:color w:val="0000EE"/>
+            <w:u w:val="single"/>
+          </w:rPr>
+          <w:t>創3:16</w:t>
+        </w:r>
+      </w:hyperlink>
+      <w:r>
+        <w:rPr>
+          <w:lang w:val="zh_TW" w:bidi="zh_TW"/>
+        </w:rPr>
+        <w:t>）。後來，夏娃生了該隱、亞伯、塞特，以及其他兒女（</w:t>
+      </w:r>
+      <w:hyperlink r:id="rId41">
+        <w:r>
+          <w:rPr>
+            <w:lang w:val="zh_TW" w:bidi="zh_TW"/>
+          </w:rPr>
+          <w:rPr>
+            <w:color w:val="0000EE"/>
+            <w:u w:val="single"/>
+          </w:rPr>
+          <w:t>4:1–2</w:t>
+        </w:r>
+      </w:hyperlink>
+      <w:r>
+        <w:rPr>
+          <w:lang w:val="zh_TW" w:bidi="zh_TW"/>
+        </w:rPr>
+        <w:t>、</w:t>
+      </w:r>
+      <w:hyperlink r:id="rId41">
+        <w:r>
+          <w:rPr>
+            <w:lang w:val="zh_TW" w:bidi="zh_TW"/>
+          </w:rPr>
+          <w:rPr>
+            <w:color w:val="0000EE"/>
+            <w:u w:val="single"/>
+          </w:rPr>
+          <w:t>25</w:t>
+        </w:r>
+      </w:hyperlink>
+      <w:r>
+        <w:rPr>
+          <w:lang w:val="zh_TW" w:bidi="zh_TW"/>
+        </w:rPr>
+        <w:t>，</w:t>
+      </w:r>
+      <w:hyperlink r:id="rId42">
+        <w:r>
+          <w:rPr>
+            <w:lang w:val="zh_TW" w:bidi="zh_TW"/>
+          </w:rPr>
+          <w:rPr>
+            <w:color w:val="0000EE"/>
+            <w:u w:val="single"/>
+          </w:rPr>
+          <w:t>5:4</w:t>
+        </w:r>
+      </w:hyperlink>
+      <w:r>
+        <w:rPr>
+          <w:lang w:val="zh_TW" w:bidi="zh_TW"/>
+        </w:rPr>
+        <w:t>）。</w:t>
+      </w:r>
+    </w:p>
+    <w:p>
+      <w:pPr>
+        <w:pStyle w:val="Heading3"/>
+      </w:pPr>
+      <w:r>
+        <w:rPr>
+          <w:lang w:val="zh_TW" w:bidi="zh_TW"/>
+        </w:rPr>
+        <w:t>新約聖經中的夏娃</w:t>
+      </w:r>
+    </w:p>
+    <w:p>
+      <w:pPr/>
+      <w:r>
+        <w:rPr>
+          <w:lang w:val="zh_TW" w:bidi="zh_TW"/>
+        </w:rPr>
+      </w:r>
+      <w:r>
+        <w:rPr>
+          <w:lang w:val="zh_TW" w:bidi="zh_TW"/>
+        </w:rPr>
+        <w:t>新約聖經中有兩次提到夏娃。使徒保羅在談論婦女是否可以在教會中教導時引用了夏娃的例子。他寫道：「我不許女人講道，也不許她轄管男人」（</w:t>
+      </w:r>
+      <w:hyperlink r:id="rId43">
+        <w:r>
+          <w:rPr>
+            <w:lang w:val="zh_TW" w:bidi="zh_TW"/>
+          </w:rPr>
+          <w:rPr>
+            <w:color w:val="0000EE"/>
+            <w:u w:val="single"/>
+          </w:rPr>
+          <w:t>提前2:12</w:t>
+        </w:r>
+      </w:hyperlink>
+      <w:r>
+        <w:rPr>
+          <w:lang w:val="zh_TW" w:bidi="zh_TW"/>
+        </w:rPr>
+        <w:t>）。希臘文中「男人」一詞與「丈夫」同字，因此有些學者認為，保羅在此可能特別是指婦女與丈夫之間的關係，而非泛指所有男人。保羅的推論是：男人先被造，而女人被引誘，成為第一個犯罪的人（</w:t>
+      </w:r>
+      <w:hyperlink r:id="rId44">
+        <w:r>
+          <w:rPr>
+            <w:lang w:val="zh_TW" w:bidi="zh_TW"/>
+          </w:rPr>
+          <w:rPr>
+            <w:color w:val="0000EE"/>
+            <w:u w:val="single"/>
+          </w:rPr>
+          <w:t>提前2:12–15</w:t>
+        </w:r>
+      </w:hyperlink>
+      <w:r>
+        <w:rPr>
+          <w:lang w:val="zh_TW" w:bidi="zh_TW"/>
+        </w:rPr>
+        <w:t>；</w:t>
+      </w:r>
+      <w:hyperlink r:id="rId45">
+        <w:r>
+          <w:rPr>
+            <w:lang w:val="zh_TW" w:bidi="zh_TW"/>
+          </w:rPr>
+          <w:rPr>
+            <w:color w:val="0000EE"/>
+            <w:u w:val="single"/>
+          </w:rPr>
+          <w:t>林後11:3</w:t>
+        </w:r>
+      </w:hyperlink>
+      <w:r>
+        <w:rPr>
+          <w:lang w:val="zh_TW" w:bidi="zh_TW"/>
+        </w:rPr>
+        <w:t>）。</w:t>
+      </w:r>
+    </w:p>
+    <w:p>
+      <w:pPr/>
+      <w:r>
+        <w:rPr>
+          <w:lang w:val="zh_TW" w:bidi="zh_TW"/>
+        </w:rPr>
+      </w:r>
+      <w:r>
+        <w:rPr>
+          <w:lang w:val="zh_TW" w:bidi="zh_TW"/>
+        </w:rPr>
+        <w:t>有些人認為，保羅在這裡強調的是創造的次序與人類墮落（亞當與夏娃犯罪）這兩個事實，並以此作為限制婦女在教會中行使權柄的理由。另一些人則認為保羅的指示是針對當時以弗所教會的具體情況（那裡出現錯誤教導的問題），因此保羅的話應理解為處理當時特定的情境，而非在所有教會中普遍禁止婦女教導的永久規條。</w:t>
+      </w:r>
+    </w:p>
+    <w:p>
+      <w:pPr/>
+      <w:r>
+        <w:rPr>
+          <w:lang w:val="zh_TW" w:bidi="zh_TW"/>
+        </w:rPr>
+      </w:r>
+      <w:r>
+        <w:rPr>
           <w:i/>
           <w:lang w:val="zh_TW" w:bidi="zh_TW"/>
         </w:rPr>
@@ -1248,7 +1552,7 @@
         <w:rPr>
           <w:lang w:val="zh_TW" w:bidi="zh_TW"/>
         </w:rPr>
-        <w:t>預知</w:t>
+        <w:t>亞當（人物）</w:t>
       </w:r>
       <w:r>
         <w:rPr>
@@ -1260,7 +1564,7 @@
         <w:rPr>
           <w:lang w:val="zh_TW" w:bidi="zh_TW"/>
         </w:rPr>
-        <w:t>預定</w:t>
+        <w:t>伊甸園</w:t>
       </w:r>
       <w:r>
         <w:rPr>

--- a/zht/docx/153.content.docx
+++ b/zht/docx/153.content.docx
@@ -149,7 +149,7 @@
         <w:rPr>
           <w:lang w:val="zh_TW" w:bidi="zh_TW"/>
         </w:rPr>
-        <w:t>xia</w:t>
+        <w:t>wei</w:t>
       </w:r>
       <w:r>
         <w:rPr>
@@ -212,7 +212,7 @@
         <w:rPr>
           <w:lang w:val="zh_TW" w:bidi="zh_TW"/>
         </w:rPr>
-        <w:t>瞎眼</w:t>
+        <w:t>偉人</w:t>
       </w:r>
       <w:r>
         <w:rPr>
@@ -231,18 +231,7 @@
         <w:rPr>
           <w:lang w:val="zh_TW" w:bidi="zh_TW"/>
         </w:rPr>
-        <w:t>無法看見的態狀。瞎眼在古代近東地區十分普遍，至今仍在許多貧困和部落社區中常見，特別是在缺乏現代醫療資源的地方。</w:t>
-      </w:r>
-    </w:p>
-    <w:p>
-      <w:pPr>
-        <w:pStyle w:val="Heading3"/>
-      </w:pPr>
-      <w:r>
-        <w:rPr>
-          <w:lang w:val="zh_TW" w:bidi="zh_TW"/>
-        </w:rPr>
-        <w:t>什麼原因導致失明？</w:t>
+        <w:t>有四個希伯來詞在有些譯本中都譯為偉人（giants）。</w:t>
       </w:r>
     </w:p>
     <w:p>
@@ -252,12 +241,6 @@
           <w:lang w:val="zh_TW" w:bidi="zh_TW"/>
         </w:rPr>
       </w:r>
-      <w:r>
-        <w:rPr>
-          <w:lang w:val="zh_TW" w:bidi="zh_TW"/>
-        </w:rPr>
-        <w:t>聖經沒有討論瞎眼的醫學原因，但可能與個人衛生欠佳和不衛生（不清潔或骯髒）的生活環境有關。新生嬰兒最容易受影響。大多數天生瞎眼（</w:t>
-      </w:r>
       <w:hyperlink r:id="rId13">
         <w:r>
           <w:rPr>
@@ -267,32 +250,38 @@
             <w:color w:val="0000EE"/>
             <w:u w:val="single"/>
           </w:rPr>
-          <w:t>約9:1</w:t>
+          <w:t>約伯記十六章14節</w:t>
         </w:r>
       </w:hyperlink>
       <w:r>
         <w:rPr>
           <w:lang w:val="zh_TW" w:bidi="zh_TW"/>
         </w:rPr>
-        <w:t>–</w:t>
-      </w:r>
-      <w:hyperlink r:id="rId13">
-        <w:r>
-          <w:rPr>
-            <w:lang w:val="zh_TW" w:bidi="zh_TW"/>
-          </w:rPr>
-          <w:rPr>
-            <w:color w:val="0000EE"/>
-            <w:u w:val="single"/>
-          </w:rPr>
-          <w:t>3</w:t>
-        </w:r>
-      </w:hyperlink>
-      <w:r>
-        <w:rPr>
-          <w:lang w:val="zh_TW" w:bidi="zh_TW"/>
-        </w:rPr>
-        <w:t>）可能是母親將細菌（如淋病菌）傳給嬰兒眼睛所致。感染後，眼睛會在三天內出現炎症、膿液和腫脹。當時的基本醫療無法防止眼睛的受害。</w:t>
+        <w:t>中出現的希伯來詞，有譯本譯為「</w:t>
+      </w:r>
+      <w:r>
+        <w:rPr>
+          <w:lang w:val="zh_TW" w:bidi="zh_TW"/>
+        </w:rPr>
+        <w:t>偉人</w:t>
+      </w:r>
+      <w:r>
+        <w:rPr>
+          <w:lang w:val="zh_TW" w:bidi="zh_TW"/>
+        </w:rPr>
+        <w:t>」，但也有譯本譯為「</w:t>
+      </w:r>
+      <w:r>
+        <w:rPr>
+          <w:lang w:val="zh_TW" w:bidi="zh_TW"/>
+        </w:rPr>
+        <w:t>勇士</w:t>
+      </w:r>
+      <w:r>
+        <w:rPr>
+          <w:lang w:val="zh_TW" w:bidi="zh_TW"/>
+        </w:rPr>
+        <w:t>」。</w:t>
       </w:r>
     </w:p>
     <w:p>
@@ -306,7 +295,43 @@
         <w:rPr>
           <w:lang w:val="zh_TW" w:bidi="zh_TW"/>
         </w:rPr>
-        <w:t>現代醫學可以用眼藥水醫治嬰兒的眼疾，但對於貧困的人來說，並不總是可以獲得這些藥物，今天在中東的某些地區甚至拒絕使用藥物。嬰兒和幼兒還面臨其它由害蟲傳播的眼疾的威脅。這些疾病會導致嚴重的結痂、眼瞼下垂、睫毛脫落，最終完全瞎眼。在世界的某些地方，有民間迷信仍然容許蒼蠅在嬰兒身上飛來飛去。</w:t>
+        <w:t>另一個希伯來詞出現在</w:t>
+      </w:r>
+      <w:hyperlink r:id="rId14">
+        <w:r>
+          <w:rPr>
+            <w:lang w:val="zh_TW" w:bidi="zh_TW"/>
+          </w:rPr>
+          <w:rPr>
+            <w:color w:val="0000EE"/>
+            <w:u w:val="single"/>
+          </w:rPr>
+          <w:t>創世記六章4節</w:t>
+        </w:r>
+      </w:hyperlink>
+      <w:r>
+        <w:rPr>
+          <w:lang w:val="zh_TW" w:bidi="zh_TW"/>
+        </w:rPr>
+        <w:t>和</w:t>
+      </w:r>
+      <w:hyperlink r:id="rId15">
+        <w:r>
+          <w:rPr>
+            <w:lang w:val="zh_TW" w:bidi="zh_TW"/>
+          </w:rPr>
+          <w:rPr>
+            <w:color w:val="0000EE"/>
+            <w:u w:val="single"/>
+          </w:rPr>
+          <w:t>民數記十三章33節</w:t>
+        </w:r>
+      </w:hyperlink>
+      <w:r>
+        <w:rPr>
+          <w:lang w:val="zh_TW" w:bidi="zh_TW"/>
+        </w:rPr>
+        <w:t>，一些翻譯譯為「偉人」，而另一些則譯為「尼腓林人」（Nephilim）。希伯來詞尼腓林人沒有被翻譯出來，而是用字母拼寫出來。尼腓林人的確切含義不明，似乎指的是一群或一個種族的人。有些人認為他們非常高大或強壯，但聖經並未明確指出這一點。</w:t>
       </w:r>
     </w:p>
     <w:p>
@@ -320,7 +345,126 @@
         <w:rPr>
           <w:lang w:val="zh_TW" w:bidi="zh_TW"/>
         </w:rPr>
-        <w:t>成年人瞎眼的原因可能包括：</w:t>
+        <w:t>沒有一個翻譯為「偉人」的詞，實際上是指「高大的巨人」。因此，我們無法確定這些人是否非常高大。</w:t>
+      </w:r>
+    </w:p>
+    <w:p>
+      <w:pPr/>
+      <w:r>
+        <w:rPr>
+          <w:lang w:val="zh_TW" w:bidi="zh_TW"/>
+        </w:rPr>
+      </w:r>
+      <w:r>
+        <w:rPr>
+          <w:lang w:val="zh_TW" w:bidi="zh_TW"/>
+        </w:rPr>
+        <w:t>幾處經文中提到「偉人」，但有譯本用了希伯來詞</w:t>
+      </w:r>
+      <w:r>
+        <w:rPr>
+          <w:lang w:val="zh_TW" w:bidi="zh_TW"/>
+        </w:rPr>
+        <w:t>利乏音人</w:t>
+      </w:r>
+      <w:r>
+        <w:rPr>
+          <w:lang w:val="zh_TW" w:bidi="zh_TW"/>
+        </w:rPr>
+        <w:t>（</w:t>
+      </w:r>
+      <w:r>
+        <w:rPr>
+          <w:i/>
+          <w:lang w:val="zh_TW" w:bidi="zh_TW"/>
+        </w:rPr>
+        <w:t>Rephaim</w:t>
+      </w:r>
+      <w:r>
+        <w:rPr>
+          <w:lang w:val="zh_TW" w:bidi="zh_TW"/>
+        </w:rPr>
+        <w:t>，例如</w:t>
+      </w:r>
+      <w:hyperlink r:id="rId16">
+        <w:r>
+          <w:rPr>
+            <w:lang w:val="zh_TW" w:bidi="zh_TW"/>
+          </w:rPr>
+          <w:rPr>
+            <w:color w:val="0000EE"/>
+            <w:u w:val="single"/>
+          </w:rPr>
+          <w:t>申2:20</w:t>
+        </w:r>
+      </w:hyperlink>
+      <w:r>
+        <w:rPr>
+          <w:lang w:val="zh_TW" w:bidi="zh_TW"/>
+        </w:rPr>
+        <w:t>，</w:t>
+      </w:r>
+      <w:hyperlink r:id="rId17">
+        <w:r>
+          <w:rPr>
+            <w:lang w:val="zh_TW" w:bidi="zh_TW"/>
+          </w:rPr>
+          <w:rPr>
+            <w:color w:val="0000EE"/>
+            <w:u w:val="single"/>
+          </w:rPr>
+          <w:t>3:11</w:t>
+        </w:r>
+      </w:hyperlink>
+      <w:r>
+        <w:rPr>
+          <w:lang w:val="zh_TW" w:bidi="zh_TW"/>
+        </w:rPr>
+        <w:t>；</w:t>
+      </w:r>
+      <w:hyperlink r:id="rId18">
+        <w:r>
+          <w:rPr>
+            <w:lang w:val="zh_TW" w:bidi="zh_TW"/>
+          </w:rPr>
+          <w:rPr>
+            <w:color w:val="0000EE"/>
+            <w:u w:val="single"/>
+          </w:rPr>
+          <w:t>書12:4</w:t>
+        </w:r>
+      </w:hyperlink>
+      <w:r>
+        <w:rPr>
+          <w:lang w:val="zh_TW" w:bidi="zh_TW"/>
+        </w:rPr>
+        <w:t>）。</w:t>
+      </w:r>
+      <w:r>
+        <w:rPr>
+          <w:lang w:val="zh_TW" w:bidi="zh_TW"/>
+        </w:rPr>
+        <w:t>利乏音人</w:t>
+      </w:r>
+      <w:r>
+        <w:rPr>
+          <w:lang w:val="zh_TW" w:bidi="zh_TW"/>
+        </w:rPr>
+        <w:t>通常以其複數形式出現，指的是居住在迦南地的幾個族群。這些族群可能身材非常高大或魁梧。</w:t>
+      </w:r>
+    </w:p>
+    <w:p>
+      <w:pPr/>
+      <w:r>
+        <w:rPr>
+          <w:lang w:val="zh_TW" w:bidi="zh_TW"/>
+        </w:rPr>
+      </w:r>
+      <w:r>
+        <w:rPr>
+          <w:lang w:val="zh_TW" w:bidi="zh_TW"/>
+        </w:rPr>
+        <w:t>它們包括：</w:t>
       </w:r>
     </w:p>
     <w:p>
@@ -338,7 +482,25 @@
         <w:rPr>
           <w:lang w:val="zh_TW" w:bidi="zh_TW"/>
         </w:rPr>
-        <w:t>瘧疾</w:t>
+        <w:t>住在希伯崙附近猶大山地的亞納人（</w:t>
+      </w:r>
+      <w:hyperlink r:id="rId19">
+        <w:r>
+          <w:rPr>
+            <w:lang w:val="zh_TW" w:bidi="zh_TW"/>
+          </w:rPr>
+          <w:rPr>
+            <w:color w:val="0000EE"/>
+            <w:u w:val="single"/>
+          </w:rPr>
+          <w:t>申2:11</w:t>
+        </w:r>
+      </w:hyperlink>
+      <w:r>
+        <w:rPr>
+          <w:lang w:val="zh_TW" w:bidi="zh_TW"/>
+        </w:rPr>
+        <w:t>）</w:t>
       </w:r>
     </w:p>
     <w:p>
@@ -356,7 +518,25 @@
         <w:rPr>
           <w:lang w:val="zh_TW" w:bidi="zh_TW"/>
         </w:rPr>
-        <w:t>長時間暴露在沙塵暴中</w:t>
+        <w:t>摩押的以米人（</w:t>
+      </w:r>
+      <w:hyperlink r:id="rId20">
+        <w:r>
+          <w:rPr>
+            <w:lang w:val="zh_TW" w:bidi="zh_TW"/>
+          </w:rPr>
+          <w:rPr>
+            <w:color w:val="0000EE"/>
+            <w:u w:val="single"/>
+          </w:rPr>
+          <w:t>申2:10</w:t>
+        </w:r>
+      </w:hyperlink>
+      <w:r>
+        <w:rPr>
+          <w:lang w:val="zh_TW" w:bidi="zh_TW"/>
+        </w:rPr>
+        <w:t>）</w:t>
       </w:r>
     </w:p>
     <w:p>
@@ -374,7 +554,37 @@
         <w:rPr>
           <w:lang w:val="zh_TW" w:bidi="zh_TW"/>
         </w:rPr>
-        <w:t>曠野中的陽光刺眼</w:t>
+        <w:t>亞捫的</w:t>
+      </w:r>
+      <w:r>
+        <w:rPr>
+          <w:lang w:val="zh_TW" w:bidi="zh_TW"/>
+        </w:rPr>
+        <w:t>散送冥</w:t>
+      </w:r>
+      <w:r>
+        <w:rPr>
+          <w:lang w:val="zh_TW" w:bidi="zh_TW"/>
+        </w:rPr>
+        <w:t>人（</w:t>
+      </w:r>
+      <w:hyperlink r:id="rId16">
+        <w:r>
+          <w:rPr>
+            <w:lang w:val="zh_TW" w:bidi="zh_TW"/>
+          </w:rPr>
+          <w:rPr>
+            <w:color w:val="0000EE"/>
+            <w:u w:val="single"/>
+          </w:rPr>
+          <w:t>申2:20</w:t>
+        </w:r>
+      </w:hyperlink>
+      <w:r>
+        <w:rPr>
+          <w:lang w:val="zh_TW" w:bidi="zh_TW"/>
+        </w:rPr>
+        <w:t>）</w:t>
       </w:r>
     </w:p>
     <w:p>
@@ -392,27 +602,9 @@
         <w:rPr>
           <w:lang w:val="zh_TW" w:bidi="zh_TW"/>
         </w:rPr>
-        <w:t>意外受傷</w:t>
-      </w:r>
-    </w:p>
-    <w:p>
-      <w:pPr>
-        <w:pStyle w:val="ListBullet"/>
-        <w:spacing w:line="240" w:lineRule="auto"/>
-        <w:ind w:left="720"/>
-      </w:pPr>
-      <w:r>
-        <w:rPr>
-          <w:lang w:val="zh_TW" w:bidi="zh_TW"/>
-        </w:rPr>
-      </w:r>
-      <w:r>
-        <w:rPr>
-          <w:lang w:val="zh_TW" w:bidi="zh_TW"/>
-        </w:rPr>
-        <w:t>懲罰（如參孫，</w:t>
-      </w:r>
-      <w:hyperlink r:id="rId14">
+        <w:t>巴珊人（</w:t>
+      </w:r>
+      <w:hyperlink r:id="rId17">
         <w:r>
           <w:rPr>
             <w:lang w:val="zh_TW" w:bidi="zh_TW"/>
@@ -421,7 +613,7 @@
             <w:color w:val="0000EE"/>
             <w:u w:val="single"/>
           </w:rPr>
-          <w:t>士16:21</w:t>
+          <w:t>申3:11</w:t>
         </w:r>
       </w:hyperlink>
       <w:r>
@@ -429,89 +621,6 @@
           <w:lang w:val="zh_TW" w:bidi="zh_TW"/>
         </w:rPr>
         <w:t>）</w:t>
-      </w:r>
-    </w:p>
-    <w:p>
-      <w:pPr>
-        <w:pStyle w:val="ListBullet"/>
-        <w:spacing w:line="240" w:lineRule="auto"/>
-        <w:ind w:left="720"/>
-      </w:pPr>
-      <w:r>
-        <w:rPr>
-          <w:lang w:val="zh_TW" w:bidi="zh_TW"/>
-        </w:rPr>
-      </w:r>
-      <w:r>
-        <w:rPr>
-          <w:lang w:val="zh_TW" w:bidi="zh_TW"/>
-        </w:rPr>
-        <w:t>年老（</w:t>
-      </w:r>
-      <w:hyperlink r:id="rId15">
-        <w:r>
-          <w:rPr>
-            <w:lang w:val="zh_TW" w:bidi="zh_TW"/>
-          </w:rPr>
-          <w:rPr>
-            <w:color w:val="0000EE"/>
-            <w:u w:val="single"/>
-          </w:rPr>
-          <w:t>創27:1</w:t>
-        </w:r>
-      </w:hyperlink>
-      <w:r>
-        <w:rPr>
-          <w:lang w:val="zh_TW" w:bidi="zh_TW"/>
-        </w:rPr>
-        <w:t>；</w:t>
-      </w:r>
-      <w:hyperlink r:id="rId16">
-        <w:r>
-          <w:rPr>
-            <w:lang w:val="zh_TW" w:bidi="zh_TW"/>
-          </w:rPr>
-          <w:rPr>
-            <w:color w:val="0000EE"/>
-            <w:u w:val="single"/>
-          </w:rPr>
-          <w:t>撒上4:15</w:t>
-        </w:r>
-      </w:hyperlink>
-      <w:r>
-        <w:rPr>
-          <w:lang w:val="zh_TW" w:bidi="zh_TW"/>
-        </w:rPr>
-        <w:t>；</w:t>
-      </w:r>
-      <w:hyperlink r:id="rId17">
-        <w:r>
-          <w:rPr>
-            <w:lang w:val="zh_TW" w:bidi="zh_TW"/>
-          </w:rPr>
-          <w:rPr>
-            <w:color w:val="0000EE"/>
-            <w:u w:val="single"/>
-          </w:rPr>
-          <w:t>王上14:4</w:t>
-        </w:r>
-      </w:hyperlink>
-      <w:r>
-        <w:rPr>
-          <w:lang w:val="zh_TW" w:bidi="zh_TW"/>
-        </w:rPr>
-        <w:t>）</w:t>
-      </w:r>
-    </w:p>
-    <w:p>
-      <w:pPr>
-        <w:pStyle w:val="Heading3"/>
-      </w:pPr>
-      <w:r>
-        <w:rPr>
-          <w:lang w:val="zh_TW" w:bidi="zh_TW"/>
-        </w:rPr>
-        <w:t>舊約中的瞎眼</w:t>
       </w:r>
     </w:p>
     <w:p>
@@ -525,7 +634,7 @@
         <w:rPr>
           <w:lang w:val="zh_TW" w:bidi="zh_TW"/>
         </w:rPr>
-        <w:t>舊約聖經要求特別關心瞎子（</w:t>
+        <w:t>利乏音一詞也出現在約書亞記（</w:t>
       </w:r>
       <w:hyperlink r:id="rId18">
         <w:r>
@@ -536,16 +645,10 @@
             <w:color w:val="0000EE"/>
             <w:u w:val="single"/>
           </w:rPr>
-          <w:t>利19:14</w:t>
+          <w:t>書12:4，</w:t>
         </w:r>
       </w:hyperlink>
-      <w:r>
-        <w:rPr>
-          <w:lang w:val="zh_TW" w:bidi="zh_TW"/>
-        </w:rPr>
-        <w:t>）。誤導瞎子的人會受到懲罰（</w:t>
-      </w:r>
-      <w:hyperlink r:id="rId19">
+      <w:hyperlink r:id="rId21">
         <w:r>
           <w:rPr>
             <w:lang w:val="zh_TW" w:bidi="zh_TW"/>
@@ -554,16 +657,16 @@
             <w:color w:val="0000EE"/>
             <w:u w:val="single"/>
           </w:rPr>
-          <w:t>申27:18</w:t>
+          <w:t>13:12</w:t>
         </w:r>
       </w:hyperlink>
       <w:r>
         <w:rPr>
           <w:lang w:val="zh_TW" w:bidi="zh_TW"/>
         </w:rPr>
-        <w:t>）。不允許瞎子擔任祭司（</w:t>
-      </w:r>
-      <w:hyperlink r:id="rId20">
+        <w:t>，</w:t>
+      </w:r>
+      <w:hyperlink r:id="rId22">
         <w:r>
           <w:rPr>
             <w:lang w:val="zh_TW" w:bidi="zh_TW"/>
@@ -572,25 +675,50 @@
             <w:color w:val="0000EE"/>
             <w:u w:val="single"/>
           </w:rPr>
-          <w:t>利21:18</w:t>
+          <w:t>15:8</w:t>
         </w:r>
       </w:hyperlink>
       <w:r>
         <w:rPr>
           <w:lang w:val="zh_TW" w:bidi="zh_TW"/>
         </w:rPr>
+        <w:t>，</w:t>
+      </w:r>
+      <w:hyperlink r:id="rId23">
+        <w:r>
+          <w:rPr>
+            <w:lang w:val="zh_TW" w:bidi="zh_TW"/>
+          </w:rPr>
+          <w:rPr>
+            <w:color w:val="0000EE"/>
+            <w:u w:val="single"/>
+          </w:rPr>
+          <w:t>17:15</w:t>
+        </w:r>
+      </w:hyperlink>
+      <w:r>
+        <w:rPr>
+          <w:lang w:val="zh_TW" w:bidi="zh_TW"/>
+        </w:rPr>
+        <w:t>，</w:t>
+      </w:r>
+      <w:hyperlink r:id="rId24">
+        <w:r>
+          <w:rPr>
+            <w:lang w:val="zh_TW" w:bidi="zh_TW"/>
+          </w:rPr>
+          <w:rPr>
+            <w:color w:val="0000EE"/>
+            <w:u w:val="single"/>
+          </w:rPr>
+          <w:t>18:16</w:t>
+        </w:r>
+      </w:hyperlink>
+      <w:r>
+        <w:rPr>
+          <w:lang w:val="zh_TW" w:bidi="zh_TW"/>
+        </w:rPr>
         <w:t>）。</w:t>
-      </w:r>
-    </w:p>
-    <w:p>
-      <w:pPr>
-        <w:pStyle w:val="Heading3"/>
-      </w:pPr>
-      <w:r>
-        <w:rPr>
-          <w:lang w:val="zh_TW" w:bidi="zh_TW"/>
-        </w:rPr>
-        <w:t>新約中的瞎眼</w:t>
       </w:r>
     </w:p>
     <w:p>
@@ -604,313 +732,7 @@
         <w:rPr>
           <w:lang w:val="zh_TW" w:bidi="zh_TW"/>
         </w:rPr>
-        <w:t>耶穌的醫治事工應驗了預言，讓瞎子得看見（</w:t>
-      </w:r>
-      <w:hyperlink r:id="rId21">
-        <w:r>
-          <w:rPr>
-            <w:lang w:val="zh_TW" w:bidi="zh_TW"/>
-          </w:rPr>
-          <w:rPr>
-            <w:color w:val="0000EE"/>
-            <w:u w:val="single"/>
-          </w:rPr>
-          <w:t>路4:18</w:t>
-        </w:r>
-      </w:hyperlink>
-      <w:r>
-        <w:rPr>
-          <w:lang w:val="zh_TW" w:bidi="zh_TW"/>
-        </w:rPr>
-        <w:t>）。耶穌恢復視力的能力證明給施洗約翰看，祂就是彌賽亞（</w:t>
-      </w:r>
-      <w:hyperlink r:id="rId22">
-        <w:r>
-          <w:rPr>
-            <w:lang w:val="zh_TW" w:bidi="zh_TW"/>
-          </w:rPr>
-          <w:rPr>
-            <w:color w:val="0000EE"/>
-            <w:u w:val="single"/>
-          </w:rPr>
-          <w:t>太11:5</w:t>
-        </w:r>
-      </w:hyperlink>
-      <w:r>
-        <w:rPr>
-          <w:lang w:val="zh_TW" w:bidi="zh_TW"/>
-        </w:rPr>
-        <w:t>）。耶穌曾醫治：</w:t>
-      </w:r>
-    </w:p>
-    <w:p>
-      <w:pPr>
-        <w:pStyle w:val="ListBullet"/>
-        <w:spacing w:line="240" w:lineRule="auto"/>
-        <w:ind w:left="720"/>
-      </w:pPr>
-      <w:r>
-        <w:rPr>
-          <w:lang w:val="zh_TW" w:bidi="zh_TW"/>
-        </w:rPr>
-      </w:r>
-      <w:r>
-        <w:rPr>
-          <w:lang w:val="zh_TW" w:bidi="zh_TW"/>
-        </w:rPr>
-        <w:t>加利利的兩個瞎子（</w:t>
-      </w:r>
-      <w:hyperlink r:id="rId23">
-        <w:r>
-          <w:rPr>
-            <w:lang w:val="zh_TW" w:bidi="zh_TW"/>
-          </w:rPr>
-          <w:rPr>
-            <w:color w:val="0000EE"/>
-            <w:u w:val="single"/>
-          </w:rPr>
-          <w:t>太9:27</w:t>
-        </w:r>
-      </w:hyperlink>
-      <w:r>
-        <w:rPr>
-          <w:lang w:val="zh_TW" w:bidi="zh_TW"/>
-        </w:rPr>
-        <w:t>–</w:t>
-      </w:r>
-      <w:hyperlink r:id="rId23">
-        <w:r>
-          <w:rPr>
-            <w:lang w:val="zh_TW" w:bidi="zh_TW"/>
-          </w:rPr>
-          <w:rPr>
-            <w:color w:val="0000EE"/>
-            <w:u w:val="single"/>
-          </w:rPr>
-          <w:t>30</w:t>
-        </w:r>
-      </w:hyperlink>
-      <w:r>
-        <w:rPr>
-          <w:lang w:val="zh_TW" w:bidi="zh_TW"/>
-        </w:rPr>
-        <w:t>）</w:t>
-      </w:r>
-    </w:p>
-    <w:p>
-      <w:pPr>
-        <w:pStyle w:val="ListBullet"/>
-        <w:spacing w:line="240" w:lineRule="auto"/>
-        <w:ind w:left="720"/>
-      </w:pPr>
-      <w:r>
-        <w:rPr>
-          <w:lang w:val="zh_TW" w:bidi="zh_TW"/>
-        </w:rPr>
-      </w:r>
-      <w:r>
-        <w:rPr>
-          <w:lang w:val="zh_TW" w:bidi="zh_TW"/>
-        </w:rPr>
-        <w:t>伯賽大的一個瞎子（</w:t>
-      </w:r>
-      <w:hyperlink r:id="rId24">
-        <w:r>
-          <w:rPr>
-            <w:lang w:val="zh_TW" w:bidi="zh_TW"/>
-          </w:rPr>
-          <w:rPr>
-            <w:color w:val="0000EE"/>
-            <w:u w:val="single"/>
-          </w:rPr>
-          <w:t>可8:22</w:t>
-        </w:r>
-      </w:hyperlink>
-      <w:r>
-        <w:rPr>
-          <w:lang w:val="zh_TW" w:bidi="zh_TW"/>
-        </w:rPr>
-        <w:t>–</w:t>
-      </w:r>
-      <w:hyperlink r:id="rId24">
-        <w:r>
-          <w:rPr>
-            <w:lang w:val="zh_TW" w:bidi="zh_TW"/>
-          </w:rPr>
-          <w:rPr>
-            <w:color w:val="0000EE"/>
-            <w:u w:val="single"/>
-          </w:rPr>
-          <w:t>26</w:t>
-        </w:r>
-      </w:hyperlink>
-      <w:r>
-        <w:rPr>
-          <w:lang w:val="zh_TW" w:bidi="zh_TW"/>
-        </w:rPr>
-        <w:t>）</w:t>
-      </w:r>
-    </w:p>
-    <w:p>
-      <w:pPr>
-        <w:pStyle w:val="ListBullet"/>
-        <w:spacing w:line="240" w:lineRule="auto"/>
-        <w:ind w:left="720"/>
-      </w:pPr>
-      <w:r>
-        <w:rPr>
-          <w:lang w:val="zh_TW" w:bidi="zh_TW"/>
-        </w:rPr>
-      </w:r>
-      <w:r>
-        <w:rPr>
-          <w:lang w:val="zh_TW" w:bidi="zh_TW"/>
-        </w:rPr>
-        <w:t>耶路撒冷一個生來瞎眼的人（</w:t>
-      </w:r>
-      <w:hyperlink r:id="rId25">
-        <w:r>
-          <w:rPr>
-            <w:lang w:val="zh_TW" w:bidi="zh_TW"/>
-          </w:rPr>
-          <w:rPr>
-            <w:color w:val="0000EE"/>
-            <w:u w:val="single"/>
-          </w:rPr>
-          <w:t>約9章</w:t>
-        </w:r>
-      </w:hyperlink>
-      <w:r>
-        <w:rPr>
-          <w:lang w:val="zh_TW" w:bidi="zh_TW"/>
-        </w:rPr>
-        <w:t>）</w:t>
-      </w:r>
-    </w:p>
-    <w:p>
-      <w:pPr>
-        <w:pStyle w:val="ListBullet"/>
-        <w:spacing w:line="240" w:lineRule="auto"/>
-        <w:ind w:left="720"/>
-      </w:pPr>
-      <w:r>
-        <w:rPr>
-          <w:lang w:val="zh_TW" w:bidi="zh_TW"/>
-        </w:rPr>
-      </w:r>
-      <w:r>
-        <w:rPr>
-          <w:lang w:val="zh_TW" w:bidi="zh_TW"/>
-        </w:rPr>
-        <w:t>在耶利哥，名叫巴底買的乞丐及其朋友（</w:t>
-      </w:r>
-      <w:hyperlink r:id="rId26">
-        <w:r>
-          <w:rPr>
-            <w:lang w:val="zh_TW" w:bidi="zh_TW"/>
-          </w:rPr>
-          <w:rPr>
-            <w:color w:val="0000EE"/>
-            <w:u w:val="single"/>
-          </w:rPr>
-          <w:t>可10:46</w:t>
-        </w:r>
-      </w:hyperlink>
-      <w:r>
-        <w:rPr>
-          <w:lang w:val="zh_TW" w:bidi="zh_TW"/>
-        </w:rPr>
-        <w:t>–</w:t>
-      </w:r>
-      <w:hyperlink r:id="rId26">
-        <w:r>
-          <w:rPr>
-            <w:lang w:val="zh_TW" w:bidi="zh_TW"/>
-          </w:rPr>
-          <w:rPr>
-            <w:color w:val="0000EE"/>
-            <w:u w:val="single"/>
-          </w:rPr>
-          <w:t>52</w:t>
-        </w:r>
-      </w:hyperlink>
-      <w:r>
-        <w:rPr>
-          <w:lang w:val="zh_TW" w:bidi="zh_TW"/>
-        </w:rPr>
-        <w:t>；參</w:t>
-      </w:r>
-      <w:hyperlink r:id="rId27">
-        <w:r>
-          <w:rPr>
-            <w:lang w:val="zh_TW" w:bidi="zh_TW"/>
-          </w:rPr>
-          <w:rPr>
-            <w:color w:val="0000EE"/>
-            <w:u w:val="single"/>
-          </w:rPr>
-          <w:t>太20:30</w:t>
-        </w:r>
-      </w:hyperlink>
-      <w:r>
-        <w:rPr>
-          <w:lang w:val="zh_TW" w:bidi="zh_TW"/>
-        </w:rPr>
-        <w:t>–</w:t>
-      </w:r>
-      <w:hyperlink r:id="rId27">
-        <w:r>
-          <w:rPr>
-            <w:lang w:val="zh_TW" w:bidi="zh_TW"/>
-          </w:rPr>
-          <w:rPr>
-            <w:color w:val="0000EE"/>
-            <w:u w:val="single"/>
-          </w:rPr>
-          <w:t>34</w:t>
-        </w:r>
-      </w:hyperlink>
-      <w:r>
-        <w:rPr>
-          <w:lang w:val="zh_TW" w:bidi="zh_TW"/>
-        </w:rPr>
-        <w:t>；</w:t>
-      </w:r>
-      <w:hyperlink r:id="rId28">
-        <w:r>
-          <w:rPr>
-            <w:lang w:val="zh_TW" w:bidi="zh_TW"/>
-          </w:rPr>
-          <w:rPr>
-            <w:color w:val="0000EE"/>
-            <w:u w:val="single"/>
-          </w:rPr>
-          <w:t>路18:35</w:t>
-        </w:r>
-      </w:hyperlink>
-      <w:r>
-        <w:rPr>
-          <w:lang w:val="zh_TW" w:bidi="zh_TW"/>
-        </w:rPr>
-        <w:t>–</w:t>
-      </w:r>
-      <w:hyperlink r:id="rId28">
-        <w:r>
-          <w:rPr>
-            <w:lang w:val="zh_TW" w:bidi="zh_TW"/>
-          </w:rPr>
-          <w:rPr>
-            <w:color w:val="0000EE"/>
-            <w:u w:val="single"/>
-          </w:rPr>
-          <w:t>43</w:t>
-        </w:r>
-      </w:hyperlink>
-      <w:r>
-        <w:rPr>
-          <w:lang w:val="zh_TW" w:bidi="zh_TW"/>
-        </w:rPr>
-        <w:t>）</w:t>
+        <w:t>一些釋經者認為，這些人是迦南人、非利士人、以色列人和其他人到來之前，最初居住在這片土地上的居民。他們表示，這些是由高大的人組成的不同族群，後來被吸收到其他群體中。</w:t>
       </w:r>
     </w:p>
     <w:p>
@@ -924,79 +746,7 @@
         <w:rPr>
           <w:lang w:val="zh_TW" w:bidi="zh_TW"/>
         </w:rPr>
-        <w:t>有時，耶穌即時醫治瞎子（</w:t>
-      </w:r>
-      <w:hyperlink r:id="rId29">
-        <w:r>
-          <w:rPr>
-            <w:lang w:val="zh_TW" w:bidi="zh_TW"/>
-          </w:rPr>
-          <w:rPr>
-            <w:color w:val="0000EE"/>
-            <w:u w:val="single"/>
-          </w:rPr>
-          <w:t>可10:52</w:t>
-        </w:r>
-      </w:hyperlink>
-      <w:r>
-        <w:rPr>
-          <w:lang w:val="zh_TW" w:bidi="zh_TW"/>
-        </w:rPr>
-        <w:t>）。有時，祂藉由行動進行醫治，例如用泥和水（</w:t>
-      </w:r>
-      <w:hyperlink r:id="rId30">
-        <w:r>
-          <w:rPr>
-            <w:lang w:val="zh_TW" w:bidi="zh_TW"/>
-          </w:rPr>
-          <w:rPr>
-            <w:color w:val="0000EE"/>
-            <w:u w:val="single"/>
-          </w:rPr>
-          <w:t>約9:6</w:t>
-        </w:r>
-      </w:hyperlink>
-      <w:r>
-        <w:rPr>
-          <w:lang w:val="zh_TW" w:bidi="zh_TW"/>
-        </w:rPr>
-        <w:t>–</w:t>
-      </w:r>
-      <w:hyperlink r:id="rId30">
-        <w:r>
-          <w:rPr>
-            <w:lang w:val="zh_TW" w:bidi="zh_TW"/>
-          </w:rPr>
-          <w:rPr>
-            <w:color w:val="0000EE"/>
-            <w:u w:val="single"/>
-          </w:rPr>
-          <w:t>11</w:t>
-        </w:r>
-      </w:hyperlink>
-      <w:r>
-        <w:rPr>
-          <w:lang w:val="zh_TW" w:bidi="zh_TW"/>
-        </w:rPr>
-        <w:t>）或唾沫（</w:t>
-      </w:r>
-      <w:hyperlink r:id="rId31">
-        <w:r>
-          <w:rPr>
-            <w:lang w:val="zh_TW" w:bidi="zh_TW"/>
-          </w:rPr>
-          <w:rPr>
-            <w:color w:val="0000EE"/>
-            <w:u w:val="single"/>
-          </w:rPr>
-          <w:t>可8:23</w:t>
-        </w:r>
-      </w:hyperlink>
-      <w:r>
-        <w:rPr>
-          <w:lang w:val="zh_TW" w:bidi="zh_TW"/>
-        </w:rPr>
-        <w:t>）。</w:t>
+        <w:t>其他釋經者認為利乏音並不是獨立的族群。相反，他們認為這只是非常高大的人，可能是由於某種疾病造成的，他們分布在許多不同的族群中。</w:t>
       </w:r>
     </w:p>
     <w:p>
@@ -1010,61 +760,7 @@
         <w:rPr>
           <w:lang w:val="zh_TW" w:bidi="zh_TW"/>
         </w:rPr>
-        <w:t>使徒保羅在歸信時一度失明，並在亞拿尼亞面前得醫治（</w:t>
-      </w:r>
-      <w:hyperlink r:id="rId32">
-        <w:r>
-          <w:rPr>
-            <w:lang w:val="zh_TW" w:bidi="zh_TW"/>
-          </w:rPr>
-          <w:rPr>
-            <w:color w:val="0000EE"/>
-            <w:u w:val="single"/>
-          </w:rPr>
-          <w:t>徒9:1</w:t>
-        </w:r>
-      </w:hyperlink>
-      <w:r>
-        <w:rPr>
-          <w:lang w:val="zh_TW" w:bidi="zh_TW"/>
-        </w:rPr>
-        <w:t>–</w:t>
-      </w:r>
-      <w:hyperlink r:id="rId32">
-        <w:r>
-          <w:rPr>
-            <w:lang w:val="zh_TW" w:bidi="zh_TW"/>
-          </w:rPr>
-          <w:rPr>
-            <w:color w:val="0000EE"/>
-            <w:u w:val="single"/>
-          </w:rPr>
-          <w:t>9、18</w:t>
-        </w:r>
-      </w:hyperlink>
-      <w:r>
-        <w:rPr>
-          <w:lang w:val="zh_TW" w:bidi="zh_TW"/>
-        </w:rPr>
-        <w:t>）。後來，保羅因為行法術的以呂馬在塞浦路斯反對他的事工，而使他暫時瞎眼（</w:t>
-      </w:r>
-      <w:hyperlink r:id="rId33">
-        <w:r>
-          <w:rPr>
-            <w:lang w:val="zh_TW" w:bidi="zh_TW"/>
-          </w:rPr>
-          <w:rPr>
-            <w:color w:val="0000EE"/>
-            <w:u w:val="single"/>
-          </w:rPr>
-          <w:t>徒13:11</w:t>
-        </w:r>
-      </w:hyperlink>
-      <w:r>
-        <w:rPr>
-          <w:lang w:val="zh_TW" w:bidi="zh_TW"/>
-        </w:rPr>
-        <w:t>）。</w:t>
+        <w:t>聖經並未明確支持任何特定觀點。</w:t>
       </w:r>
     </w:p>
     <w:p>
@@ -1076,50 +772,56 @@
       </w:r>
       <w:r>
         <w:rPr>
-          <w:i/>
-          <w:lang w:val="zh_TW" w:bidi="zh_TW"/>
-        </w:rPr>
-        <w:t>另見</w:t>
-      </w:r>
-      <w:r>
-        <w:rPr>
-          <w:lang w:val="zh_TW" w:bidi="zh_TW"/>
-        </w:rPr>
-        <w:t xml:space="preserve"> </w:t>
-      </w:r>
-      <w:r>
-        <w:rPr>
-          <w:lang w:val="zh_TW" w:bidi="zh_TW"/>
-        </w:rPr>
-        <w:t>藥物與醫療實踐</w:t>
-      </w:r>
+          <w:lang w:val="zh_TW" w:bidi="zh_TW"/>
+        </w:rPr>
+        <w:t>還有一個希伯來詞，也被翻譯為「偉人」（</w:t>
+      </w:r>
+      <w:hyperlink r:id="rId25">
+        <w:r>
+          <w:rPr>
+            <w:lang w:val="zh_TW" w:bidi="zh_TW"/>
+          </w:rPr>
+          <w:rPr>
+            <w:color w:val="0000EE"/>
+            <w:u w:val="single"/>
+          </w:rPr>
+          <w:t>撒下21:16–22</w:t>
+        </w:r>
+      </w:hyperlink>
       <w:r>
         <w:rPr>
           <w:lang w:val="zh_TW" w:bidi="zh_TW"/>
         </w:rPr>
         <w:t>；</w:t>
       </w:r>
-      <w:r>
-        <w:rPr>
-          <w:lang w:val="zh_TW" w:bidi="zh_TW"/>
-        </w:rPr>
-        <w:t>災病</w:t>
-      </w:r>
-      <w:r>
-        <w:rPr>
-          <w:lang w:val="zh_TW" w:bidi="zh_TW"/>
-        </w:rPr>
-        <w:t>。</w:t>
-      </w:r>
-      <w:r>
-        <w:rPr>
-          <w:lang w:val="zh_TW" w:bidi="zh_TW"/>
-        </w:rPr>
-      </w:r>
-      <w:r>
-        <w:rPr>
-          <w:lang w:val="zh_TW" w:bidi="zh_TW"/>
-        </w:rPr>
+      <w:hyperlink r:id="rId26">
+        <w:r>
+          <w:rPr>
+            <w:lang w:val="zh_TW" w:bidi="zh_TW"/>
+          </w:rPr>
+          <w:rPr>
+            <w:color w:val="0000EE"/>
+            <w:u w:val="single"/>
+          </w:rPr>
+          <w:t>代上20:4–8</w:t>
+        </w:r>
+      </w:hyperlink>
+      <w:r>
+        <w:rPr>
+          <w:lang w:val="zh_TW" w:bidi="zh_TW"/>
+        </w:rPr>
+        <w:t>）。</w:t>
+      </w:r>
+    </w:p>
+    <w:p>
+      <w:pPr>
+        <w:pStyle w:val="Heading3"/>
+      </w:pPr>
+      <w:r>
+        <w:rPr>
+          <w:lang w:val="zh_TW" w:bidi="zh_TW"/>
+        </w:rPr>
+        <w:t>聖經中有名的巨人</w:t>
       </w:r>
     </w:p>
     <w:p>
@@ -1129,21 +831,29 @@
           <w:lang w:val="zh_TW" w:bidi="zh_TW"/>
         </w:rPr>
       </w:r>
-    </w:p>
-    <w:p>
-      <w:pPr>
-        <w:pStyle w:val="Heading2"/>
-      </w:pPr>
-      <w:r>
-        <w:rPr>
-          <w:lang w:val="zh_TW" w:bidi="zh_TW"/>
-        </w:rPr>
-        <w:t>夏娃</w:t>
-      </w:r>
-      <w:r>
-        <w:rPr>
-          <w:lang w:val="zh_TW" w:bidi="zh_TW"/>
-        </w:rPr>
+      <w:r>
+        <w:rPr>
+          <w:lang w:val="zh_TW" w:bidi="zh_TW"/>
+        </w:rPr>
+        <w:t>在聖經中最有名的巨人是迦特人歌利亞。他是非利士軍兵，曾在以拉谷與掃羅王的軍隊作戰（</w:t>
+      </w:r>
+      <w:hyperlink r:id="rId27">
+        <w:r>
+          <w:rPr>
+            <w:lang w:val="zh_TW" w:bidi="zh_TW"/>
+          </w:rPr>
+          <w:rPr>
+            <w:color w:val="0000EE"/>
+            <w:u w:val="single"/>
+          </w:rPr>
+          <w:t>撒上17</w:t>
+        </w:r>
+      </w:hyperlink>
+      <w:r>
+        <w:rPr>
+          <w:lang w:val="zh_TW" w:bidi="zh_TW"/>
+        </w:rPr>
+        <w:t>）。聖經說歌利亞身高六肘一虎口，這意味著他身高在2.3到2.9米之間（7.5到9.5英尺）。他的巨大身型，使以色列士兵恐懼害怕。</w:t>
       </w:r>
     </w:p>
     <w:p>
@@ -1157,9 +867,9 @@
         <w:rPr>
           <w:lang w:val="zh_TW" w:bidi="zh_TW"/>
         </w:rPr>
-        <w:t>第一位女子，被稱為「眾生之母」（</w:t>
-      </w:r>
-      <w:hyperlink r:id="rId34">
+        <w:t>歌利亞向以色列的軍隊叫陣，但年輕的牧羊人大衛擊敗了他。此後，大衛在以色列人中家喻戶曉（</w:t>
+      </w:r>
+      <w:hyperlink r:id="rId28">
         <w:r>
           <w:rPr>
             <w:lang w:val="zh_TW" w:bidi="zh_TW"/>
@@ -1168,74 +878,14 @@
             <w:color w:val="0000EE"/>
             <w:u w:val="single"/>
           </w:rPr>
-          <w:t>創3:20</w:t>
+          <w:t>撒上18:5–7</w:t>
         </w:r>
       </w:hyperlink>
       <w:r>
         <w:rPr>
           <w:lang w:val="zh_TW" w:bidi="zh_TW"/>
         </w:rPr>
-        <w:t>）。創世記記載，神造亞當之後，看見亞當獨居不好，便決定為他造一個「配偶幫助他」（</w:t>
-      </w:r>
-      <w:hyperlink r:id="rId35">
-        <w:r>
-          <w:rPr>
-            <w:lang w:val="zh_TW" w:bidi="zh_TW"/>
-          </w:rPr>
-          <w:rPr>
-            <w:color w:val="0000EE"/>
-            <w:u w:val="single"/>
-          </w:rPr>
-          <w:t>2:18</w:t>
-        </w:r>
-      </w:hyperlink>
-      <w:r>
-        <w:rPr>
-          <w:lang w:val="zh_TW" w:bidi="zh_TW"/>
-        </w:rPr>
-        <w:t>）。「幫助」一詞的希伯來文是</w:t>
-      </w:r>
-      <w:r>
-        <w:rPr>
-          <w:i/>
-          <w:lang w:val="zh_TW" w:bidi="zh_TW"/>
-        </w:rPr>
-        <w:t>ezer</w:t>
-      </w:r>
-      <w:r>
-        <w:rPr>
-          <w:lang w:val="zh_TW" w:bidi="zh_TW"/>
-        </w:rPr>
-        <w:t>，舊約聖經其它地方也用此字詞來描述神如何幫助以色列。神使亞當沉睡，取下他的一根肋骨，用那肋骨造了夏娃（</w:t>
-      </w:r>
-      <w:hyperlink r:id="rId36">
-        <w:r>
-          <w:rPr>
-            <w:lang w:val="zh_TW" w:bidi="zh_TW"/>
-          </w:rPr>
-          <w:rPr>
-            <w:color w:val="0000EE"/>
-            <w:u w:val="single"/>
-          </w:rPr>
-          <w:t>21–25</w:t>
-        </w:r>
-      </w:hyperlink>
-      <w:r>
-        <w:rPr>
-          <w:lang w:val="zh_TW" w:bidi="zh_TW"/>
-        </w:rPr>
-        <w:t>節）。</w:t>
-      </w:r>
-    </w:p>
-    <w:p>
-      <w:pPr>
-        <w:pStyle w:val="Heading3"/>
-      </w:pPr>
-      <w:r>
-        <w:rPr>
-          <w:lang w:val="zh_TW" w:bidi="zh_TW"/>
-        </w:rPr>
-        <w:t>她的名字</w:t>
+        <w:t>）。聖經並沒有稱歌利亞為「偉人」，但他的身高顯示他非常高大。</w:t>
       </w:r>
     </w:p>
     <w:p>
@@ -1249,9 +899,9 @@
         <w:rPr>
           <w:lang w:val="zh_TW" w:bidi="zh_TW"/>
         </w:rPr>
-        <w:t>亞當給妻子夏娃起了兩個名字。起初，他稱她為「女人」，表明了她與男人之間的關聯（</w:t>
-      </w:r>
-      <w:hyperlink r:id="rId37">
+        <w:t>另一位以身高著稱的人是巴珊王噩（</w:t>
+      </w:r>
+      <w:hyperlink r:id="rId17">
         <w:r>
           <w:rPr>
             <w:lang w:val="zh_TW" w:bidi="zh_TW"/>
@@ -1260,43 +910,14 @@
             <w:color w:val="0000EE"/>
             <w:u w:val="single"/>
           </w:rPr>
-          <w:t>創2:23</w:t>
+          <w:t>申3:11</w:t>
         </w:r>
       </w:hyperlink>
       <w:r>
         <w:rPr>
           <w:lang w:val="zh_TW" w:bidi="zh_TW"/>
         </w:rPr>
-        <w:t>）。後來，在他們違背神之後，他給她起名為夏娃，意思是「生命」，指她作為人類始祖之母的身分（</w:t>
-      </w:r>
-      <w:hyperlink r:id="rId34">
-        <w:r>
-          <w:rPr>
-            <w:lang w:val="zh_TW" w:bidi="zh_TW"/>
-          </w:rPr>
-          <w:rPr>
-            <w:color w:val="0000EE"/>
-            <w:u w:val="single"/>
-          </w:rPr>
-          <w:t>3:20</w:t>
-        </w:r>
-      </w:hyperlink>
-      <w:r>
-        <w:rPr>
-          <w:lang w:val="zh_TW" w:bidi="zh_TW"/>
-        </w:rPr>
         <w:t>）。</w:t>
-      </w:r>
-    </w:p>
-    <w:p>
-      <w:pPr>
-        <w:pStyle w:val="Heading3"/>
-      </w:pPr>
-      <w:r>
-        <w:rPr>
-          <w:lang w:val="zh_TW" w:bidi="zh_TW"/>
-        </w:rPr>
-        <w:t>她的故事</w:t>
       </w:r>
     </w:p>
     <w:p>
@@ -1308,45 +929,32 @@
       </w:r>
       <w:r>
         <w:rPr>
-          <w:lang w:val="zh_TW" w:bidi="zh_TW"/>
-        </w:rPr>
-        <w:t>亞當與夏娃最初住在伊甸園中，他們順服神，事奉祂，並彼此照顧。後來，邪惡進入世界，蛇引誘夏娃違背神的命令。神曾吩咐他們不可吃分別善惡樹上的果子（</w:t>
-      </w:r>
-      <w:hyperlink r:id="rId38">
-        <w:r>
-          <w:rPr>
-            <w:lang w:val="zh_TW" w:bidi="zh_TW"/>
-          </w:rPr>
-          <w:rPr>
-            <w:color w:val="0000EE"/>
-            <w:u w:val="single"/>
-          </w:rPr>
-          <w:t>創2:17</w:t>
-        </w:r>
-      </w:hyperlink>
-      <w:r>
-        <w:rPr>
-          <w:lang w:val="zh_TW" w:bidi="zh_TW"/>
-        </w:rPr>
-        <w:t>，</w:t>
-      </w:r>
-      <w:hyperlink r:id="rId39">
-        <w:r>
-          <w:rPr>
-            <w:lang w:val="zh_TW" w:bidi="zh_TW"/>
-          </w:rPr>
-          <w:rPr>
-            <w:color w:val="0000EE"/>
-            <w:u w:val="single"/>
-          </w:rPr>
-          <w:t>3:3</w:t>
-        </w:r>
-      </w:hyperlink>
-      <w:r>
-        <w:rPr>
-          <w:lang w:val="zh_TW" w:bidi="zh_TW"/>
-        </w:rPr>
-        <w:t>）。蛇用巧言欺騙夏娃，她便吃了果子，又給亞當一些，亞當雖不像她那樣被欺騙，卻也吃了。吃了果子之後，他們意識到自己赤身露體，便用無花果樹的葉子為自己編作衣服。</w:t>
+          <w:i/>
+          <w:lang w:val="zh_TW" w:bidi="zh_TW"/>
+        </w:rPr>
+        <w:t>另見</w:t>
+      </w:r>
+      <w:r>
+        <w:rPr>
+          <w:lang w:val="zh_TW" w:bidi="zh_TW"/>
+        </w:rPr>
+        <w:t>尼腓林</w:t>
+      </w:r>
+      <w:r>
+        <w:rPr>
+          <w:lang w:val="zh_TW" w:bidi="zh_TW"/>
+        </w:rPr>
+        <w:t>。</w:t>
+      </w:r>
+      <w:r>
+        <w:rPr>
+          <w:lang w:val="zh_TW" w:bidi="zh_TW"/>
+        </w:rPr>
+      </w:r>
+      <w:r>
+        <w:rPr>
+          <w:lang w:val="zh_TW" w:bidi="zh_TW"/>
+        </w:rPr>
       </w:r>
     </w:p>
     <w:p>
@@ -1356,94 +964,21 @@
           <w:lang w:val="zh_TW" w:bidi="zh_TW"/>
         </w:rPr>
       </w:r>
-      <w:r>
-        <w:rPr>
-          <w:lang w:val="zh_TW" w:bidi="zh_TW"/>
-        </w:rPr>
-        <w:t>當神來與他們說話時，他們躲避祂。神問他們發生了甚麼事，亞當怪罪夏娃，夏娃則怪罪那蛇。神對夏娃說，因他們違命，她生產時必多受痛苦，丈夫也必管轄她（</w:t>
-      </w:r>
-      <w:hyperlink r:id="rId40">
-        <w:r>
-          <w:rPr>
-            <w:lang w:val="zh_TW" w:bidi="zh_TW"/>
-          </w:rPr>
-          <w:rPr>
-            <w:color w:val="0000EE"/>
-            <w:u w:val="single"/>
-          </w:rPr>
-          <w:t>創3:16</w:t>
-        </w:r>
-      </w:hyperlink>
-      <w:r>
-        <w:rPr>
-          <w:lang w:val="zh_TW" w:bidi="zh_TW"/>
-        </w:rPr>
-        <w:t>）。後來，夏娃生了該隱、亞伯、塞特，以及其他兒女（</w:t>
-      </w:r>
-      <w:hyperlink r:id="rId41">
-        <w:r>
-          <w:rPr>
-            <w:lang w:val="zh_TW" w:bidi="zh_TW"/>
-          </w:rPr>
-          <w:rPr>
-            <w:color w:val="0000EE"/>
-            <w:u w:val="single"/>
-          </w:rPr>
-          <w:t>4:1–2</w:t>
-        </w:r>
-      </w:hyperlink>
-      <w:r>
-        <w:rPr>
-          <w:lang w:val="zh_TW" w:bidi="zh_TW"/>
-        </w:rPr>
-        <w:t>、</w:t>
-      </w:r>
-      <w:hyperlink r:id="rId41">
-        <w:r>
-          <w:rPr>
-            <w:lang w:val="zh_TW" w:bidi="zh_TW"/>
-          </w:rPr>
-          <w:rPr>
-            <w:color w:val="0000EE"/>
-            <w:u w:val="single"/>
-          </w:rPr>
-          <w:t>25</w:t>
-        </w:r>
-      </w:hyperlink>
-      <w:r>
-        <w:rPr>
-          <w:lang w:val="zh_TW" w:bidi="zh_TW"/>
-        </w:rPr>
-        <w:t>，</w:t>
-      </w:r>
-      <w:hyperlink r:id="rId42">
-        <w:r>
-          <w:rPr>
-            <w:lang w:val="zh_TW" w:bidi="zh_TW"/>
-          </w:rPr>
-          <w:rPr>
-            <w:color w:val="0000EE"/>
-            <w:u w:val="single"/>
-          </w:rPr>
-          <w:t>5:4</w:t>
-        </w:r>
-      </w:hyperlink>
-      <w:r>
-        <w:rPr>
-          <w:lang w:val="zh_TW" w:bidi="zh_TW"/>
-        </w:rPr>
-        <w:t>）。</w:t>
-      </w:r>
     </w:p>
     <w:p>
       <w:pPr>
-        <w:pStyle w:val="Heading3"/>
-      </w:pPr>
-      <w:r>
-        <w:rPr>
-          <w:lang w:val="zh_TW" w:bidi="zh_TW"/>
-        </w:rPr>
-        <w:t>新約聖經中的夏娃</w:t>
+        <w:pStyle w:val="Heading2"/>
+      </w:pPr>
+      <w:r>
+        <w:rPr>
+          <w:lang w:val="zh_TW" w:bidi="zh_TW"/>
+        </w:rPr>
+        <w:t>偽善</w:t>
+      </w:r>
+      <w:r>
+        <w:rPr>
+          <w:lang w:val="zh_TW" w:bidi="zh_TW"/>
+        </w:rPr>
       </w:r>
     </w:p>
     <w:p>
@@ -1457,61 +992,7 @@
         <w:rPr>
           <w:lang w:val="zh_TW" w:bidi="zh_TW"/>
         </w:rPr>
-        <w:t>新約聖經中有兩次提到夏娃。使徒保羅在談論婦女是否可以在教會中教導時引用了夏娃的例子。他寫道：「我不許女人講道，也不許她轄管男人」（</w:t>
-      </w:r>
-      <w:hyperlink r:id="rId43">
-        <w:r>
-          <w:rPr>
-            <w:lang w:val="zh_TW" w:bidi="zh_TW"/>
-          </w:rPr>
-          <w:rPr>
-            <w:color w:val="0000EE"/>
-            <w:u w:val="single"/>
-          </w:rPr>
-          <w:t>提前2:12</w:t>
-        </w:r>
-      </w:hyperlink>
-      <w:r>
-        <w:rPr>
-          <w:lang w:val="zh_TW" w:bidi="zh_TW"/>
-        </w:rPr>
-        <w:t>）。希臘文中「男人」一詞與「丈夫」同字，因此有些學者認為，保羅在此可能特別是指婦女與丈夫之間的關係，而非泛指所有男人。保羅的推論是：男人先被造，而女人被引誘，成為第一個犯罪的人（</w:t>
-      </w:r>
-      <w:hyperlink r:id="rId44">
-        <w:r>
-          <w:rPr>
-            <w:lang w:val="zh_TW" w:bidi="zh_TW"/>
-          </w:rPr>
-          <w:rPr>
-            <w:color w:val="0000EE"/>
-            <w:u w:val="single"/>
-          </w:rPr>
-          <w:t>提前2:12–15</w:t>
-        </w:r>
-      </w:hyperlink>
-      <w:r>
-        <w:rPr>
-          <w:lang w:val="zh_TW" w:bidi="zh_TW"/>
-        </w:rPr>
-        <w:t>；</w:t>
-      </w:r>
-      <w:hyperlink r:id="rId45">
-        <w:r>
-          <w:rPr>
-            <w:lang w:val="zh_TW" w:bidi="zh_TW"/>
-          </w:rPr>
-          <w:rPr>
-            <w:color w:val="0000EE"/>
-            <w:u w:val="single"/>
-          </w:rPr>
-          <w:t>林後11:3</w:t>
-        </w:r>
-      </w:hyperlink>
-      <w:r>
-        <w:rPr>
-          <w:lang w:val="zh_TW" w:bidi="zh_TW"/>
-        </w:rPr>
-        <w:t>）。</w:t>
+        <w:t>假裝成跟自己實際上不同的樣子，尤其是裝作表面看來很敬虔或有德行。在現代英語世界中，對「偽善」一詞的理解主要來自於其在新約中的使用，特別是耶穌如何使用這個詞語。在新約和隨後而來的理解中，這個詞通常意指欺騙、歪曲事實或聲稱擁有自己並不具備的美德或品質。</w:t>
       </w:r>
     </w:p>
     <w:p>
@@ -1525,7 +1006,7 @@
         <w:rPr>
           <w:lang w:val="zh_TW" w:bidi="zh_TW"/>
         </w:rPr>
-        <w:t>有些人認為，保羅在這裡強調的是創造的次序與人類墮落（亞當與夏娃犯罪）這兩個事實，並以此作為限制婦女在教會中行使權柄的理由。另一些人則認為保羅的指示是針對當時以弗所教會的具體情況（那裡出現錯誤教導的問題），因此保羅的話應理解為處理當時特定的情境，而非在所有教會中普遍禁止婦女教導的永久規條。</w:t>
+        <w:t>偽善在聖經中一直是負面的意思，相比之下，希臘人最早使用的偽善則是作為一個中性的詞語。在其動詞形式中，它的意思是「解釋、詮釋或闡述」。雖然名詞「偽善」可以意味著「回答」，但另一個名詞「偽君子」幾乎總是意味著「演員」的意思，這個意思可能來自於動詞「闡述」。</w:t>
       </w:r>
     </w:p>
     <w:p>
@@ -1537,40 +1018,960 @@
       </w:r>
       <w:r>
         <w:rPr>
+          <w:lang w:val="zh_TW" w:bidi="zh_TW"/>
+        </w:rPr>
+        <w:t>最初，偽君子可以是解釋詩人文字或作曲家音樂的演說者或演員。演員或「偽君子」試圖讓觀眾理解詩人或作曲家所寫的內容。在更大的範圍內，「偽君子」可以是舞台上表演戲劇的眾多演員之一。一個好的「偽君子」忠實地詮釋他被分配的角色，而一個不受歡迎的「偽君子」則糟糕地詮釋他的角色。由於這個詞本質上的中立性，因此必須有附帶的詞語，才能確定其定義的走向。</w:t>
+      </w:r>
+    </w:p>
+    <w:p>
+      <w:pPr/>
+      <w:r>
+        <w:rPr>
+          <w:lang w:val="zh_TW" w:bidi="zh_TW"/>
+        </w:rPr>
+      </w:r>
+      <w:r>
+        <w:rPr>
+          <w:lang w:val="zh_TW" w:bidi="zh_TW"/>
+        </w:rPr>
+        <w:t>在希臘化時期（約公元前325–125年），通常視世界為一個舞台，所有人的一生被視為表演的藝術。個人的角色和劇本是由他的家庭、文化和宗教環境所為他編寫的，他可以成功或不成功地演繹出來。當在這個意義上使用時，「偽善」並不帶有虛偽或欺騙的意思。然而，有些情況下，「偽君子」一詞被用來形容那些以欺騙方式表演其生命角色的人。向公眾展示的形象只是一個面具，背後隱藏著真實而不同的自我。</w:t>
+      </w:r>
+    </w:p>
+    <w:p>
+      <w:pPr/>
+      <w:r>
+        <w:rPr>
+          <w:lang w:val="zh_TW" w:bidi="zh_TW"/>
+        </w:rPr>
+      </w:r>
+      <w:r>
+        <w:rPr>
+          <w:lang w:val="zh_TW" w:bidi="zh_TW"/>
+        </w:rPr>
+        <w:t>福音書經常使用「偽善」這個詞（</w:t>
+      </w:r>
+      <w:hyperlink r:id="rId29">
+        <w:r>
+          <w:rPr>
+            <w:lang w:val="zh_TW" w:bidi="zh_TW"/>
+          </w:rPr>
+          <w:rPr>
+            <w:color w:val="0000EE"/>
+            <w:u w:val="single"/>
+          </w:rPr>
+          <w:t>太23:28</w:t>
+        </w:r>
+      </w:hyperlink>
+      <w:r>
+        <w:rPr>
+          <w:lang w:val="zh_TW" w:bidi="zh_TW"/>
+        </w:rPr>
+        <w:t>；</w:t>
+      </w:r>
+      <w:hyperlink r:id="rId30">
+        <w:r>
+          <w:rPr>
+            <w:lang w:val="zh_TW" w:bidi="zh_TW"/>
+          </w:rPr>
+          <w:rPr>
+            <w:color w:val="0000EE"/>
+            <w:u w:val="single"/>
+          </w:rPr>
+          <w:t>可12:15下</w:t>
+        </w:r>
+      </w:hyperlink>
+      <w:r>
+        <w:rPr>
+          <w:lang w:val="zh_TW" w:bidi="zh_TW"/>
+        </w:rPr>
+        <w:t>；</w:t>
+      </w:r>
+      <w:hyperlink r:id="rId31">
+        <w:r>
+          <w:rPr>
+            <w:lang w:val="zh_TW" w:bidi="zh_TW"/>
+          </w:rPr>
+          <w:rPr>
+            <w:color w:val="0000EE"/>
+            <w:u w:val="single"/>
+          </w:rPr>
+          <w:t>路12:1</w:t>
+        </w:r>
+      </w:hyperlink>
+      <w:r>
+        <w:rPr>
+          <w:lang w:val="zh_TW" w:bidi="zh_TW"/>
+        </w:rPr>
+        <w:t>）和「偽君子」（</w:t>
+      </w:r>
+      <w:hyperlink r:id="rId32">
+        <w:r>
+          <w:rPr>
+            <w:lang w:val="zh_TW" w:bidi="zh_TW"/>
+          </w:rPr>
+          <w:rPr>
+            <w:color w:val="0000EE"/>
+            <w:u w:val="single"/>
+          </w:rPr>
+          <w:t>太7:5</w:t>
+        </w:r>
+      </w:hyperlink>
+      <w:r>
+        <w:rPr>
+          <w:lang w:val="zh_TW" w:bidi="zh_TW"/>
+        </w:rPr>
+        <w:t>；</w:t>
+      </w:r>
+      <w:hyperlink r:id="rId33">
+        <w:r>
+          <w:rPr>
+            <w:lang w:val="zh_TW" w:bidi="zh_TW"/>
+          </w:rPr>
+          <w:rPr>
+            <w:color w:val="0000EE"/>
+            <w:u w:val="single"/>
+          </w:rPr>
+          <w:t>24:51</w:t>
+        </w:r>
+      </w:hyperlink>
+      <w:r>
+        <w:rPr>
+          <w:lang w:val="zh_TW" w:bidi="zh_TW"/>
+        </w:rPr>
+        <w:t>；</w:t>
+      </w:r>
+      <w:hyperlink r:id="rId34">
+        <w:r>
+          <w:rPr>
+            <w:lang w:val="zh_TW" w:bidi="zh_TW"/>
+          </w:rPr>
+          <w:rPr>
+            <w:color w:val="0000EE"/>
+            <w:u w:val="single"/>
+          </w:rPr>
+          <w:t>路6:42</w:t>
+        </w:r>
+      </w:hyperlink>
+      <w:r>
+        <w:rPr>
+          <w:lang w:val="zh_TW" w:bidi="zh_TW"/>
+        </w:rPr>
+        <w:t>，</w:t>
+      </w:r>
+      <w:hyperlink r:id="rId35">
+        <w:r>
+          <w:rPr>
+            <w:lang w:val="zh_TW" w:bidi="zh_TW"/>
+          </w:rPr>
+          <w:rPr>
+            <w:color w:val="0000EE"/>
+            <w:u w:val="single"/>
+          </w:rPr>
+          <w:t>13:15</w:t>
+        </w:r>
+      </w:hyperlink>
+      <w:r>
+        <w:rPr>
+          <w:lang w:val="zh_TW" w:bidi="zh_TW"/>
+        </w:rPr>
+        <w:t>）來記錄耶穌與他的對手之間的衝突。關於法利賽人和撒都該人，耶穌察覺到他們外在形式的公義，與他們未能接受內在公義之間的鮮明對比，如：憐憫、公正、謙卑、寬恕和對不可愛之人的愛（</w:t>
+      </w:r>
+      <w:hyperlink r:id="rId36">
+        <w:r>
+          <w:rPr>
+            <w:lang w:val="zh_TW" w:bidi="zh_TW"/>
+          </w:rPr>
+          <w:rPr>
+            <w:color w:val="0000EE"/>
+            <w:u w:val="single"/>
+          </w:rPr>
+          <w:t>路11:38、42</w:t>
+        </w:r>
+      </w:hyperlink>
+      <w:r>
+        <w:rPr>
+          <w:lang w:val="zh_TW" w:bidi="zh_TW"/>
+        </w:rPr>
+        <w:t>）。他們在這方面的失敗，隱藏在虔誠的外表中（</w:t>
+      </w:r>
+      <w:hyperlink r:id="rId37">
+        <w:r>
+          <w:rPr>
+            <w:lang w:val="zh_TW" w:bidi="zh_TW"/>
+          </w:rPr>
+          <w:rPr>
+            <w:color w:val="0000EE"/>
+            <w:u w:val="single"/>
+          </w:rPr>
+          <w:t>可7:1–13</w:t>
+        </w:r>
+      </w:hyperlink>
+      <w:r>
+        <w:rPr>
+          <w:lang w:val="zh_TW" w:bidi="zh_TW"/>
+        </w:rPr>
+        <w:t>），他們心裡充滿了貪婪和邪惡（</w:t>
+      </w:r>
+      <w:hyperlink r:id="rId38">
+        <w:r>
+          <w:rPr>
+            <w:lang w:val="zh_TW" w:bidi="zh_TW"/>
+          </w:rPr>
+          <w:rPr>
+            <w:color w:val="0000EE"/>
+            <w:u w:val="single"/>
+          </w:rPr>
+          <w:t>路11:39</w:t>
+        </w:r>
+      </w:hyperlink>
+      <w:r>
+        <w:rPr>
+          <w:lang w:val="zh_TW" w:bidi="zh_TW"/>
+        </w:rPr>
+        <w:t>）。偽善定義了那些表現出行為上的公義，但內心卻充滿邪惡的人（</w:t>
+      </w:r>
+      <w:hyperlink r:id="rId29">
+        <w:r>
+          <w:rPr>
+            <w:lang w:val="zh_TW" w:bidi="zh_TW"/>
+          </w:rPr>
+          <w:rPr>
+            <w:color w:val="0000EE"/>
+            <w:u w:val="single"/>
+          </w:rPr>
+          <w:t>太23:28</w:t>
+        </w:r>
+      </w:hyperlink>
+      <w:r>
+        <w:rPr>
+          <w:lang w:val="zh_TW" w:bidi="zh_TW"/>
+        </w:rPr>
+        <w:t>）。</w:t>
+      </w:r>
+    </w:p>
+    <w:p>
+      <w:pPr/>
+      <w:r>
+        <w:rPr>
+          <w:lang w:val="zh_TW" w:bidi="zh_TW"/>
+        </w:rPr>
+      </w:r>
+      <w:r>
+        <w:rPr>
+          <w:lang w:val="zh_TW" w:bidi="zh_TW"/>
+        </w:rPr>
+        <w:t>耶穌譴責偽善，因為它扭曲了神公義的命令。偽善者不追求真實的內在聖潔，而是將公義扭曲成一種僵化的模式，其主要用途是在人面前展示出來（</w:t>
+      </w:r>
+      <w:hyperlink r:id="rId39">
+        <w:r>
+          <w:rPr>
+            <w:lang w:val="zh_TW" w:bidi="zh_TW"/>
+          </w:rPr>
+          <w:rPr>
+            <w:color w:val="0000EE"/>
+            <w:u w:val="single"/>
+          </w:rPr>
+          <w:t>太23:2–7</w:t>
+        </w:r>
+      </w:hyperlink>
+      <w:r>
+        <w:rPr>
+          <w:lang w:val="zh_TW" w:bidi="zh_TW"/>
+        </w:rPr>
+        <w:t>）。他們對公義的觀念揭示了他們對神認識的扭曲，以及對祂如何使罪人與自己和好的錯誤理解（</w:t>
+      </w:r>
+      <w:hyperlink r:id="rId40">
+        <w:r>
+          <w:rPr>
+            <w:lang w:val="zh_TW" w:bidi="zh_TW"/>
+          </w:rPr>
+          <w:rPr>
+            <w:color w:val="0000EE"/>
+            <w:u w:val="single"/>
+          </w:rPr>
+          <w:t>路16:15</w:t>
+        </w:r>
+      </w:hyperlink>
+      <w:r>
+        <w:rPr>
+          <w:lang w:val="zh_TW" w:bidi="zh_TW"/>
+        </w:rPr>
+        <w:t>）。這些偽善者雖向人解釋神的性情，實際上只是誤解祂。因此，他們的虛假使人遠離神，而不是走向神，與祂和好（</w:t>
+      </w:r>
+      <w:hyperlink r:id="rId41">
+        <w:r>
+          <w:rPr>
+            <w:lang w:val="zh_TW" w:bidi="zh_TW"/>
+          </w:rPr>
+          <w:rPr>
+            <w:color w:val="0000EE"/>
+            <w:u w:val="single"/>
+          </w:rPr>
+          <w:t>路11:52</w:t>
+        </w:r>
+      </w:hyperlink>
+      <w:r>
+        <w:rPr>
+          <w:lang w:val="zh_TW" w:bidi="zh_TW"/>
+        </w:rPr>
+        <w:t>）。偽善者不僅阻止他人進入神的國，其實自己也進不去（</w:t>
+      </w:r>
+      <w:hyperlink r:id="rId42">
+        <w:r>
+          <w:rPr>
+            <w:lang w:val="zh_TW" w:bidi="zh_TW"/>
+          </w:rPr>
+          <w:rPr>
+            <w:color w:val="0000EE"/>
+            <w:u w:val="single"/>
+          </w:rPr>
+          <w:t>太23:13</w:t>
+        </w:r>
+      </w:hyperlink>
+      <w:r>
+        <w:rPr>
+          <w:lang w:val="zh_TW" w:bidi="zh_TW"/>
+        </w:rPr>
+        <w:t>）。</w:t>
+      </w:r>
+      <w:r>
+        <w:rPr>
+          <w:lang w:val="zh_TW" w:bidi="zh_TW"/>
+        </w:rPr>
+      </w:r>
+      <w:r>
+        <w:rPr>
+          <w:lang w:val="zh_TW" w:bidi="zh_TW"/>
+        </w:rPr>
+      </w:r>
+    </w:p>
+    <w:p>
+      <w:pPr/>
+      <w:r>
+        <w:rPr>
+          <w:lang w:val="zh_TW" w:bidi="zh_TW"/>
+        </w:rPr>
+      </w:r>
+    </w:p>
+    <w:p>
+      <w:pPr>
+        <w:pStyle w:val="Heading2"/>
+      </w:pPr>
+      <w:r>
+        <w:rPr>
+          <w:lang w:val="zh_TW" w:bidi="zh_TW"/>
+        </w:rPr>
+        <w:t>未受割禮</w:t>
+      </w:r>
+      <w:r>
+        <w:rPr>
+          <w:lang w:val="zh_TW" w:bidi="zh_TW"/>
+        </w:rPr>
+      </w:r>
+    </w:p>
+    <w:p>
+      <w:pPr/>
+      <w:r>
+        <w:rPr>
+          <w:lang w:val="zh_TW" w:bidi="zh_TW"/>
+        </w:rPr>
+      </w:r>
+      <w:r>
+        <w:rPr>
+          <w:lang w:val="zh_TW" w:bidi="zh_TW"/>
+        </w:rPr>
+        <w:t>男性生殖器自然的狀態是包皮覆蓋著陰莖。猶太人和許多其它群體會用手術將包皮移除，作為他們與神立約的象徵（</w:t>
+      </w:r>
+      <w:hyperlink r:id="rId43">
+        <w:r>
+          <w:rPr>
+            <w:lang w:val="zh_TW" w:bidi="zh_TW"/>
+          </w:rPr>
+          <w:rPr>
+            <w:color w:val="0000EE"/>
+            <w:u w:val="single"/>
+          </w:rPr>
+          <w:t>創17:9–14</w:t>
+        </w:r>
+      </w:hyperlink>
+      <w:r>
+        <w:rPr>
+          <w:lang w:val="zh_TW" w:bidi="zh_TW"/>
+        </w:rPr>
+        <w:t>；</w:t>
+      </w:r>
+      <w:hyperlink r:id="rId44">
+        <w:r>
+          <w:rPr>
+            <w:lang w:val="zh_TW" w:bidi="zh_TW"/>
+          </w:rPr>
+          <w:rPr>
+            <w:color w:val="0000EE"/>
+            <w:u w:val="single"/>
+          </w:rPr>
+          <w:t>出12:48</w:t>
+        </w:r>
+      </w:hyperlink>
+      <w:r>
+        <w:rPr>
+          <w:lang w:val="zh_TW" w:bidi="zh_TW"/>
+        </w:rPr>
+        <w:t>；</w:t>
+      </w:r>
+      <w:hyperlink r:id="rId45">
+        <w:r>
+          <w:rPr>
+            <w:lang w:val="zh_TW" w:bidi="zh_TW"/>
+          </w:rPr>
+          <w:rPr>
+            <w:color w:val="0000EE"/>
+            <w:u w:val="single"/>
+          </w:rPr>
+          <w:t>利12:3</w:t>
+        </w:r>
+      </w:hyperlink>
+      <w:r>
+        <w:rPr>
+          <w:lang w:val="zh_TW" w:bidi="zh_TW"/>
+        </w:rPr>
+        <w:t>）。由於這種做法，「未受割禮」一詞開始意味著「非猶太人」或「外邦人」（非利士人、希臘人和羅馬人不行割禮，但埃及人和許多閃族民族則會行割禮）。這個詞也用來描述「那些在約之外的人」。</w:t>
+      </w:r>
+    </w:p>
+    <w:p>
+      <w:pPr/>
+      <w:r>
+        <w:rPr>
+          <w:lang w:val="zh_TW" w:bidi="zh_TW"/>
+        </w:rPr>
+      </w:r>
+      <w:r>
+        <w:rPr>
+          <w:lang w:val="zh_TW" w:bidi="zh_TW"/>
+        </w:rPr>
+        <w:t>「未受割禮」一詞在新約聖經中出現了二十次，通常表示與猶太人相對的「外邦人」。保羅提出了一個有力的論點來反對這種區分。保羅強烈反對在人與人之間做這樣的區分。對保羅來說，一個人對神的心態比遵循禮儀律法更為重要，因為是否遵行與一個人的救恩無關（</w:t>
+      </w:r>
+      <w:hyperlink r:id="rId46">
+        <w:r>
+          <w:rPr>
+            <w:lang w:val="zh_TW" w:bidi="zh_TW"/>
+          </w:rPr>
+          <w:rPr>
+            <w:color w:val="0000EE"/>
+            <w:u w:val="single"/>
+          </w:rPr>
+          <w:t>羅2:25–27</w:t>
+        </w:r>
+      </w:hyperlink>
+      <w:r>
+        <w:rPr>
+          <w:lang w:val="zh_TW" w:bidi="zh_TW"/>
+        </w:rPr>
+        <w:t>）。亞伯拉罕在未受割禮時就已經相信並被神接納。因此，割禮與他的救恩無關（</w:t>
+      </w:r>
+      <w:hyperlink r:id="rId47">
+        <w:r>
+          <w:rPr>
+            <w:lang w:val="zh_TW" w:bidi="zh_TW"/>
+          </w:rPr>
+          <w:rPr>
+            <w:color w:val="0000EE"/>
+            <w:u w:val="single"/>
+          </w:rPr>
+          <w:t>羅3:30</w:t>
+        </w:r>
+      </w:hyperlink>
+      <w:r>
+        <w:rPr>
+          <w:lang w:val="zh_TW" w:bidi="zh_TW"/>
+        </w:rPr>
+        <w:t>；</w:t>
+      </w:r>
+      <w:hyperlink r:id="rId48">
+        <w:r>
+          <w:rPr>
+            <w:lang w:val="zh_TW" w:bidi="zh_TW"/>
+          </w:rPr>
+          <w:rPr>
+            <w:color w:val="0000EE"/>
+            <w:u w:val="single"/>
+          </w:rPr>
+          <w:t>4:9–12</w:t>
+        </w:r>
+      </w:hyperlink>
+      <w:r>
+        <w:rPr>
+          <w:lang w:val="zh_TW" w:bidi="zh_TW"/>
+        </w:rPr>
+        <w:t>）。過去，外邦人被排除在神的百姓之外（</w:t>
+      </w:r>
+      <w:hyperlink r:id="rId49">
+        <w:r>
+          <w:rPr>
+            <w:lang w:val="zh_TW" w:bidi="zh_TW"/>
+          </w:rPr>
+          <w:rPr>
+            <w:color w:val="0000EE"/>
+            <w:u w:val="single"/>
+          </w:rPr>
+          <w:t>弗2:11–12</w:t>
+        </w:r>
+      </w:hyperlink>
+      <w:r>
+        <w:rPr>
+          <w:lang w:val="zh_TW" w:bidi="zh_TW"/>
+        </w:rPr>
+        <w:t>）。現在，猶太人和外邦人信徒在耶穌基督裡成為一體（</w:t>
+      </w:r>
+      <w:hyperlink r:id="rId50">
+        <w:r>
+          <w:rPr>
+            <w:lang w:val="zh_TW" w:bidi="zh_TW"/>
+          </w:rPr>
+          <w:rPr>
+            <w:color w:val="0000EE"/>
+            <w:u w:val="single"/>
+          </w:rPr>
+          <w:t>加2:7</w:t>
+        </w:r>
+      </w:hyperlink>
+      <w:r>
+        <w:rPr>
+          <w:lang w:val="zh_TW" w:bidi="zh_TW"/>
+        </w:rPr>
+        <w:t>，</w:t>
+      </w:r>
+      <w:hyperlink r:id="rId51">
+        <w:r>
+          <w:rPr>
+            <w:lang w:val="zh_TW" w:bidi="zh_TW"/>
+          </w:rPr>
+          <w:rPr>
+            <w:color w:val="0000EE"/>
+            <w:u w:val="single"/>
+          </w:rPr>
+          <w:t>5:6</w:t>
+        </w:r>
+      </w:hyperlink>
+      <w:r>
+        <w:rPr>
+          <w:lang w:val="zh_TW" w:bidi="zh_TW"/>
+        </w:rPr>
+        <w:t>，</w:t>
+      </w:r>
+      <w:hyperlink r:id="rId52">
+        <w:r>
+          <w:rPr>
+            <w:lang w:val="zh_TW" w:bidi="zh_TW"/>
+          </w:rPr>
+          <w:rPr>
+            <w:color w:val="0000EE"/>
+            <w:u w:val="single"/>
+          </w:rPr>
+          <w:t>6:15</w:t>
+        </w:r>
+      </w:hyperlink>
+      <w:r>
+        <w:rPr>
+          <w:lang w:val="zh_TW" w:bidi="zh_TW"/>
+        </w:rPr>
+        <w:t>；</w:t>
+      </w:r>
+      <w:hyperlink r:id="rId53">
+        <w:r>
+          <w:rPr>
+            <w:lang w:val="zh_TW" w:bidi="zh_TW"/>
+          </w:rPr>
+          <w:rPr>
+            <w:color w:val="0000EE"/>
+            <w:u w:val="single"/>
+          </w:rPr>
+          <w:t>西3:11</w:t>
+        </w:r>
+      </w:hyperlink>
+      <w:r>
+        <w:rPr>
+          <w:lang w:val="zh_TW" w:bidi="zh_TW"/>
+        </w:rPr>
+        <w:t>）。保羅拒絕聽從那些要求人們行割禮才能完全成為教會成員的人。</w:t>
+      </w:r>
+    </w:p>
+    <w:p>
+      <w:pPr/>
+      <w:r>
+        <w:rPr>
+          <w:lang w:val="zh_TW" w:bidi="zh_TW"/>
+        </w:rPr>
+      </w:r>
+      <w:r>
+        <w:rPr>
+          <w:lang w:val="zh_TW" w:bidi="zh_TW"/>
+        </w:rPr>
+        <w:t>在</w:t>
+      </w:r>
+      <w:hyperlink r:id="rId54">
+        <w:r>
+          <w:rPr>
+            <w:lang w:val="zh_TW" w:bidi="zh_TW"/>
+          </w:rPr>
+          <w:rPr>
+            <w:color w:val="0000EE"/>
+            <w:u w:val="single"/>
+          </w:rPr>
+          <w:t>歌羅西書二章8至15節</w:t>
+        </w:r>
+      </w:hyperlink>
+      <w:r>
+        <w:rPr>
+          <w:lang w:val="zh_TW" w:bidi="zh_TW"/>
+        </w:rPr>
+        <w:t>中，保羅用「未受割禮」作為隱喻，來指一個人在認識神之前的狀態。這裡的未受割禮等同於「肉體」（指人的邪惡慾望），這跟未受割禮的狀態是同樣的意思。正如肉身的身體在割禮中被割去一樣，屬靈的「肉體」在歸信時被基督割絕，在洗禮中也表現出這一點。受洗的人從「不潔」中被潔淨，就像受割禮的外邦人也被認為是從先前未受割禮的不潔中被潔淨了一樣。</w:t>
+      </w:r>
+    </w:p>
+    <w:p>
+      <w:pPr/>
+      <w:r>
+        <w:rPr>
+          <w:lang w:val="zh_TW" w:bidi="zh_TW"/>
+        </w:rPr>
+      </w:r>
+      <w:r>
+        <w:rPr>
           <w:i/>
           <w:lang w:val="zh_TW" w:bidi="zh_TW"/>
         </w:rPr>
-        <w:t>另見</w:t>
-      </w:r>
-      <w:r>
-        <w:rPr>
-          <w:lang w:val="zh_TW" w:bidi="zh_TW"/>
-        </w:rPr>
-        <w:t xml:space="preserve"> </w:t>
-      </w:r>
-      <w:r>
-        <w:rPr>
-          <w:lang w:val="zh_TW" w:bidi="zh_TW"/>
-        </w:rPr>
-        <w:t>亞當（人物）</w:t>
-      </w:r>
-      <w:r>
-        <w:rPr>
-          <w:lang w:val="zh_TW" w:bidi="zh_TW"/>
-        </w:rPr>
-        <w:t>；</w:t>
-      </w:r>
-      <w:r>
-        <w:rPr>
-          <w:lang w:val="zh_TW" w:bidi="zh_TW"/>
-        </w:rPr>
-        <w:t>伊甸園</w:t>
+        <w:t xml:space="preserve">另見 </w:t>
+      </w:r>
+      <w:r>
+        <w:rPr>
+          <w:lang w:val="zh_TW" w:bidi="zh_TW"/>
+        </w:rPr>
+        <w:t>割禮</w:t>
       </w:r>
       <w:r>
         <w:rPr>
           <w:lang w:val="zh_TW" w:bidi="zh_TW"/>
         </w:rPr>
         <w:t>。</w:t>
+      </w:r>
+      <w:r>
+        <w:rPr>
+          <w:lang w:val="zh_TW" w:bidi="zh_TW"/>
+        </w:rPr>
+      </w:r>
+      <w:r>
+        <w:rPr>
+          <w:lang w:val="zh_TW" w:bidi="zh_TW"/>
+        </w:rPr>
+      </w:r>
+    </w:p>
+    <w:p>
+      <w:pPr/>
+      <w:r>
+        <w:rPr>
+          <w:lang w:val="zh_TW" w:bidi="zh_TW"/>
+        </w:rPr>
+      </w:r>
+    </w:p>
+    <w:p>
+      <w:pPr>
+        <w:pStyle w:val="Heading2"/>
+      </w:pPr>
+      <w:r>
+        <w:rPr>
+          <w:lang w:val="zh_TW" w:bidi="zh_TW"/>
+        </w:rPr>
+        <w:t>為死人受洗</w:t>
+      </w:r>
+      <w:r>
+        <w:rPr>
+          <w:lang w:val="zh_TW" w:bidi="zh_TW"/>
+        </w:rPr>
+      </w:r>
+    </w:p>
+    <w:p>
+      <w:pPr/>
+      <w:r>
+        <w:rPr>
+          <w:lang w:val="zh_TW" w:bidi="zh_TW"/>
+        </w:rPr>
+      </w:r>
+      <w:r>
+        <w:rPr>
+          <w:lang w:val="zh_TW" w:bidi="zh_TW"/>
+        </w:rPr>
+        <w:t>一個意義不明的習俗，在新約聖經中提到一次（</w:t>
+      </w:r>
+      <w:hyperlink r:id="rId55">
+        <w:r>
+          <w:rPr>
+            <w:lang w:val="zh_TW" w:bidi="zh_TW"/>
+          </w:rPr>
+          <w:rPr>
+            <w:color w:val="0000EE"/>
+            <w:u w:val="single"/>
+          </w:rPr>
+          <w:t>林前15:29</w:t>
+        </w:r>
+      </w:hyperlink>
+      <w:r>
+        <w:rPr>
+          <w:lang w:val="zh_TW" w:bidi="zh_TW"/>
+        </w:rPr>
+        <w:t>）。對於這段有爭議的經文，已經有許多人提出了許多解釋。主要的問題是，為死者施行的洗禮是怎樣的，以及保羅是否認可這種做法。</w:t>
+      </w:r>
+    </w:p>
+    <w:p>
+      <w:pPr>
+        <w:pStyle w:val="Heading3"/>
+      </w:pPr>
+      <w:r>
+        <w:rPr>
+          <w:lang w:val="zh_TW" w:bidi="zh_TW"/>
+        </w:rPr>
+        <w:t>為死人受洗的不同解釋方式</w:t>
+      </w:r>
+    </w:p>
+    <w:p>
+      <w:pPr/>
+      <w:r>
+        <w:rPr>
+          <w:lang w:val="zh_TW" w:bidi="zh_TW"/>
+        </w:rPr>
+      </w:r>
+      <w:r>
+        <w:rPr>
+          <w:lang w:val="zh_TW" w:bidi="zh_TW"/>
+        </w:rPr>
+        <w:t>對「為死人受洗」這個片語的解釋可歸納為三類：</w:t>
+      </w:r>
+    </w:p>
+    <w:p>
+      <w:pPr>
+        <w:pStyle w:val="ListNumber"/>
+        <w:numPr>
+          <w:ilvl w:val="0"/>
+          <w:numId w:val="14"/>
+        </w:numPr>
+        <w:spacing w:line="240" w:lineRule="auto"/>
+        <w:ind w:left="720"/>
+      </w:pPr>
+      <w:r>
+        <w:rPr>
+          <w:lang w:val="zh_TW" w:bidi="zh_TW"/>
+        </w:rPr>
+      </w:r>
+      <w:r>
+        <w:rPr>
+          <w:lang w:val="zh_TW" w:bidi="zh_TW"/>
+        </w:rPr>
+        <w:t>洗禮作為象徵</w:t>
+      </w:r>
+    </w:p>
+    <w:p>
+      <w:pPr>
+        <w:pStyle w:val="ListNumber"/>
+        <w:spacing w:line="240" w:lineRule="auto"/>
+        <w:ind w:left="720"/>
+      </w:pPr>
+      <w:r>
+        <w:rPr>
+          <w:lang w:val="zh_TW" w:bidi="zh_TW"/>
+        </w:rPr>
+      </w:r>
+      <w:r>
+        <w:rPr>
+          <w:lang w:val="zh_TW" w:bidi="zh_TW"/>
+        </w:rPr>
+        <w:t>普通洗禮</w:t>
+      </w:r>
+    </w:p>
+    <w:p>
+      <w:pPr>
+        <w:pStyle w:val="ListNumber"/>
+        <w:spacing w:line="240" w:lineRule="auto"/>
+        <w:ind w:left="720"/>
+      </w:pPr>
+      <w:r>
+        <w:rPr>
+          <w:lang w:val="zh_TW" w:bidi="zh_TW"/>
+        </w:rPr>
+      </w:r>
+      <w:r>
+        <w:rPr>
+          <w:lang w:val="zh_TW" w:bidi="zh_TW"/>
+        </w:rPr>
+        <w:t>代表他人受洗</w:t>
+      </w:r>
+    </w:p>
+    <w:p>
+      <w:pPr/>
+      <w:r>
+        <w:rPr>
+          <w:lang w:val="zh_TW" w:bidi="zh_TW"/>
+        </w:rPr>
+      </w:r>
+      <w:r>
+        <w:rPr>
+          <w:lang w:val="zh_TW" w:bidi="zh_TW"/>
+        </w:rPr>
+        <w:t>在</w:t>
+      </w:r>
+      <w:hyperlink r:id="rId56">
+        <w:r>
+          <w:rPr>
+            <w:lang w:val="zh_TW" w:bidi="zh_TW"/>
+          </w:rPr>
+          <w:rPr>
+            <w:color w:val="0000EE"/>
+            <w:u w:val="single"/>
+          </w:rPr>
+          <w:t>馬可福音十章38節</w:t>
+        </w:r>
+      </w:hyperlink>
+      <w:r>
+        <w:rPr>
+          <w:lang w:val="zh_TW" w:bidi="zh_TW"/>
+        </w:rPr>
+        <w:t>和</w:t>
+      </w:r>
+      <w:hyperlink r:id="rId57">
+        <w:r>
+          <w:rPr>
+            <w:lang w:val="zh_TW" w:bidi="zh_TW"/>
+          </w:rPr>
+          <w:rPr>
+            <w:color w:val="0000EE"/>
+            <w:u w:val="single"/>
+          </w:rPr>
+          <w:t>路加福音十二章50節</w:t>
+        </w:r>
+      </w:hyperlink>
+      <w:r>
+        <w:rPr>
+          <w:lang w:val="zh_TW" w:bidi="zh_TW"/>
+        </w:rPr>
+        <w:t>中，洗禮被用作受苦或殉道（為信仰而死）的象徵。有些學者認為「為死人受洗」意味著殉道，並將其翻譯為「以死亡為目標而受洗」。</w:t>
+      </w:r>
+    </w:p>
+    <w:p>
+      <w:pPr/>
+      <w:r>
+        <w:rPr>
+          <w:lang w:val="zh_TW" w:bidi="zh_TW"/>
+        </w:rPr>
+      </w:r>
+      <w:r>
+        <w:rPr>
+          <w:lang w:val="zh_TW" w:bidi="zh_TW"/>
+        </w:rPr>
+        <w:t>許多人認為這意味著為自己受洗。馬丁‧路德（Martin Luther）認為這意味著在死者墓旁施洗。約翰‧加爾文（John Calvin）認為這是指臨終基督徒渴望受洗。另一些人認為，這是指新信徒因基督徒殉道者或已故親人的見證而接受洗禮。</w:t>
+      </w:r>
+    </w:p>
+    <w:p>
+      <w:pPr>
+        <w:pStyle w:val="Heading3"/>
+      </w:pPr>
+      <w:r>
+        <w:rPr>
+          <w:lang w:val="zh_TW" w:bidi="zh_TW"/>
+        </w:rPr>
+        <w:t>保羅贊成為死者施洗嗎？</w:t>
+      </w:r>
+    </w:p>
+    <w:p>
+      <w:pPr/>
+      <w:r>
+        <w:rPr>
+          <w:lang w:val="zh_TW" w:bidi="zh_TW"/>
+        </w:rPr>
+      </w:r>
+      <w:r>
+        <w:rPr>
+          <w:lang w:val="zh_TW" w:bidi="zh_TW"/>
+        </w:rPr>
+        <w:t>這句話最直接的意思似乎是一種為死人代受洗的做法。這句話似乎表明，有哥林多人為死人受洗。哥林多教會可能對洗禮持有一種神秘化的觀點，這或許解釋了為什麼保羅淡化了他作為施洗者的角色（</w:t>
+      </w:r>
+      <w:hyperlink r:id="rId58">
+        <w:r>
+          <w:rPr>
+            <w:lang w:val="zh_TW" w:bidi="zh_TW"/>
+          </w:rPr>
+          <w:rPr>
+            <w:color w:val="0000EE"/>
+            <w:u w:val="single"/>
+          </w:rPr>
+          <w:t>林前1:14–17</w:t>
+        </w:r>
+      </w:hyperlink>
+      <w:r>
+        <w:rPr>
+          <w:lang w:val="zh_TW" w:bidi="zh_TW"/>
+        </w:rPr>
+        <w:t>）。</w:t>
+      </w:r>
+    </w:p>
+    <w:p>
+      <w:pPr/>
+      <w:r>
+        <w:rPr>
+          <w:lang w:val="zh_TW" w:bidi="zh_TW"/>
+        </w:rPr>
+      </w:r>
+      <w:r>
+        <w:rPr>
+          <w:lang w:val="zh_TW" w:bidi="zh_TW"/>
+        </w:rPr>
+        <w:t>保羅將哥林多教會的經歷與以色列人在曠野中的經歷相比較（</w:t>
+      </w:r>
+      <w:hyperlink r:id="rId59">
+        <w:r>
+          <w:rPr>
+            <w:lang w:val="zh_TW" w:bidi="zh_TW"/>
+          </w:rPr>
+          <w:rPr>
+            <w:color w:val="0000EE"/>
+            <w:u w:val="single"/>
+          </w:rPr>
+          <w:t>林前10:1–13</w:t>
+        </w:r>
+      </w:hyperlink>
+      <w:r>
+        <w:rPr>
+          <w:lang w:val="zh_TW" w:bidi="zh_TW"/>
+        </w:rPr>
+        <w:t>）。他描述以色列人如何過紅海和收取嗎哪，這些事件讓我們聯想到洗禮和聖餐。但保羅提醒他的讀者，這些戲劇性的經歷並未使以色列人免於犯罪。某些哥林多人可能認為，參與基督教儀式如洗禮能自動帶來救恩。如果是這樣，那麼那些實踐為死人受洗的人可能相信這一儀式對死者也有幫助。</w:t>
+      </w:r>
+    </w:p>
+    <w:p>
+      <w:pPr/>
+      <w:r>
+        <w:rPr>
+          <w:lang w:val="zh_TW" w:bidi="zh_TW"/>
+        </w:rPr>
+      </w:r>
+      <w:r>
+        <w:rPr>
+          <w:lang w:val="zh_TW" w:bidi="zh_TW"/>
+        </w:rPr>
+        <w:t>保羅是否贊成為死人受洗的做法？可能不是。在</w:t>
+      </w:r>
+      <w:hyperlink r:id="rId60">
+        <w:r>
+          <w:rPr>
+            <w:lang w:val="zh_TW" w:bidi="zh_TW"/>
+          </w:rPr>
+          <w:rPr>
+            <w:color w:val="0000EE"/>
+            <w:u w:val="single"/>
+          </w:rPr>
+          <w:t>哥林多前書十五章29至34節</w:t>
+        </w:r>
+      </w:hyperlink>
+      <w:r>
+        <w:rPr>
+          <w:lang w:val="zh_TW" w:bidi="zh_TW"/>
+        </w:rPr>
+        <w:t>保羅關於死人復活的討論中，並未表示贊成這種做法。相反，他用這個例子來說明一個道理，他說，若死人沒有復活，那麼為死人受洗便毫無意義。</w:t>
       </w:r>
       <w:r>
         <w:rPr>
@@ -3472,6 +3873,12 @@
   </w:num>
   <w:num w:numId="13" w16cid:durableId="592781308">
     <w:abstractNumId w:val="11"/>
+  </w:num>
+  <w:num w:numId="14">
+    <w:abstractNumId w:val="3"/>
+    <w:lvlOverride w:ilvl="0">
+      <w:startOverride w:val="1"/>
+    </w:lvlOverride>
   </w:num>
   <w:numIdMacAtCleanup w:val="10"/>
 </w:numbering>

--- a/zht/docx/153.content.docx
+++ b/zht/docx/153.content.docx
@@ -149,7 +149,7 @@
         <w:rPr>
           <w:lang w:val="zh_TW" w:bidi="zh_TW"/>
         </w:rPr>
-        <w:t>wei</w:t>
+        <w:t>tao</w:t>
       </w:r>
       <w:r>
         <w:rPr>
@@ -212,7 +212,7 @@
         <w:rPr>
           <w:lang w:val="zh_TW" w:bidi="zh_TW"/>
         </w:rPr>
-        <w:t>偉人</w:t>
+        <w:t>陶器</w:t>
       </w:r>
       <w:r>
         <w:rPr>
@@ -231,7 +231,18 @@
         <w:rPr>
           <w:lang w:val="zh_TW" w:bidi="zh_TW"/>
         </w:rPr>
-        <w:t>有四個希伯來詞在有些譯本中都譯為偉人（giants）。</w:t>
+        <w:t>黏土與陶土器皿的製作。</w:t>
+      </w:r>
+    </w:p>
+    <w:p>
+      <w:pPr>
+        <w:pStyle w:val="Heading3"/>
+      </w:pPr>
+      <w:r>
+        <w:rPr>
+          <w:lang w:val="zh_TW" w:bidi="zh_TW"/>
+        </w:rPr>
+        <w:t>歷史與發展</w:t>
       </w:r>
     </w:p>
     <w:p>
@@ -240,6 +251,26 @@
         <w:rPr>
           <w:lang w:val="zh_TW" w:bidi="zh_TW"/>
         </w:rPr>
+      </w:r>
+      <w:r>
+        <w:rPr>
+          <w:lang w:val="zh_TW" w:bidi="zh_TW"/>
+        </w:rPr>
+        <w:t>最早的陶器是用手塑形而成，再放在太陽下曬乾。雖然古代沒有留下關於陶匠工作及其社會地位的文字記載，但埃及墓室與宮殿的牆壁上充滿陶匠工作的圖畫，從這些圖像可以觀察出許多有關他們工藝的細節。人們普遍認為，最早的陶匠是女性，因為她們在家中為準備食物而製作容器，而男人則外出打獵或採集食物。直到今天，在非洲、安納托利亞（Anatolia）、庫爾德（Kurdistan）地區以及美國西南部，仍可見到類似的情形。最終，製陶逐漸成為一種職業，通常由村落中特定的人負責，有時也由四處遷移的流動工匠進行——他們從一個村莊到另一個村莊，為當地人製作陶器，滿足需求後再繼續前往下一處。</w:t>
+      </w:r>
+    </w:p>
+    <w:p>
+      <w:pPr/>
+      <w:r>
+        <w:rPr>
+          <w:lang w:val="zh_TW" w:bidi="zh_TW"/>
+        </w:rPr>
+      </w:r>
+      <w:r>
+        <w:rPr>
+          <w:lang w:val="zh_TW" w:bidi="zh_TW"/>
+        </w:rPr>
+        <w:t>人們發明陶輪（potter’s wheel）之後，製陶不再只是家庭中偶爾的活動，而成為一項專門的職業。陶輪大大提高成器的速度，使這項手工藝邁向類似工業化的規模，並逐漸成為以男性為主的工作。不過，有證據顯示，當時仍有人（推測為女性）在家中製作部分陶器。在發明陶輪之前，主要的製陶方法是以盤條狀的黏土一層層堆疊起來塑形，尤其用於製作大型容器。在聖經所記述的地區的考古發掘中，最早的陶輪出土於蘇美（Sumer）的吾珥，年代約為公元前3500年至3000年。當時新興的城逐漸形成，可能帶動了陶輪的出現，因為更多的城裡人需要陶器。耶利米在公元前六世紀提到一個陶匠的工作坊：「我就下到窯匠的家裡去，正遇他轉輪做器皿。窯匠用泥做的器皿，在他手中做壞了，他又用這泥另做別的器皿；窯匠看怎樣好，就怎樣做。」（</w:t>
       </w:r>
       <w:hyperlink r:id="rId13">
         <w:r>
@@ -250,38 +281,14 @@
             <w:color w:val="0000EE"/>
             <w:u w:val="single"/>
           </w:rPr>
-          <w:t>約伯記十六章14節</w:t>
+          <w:t>耶18:3–4</w:t>
         </w:r>
       </w:hyperlink>
       <w:r>
         <w:rPr>
           <w:lang w:val="zh_TW" w:bidi="zh_TW"/>
         </w:rPr>
-        <w:t>中出現的希伯來詞，有譯本譯為「</w:t>
-      </w:r>
-      <w:r>
-        <w:rPr>
-          <w:lang w:val="zh_TW" w:bidi="zh_TW"/>
-        </w:rPr>
-        <w:t>偉人</w:t>
-      </w:r>
-      <w:r>
-        <w:rPr>
-          <w:lang w:val="zh_TW" w:bidi="zh_TW"/>
-        </w:rPr>
-        <w:t>」，但也有譯本譯為「</w:t>
-      </w:r>
-      <w:r>
-        <w:rPr>
-          <w:lang w:val="zh_TW" w:bidi="zh_TW"/>
-        </w:rPr>
-        <w:t>勇士</w:t>
-      </w:r>
-      <w:r>
-        <w:rPr>
-          <w:lang w:val="zh_TW" w:bidi="zh_TW"/>
-        </w:rPr>
-        <w:t>」。</w:t>
+        <w:t>）。有證據顯示，在古希臘的古典時期，出現了大型陶器工作坊，有些僱用了超過五十名工人。</w:t>
       </w:r>
     </w:p>
     <w:p>
@@ -295,7 +302,74 @@
         <w:rPr>
           <w:lang w:val="zh_TW" w:bidi="zh_TW"/>
         </w:rPr>
-        <w:t>另一個希伯來詞出現在</w:t>
+        <w:t>要產生「拉坯」所需的離心力，陶土每分鐘必須旋轉至少一百圈。最早的陶輪由兩塊石頭組成，下方的石頭中央有孔，上方的石頭有突起，正好插入下方的孔中，使上面的石頭能轉動。上方的石頭上固定一塊較大的木板，用來放置陶器，而轉動陶輪的工作無疑是由學徒負責的。到了希臘化時期（公元前300年之後），出現了以腳踏帶動的陶輪。</w:t>
+      </w:r>
+    </w:p>
+    <w:p>
+      <w:pPr/>
+      <w:r>
+        <w:rPr>
+          <w:lang w:val="zh_TW" w:bidi="zh_TW"/>
+        </w:rPr>
+      </w:r>
+      <w:r>
+        <w:rPr>
+          <w:lang w:val="zh_TW" w:bidi="zh_TW"/>
+        </w:rPr>
+        <w:t>古代製陶的另一種技術是使用模具。模具是用軟石雕刻而成，或以黏土製作，用於大量生產相同形狀的器皿。在中東地區的博物館中，常可見到希臘化時期與羅馬時期的燈具模具。當時的小油燈是在模具中分上下兩半製成，再在燒製前將兩半黏合在一起。希律王時期的油燈還有獨立塑成的匙形燈嘴，與前述的兩個部分分開製作。</w:t>
+      </w:r>
+    </w:p>
+    <w:p>
+      <w:pPr/>
+      <w:r>
+        <w:rPr>
+          <w:lang w:val="zh_TW" w:bidi="zh_TW"/>
+        </w:rPr>
+      </w:r>
+      <w:r>
+        <w:rPr>
+          <w:lang w:val="zh_TW" w:bidi="zh_TW"/>
+        </w:rPr>
+        <w:t>古代陶器在大小和形狀上變化極為豐富，令人驚嘆。一般的古代家庭通常會有大型器皿（雙耳瓶〔amphorae〕和儲物罐〔pithoi〕），用來盛裝酒或水等液體。這些容器底部呈尖形，最初設計是為了在運輸時能靠在船身的斜面上。在平民的家中，人們常把這些容器部分埋入地面，並靠牆擺放；而在龐貝（Pompeii）與赫庫蘭尼姆（Herculaneum）的酒館中，人們把這些容器放在木架上。人們常把開口較大的大甕部分埋入地面，好讓其中的液體保持清涼。此外，各種穀物也會儲存在這類容器中，其中有些高達四英尺（約1.2公尺），寬達三英尺（約0.9公尺）。較小的水瓶為日常常用器皿，可盛約一夸脫（約0.9公升）或更多的液體。圓腹形的壺則用來盛酒，壺嘴設計能防止珍貴的液體流出。圓形水壺在壺肩兩側各有一個把手，便於旅途中攜帶水。家庭中常見各種大小與深淺不同的碗與盤。稱為混酒缸（krater）的寬口大甕，多用於飲酒。烹飪時使用中型的陶鍋（容量約一加侖，約3.8公升），鍋底圓潤，方便直接放在火上或放入地上掏出的火坑中加熱。這些陶鍋通常有兩個環形把手，可以懸掛於火上使用。</w:t>
+      </w:r>
+    </w:p>
+    <w:p>
+      <w:pPr/>
+      <w:r>
+        <w:rPr>
+          <w:lang w:val="zh_TW" w:bidi="zh_TW"/>
+        </w:rPr>
+      </w:r>
+      <w:r>
+        <w:rPr>
+          <w:lang w:val="zh_TW" w:bidi="zh_TW"/>
+        </w:rPr>
+        <w:t>在古典時期的希臘，陶器上常繪有鮮明生動的圖像，內容包括宗教、性愛、戰爭及社會生活的場景。更早期的米諾安（Minoan）與邁錫尼（Mycenaean）文化所出產的陶器，則有優美的圖案裝飾，如植物、動物、海洋生物以及各種幾何設計。自古以來，中東地區的陶器在造型與花紋上也展現出多樣的變化，人們利用深淺不同的泥漿色層，在陶器上塗抹或潑灑，形成自然變化的紋理與圖案。</w:t>
+      </w:r>
+    </w:p>
+    <w:p>
+      <w:pPr>
+        <w:pStyle w:val="Heading3"/>
+      </w:pPr>
+      <w:r>
+        <w:rPr>
+          <w:lang w:val="zh_TW" w:bidi="zh_TW"/>
+        </w:rPr>
+        <w:t>聖經中的陶器</w:t>
+      </w:r>
+    </w:p>
+    <w:p>
+      <w:pPr/>
+      <w:r>
+        <w:rPr>
+          <w:lang w:val="zh_TW" w:bidi="zh_TW"/>
+        </w:rPr>
+      </w:r>
+      <w:r>
+        <w:rPr>
+          <w:lang w:val="zh_TW" w:bidi="zh_TW"/>
+        </w:rPr>
+        <w:t>聖經中多次提到陶匠及其工作。典型的例子包括：「以色列家啊，我待你們，豈不能照這窯匠弄泥嗎？ 以色列家啊，泥在窯匠的手中怎樣，你們在我的手中也怎樣」（</w:t>
       </w:r>
       <w:hyperlink r:id="rId14">
         <w:r>
@@ -306,14 +380,14 @@
             <w:color w:val="0000EE"/>
             <w:u w:val="single"/>
           </w:rPr>
-          <w:t>創世記六章4節</w:t>
+          <w:t>耶18:6</w:t>
         </w:r>
       </w:hyperlink>
       <w:r>
         <w:rPr>
           <w:lang w:val="zh_TW" w:bidi="zh_TW"/>
         </w:rPr>
-        <w:t>和</w:t>
+        <w:t>）；「耶和華啊，現在你仍是我們的父！我們是泥，你是窯匠；我們都是你手的工作。」（</w:t>
       </w:r>
       <w:hyperlink r:id="rId15">
         <w:r>
@@ -324,67 +398,14 @@
             <w:color w:val="0000EE"/>
             <w:u w:val="single"/>
           </w:rPr>
-          <w:t>民數記十三章33節</w:t>
+          <w:t>賽64:8</w:t>
         </w:r>
       </w:hyperlink>
       <w:r>
         <w:rPr>
           <w:lang w:val="zh_TW" w:bidi="zh_TW"/>
         </w:rPr>
-        <w:t>，一些翻譯譯為「偉人」，而另一些則譯為「尼腓林人」（Nephilim）。希伯來詞尼腓林人沒有被翻譯出來，而是用字母拼寫出來。尼腓林人的確切含義不明，似乎指的是一群或一個種族的人。有些人認為他們非常高大或強壯，但聖經並未明確指出這一點。</w:t>
-      </w:r>
-    </w:p>
-    <w:p>
-      <w:pPr/>
-      <w:r>
-        <w:rPr>
-          <w:lang w:val="zh_TW" w:bidi="zh_TW"/>
-        </w:rPr>
-      </w:r>
-      <w:r>
-        <w:rPr>
-          <w:lang w:val="zh_TW" w:bidi="zh_TW"/>
-        </w:rPr>
-        <w:t>沒有一個翻譯為「偉人」的詞，實際上是指「高大的巨人」。因此，我們無法確定這些人是否非常高大。</w:t>
-      </w:r>
-    </w:p>
-    <w:p>
-      <w:pPr/>
-      <w:r>
-        <w:rPr>
-          <w:lang w:val="zh_TW" w:bidi="zh_TW"/>
-        </w:rPr>
-      </w:r>
-      <w:r>
-        <w:rPr>
-          <w:lang w:val="zh_TW" w:bidi="zh_TW"/>
-        </w:rPr>
-        <w:t>幾處經文中提到「偉人」，但有譯本用了希伯來詞</w:t>
-      </w:r>
-      <w:r>
-        <w:rPr>
-          <w:lang w:val="zh_TW" w:bidi="zh_TW"/>
-        </w:rPr>
-        <w:t>利乏音人</w:t>
-      </w:r>
-      <w:r>
-        <w:rPr>
-          <w:lang w:val="zh_TW" w:bidi="zh_TW"/>
-        </w:rPr>
-        <w:t>（</w:t>
-      </w:r>
-      <w:r>
-        <w:rPr>
-          <w:i/>
-          <w:lang w:val="zh_TW" w:bidi="zh_TW"/>
-        </w:rPr>
-        <w:t>Rephaim</w:t>
-      </w:r>
-      <w:r>
-        <w:rPr>
-          <w:lang w:val="zh_TW" w:bidi="zh_TW"/>
-        </w:rPr>
-        <w:t>，例如</w:t>
+        <w:t>）。在創造的記載中，神以陶匠的形象出現，祂用地上的塵土造人（</w:t>
       </w:r>
       <w:hyperlink r:id="rId16">
         <w:r>
@@ -395,14 +416,14 @@
             <w:color w:val="0000EE"/>
             <w:u w:val="single"/>
           </w:rPr>
-          <w:t>申2:20</w:t>
+          <w:t>創2:7</w:t>
         </w:r>
       </w:hyperlink>
       <w:r>
         <w:rPr>
           <w:lang w:val="zh_TW" w:bidi="zh_TW"/>
         </w:rPr>
-        <w:t>，</w:t>
+        <w:t>）。保羅（</w:t>
       </w:r>
       <w:hyperlink r:id="rId17">
         <w:r>
@@ -413,14 +434,14 @@
             <w:color w:val="0000EE"/>
             <w:u w:val="single"/>
           </w:rPr>
-          <w:t>3:11</w:t>
+          <w:t>羅9:20–21</w:t>
         </w:r>
       </w:hyperlink>
       <w:r>
         <w:rPr>
           <w:lang w:val="zh_TW" w:bidi="zh_TW"/>
         </w:rPr>
-        <w:t>；</w:t>
+        <w:t>）藉著以賽亞所用的比喻（</w:t>
       </w:r>
       <w:hyperlink r:id="rId18">
         <w:r>
@@ -431,26 +452,14 @@
             <w:color w:val="0000EE"/>
             <w:u w:val="single"/>
           </w:rPr>
-          <w:t>書12:4</w:t>
+          <w:t>賽45:9</w:t>
         </w:r>
       </w:hyperlink>
       <w:r>
         <w:rPr>
           <w:lang w:val="zh_TW" w:bidi="zh_TW"/>
         </w:rPr>
-        <w:t>）。</w:t>
-      </w:r>
-      <w:r>
-        <w:rPr>
-          <w:lang w:val="zh_TW" w:bidi="zh_TW"/>
-        </w:rPr>
-        <w:t>利乏音人</w:t>
-      </w:r>
-      <w:r>
-        <w:rPr>
-          <w:lang w:val="zh_TW" w:bidi="zh_TW"/>
-        </w:rPr>
-        <w:t>通常以其複數形式出現，指的是居住在迦南地的幾個族群。這些族群可能身材非常高大或魁梧。</w:t>
+        <w:t>），論證神在揀選以色列時的絕對主權。那比喻說到一個器皿與製造它的陶匠爭論：「泥土豈可對摶弄它的說：你做甚麼呢？所做的物豈可說：你沒有手呢？」</w:t>
       </w:r>
     </w:p>
     <w:p>
@@ -464,25 +473,7 @@
         <w:rPr>
           <w:lang w:val="zh_TW" w:bidi="zh_TW"/>
         </w:rPr>
-        <w:t>它們包括：</w:t>
-      </w:r>
-    </w:p>
-    <w:p>
-      <w:pPr>
-        <w:pStyle w:val="ListBullet"/>
-        <w:spacing w:line="240" w:lineRule="auto"/>
-        <w:ind w:left="720"/>
-      </w:pPr>
-      <w:r>
-        <w:rPr>
-          <w:lang w:val="zh_TW" w:bidi="zh_TW"/>
-        </w:rPr>
-      </w:r>
-      <w:r>
-        <w:rPr>
-          <w:lang w:val="zh_TW" w:bidi="zh_TW"/>
-        </w:rPr>
-        <w:t>住在希伯崙附近猶大山地的亞納人（</w:t>
+        <w:t>耶利米曾以極具象徵性的行動預言耶路撒冷的毀滅，他打碎一個陶匠所做的瓦瓶，使其破成無法再修復的碎片（</w:t>
       </w:r>
       <w:hyperlink r:id="rId19">
         <w:r>
@@ -493,32 +484,14 @@
             <w:color w:val="0000EE"/>
             <w:u w:val="single"/>
           </w:rPr>
-          <w:t>申2:11</w:t>
+          <w:t>耶19:11</w:t>
         </w:r>
       </w:hyperlink>
       <w:r>
         <w:rPr>
           <w:lang w:val="zh_TW" w:bidi="zh_TW"/>
         </w:rPr>
-        <w:t>）</w:t>
-      </w:r>
-    </w:p>
-    <w:p>
-      <w:pPr>
-        <w:pStyle w:val="ListBullet"/>
-        <w:spacing w:line="240" w:lineRule="auto"/>
-        <w:ind w:left="720"/>
-      </w:pPr>
-      <w:r>
-        <w:rPr>
-          <w:lang w:val="zh_TW" w:bidi="zh_TW"/>
-        </w:rPr>
-      </w:r>
-      <w:r>
-        <w:rPr>
-          <w:lang w:val="zh_TW" w:bidi="zh_TW"/>
-        </w:rPr>
-        <w:t>摩押的以米人（</w:t>
+        <w:t>）。在耶路撒冷被毀之時，以色列人雖然在神眼中看為寶貴，卻「算為窯匠手所做的瓦瓶」（</w:t>
       </w:r>
       <w:hyperlink r:id="rId20">
         <w:r>
@@ -529,98 +502,14 @@
             <w:color w:val="0000EE"/>
             <w:u w:val="single"/>
           </w:rPr>
-          <w:t>申2:10</w:t>
+          <w:t>哀4:2</w:t>
         </w:r>
       </w:hyperlink>
       <w:r>
         <w:rPr>
           <w:lang w:val="zh_TW" w:bidi="zh_TW"/>
         </w:rPr>
-        <w:t>）</w:t>
-      </w:r>
-    </w:p>
-    <w:p>
-      <w:pPr>
-        <w:pStyle w:val="ListBullet"/>
-        <w:spacing w:line="240" w:lineRule="auto"/>
-        <w:ind w:left="720"/>
-      </w:pPr>
-      <w:r>
-        <w:rPr>
-          <w:lang w:val="zh_TW" w:bidi="zh_TW"/>
-        </w:rPr>
-      </w:r>
-      <w:r>
-        <w:rPr>
-          <w:lang w:val="zh_TW" w:bidi="zh_TW"/>
-        </w:rPr>
-        <w:t>亞捫的</w:t>
-      </w:r>
-      <w:r>
-        <w:rPr>
-          <w:lang w:val="zh_TW" w:bidi="zh_TW"/>
-        </w:rPr>
-        <w:t>散送冥</w:t>
-      </w:r>
-      <w:r>
-        <w:rPr>
-          <w:lang w:val="zh_TW" w:bidi="zh_TW"/>
-        </w:rPr>
-        <w:t>人（</w:t>
-      </w:r>
-      <w:hyperlink r:id="rId16">
-        <w:r>
-          <w:rPr>
-            <w:lang w:val="zh_TW" w:bidi="zh_TW"/>
-          </w:rPr>
-          <w:rPr>
-            <w:color w:val="0000EE"/>
-            <w:u w:val="single"/>
-          </w:rPr>
-          <w:t>申2:20</w:t>
-        </w:r>
-      </w:hyperlink>
-      <w:r>
-        <w:rPr>
-          <w:lang w:val="zh_TW" w:bidi="zh_TW"/>
-        </w:rPr>
-        <w:t>）</w:t>
-      </w:r>
-    </w:p>
-    <w:p>
-      <w:pPr>
-        <w:pStyle w:val="ListBullet"/>
-        <w:spacing w:line="240" w:lineRule="auto"/>
-        <w:ind w:left="720"/>
-      </w:pPr>
-      <w:r>
-        <w:rPr>
-          <w:lang w:val="zh_TW" w:bidi="zh_TW"/>
-        </w:rPr>
-      </w:r>
-      <w:r>
-        <w:rPr>
-          <w:lang w:val="zh_TW" w:bidi="zh_TW"/>
-        </w:rPr>
-        <w:t>巴珊人（</w:t>
-      </w:r>
-      <w:hyperlink r:id="rId17">
-        <w:r>
-          <w:rPr>
-            <w:lang w:val="zh_TW" w:bidi="zh_TW"/>
-          </w:rPr>
-          <w:rPr>
-            <w:color w:val="0000EE"/>
-            <w:u w:val="single"/>
-          </w:rPr>
-          <w:t>申3:11</w:t>
-        </w:r>
-      </w:hyperlink>
-      <w:r>
-        <w:rPr>
-          <w:lang w:val="zh_TW" w:bidi="zh_TW"/>
-        </w:rPr>
-        <w:t>）</w:t>
+        <w:t>）——這表明他們如陶器一般脆弱，極易被打碎與毀滅。</w:t>
       </w:r>
     </w:p>
     <w:p>
@@ -634,20 +523,8 @@
         <w:rPr>
           <w:lang w:val="zh_TW" w:bidi="zh_TW"/>
         </w:rPr>
-        <w:t>利乏音一詞也出現在約書亞記（</w:t>
-      </w:r>
-      <w:hyperlink r:id="rId18">
-        <w:r>
-          <w:rPr>
-            <w:lang w:val="zh_TW" w:bidi="zh_TW"/>
-          </w:rPr>
-          <w:rPr>
-            <w:color w:val="0000EE"/>
-            <w:u w:val="single"/>
-          </w:rPr>
-          <w:t>書12:4，</w:t>
-        </w:r>
-      </w:hyperlink>
+        <w:t>在古代世界中，破裂的陶器被視為毫無價值，人們會將碎片掃到一旁或扔出窗外，再重新製作新的器皿。由於陶器製作技術普及，價格便宜，人們搬遷時通常不會攜帶陶器，因為製作或購買新的陶器比搬運舊的更方便，特別是體積較大的那些。然而，破片也並非全無用途。約伯曾用一片瓦片刮去瘡口的膿液，瓦片就是破碎的陶器碎片（</w:t>
+      </w:r>
       <w:hyperlink r:id="rId21">
         <w:r>
           <w:rPr>
@@ -657,14 +534,14 @@
             <w:color w:val="0000EE"/>
             <w:u w:val="single"/>
           </w:rPr>
-          <w:t>13:12</w:t>
+          <w:t>伯2:8</w:t>
         </w:r>
       </w:hyperlink>
       <w:r>
         <w:rPr>
           <w:lang w:val="zh_TW" w:bidi="zh_TW"/>
         </w:rPr>
-        <w:t>，</w:t>
+        <w:t>）。在更晚的時期，陶器碎片常被用來書寫便條，被稱為陶片（ostraca）。詩人也曾說自己的精力枯乾如同瓦片（</w:t>
       </w:r>
       <w:hyperlink r:id="rId22">
         <w:r>
@@ -675,14 +552,14 @@
             <w:color w:val="0000EE"/>
             <w:u w:val="single"/>
           </w:rPr>
-          <w:t>15:8</w:t>
+          <w:t>詩22:15</w:t>
         </w:r>
       </w:hyperlink>
       <w:r>
         <w:rPr>
           <w:lang w:val="zh_TW" w:bidi="zh_TW"/>
         </w:rPr>
-        <w:t>，</w:t>
+        <w:t>）——這是指陶器燒乾後失去水分的狀態。敬拜多神和偶像的民族最終會敗亡，聖經形容這情景好像陶器被摔得粉碎（</w:t>
       </w:r>
       <w:hyperlink r:id="rId23">
         <w:r>
@@ -693,14 +570,14 @@
             <w:color w:val="0000EE"/>
             <w:u w:val="single"/>
           </w:rPr>
-          <w:t>17:15</w:t>
+          <w:t>詩2:9</w:t>
         </w:r>
       </w:hyperlink>
       <w:r>
         <w:rPr>
           <w:lang w:val="zh_TW" w:bidi="zh_TW"/>
         </w:rPr>
-        <w:t>，</w:t>
+        <w:t>；</w:t>
       </w:r>
       <w:hyperlink r:id="rId24">
         <w:r>
@@ -711,7 +588,7 @@
             <w:color w:val="0000EE"/>
             <w:u w:val="single"/>
           </w:rPr>
-          <w:t>18:16</w:t>
+          <w:t>啟2:27</w:t>
         </w:r>
       </w:hyperlink>
       <w:r>
@@ -730,1248 +607,46 @@
       </w:r>
       <w:r>
         <w:rPr>
-          <w:lang w:val="zh_TW" w:bidi="zh_TW"/>
-        </w:rPr>
-        <w:t>一些釋經者認為，這些人是迦南人、非利士人、以色列人和其他人到來之前，最初居住在這片土地上的居民。他們表示，這些是由高大的人組成的不同族群，後來被吸收到其他群體中。</w:t>
-      </w:r>
-    </w:p>
-    <w:p>
-      <w:pPr/>
-      <w:r>
-        <w:rPr>
-          <w:lang w:val="zh_TW" w:bidi="zh_TW"/>
-        </w:rPr>
-      </w:r>
-      <w:r>
-        <w:rPr>
-          <w:lang w:val="zh_TW" w:bidi="zh_TW"/>
-        </w:rPr>
-        <w:t>其他釋經者認為利乏音並不是獨立的族群。相反，他們認為這只是非常高大的人，可能是由於某種疾病造成的，他們分布在許多不同的族群中。</w:t>
-      </w:r>
-    </w:p>
-    <w:p>
-      <w:pPr/>
-      <w:r>
-        <w:rPr>
-          <w:lang w:val="zh_TW" w:bidi="zh_TW"/>
-        </w:rPr>
-      </w:r>
-      <w:r>
-        <w:rPr>
-          <w:lang w:val="zh_TW" w:bidi="zh_TW"/>
-        </w:rPr>
-        <w:t>聖經並未明確支持任何特定觀點。</w:t>
-      </w:r>
-    </w:p>
-    <w:p>
-      <w:pPr/>
-      <w:r>
-        <w:rPr>
-          <w:lang w:val="zh_TW" w:bidi="zh_TW"/>
-        </w:rPr>
-      </w:r>
-      <w:r>
-        <w:rPr>
-          <w:lang w:val="zh_TW" w:bidi="zh_TW"/>
-        </w:rPr>
-        <w:t>還有一個希伯來詞，也被翻譯為「偉人」（</w:t>
-      </w:r>
-      <w:hyperlink r:id="rId25">
-        <w:r>
-          <w:rPr>
-            <w:lang w:val="zh_TW" w:bidi="zh_TW"/>
-          </w:rPr>
-          <w:rPr>
-            <w:color w:val="0000EE"/>
-            <w:u w:val="single"/>
-          </w:rPr>
-          <w:t>撒下21:16–22</w:t>
-        </w:r>
-      </w:hyperlink>
+          <w:i/>
+          <w:lang w:val="zh_TW" w:bidi="zh_TW"/>
+        </w:rPr>
+        <w:t>另見</w:t>
+      </w:r>
+      <w:r>
+        <w:rPr>
+          <w:lang w:val="zh_TW" w:bidi="zh_TW"/>
+        </w:rPr>
+        <w:t>考古學與聖經</w:t>
+      </w:r>
       <w:r>
         <w:rPr>
           <w:lang w:val="zh_TW" w:bidi="zh_TW"/>
         </w:rPr>
         <w:t>；</w:t>
       </w:r>
-      <w:hyperlink r:id="rId26">
-        <w:r>
-          <w:rPr>
-            <w:lang w:val="zh_TW" w:bidi="zh_TW"/>
-          </w:rPr>
-          <w:rPr>
-            <w:color w:val="0000EE"/>
-            <w:u w:val="single"/>
-          </w:rPr>
-          <w:t>代上20:4–8</w:t>
-        </w:r>
-      </w:hyperlink>
-      <w:r>
-        <w:rPr>
-          <w:lang w:val="zh_TW" w:bidi="zh_TW"/>
-        </w:rPr>
-        <w:t>）。</w:t>
-      </w:r>
-    </w:p>
-    <w:p>
-      <w:pPr>
-        <w:pStyle w:val="Heading3"/>
-      </w:pPr>
-      <w:r>
-        <w:rPr>
-          <w:lang w:val="zh_TW" w:bidi="zh_TW"/>
-        </w:rPr>
-        <w:t>聖經中有名的巨人</w:t>
-      </w:r>
-    </w:p>
-    <w:p>
-      <w:pPr/>
-      <w:r>
-        <w:rPr>
-          <w:lang w:val="zh_TW" w:bidi="zh_TW"/>
-        </w:rPr>
-      </w:r>
-      <w:r>
-        <w:rPr>
-          <w:lang w:val="zh_TW" w:bidi="zh_TW"/>
-        </w:rPr>
-        <w:t>在聖經中最有名的巨人是迦特人歌利亞。他是非利士軍兵，曾在以拉谷與掃羅王的軍隊作戰（</w:t>
-      </w:r>
-      <w:hyperlink r:id="rId27">
-        <w:r>
-          <w:rPr>
-            <w:lang w:val="zh_TW" w:bidi="zh_TW"/>
-          </w:rPr>
-          <w:rPr>
-            <w:color w:val="0000EE"/>
-            <w:u w:val="single"/>
-          </w:rPr>
-          <w:t>撒上17</w:t>
-        </w:r>
-      </w:hyperlink>
-      <w:r>
-        <w:rPr>
-          <w:lang w:val="zh_TW" w:bidi="zh_TW"/>
-        </w:rPr>
-        <w:t>）。聖經說歌利亞身高六肘一虎口，這意味著他身高在2.3到2.9米之間（7.5到9.5英尺）。他的巨大身型，使以色列士兵恐懼害怕。</w:t>
-      </w:r>
-    </w:p>
-    <w:p>
-      <w:pPr/>
-      <w:r>
-        <w:rPr>
-          <w:lang w:val="zh_TW" w:bidi="zh_TW"/>
-        </w:rPr>
-      </w:r>
-      <w:r>
-        <w:rPr>
-          <w:lang w:val="zh_TW" w:bidi="zh_TW"/>
-        </w:rPr>
-        <w:t>歌利亞向以色列的軍隊叫陣，但年輕的牧羊人大衛擊敗了他。此後，大衛在以色列人中家喻戶曉（</w:t>
-      </w:r>
-      <w:hyperlink r:id="rId28">
-        <w:r>
-          <w:rPr>
-            <w:lang w:val="zh_TW" w:bidi="zh_TW"/>
-          </w:rPr>
-          <w:rPr>
-            <w:color w:val="0000EE"/>
-            <w:u w:val="single"/>
-          </w:rPr>
-          <w:t>撒上18:5–7</w:t>
-        </w:r>
-      </w:hyperlink>
-      <w:r>
-        <w:rPr>
-          <w:lang w:val="zh_TW" w:bidi="zh_TW"/>
-        </w:rPr>
-        <w:t>）。聖經並沒有稱歌利亞為「偉人」，但他的身高顯示他非常高大。</w:t>
-      </w:r>
-    </w:p>
-    <w:p>
-      <w:pPr/>
-      <w:r>
-        <w:rPr>
-          <w:lang w:val="zh_TW" w:bidi="zh_TW"/>
-        </w:rPr>
-      </w:r>
-      <w:r>
-        <w:rPr>
-          <w:lang w:val="zh_TW" w:bidi="zh_TW"/>
-        </w:rPr>
-        <w:t>另一位以身高著稱的人是巴珊王噩（</w:t>
-      </w:r>
-      <w:hyperlink r:id="rId17">
-        <w:r>
-          <w:rPr>
-            <w:lang w:val="zh_TW" w:bidi="zh_TW"/>
-          </w:rPr>
-          <w:rPr>
-            <w:color w:val="0000EE"/>
-            <w:u w:val="single"/>
-          </w:rPr>
-          <w:t>申3:11</w:t>
-        </w:r>
-      </w:hyperlink>
-      <w:r>
-        <w:rPr>
-          <w:lang w:val="zh_TW" w:bidi="zh_TW"/>
-        </w:rPr>
-        <w:t>）。</w:t>
-      </w:r>
-    </w:p>
-    <w:p>
-      <w:pPr/>
-      <w:r>
-        <w:rPr>
-          <w:lang w:val="zh_TW" w:bidi="zh_TW"/>
-        </w:rPr>
-      </w:r>
-      <w:r>
-        <w:rPr>
-          <w:i/>
-          <w:lang w:val="zh_TW" w:bidi="zh_TW"/>
-        </w:rPr>
-        <w:t>另見</w:t>
-      </w:r>
-      <w:r>
-        <w:rPr>
-          <w:lang w:val="zh_TW" w:bidi="zh_TW"/>
-        </w:rPr>
-        <w:t>尼腓林</w:t>
+      <w:r>
+        <w:rPr>
+          <w:lang w:val="zh_TW" w:bidi="zh_TW"/>
+        </w:rPr>
+        <w:t>磚、磚窯</w:t>
+      </w:r>
+      <w:r>
+        <w:rPr>
+          <w:lang w:val="zh_TW" w:bidi="zh_TW"/>
+        </w:rPr>
+        <w:t>；</w:t>
+      </w:r>
+      <w:r>
+        <w:rPr>
+          <w:lang w:val="zh_TW" w:bidi="zh_TW"/>
+        </w:rPr>
+        <w:t>牌</w:t>
       </w:r>
       <w:r>
         <w:rPr>
           <w:lang w:val="zh_TW" w:bidi="zh_TW"/>
         </w:rPr>
         <w:t>。</w:t>
-      </w:r>
-      <w:r>
-        <w:rPr>
-          <w:lang w:val="zh_TW" w:bidi="zh_TW"/>
-        </w:rPr>
-      </w:r>
-      <w:r>
-        <w:rPr>
-          <w:lang w:val="zh_TW" w:bidi="zh_TW"/>
-        </w:rPr>
-      </w:r>
-    </w:p>
-    <w:p>
-      <w:pPr/>
-      <w:r>
-        <w:rPr>
-          <w:lang w:val="zh_TW" w:bidi="zh_TW"/>
-        </w:rPr>
-      </w:r>
-    </w:p>
-    <w:p>
-      <w:pPr>
-        <w:pStyle w:val="Heading2"/>
-      </w:pPr>
-      <w:r>
-        <w:rPr>
-          <w:lang w:val="zh_TW" w:bidi="zh_TW"/>
-        </w:rPr>
-        <w:t>偽善</w:t>
-      </w:r>
-      <w:r>
-        <w:rPr>
-          <w:lang w:val="zh_TW" w:bidi="zh_TW"/>
-        </w:rPr>
-      </w:r>
-    </w:p>
-    <w:p>
-      <w:pPr/>
-      <w:r>
-        <w:rPr>
-          <w:lang w:val="zh_TW" w:bidi="zh_TW"/>
-        </w:rPr>
-      </w:r>
-      <w:r>
-        <w:rPr>
-          <w:lang w:val="zh_TW" w:bidi="zh_TW"/>
-        </w:rPr>
-        <w:t>假裝成跟自己實際上不同的樣子，尤其是裝作表面看來很敬虔或有德行。在現代英語世界中，對「偽善」一詞的理解主要來自於其在新約中的使用，特別是耶穌如何使用這個詞語。在新約和隨後而來的理解中，這個詞通常意指欺騙、歪曲事實或聲稱擁有自己並不具備的美德或品質。</w:t>
-      </w:r>
-    </w:p>
-    <w:p>
-      <w:pPr/>
-      <w:r>
-        <w:rPr>
-          <w:lang w:val="zh_TW" w:bidi="zh_TW"/>
-        </w:rPr>
-      </w:r>
-      <w:r>
-        <w:rPr>
-          <w:lang w:val="zh_TW" w:bidi="zh_TW"/>
-        </w:rPr>
-        <w:t>偽善在聖經中一直是負面的意思，相比之下，希臘人最早使用的偽善則是作為一個中性的詞語。在其動詞形式中，它的意思是「解釋、詮釋或闡述」。雖然名詞「偽善」可以意味著「回答」，但另一個名詞「偽君子」幾乎總是意味著「演員」的意思，這個意思可能來自於動詞「闡述」。</w:t>
-      </w:r>
-    </w:p>
-    <w:p>
-      <w:pPr/>
-      <w:r>
-        <w:rPr>
-          <w:lang w:val="zh_TW" w:bidi="zh_TW"/>
-        </w:rPr>
-      </w:r>
-      <w:r>
-        <w:rPr>
-          <w:lang w:val="zh_TW" w:bidi="zh_TW"/>
-        </w:rPr>
-        <w:t>最初，偽君子可以是解釋詩人文字或作曲家音樂的演說者或演員。演員或「偽君子」試圖讓觀眾理解詩人或作曲家所寫的內容。在更大的範圍內，「偽君子」可以是舞台上表演戲劇的眾多演員之一。一個好的「偽君子」忠實地詮釋他被分配的角色，而一個不受歡迎的「偽君子」則糟糕地詮釋他的角色。由於這個詞本質上的中立性，因此必須有附帶的詞語，才能確定其定義的走向。</w:t>
-      </w:r>
-    </w:p>
-    <w:p>
-      <w:pPr/>
-      <w:r>
-        <w:rPr>
-          <w:lang w:val="zh_TW" w:bidi="zh_TW"/>
-        </w:rPr>
-      </w:r>
-      <w:r>
-        <w:rPr>
-          <w:lang w:val="zh_TW" w:bidi="zh_TW"/>
-        </w:rPr>
-        <w:t>在希臘化時期（約公元前325–125年），通常視世界為一個舞台，所有人的一生被視為表演的藝術。個人的角色和劇本是由他的家庭、文化和宗教環境所為他編寫的，他可以成功或不成功地演繹出來。當在這個意義上使用時，「偽善」並不帶有虛偽或欺騙的意思。然而，有些情況下，「偽君子」一詞被用來形容那些以欺騙方式表演其生命角色的人。向公眾展示的形象只是一個面具，背後隱藏著真實而不同的自我。</w:t>
-      </w:r>
-    </w:p>
-    <w:p>
-      <w:pPr/>
-      <w:r>
-        <w:rPr>
-          <w:lang w:val="zh_TW" w:bidi="zh_TW"/>
-        </w:rPr>
-      </w:r>
-      <w:r>
-        <w:rPr>
-          <w:lang w:val="zh_TW" w:bidi="zh_TW"/>
-        </w:rPr>
-        <w:t>福音書經常使用「偽善」這個詞（</w:t>
-      </w:r>
-      <w:hyperlink r:id="rId29">
-        <w:r>
-          <w:rPr>
-            <w:lang w:val="zh_TW" w:bidi="zh_TW"/>
-          </w:rPr>
-          <w:rPr>
-            <w:color w:val="0000EE"/>
-            <w:u w:val="single"/>
-          </w:rPr>
-          <w:t>太23:28</w:t>
-        </w:r>
-      </w:hyperlink>
-      <w:r>
-        <w:rPr>
-          <w:lang w:val="zh_TW" w:bidi="zh_TW"/>
-        </w:rPr>
-        <w:t>；</w:t>
-      </w:r>
-      <w:hyperlink r:id="rId30">
-        <w:r>
-          <w:rPr>
-            <w:lang w:val="zh_TW" w:bidi="zh_TW"/>
-          </w:rPr>
-          <w:rPr>
-            <w:color w:val="0000EE"/>
-            <w:u w:val="single"/>
-          </w:rPr>
-          <w:t>可12:15下</w:t>
-        </w:r>
-      </w:hyperlink>
-      <w:r>
-        <w:rPr>
-          <w:lang w:val="zh_TW" w:bidi="zh_TW"/>
-        </w:rPr>
-        <w:t>；</w:t>
-      </w:r>
-      <w:hyperlink r:id="rId31">
-        <w:r>
-          <w:rPr>
-            <w:lang w:val="zh_TW" w:bidi="zh_TW"/>
-          </w:rPr>
-          <w:rPr>
-            <w:color w:val="0000EE"/>
-            <w:u w:val="single"/>
-          </w:rPr>
-          <w:t>路12:1</w:t>
-        </w:r>
-      </w:hyperlink>
-      <w:r>
-        <w:rPr>
-          <w:lang w:val="zh_TW" w:bidi="zh_TW"/>
-        </w:rPr>
-        <w:t>）和「偽君子」（</w:t>
-      </w:r>
-      <w:hyperlink r:id="rId32">
-        <w:r>
-          <w:rPr>
-            <w:lang w:val="zh_TW" w:bidi="zh_TW"/>
-          </w:rPr>
-          <w:rPr>
-            <w:color w:val="0000EE"/>
-            <w:u w:val="single"/>
-          </w:rPr>
-          <w:t>太7:5</w:t>
-        </w:r>
-      </w:hyperlink>
-      <w:r>
-        <w:rPr>
-          <w:lang w:val="zh_TW" w:bidi="zh_TW"/>
-        </w:rPr>
-        <w:t>；</w:t>
-      </w:r>
-      <w:hyperlink r:id="rId33">
-        <w:r>
-          <w:rPr>
-            <w:lang w:val="zh_TW" w:bidi="zh_TW"/>
-          </w:rPr>
-          <w:rPr>
-            <w:color w:val="0000EE"/>
-            <w:u w:val="single"/>
-          </w:rPr>
-          <w:t>24:51</w:t>
-        </w:r>
-      </w:hyperlink>
-      <w:r>
-        <w:rPr>
-          <w:lang w:val="zh_TW" w:bidi="zh_TW"/>
-        </w:rPr>
-        <w:t>；</w:t>
-      </w:r>
-      <w:hyperlink r:id="rId34">
-        <w:r>
-          <w:rPr>
-            <w:lang w:val="zh_TW" w:bidi="zh_TW"/>
-          </w:rPr>
-          <w:rPr>
-            <w:color w:val="0000EE"/>
-            <w:u w:val="single"/>
-          </w:rPr>
-          <w:t>路6:42</w:t>
-        </w:r>
-      </w:hyperlink>
-      <w:r>
-        <w:rPr>
-          <w:lang w:val="zh_TW" w:bidi="zh_TW"/>
-        </w:rPr>
-        <w:t>，</w:t>
-      </w:r>
-      <w:hyperlink r:id="rId35">
-        <w:r>
-          <w:rPr>
-            <w:lang w:val="zh_TW" w:bidi="zh_TW"/>
-          </w:rPr>
-          <w:rPr>
-            <w:color w:val="0000EE"/>
-            <w:u w:val="single"/>
-          </w:rPr>
-          <w:t>13:15</w:t>
-        </w:r>
-      </w:hyperlink>
-      <w:r>
-        <w:rPr>
-          <w:lang w:val="zh_TW" w:bidi="zh_TW"/>
-        </w:rPr>
-        <w:t>）來記錄耶穌與他的對手之間的衝突。關於法利賽人和撒都該人，耶穌察覺到他們外在形式的公義，與他們未能接受內在公義之間的鮮明對比，如：憐憫、公正、謙卑、寬恕和對不可愛之人的愛（</w:t>
-      </w:r>
-      <w:hyperlink r:id="rId36">
-        <w:r>
-          <w:rPr>
-            <w:lang w:val="zh_TW" w:bidi="zh_TW"/>
-          </w:rPr>
-          <w:rPr>
-            <w:color w:val="0000EE"/>
-            <w:u w:val="single"/>
-          </w:rPr>
-          <w:t>路11:38、42</w:t>
-        </w:r>
-      </w:hyperlink>
-      <w:r>
-        <w:rPr>
-          <w:lang w:val="zh_TW" w:bidi="zh_TW"/>
-        </w:rPr>
-        <w:t>）。他們在這方面的失敗，隱藏在虔誠的外表中（</w:t>
-      </w:r>
-      <w:hyperlink r:id="rId37">
-        <w:r>
-          <w:rPr>
-            <w:lang w:val="zh_TW" w:bidi="zh_TW"/>
-          </w:rPr>
-          <w:rPr>
-            <w:color w:val="0000EE"/>
-            <w:u w:val="single"/>
-          </w:rPr>
-          <w:t>可7:1–13</w:t>
-        </w:r>
-      </w:hyperlink>
-      <w:r>
-        <w:rPr>
-          <w:lang w:val="zh_TW" w:bidi="zh_TW"/>
-        </w:rPr>
-        <w:t>），他們心裡充滿了貪婪和邪惡（</w:t>
-      </w:r>
-      <w:hyperlink r:id="rId38">
-        <w:r>
-          <w:rPr>
-            <w:lang w:val="zh_TW" w:bidi="zh_TW"/>
-          </w:rPr>
-          <w:rPr>
-            <w:color w:val="0000EE"/>
-            <w:u w:val="single"/>
-          </w:rPr>
-          <w:t>路11:39</w:t>
-        </w:r>
-      </w:hyperlink>
-      <w:r>
-        <w:rPr>
-          <w:lang w:val="zh_TW" w:bidi="zh_TW"/>
-        </w:rPr>
-        <w:t>）。偽善定義了那些表現出行為上的公義，但內心卻充滿邪惡的人（</w:t>
-      </w:r>
-      <w:hyperlink r:id="rId29">
-        <w:r>
-          <w:rPr>
-            <w:lang w:val="zh_TW" w:bidi="zh_TW"/>
-          </w:rPr>
-          <w:rPr>
-            <w:color w:val="0000EE"/>
-            <w:u w:val="single"/>
-          </w:rPr>
-          <w:t>太23:28</w:t>
-        </w:r>
-      </w:hyperlink>
-      <w:r>
-        <w:rPr>
-          <w:lang w:val="zh_TW" w:bidi="zh_TW"/>
-        </w:rPr>
-        <w:t>）。</w:t>
-      </w:r>
-    </w:p>
-    <w:p>
-      <w:pPr/>
-      <w:r>
-        <w:rPr>
-          <w:lang w:val="zh_TW" w:bidi="zh_TW"/>
-        </w:rPr>
-      </w:r>
-      <w:r>
-        <w:rPr>
-          <w:lang w:val="zh_TW" w:bidi="zh_TW"/>
-        </w:rPr>
-        <w:t>耶穌譴責偽善，因為它扭曲了神公義的命令。偽善者不追求真實的內在聖潔，而是將公義扭曲成一種僵化的模式，其主要用途是在人面前展示出來（</w:t>
-      </w:r>
-      <w:hyperlink r:id="rId39">
-        <w:r>
-          <w:rPr>
-            <w:lang w:val="zh_TW" w:bidi="zh_TW"/>
-          </w:rPr>
-          <w:rPr>
-            <w:color w:val="0000EE"/>
-            <w:u w:val="single"/>
-          </w:rPr>
-          <w:t>太23:2–7</w:t>
-        </w:r>
-      </w:hyperlink>
-      <w:r>
-        <w:rPr>
-          <w:lang w:val="zh_TW" w:bidi="zh_TW"/>
-        </w:rPr>
-        <w:t>）。他們對公義的觀念揭示了他們對神認識的扭曲，以及對祂如何使罪人與自己和好的錯誤理解（</w:t>
-      </w:r>
-      <w:hyperlink r:id="rId40">
-        <w:r>
-          <w:rPr>
-            <w:lang w:val="zh_TW" w:bidi="zh_TW"/>
-          </w:rPr>
-          <w:rPr>
-            <w:color w:val="0000EE"/>
-            <w:u w:val="single"/>
-          </w:rPr>
-          <w:t>路16:15</w:t>
-        </w:r>
-      </w:hyperlink>
-      <w:r>
-        <w:rPr>
-          <w:lang w:val="zh_TW" w:bidi="zh_TW"/>
-        </w:rPr>
-        <w:t>）。這些偽善者雖向人解釋神的性情，實際上只是誤解祂。因此，他們的虛假使人遠離神，而不是走向神，與祂和好（</w:t>
-      </w:r>
-      <w:hyperlink r:id="rId41">
-        <w:r>
-          <w:rPr>
-            <w:lang w:val="zh_TW" w:bidi="zh_TW"/>
-          </w:rPr>
-          <w:rPr>
-            <w:color w:val="0000EE"/>
-            <w:u w:val="single"/>
-          </w:rPr>
-          <w:t>路11:52</w:t>
-        </w:r>
-      </w:hyperlink>
-      <w:r>
-        <w:rPr>
-          <w:lang w:val="zh_TW" w:bidi="zh_TW"/>
-        </w:rPr>
-        <w:t>）。偽善者不僅阻止他人進入神的國，其實自己也進不去（</w:t>
-      </w:r>
-      <w:hyperlink r:id="rId42">
-        <w:r>
-          <w:rPr>
-            <w:lang w:val="zh_TW" w:bidi="zh_TW"/>
-          </w:rPr>
-          <w:rPr>
-            <w:color w:val="0000EE"/>
-            <w:u w:val="single"/>
-          </w:rPr>
-          <w:t>太23:13</w:t>
-        </w:r>
-      </w:hyperlink>
-      <w:r>
-        <w:rPr>
-          <w:lang w:val="zh_TW" w:bidi="zh_TW"/>
-        </w:rPr>
-        <w:t>）。</w:t>
-      </w:r>
-      <w:r>
-        <w:rPr>
-          <w:lang w:val="zh_TW" w:bidi="zh_TW"/>
-        </w:rPr>
-      </w:r>
-      <w:r>
-        <w:rPr>
-          <w:lang w:val="zh_TW" w:bidi="zh_TW"/>
-        </w:rPr>
-      </w:r>
-    </w:p>
-    <w:p>
-      <w:pPr/>
-      <w:r>
-        <w:rPr>
-          <w:lang w:val="zh_TW" w:bidi="zh_TW"/>
-        </w:rPr>
-      </w:r>
-    </w:p>
-    <w:p>
-      <w:pPr>
-        <w:pStyle w:val="Heading2"/>
-      </w:pPr>
-      <w:r>
-        <w:rPr>
-          <w:lang w:val="zh_TW" w:bidi="zh_TW"/>
-        </w:rPr>
-        <w:t>未受割禮</w:t>
-      </w:r>
-      <w:r>
-        <w:rPr>
-          <w:lang w:val="zh_TW" w:bidi="zh_TW"/>
-        </w:rPr>
-      </w:r>
-    </w:p>
-    <w:p>
-      <w:pPr/>
-      <w:r>
-        <w:rPr>
-          <w:lang w:val="zh_TW" w:bidi="zh_TW"/>
-        </w:rPr>
-      </w:r>
-      <w:r>
-        <w:rPr>
-          <w:lang w:val="zh_TW" w:bidi="zh_TW"/>
-        </w:rPr>
-        <w:t>男性生殖器自然的狀態是包皮覆蓋著陰莖。猶太人和許多其它群體會用手術將包皮移除，作為他們與神立約的象徵（</w:t>
-      </w:r>
-      <w:hyperlink r:id="rId43">
-        <w:r>
-          <w:rPr>
-            <w:lang w:val="zh_TW" w:bidi="zh_TW"/>
-          </w:rPr>
-          <w:rPr>
-            <w:color w:val="0000EE"/>
-            <w:u w:val="single"/>
-          </w:rPr>
-          <w:t>創17:9–14</w:t>
-        </w:r>
-      </w:hyperlink>
-      <w:r>
-        <w:rPr>
-          <w:lang w:val="zh_TW" w:bidi="zh_TW"/>
-        </w:rPr>
-        <w:t>；</w:t>
-      </w:r>
-      <w:hyperlink r:id="rId44">
-        <w:r>
-          <w:rPr>
-            <w:lang w:val="zh_TW" w:bidi="zh_TW"/>
-          </w:rPr>
-          <w:rPr>
-            <w:color w:val="0000EE"/>
-            <w:u w:val="single"/>
-          </w:rPr>
-          <w:t>出12:48</w:t>
-        </w:r>
-      </w:hyperlink>
-      <w:r>
-        <w:rPr>
-          <w:lang w:val="zh_TW" w:bidi="zh_TW"/>
-        </w:rPr>
-        <w:t>；</w:t>
-      </w:r>
-      <w:hyperlink r:id="rId45">
-        <w:r>
-          <w:rPr>
-            <w:lang w:val="zh_TW" w:bidi="zh_TW"/>
-          </w:rPr>
-          <w:rPr>
-            <w:color w:val="0000EE"/>
-            <w:u w:val="single"/>
-          </w:rPr>
-          <w:t>利12:3</w:t>
-        </w:r>
-      </w:hyperlink>
-      <w:r>
-        <w:rPr>
-          <w:lang w:val="zh_TW" w:bidi="zh_TW"/>
-        </w:rPr>
-        <w:t>）。由於這種做法，「未受割禮」一詞開始意味著「非猶太人」或「外邦人」（非利士人、希臘人和羅馬人不行割禮，但埃及人和許多閃族民族則會行割禮）。這個詞也用來描述「那些在約之外的人」。</w:t>
-      </w:r>
-    </w:p>
-    <w:p>
-      <w:pPr/>
-      <w:r>
-        <w:rPr>
-          <w:lang w:val="zh_TW" w:bidi="zh_TW"/>
-        </w:rPr>
-      </w:r>
-      <w:r>
-        <w:rPr>
-          <w:lang w:val="zh_TW" w:bidi="zh_TW"/>
-        </w:rPr>
-        <w:t>「未受割禮」一詞在新約聖經中出現了二十次，通常表示與猶太人相對的「外邦人」。保羅提出了一個有力的論點來反對這種區分。保羅強烈反對在人與人之間做這樣的區分。對保羅來說，一個人對神的心態比遵循禮儀律法更為重要，因為是否遵行與一個人的救恩無關（</w:t>
-      </w:r>
-      <w:hyperlink r:id="rId46">
-        <w:r>
-          <w:rPr>
-            <w:lang w:val="zh_TW" w:bidi="zh_TW"/>
-          </w:rPr>
-          <w:rPr>
-            <w:color w:val="0000EE"/>
-            <w:u w:val="single"/>
-          </w:rPr>
-          <w:t>羅2:25–27</w:t>
-        </w:r>
-      </w:hyperlink>
-      <w:r>
-        <w:rPr>
-          <w:lang w:val="zh_TW" w:bidi="zh_TW"/>
-        </w:rPr>
-        <w:t>）。亞伯拉罕在未受割禮時就已經相信並被神接納。因此，割禮與他的救恩無關（</w:t>
-      </w:r>
-      <w:hyperlink r:id="rId47">
-        <w:r>
-          <w:rPr>
-            <w:lang w:val="zh_TW" w:bidi="zh_TW"/>
-          </w:rPr>
-          <w:rPr>
-            <w:color w:val="0000EE"/>
-            <w:u w:val="single"/>
-          </w:rPr>
-          <w:t>羅3:30</w:t>
-        </w:r>
-      </w:hyperlink>
-      <w:r>
-        <w:rPr>
-          <w:lang w:val="zh_TW" w:bidi="zh_TW"/>
-        </w:rPr>
-        <w:t>；</w:t>
-      </w:r>
-      <w:hyperlink r:id="rId48">
-        <w:r>
-          <w:rPr>
-            <w:lang w:val="zh_TW" w:bidi="zh_TW"/>
-          </w:rPr>
-          <w:rPr>
-            <w:color w:val="0000EE"/>
-            <w:u w:val="single"/>
-          </w:rPr>
-          <w:t>4:9–12</w:t>
-        </w:r>
-      </w:hyperlink>
-      <w:r>
-        <w:rPr>
-          <w:lang w:val="zh_TW" w:bidi="zh_TW"/>
-        </w:rPr>
-        <w:t>）。過去，外邦人被排除在神的百姓之外（</w:t>
-      </w:r>
-      <w:hyperlink r:id="rId49">
-        <w:r>
-          <w:rPr>
-            <w:lang w:val="zh_TW" w:bidi="zh_TW"/>
-          </w:rPr>
-          <w:rPr>
-            <w:color w:val="0000EE"/>
-            <w:u w:val="single"/>
-          </w:rPr>
-          <w:t>弗2:11–12</w:t>
-        </w:r>
-      </w:hyperlink>
-      <w:r>
-        <w:rPr>
-          <w:lang w:val="zh_TW" w:bidi="zh_TW"/>
-        </w:rPr>
-        <w:t>）。現在，猶太人和外邦人信徒在耶穌基督裡成為一體（</w:t>
-      </w:r>
-      <w:hyperlink r:id="rId50">
-        <w:r>
-          <w:rPr>
-            <w:lang w:val="zh_TW" w:bidi="zh_TW"/>
-          </w:rPr>
-          <w:rPr>
-            <w:color w:val="0000EE"/>
-            <w:u w:val="single"/>
-          </w:rPr>
-          <w:t>加2:7</w:t>
-        </w:r>
-      </w:hyperlink>
-      <w:r>
-        <w:rPr>
-          <w:lang w:val="zh_TW" w:bidi="zh_TW"/>
-        </w:rPr>
-        <w:t>，</w:t>
-      </w:r>
-      <w:hyperlink r:id="rId51">
-        <w:r>
-          <w:rPr>
-            <w:lang w:val="zh_TW" w:bidi="zh_TW"/>
-          </w:rPr>
-          <w:rPr>
-            <w:color w:val="0000EE"/>
-            <w:u w:val="single"/>
-          </w:rPr>
-          <w:t>5:6</w:t>
-        </w:r>
-      </w:hyperlink>
-      <w:r>
-        <w:rPr>
-          <w:lang w:val="zh_TW" w:bidi="zh_TW"/>
-        </w:rPr>
-        <w:t>，</w:t>
-      </w:r>
-      <w:hyperlink r:id="rId52">
-        <w:r>
-          <w:rPr>
-            <w:lang w:val="zh_TW" w:bidi="zh_TW"/>
-          </w:rPr>
-          <w:rPr>
-            <w:color w:val="0000EE"/>
-            <w:u w:val="single"/>
-          </w:rPr>
-          <w:t>6:15</w:t>
-        </w:r>
-      </w:hyperlink>
-      <w:r>
-        <w:rPr>
-          <w:lang w:val="zh_TW" w:bidi="zh_TW"/>
-        </w:rPr>
-        <w:t>；</w:t>
-      </w:r>
-      <w:hyperlink r:id="rId53">
-        <w:r>
-          <w:rPr>
-            <w:lang w:val="zh_TW" w:bidi="zh_TW"/>
-          </w:rPr>
-          <w:rPr>
-            <w:color w:val="0000EE"/>
-            <w:u w:val="single"/>
-          </w:rPr>
-          <w:t>西3:11</w:t>
-        </w:r>
-      </w:hyperlink>
-      <w:r>
-        <w:rPr>
-          <w:lang w:val="zh_TW" w:bidi="zh_TW"/>
-        </w:rPr>
-        <w:t>）。保羅拒絕聽從那些要求人們行割禮才能完全成為教會成員的人。</w:t>
-      </w:r>
-    </w:p>
-    <w:p>
-      <w:pPr/>
-      <w:r>
-        <w:rPr>
-          <w:lang w:val="zh_TW" w:bidi="zh_TW"/>
-        </w:rPr>
-      </w:r>
-      <w:r>
-        <w:rPr>
-          <w:lang w:val="zh_TW" w:bidi="zh_TW"/>
-        </w:rPr>
-        <w:t>在</w:t>
-      </w:r>
-      <w:hyperlink r:id="rId54">
-        <w:r>
-          <w:rPr>
-            <w:lang w:val="zh_TW" w:bidi="zh_TW"/>
-          </w:rPr>
-          <w:rPr>
-            <w:color w:val="0000EE"/>
-            <w:u w:val="single"/>
-          </w:rPr>
-          <w:t>歌羅西書二章8至15節</w:t>
-        </w:r>
-      </w:hyperlink>
-      <w:r>
-        <w:rPr>
-          <w:lang w:val="zh_TW" w:bidi="zh_TW"/>
-        </w:rPr>
-        <w:t>中，保羅用「未受割禮」作為隱喻，來指一個人在認識神之前的狀態。這裡的未受割禮等同於「肉體」（指人的邪惡慾望），這跟未受割禮的狀態是同樣的意思。正如肉身的身體在割禮中被割去一樣，屬靈的「肉體」在歸信時被基督割絕，在洗禮中也表現出這一點。受洗的人從「不潔」中被潔淨，就像受割禮的外邦人也被認為是從先前未受割禮的不潔中被潔淨了一樣。</w:t>
-      </w:r>
-    </w:p>
-    <w:p>
-      <w:pPr/>
-      <w:r>
-        <w:rPr>
-          <w:lang w:val="zh_TW" w:bidi="zh_TW"/>
-        </w:rPr>
-      </w:r>
-      <w:r>
-        <w:rPr>
-          <w:i/>
-          <w:lang w:val="zh_TW" w:bidi="zh_TW"/>
-        </w:rPr>
-        <w:t xml:space="preserve">另見 </w:t>
-      </w:r>
-      <w:r>
-        <w:rPr>
-          <w:lang w:val="zh_TW" w:bidi="zh_TW"/>
-        </w:rPr>
-        <w:t>割禮</w:t>
-      </w:r>
-      <w:r>
-        <w:rPr>
-          <w:lang w:val="zh_TW" w:bidi="zh_TW"/>
-        </w:rPr>
-        <w:t>。</w:t>
-      </w:r>
-      <w:r>
-        <w:rPr>
-          <w:lang w:val="zh_TW" w:bidi="zh_TW"/>
-        </w:rPr>
-      </w:r>
-      <w:r>
-        <w:rPr>
-          <w:lang w:val="zh_TW" w:bidi="zh_TW"/>
-        </w:rPr>
-      </w:r>
-    </w:p>
-    <w:p>
-      <w:pPr/>
-      <w:r>
-        <w:rPr>
-          <w:lang w:val="zh_TW" w:bidi="zh_TW"/>
-        </w:rPr>
-      </w:r>
-    </w:p>
-    <w:p>
-      <w:pPr>
-        <w:pStyle w:val="Heading2"/>
-      </w:pPr>
-      <w:r>
-        <w:rPr>
-          <w:lang w:val="zh_TW" w:bidi="zh_TW"/>
-        </w:rPr>
-        <w:t>為死人受洗</w:t>
-      </w:r>
-      <w:r>
-        <w:rPr>
-          <w:lang w:val="zh_TW" w:bidi="zh_TW"/>
-        </w:rPr>
-      </w:r>
-    </w:p>
-    <w:p>
-      <w:pPr/>
-      <w:r>
-        <w:rPr>
-          <w:lang w:val="zh_TW" w:bidi="zh_TW"/>
-        </w:rPr>
-      </w:r>
-      <w:r>
-        <w:rPr>
-          <w:lang w:val="zh_TW" w:bidi="zh_TW"/>
-        </w:rPr>
-        <w:t>一個意義不明的習俗，在新約聖經中提到一次（</w:t>
-      </w:r>
-      <w:hyperlink r:id="rId55">
-        <w:r>
-          <w:rPr>
-            <w:lang w:val="zh_TW" w:bidi="zh_TW"/>
-          </w:rPr>
-          <w:rPr>
-            <w:color w:val="0000EE"/>
-            <w:u w:val="single"/>
-          </w:rPr>
-          <w:t>林前15:29</w:t>
-        </w:r>
-      </w:hyperlink>
-      <w:r>
-        <w:rPr>
-          <w:lang w:val="zh_TW" w:bidi="zh_TW"/>
-        </w:rPr>
-        <w:t>）。對於這段有爭議的經文，已經有許多人提出了許多解釋。主要的問題是，為死者施行的洗禮是怎樣的，以及保羅是否認可這種做法。</w:t>
-      </w:r>
-    </w:p>
-    <w:p>
-      <w:pPr>
-        <w:pStyle w:val="Heading3"/>
-      </w:pPr>
-      <w:r>
-        <w:rPr>
-          <w:lang w:val="zh_TW" w:bidi="zh_TW"/>
-        </w:rPr>
-        <w:t>為死人受洗的不同解釋方式</w:t>
-      </w:r>
-    </w:p>
-    <w:p>
-      <w:pPr/>
-      <w:r>
-        <w:rPr>
-          <w:lang w:val="zh_TW" w:bidi="zh_TW"/>
-        </w:rPr>
-      </w:r>
-      <w:r>
-        <w:rPr>
-          <w:lang w:val="zh_TW" w:bidi="zh_TW"/>
-        </w:rPr>
-        <w:t>對「為死人受洗」這個片語的解釋可歸納為三類：</w:t>
-      </w:r>
-    </w:p>
-    <w:p>
-      <w:pPr>
-        <w:pStyle w:val="ListNumber"/>
-        <w:numPr>
-          <w:ilvl w:val="0"/>
-          <w:numId w:val="14"/>
-        </w:numPr>
-        <w:spacing w:line="240" w:lineRule="auto"/>
-        <w:ind w:left="720"/>
-      </w:pPr>
-      <w:r>
-        <w:rPr>
-          <w:lang w:val="zh_TW" w:bidi="zh_TW"/>
-        </w:rPr>
-      </w:r>
-      <w:r>
-        <w:rPr>
-          <w:lang w:val="zh_TW" w:bidi="zh_TW"/>
-        </w:rPr>
-        <w:t>洗禮作為象徵</w:t>
-      </w:r>
-    </w:p>
-    <w:p>
-      <w:pPr>
-        <w:pStyle w:val="ListNumber"/>
-        <w:spacing w:line="240" w:lineRule="auto"/>
-        <w:ind w:left="720"/>
-      </w:pPr>
-      <w:r>
-        <w:rPr>
-          <w:lang w:val="zh_TW" w:bidi="zh_TW"/>
-        </w:rPr>
-      </w:r>
-      <w:r>
-        <w:rPr>
-          <w:lang w:val="zh_TW" w:bidi="zh_TW"/>
-        </w:rPr>
-        <w:t>普通洗禮</w:t>
-      </w:r>
-    </w:p>
-    <w:p>
-      <w:pPr>
-        <w:pStyle w:val="ListNumber"/>
-        <w:spacing w:line="240" w:lineRule="auto"/>
-        <w:ind w:left="720"/>
-      </w:pPr>
-      <w:r>
-        <w:rPr>
-          <w:lang w:val="zh_TW" w:bidi="zh_TW"/>
-        </w:rPr>
-      </w:r>
-      <w:r>
-        <w:rPr>
-          <w:lang w:val="zh_TW" w:bidi="zh_TW"/>
-        </w:rPr>
-        <w:t>代表他人受洗</w:t>
-      </w:r>
-    </w:p>
-    <w:p>
-      <w:pPr/>
-      <w:r>
-        <w:rPr>
-          <w:lang w:val="zh_TW" w:bidi="zh_TW"/>
-        </w:rPr>
-      </w:r>
-      <w:r>
-        <w:rPr>
-          <w:lang w:val="zh_TW" w:bidi="zh_TW"/>
-        </w:rPr>
-        <w:t>在</w:t>
-      </w:r>
-      <w:hyperlink r:id="rId56">
-        <w:r>
-          <w:rPr>
-            <w:lang w:val="zh_TW" w:bidi="zh_TW"/>
-          </w:rPr>
-          <w:rPr>
-            <w:color w:val="0000EE"/>
-            <w:u w:val="single"/>
-          </w:rPr>
-          <w:t>馬可福音十章38節</w:t>
-        </w:r>
-      </w:hyperlink>
-      <w:r>
-        <w:rPr>
-          <w:lang w:val="zh_TW" w:bidi="zh_TW"/>
-        </w:rPr>
-        <w:t>和</w:t>
-      </w:r>
-      <w:hyperlink r:id="rId57">
-        <w:r>
-          <w:rPr>
-            <w:lang w:val="zh_TW" w:bidi="zh_TW"/>
-          </w:rPr>
-          <w:rPr>
-            <w:color w:val="0000EE"/>
-            <w:u w:val="single"/>
-          </w:rPr>
-          <w:t>路加福音十二章50節</w:t>
-        </w:r>
-      </w:hyperlink>
-      <w:r>
-        <w:rPr>
-          <w:lang w:val="zh_TW" w:bidi="zh_TW"/>
-        </w:rPr>
-        <w:t>中，洗禮被用作受苦或殉道（為信仰而死）的象徵。有些學者認為「為死人受洗」意味著殉道，並將其翻譯為「以死亡為目標而受洗」。</w:t>
-      </w:r>
-    </w:p>
-    <w:p>
-      <w:pPr/>
-      <w:r>
-        <w:rPr>
-          <w:lang w:val="zh_TW" w:bidi="zh_TW"/>
-        </w:rPr>
-      </w:r>
-      <w:r>
-        <w:rPr>
-          <w:lang w:val="zh_TW" w:bidi="zh_TW"/>
-        </w:rPr>
-        <w:t>許多人認為這意味著為自己受洗。馬丁‧路德（Martin Luther）認為這意味著在死者墓旁施洗。約翰‧加爾文（John Calvin）認為這是指臨終基督徒渴望受洗。另一些人認為，這是指新信徒因基督徒殉道者或已故親人的見證而接受洗禮。</w:t>
-      </w:r>
-    </w:p>
-    <w:p>
-      <w:pPr>
-        <w:pStyle w:val="Heading3"/>
-      </w:pPr>
-      <w:r>
-        <w:rPr>
-          <w:lang w:val="zh_TW" w:bidi="zh_TW"/>
-        </w:rPr>
-        <w:t>保羅贊成為死者施洗嗎？</w:t>
-      </w:r>
-    </w:p>
-    <w:p>
-      <w:pPr/>
-      <w:r>
-        <w:rPr>
-          <w:lang w:val="zh_TW" w:bidi="zh_TW"/>
-        </w:rPr>
-      </w:r>
-      <w:r>
-        <w:rPr>
-          <w:lang w:val="zh_TW" w:bidi="zh_TW"/>
-        </w:rPr>
-        <w:t>這句話最直接的意思似乎是一種為死人代受洗的做法。這句話似乎表明，有哥林多人為死人受洗。哥林多教會可能對洗禮持有一種神秘化的觀點，這或許解釋了為什麼保羅淡化了他作為施洗者的角色（</w:t>
-      </w:r>
-      <w:hyperlink r:id="rId58">
-        <w:r>
-          <w:rPr>
-            <w:lang w:val="zh_TW" w:bidi="zh_TW"/>
-          </w:rPr>
-          <w:rPr>
-            <w:color w:val="0000EE"/>
-            <w:u w:val="single"/>
-          </w:rPr>
-          <w:t>林前1:14–17</w:t>
-        </w:r>
-      </w:hyperlink>
-      <w:r>
-        <w:rPr>
-          <w:lang w:val="zh_TW" w:bidi="zh_TW"/>
-        </w:rPr>
-        <w:t>）。</w:t>
-      </w:r>
-    </w:p>
-    <w:p>
-      <w:pPr/>
-      <w:r>
-        <w:rPr>
-          <w:lang w:val="zh_TW" w:bidi="zh_TW"/>
-        </w:rPr>
-      </w:r>
-      <w:r>
-        <w:rPr>
-          <w:lang w:val="zh_TW" w:bidi="zh_TW"/>
-        </w:rPr>
-        <w:t>保羅將哥林多教會的經歷與以色列人在曠野中的經歷相比較（</w:t>
-      </w:r>
-      <w:hyperlink r:id="rId59">
-        <w:r>
-          <w:rPr>
-            <w:lang w:val="zh_TW" w:bidi="zh_TW"/>
-          </w:rPr>
-          <w:rPr>
-            <w:color w:val="0000EE"/>
-            <w:u w:val="single"/>
-          </w:rPr>
-          <w:t>林前10:1–13</w:t>
-        </w:r>
-      </w:hyperlink>
-      <w:r>
-        <w:rPr>
-          <w:lang w:val="zh_TW" w:bidi="zh_TW"/>
-        </w:rPr>
-        <w:t>）。他描述以色列人如何過紅海和收取嗎哪，這些事件讓我們聯想到洗禮和聖餐。但保羅提醒他的讀者，這些戲劇性的經歷並未使以色列人免於犯罪。某些哥林多人可能認為，參與基督教儀式如洗禮能自動帶來救恩。如果是這樣，那麼那些實踐為死人受洗的人可能相信這一儀式對死者也有幫助。</w:t>
-      </w:r>
-    </w:p>
-    <w:p>
-      <w:pPr/>
-      <w:r>
-        <w:rPr>
-          <w:lang w:val="zh_TW" w:bidi="zh_TW"/>
-        </w:rPr>
-      </w:r>
-      <w:r>
-        <w:rPr>
-          <w:lang w:val="zh_TW" w:bidi="zh_TW"/>
-        </w:rPr>
-        <w:t>保羅是否贊成為死人受洗的做法？可能不是。在</w:t>
-      </w:r>
-      <w:hyperlink r:id="rId60">
-        <w:r>
-          <w:rPr>
-            <w:lang w:val="zh_TW" w:bidi="zh_TW"/>
-          </w:rPr>
-          <w:rPr>
-            <w:color w:val="0000EE"/>
-            <w:u w:val="single"/>
-          </w:rPr>
-          <w:t>哥林多前書十五章29至34節</w:t>
-        </w:r>
-      </w:hyperlink>
-      <w:r>
-        <w:rPr>
-          <w:lang w:val="zh_TW" w:bidi="zh_TW"/>
-        </w:rPr>
-        <w:t>保羅關於死人復活的討論中，並未表示贊成這種做法。相反，他用這個例子來說明一個道理，他說，若死人沒有復活，那麼為死人受洗便毫無意義。</w:t>
       </w:r>
       <w:r>
         <w:rPr>
@@ -3873,12 +2548,6 @@
   </w:num>
   <w:num w:numId="13" w16cid:durableId="592781308">
     <w:abstractNumId w:val="11"/>
-  </w:num>
-  <w:num w:numId="14">
-    <w:abstractNumId w:val="3"/>
-    <w:lvlOverride w:ilvl="0">
-      <w:startOverride w:val="1"/>
-    </w:lvlOverride>
   </w:num>
   <w:numIdMacAtCleanup w:val="10"/>
 </w:numbering>

--- a/zht/docx/153.content.docx
+++ b/zht/docx/153.content.docx
@@ -19,7 +19,7 @@
         <w:rPr>
           <w:lang w:val="zh_TW" w:bidi="zh_TW"/>
         </w:rPr>
-        <w:t>Resource: Tyndale Open Bible Dictionary</w:t>
+        <w:t>Resource: Aquifer Open Bible Dictionary</w:t>
       </w:r>
       <w:r>
         <w:rPr>
@@ -112,7 +112,7 @@
         <w:rPr>
           <w:lang w:val="zh_TW" w:bidi="zh_TW"/>
         </w:rPr>
-        <w:t>Tyndale Open Bible Dictionary</w:t>
+        <w:t>Aquifer Open Bible Dictionary</w:t>
       </w:r>
     </w:p>
     <w:p>
@@ -149,7 +149,7 @@
         <w:rPr>
           <w:lang w:val="zh_TW" w:bidi="zh_TW"/>
         </w:rPr>
-        <w:t>tao</w:t>
+        <w:t>tang</w:t>
       </w:r>
       <w:r>
         <w:rPr>
@@ -212,7 +212,7 @@
         <w:rPr>
           <w:lang w:val="zh_TW" w:bidi="zh_TW"/>
         </w:rPr>
-        <w:t>陶器</w:t>
+        <w:t>湯（Pottage）</w:t>
       </w:r>
       <w:r>
         <w:rPr>
@@ -231,46 +231,7 @@
         <w:rPr>
           <w:lang w:val="zh_TW" w:bidi="zh_TW"/>
         </w:rPr>
-        <w:t>黏土與陶土器皿的製作。</w:t>
-      </w:r>
-    </w:p>
-    <w:p>
-      <w:pPr>
-        <w:pStyle w:val="Heading3"/>
-      </w:pPr>
-      <w:r>
-        <w:rPr>
-          <w:lang w:val="zh_TW" w:bidi="zh_TW"/>
-        </w:rPr>
-        <w:t>歷史與發展</w:t>
-      </w:r>
-    </w:p>
-    <w:p>
-      <w:pPr/>
-      <w:r>
-        <w:rPr>
-          <w:lang w:val="zh_TW" w:bidi="zh_TW"/>
-        </w:rPr>
-      </w:r>
-      <w:r>
-        <w:rPr>
-          <w:lang w:val="zh_TW" w:bidi="zh_TW"/>
-        </w:rPr>
-        <w:t>最早的陶器是用手塑形而成，再放在太陽下曬乾。雖然古代沒有留下關於陶匠工作及其社會地位的文字記載，但埃及墓室與宮殿的牆壁上充滿陶匠工作的圖畫，從這些圖像可以觀察出許多有關他們工藝的細節。人們普遍認為，最早的陶匠是女性，因為她們在家中為準備食物而製作容器，而男人則外出打獵或採集食物。直到今天，在非洲、安納托利亞（Anatolia）、庫爾德（Kurdistan）地區以及美國西南部，仍可見到類似的情形。最終，製陶逐漸成為一種職業，通常由村落中特定的人負責，有時也由四處遷移的流動工匠進行——他們從一個村莊到另一個村莊，為當地人製作陶器，滿足需求後再繼續前往下一處。</w:t>
-      </w:r>
-    </w:p>
-    <w:p>
-      <w:pPr/>
-      <w:r>
-        <w:rPr>
-          <w:lang w:val="zh_TW" w:bidi="zh_TW"/>
-        </w:rPr>
-      </w:r>
-      <w:r>
-        <w:rPr>
-          <w:lang w:val="zh_TW" w:bidi="zh_TW"/>
-        </w:rPr>
-        <w:t>人們發明陶輪（potter’s wheel）之後，製陶不再只是家庭中偶爾的活動，而成為一項專門的職業。陶輪大大提高成器的速度，使這項手工藝邁向類似工業化的規模，並逐漸成為以男性為主的工作。不過，有證據顯示，當時仍有人（推測為女性）在家中製作部分陶器。在發明陶輪之前，主要的製陶方法是以盤條狀的黏土一層層堆疊起來塑形，尤其用於製作大型容器。在聖經所記述的地區的考古發掘中，最早的陶輪出土於蘇美（Sumer）的吾珥，年代約為公元前3500年至3000年。當時新興的城逐漸形成，可能帶動了陶輪的出現，因為更多的城裡人需要陶器。耶利米在公元前六世紀提到一個陶匠的工作坊：「我就下到窯匠的家裡去，正遇他轉輪做器皿。窯匠用泥做的器皿，在他手中做壞了，他又用這泥另做別的器皿；窯匠看怎樣好，就怎樣做。」（</w:t>
+        <w:t>一種在舊約聖經中常見的紅色蔬菜燉湯（</w:t>
       </w:r>
       <w:hyperlink r:id="rId13">
         <w:r>
@@ -281,95 +242,14 @@
             <w:color w:val="0000EE"/>
             <w:u w:val="single"/>
           </w:rPr>
-          <w:t>耶18:3–4</w:t>
+          <w:t>該2:12</w:t>
         </w:r>
       </w:hyperlink>
       <w:r>
         <w:rPr>
           <w:lang w:val="zh_TW" w:bidi="zh_TW"/>
         </w:rPr>
-        <w:t>）。有證據顯示，在古希臘的古典時期，出現了大型陶器工作坊，有些僱用了超過五十名工人。</w:t>
-      </w:r>
-    </w:p>
-    <w:p>
-      <w:pPr/>
-      <w:r>
-        <w:rPr>
-          <w:lang w:val="zh_TW" w:bidi="zh_TW"/>
-        </w:rPr>
-      </w:r>
-      <w:r>
-        <w:rPr>
-          <w:lang w:val="zh_TW" w:bidi="zh_TW"/>
-        </w:rPr>
-        <w:t>要產生「拉坯」所需的離心力，陶土每分鐘必須旋轉至少一百圈。最早的陶輪由兩塊石頭組成，下方的石頭中央有孔，上方的石頭有突起，正好插入下方的孔中，使上面的石頭能轉動。上方的石頭上固定一塊較大的木板，用來放置陶器，而轉動陶輪的工作無疑是由學徒負責的。到了希臘化時期（公元前300年之後），出現了以腳踏帶動的陶輪。</w:t>
-      </w:r>
-    </w:p>
-    <w:p>
-      <w:pPr/>
-      <w:r>
-        <w:rPr>
-          <w:lang w:val="zh_TW" w:bidi="zh_TW"/>
-        </w:rPr>
-      </w:r>
-      <w:r>
-        <w:rPr>
-          <w:lang w:val="zh_TW" w:bidi="zh_TW"/>
-        </w:rPr>
-        <w:t>古代製陶的另一種技術是使用模具。模具是用軟石雕刻而成，或以黏土製作，用於大量生產相同形狀的器皿。在中東地區的博物館中，常可見到希臘化時期與羅馬時期的燈具模具。當時的小油燈是在模具中分上下兩半製成，再在燒製前將兩半黏合在一起。希律王時期的油燈還有獨立塑成的匙形燈嘴，與前述的兩個部分分開製作。</w:t>
-      </w:r>
-    </w:p>
-    <w:p>
-      <w:pPr/>
-      <w:r>
-        <w:rPr>
-          <w:lang w:val="zh_TW" w:bidi="zh_TW"/>
-        </w:rPr>
-      </w:r>
-      <w:r>
-        <w:rPr>
-          <w:lang w:val="zh_TW" w:bidi="zh_TW"/>
-        </w:rPr>
-        <w:t>古代陶器在大小和形狀上變化極為豐富，令人驚嘆。一般的古代家庭通常會有大型器皿（雙耳瓶〔amphorae〕和儲物罐〔pithoi〕），用來盛裝酒或水等液體。這些容器底部呈尖形，最初設計是為了在運輸時能靠在船身的斜面上。在平民的家中，人們常把這些容器部分埋入地面，並靠牆擺放；而在龐貝（Pompeii）與赫庫蘭尼姆（Herculaneum）的酒館中，人們把這些容器放在木架上。人們常把開口較大的大甕部分埋入地面，好讓其中的液體保持清涼。此外，各種穀物也會儲存在這類容器中，其中有些高達四英尺（約1.2公尺），寬達三英尺（約0.9公尺）。較小的水瓶為日常常用器皿，可盛約一夸脫（約0.9公升）或更多的液體。圓腹形的壺則用來盛酒，壺嘴設計能防止珍貴的液體流出。圓形水壺在壺肩兩側各有一個把手，便於旅途中攜帶水。家庭中常見各種大小與深淺不同的碗與盤。稱為混酒缸（krater）的寬口大甕，多用於飲酒。烹飪時使用中型的陶鍋（容量約一加侖，約3.8公升），鍋底圓潤，方便直接放在火上或放入地上掏出的火坑中加熱。這些陶鍋通常有兩個環形把手，可以懸掛於火上使用。</w:t>
-      </w:r>
-    </w:p>
-    <w:p>
-      <w:pPr/>
-      <w:r>
-        <w:rPr>
-          <w:lang w:val="zh_TW" w:bidi="zh_TW"/>
-        </w:rPr>
-      </w:r>
-      <w:r>
-        <w:rPr>
-          <w:lang w:val="zh_TW" w:bidi="zh_TW"/>
-        </w:rPr>
-        <w:t>在古典時期的希臘，陶器上常繪有鮮明生動的圖像，內容包括宗教、性愛、戰爭及社會生活的場景。更早期的米諾安（Minoan）與邁錫尼（Mycenaean）文化所出產的陶器，則有優美的圖案裝飾，如植物、動物、海洋生物以及各種幾何設計。自古以來，中東地區的陶器在造型與花紋上也展現出多樣的變化，人們利用深淺不同的泥漿色層，在陶器上塗抹或潑灑，形成自然變化的紋理與圖案。</w:t>
-      </w:r>
-    </w:p>
-    <w:p>
-      <w:pPr>
-        <w:pStyle w:val="Heading3"/>
-      </w:pPr>
-      <w:r>
-        <w:rPr>
-          <w:lang w:val="zh_TW" w:bidi="zh_TW"/>
-        </w:rPr>
-        <w:t>聖經中的陶器</w:t>
-      </w:r>
-    </w:p>
-    <w:p>
-      <w:pPr/>
-      <w:r>
-        <w:rPr>
-          <w:lang w:val="zh_TW" w:bidi="zh_TW"/>
-        </w:rPr>
-      </w:r>
-      <w:r>
-        <w:rPr>
-          <w:lang w:val="zh_TW" w:bidi="zh_TW"/>
-        </w:rPr>
-        <w:t>聖經中多次提到陶匠及其工作。典型的例子包括：「以色列家啊，我待你們，豈不能照這窯匠弄泥嗎？ 以色列家啊，泥在窯匠的手中怎樣，你們在我的手中也怎樣」（</w:t>
+        <w:t>）。它通常是以紅豆、香草、洋蔥製成，有時也會加入肉類。這湯的香氣強烈到足以使以掃將長子的名分讓給雅各（</w:t>
       </w:r>
       <w:hyperlink r:id="rId14">
         <w:r>
@@ -380,14 +260,14 @@
             <w:color w:val="0000EE"/>
             <w:u w:val="single"/>
           </w:rPr>
-          <w:t>耶18:6</w:t>
+          <w:t>創25:29–34</w:t>
         </w:r>
       </w:hyperlink>
       <w:r>
         <w:rPr>
           <w:lang w:val="zh_TW" w:bidi="zh_TW"/>
         </w:rPr>
-        <w:t>）；「耶和華啊，現在你仍是我們的父！我們是泥，你是窯匠；我們都是你手的工作。」（</w:t>
+        <w:t>）。以利沙的門徒也十分看重這湯所帶來的滋養（</w:t>
       </w:r>
       <w:hyperlink r:id="rId15">
         <w:r>
@@ -398,197 +278,7 @@
             <w:color w:val="0000EE"/>
             <w:u w:val="single"/>
           </w:rPr>
-          <w:t>賽64:8</w:t>
-        </w:r>
-      </w:hyperlink>
-      <w:r>
-        <w:rPr>
-          <w:lang w:val="zh_TW" w:bidi="zh_TW"/>
-        </w:rPr>
-        <w:t>）。在創造的記載中，神以陶匠的形象出現，祂用地上的塵土造人（</w:t>
-      </w:r>
-      <w:hyperlink r:id="rId16">
-        <w:r>
-          <w:rPr>
-            <w:lang w:val="zh_TW" w:bidi="zh_TW"/>
-          </w:rPr>
-          <w:rPr>
-            <w:color w:val="0000EE"/>
-            <w:u w:val="single"/>
-          </w:rPr>
-          <w:t>創2:7</w:t>
-        </w:r>
-      </w:hyperlink>
-      <w:r>
-        <w:rPr>
-          <w:lang w:val="zh_TW" w:bidi="zh_TW"/>
-        </w:rPr>
-        <w:t>）。保羅（</w:t>
-      </w:r>
-      <w:hyperlink r:id="rId17">
-        <w:r>
-          <w:rPr>
-            <w:lang w:val="zh_TW" w:bidi="zh_TW"/>
-          </w:rPr>
-          <w:rPr>
-            <w:color w:val="0000EE"/>
-            <w:u w:val="single"/>
-          </w:rPr>
-          <w:t>羅9:20–21</w:t>
-        </w:r>
-      </w:hyperlink>
-      <w:r>
-        <w:rPr>
-          <w:lang w:val="zh_TW" w:bidi="zh_TW"/>
-        </w:rPr>
-        <w:t>）藉著以賽亞所用的比喻（</w:t>
-      </w:r>
-      <w:hyperlink r:id="rId18">
-        <w:r>
-          <w:rPr>
-            <w:lang w:val="zh_TW" w:bidi="zh_TW"/>
-          </w:rPr>
-          <w:rPr>
-            <w:color w:val="0000EE"/>
-            <w:u w:val="single"/>
-          </w:rPr>
-          <w:t>賽45:9</w:t>
-        </w:r>
-      </w:hyperlink>
-      <w:r>
-        <w:rPr>
-          <w:lang w:val="zh_TW" w:bidi="zh_TW"/>
-        </w:rPr>
-        <w:t>），論證神在揀選以色列時的絕對主權。那比喻說到一個器皿與製造它的陶匠爭論：「泥土豈可對摶弄它的說：你做甚麼呢？所做的物豈可說：你沒有手呢？」</w:t>
-      </w:r>
-    </w:p>
-    <w:p>
-      <w:pPr/>
-      <w:r>
-        <w:rPr>
-          <w:lang w:val="zh_TW" w:bidi="zh_TW"/>
-        </w:rPr>
-      </w:r>
-      <w:r>
-        <w:rPr>
-          <w:lang w:val="zh_TW" w:bidi="zh_TW"/>
-        </w:rPr>
-        <w:t>耶利米曾以極具象徵性的行動預言耶路撒冷的毀滅，他打碎一個陶匠所做的瓦瓶，使其破成無法再修復的碎片（</w:t>
-      </w:r>
-      <w:hyperlink r:id="rId19">
-        <w:r>
-          <w:rPr>
-            <w:lang w:val="zh_TW" w:bidi="zh_TW"/>
-          </w:rPr>
-          <w:rPr>
-            <w:color w:val="0000EE"/>
-            <w:u w:val="single"/>
-          </w:rPr>
-          <w:t>耶19:11</w:t>
-        </w:r>
-      </w:hyperlink>
-      <w:r>
-        <w:rPr>
-          <w:lang w:val="zh_TW" w:bidi="zh_TW"/>
-        </w:rPr>
-        <w:t>）。在耶路撒冷被毀之時，以色列人雖然在神眼中看為寶貴，卻「算為窯匠手所做的瓦瓶」（</w:t>
-      </w:r>
-      <w:hyperlink r:id="rId20">
-        <w:r>
-          <w:rPr>
-            <w:lang w:val="zh_TW" w:bidi="zh_TW"/>
-          </w:rPr>
-          <w:rPr>
-            <w:color w:val="0000EE"/>
-            <w:u w:val="single"/>
-          </w:rPr>
-          <w:t>哀4:2</w:t>
-        </w:r>
-      </w:hyperlink>
-      <w:r>
-        <w:rPr>
-          <w:lang w:val="zh_TW" w:bidi="zh_TW"/>
-        </w:rPr>
-        <w:t>）——這表明他們如陶器一般脆弱，極易被打碎與毀滅。</w:t>
-      </w:r>
-    </w:p>
-    <w:p>
-      <w:pPr/>
-      <w:r>
-        <w:rPr>
-          <w:lang w:val="zh_TW" w:bidi="zh_TW"/>
-        </w:rPr>
-      </w:r>
-      <w:r>
-        <w:rPr>
-          <w:lang w:val="zh_TW" w:bidi="zh_TW"/>
-        </w:rPr>
-        <w:t>在古代世界中，破裂的陶器被視為毫無價值，人們會將碎片掃到一旁或扔出窗外，再重新製作新的器皿。由於陶器製作技術普及，價格便宜，人們搬遷時通常不會攜帶陶器，因為製作或購買新的陶器比搬運舊的更方便，特別是體積較大的那些。然而，破片也並非全無用途。約伯曾用一片瓦片刮去瘡口的膿液，瓦片就是破碎的陶器碎片（</w:t>
-      </w:r>
-      <w:hyperlink r:id="rId21">
-        <w:r>
-          <w:rPr>
-            <w:lang w:val="zh_TW" w:bidi="zh_TW"/>
-          </w:rPr>
-          <w:rPr>
-            <w:color w:val="0000EE"/>
-            <w:u w:val="single"/>
-          </w:rPr>
-          <w:t>伯2:8</w:t>
-        </w:r>
-      </w:hyperlink>
-      <w:r>
-        <w:rPr>
-          <w:lang w:val="zh_TW" w:bidi="zh_TW"/>
-        </w:rPr>
-        <w:t>）。在更晚的時期，陶器碎片常被用來書寫便條，被稱為陶片（ostraca）。詩人也曾說自己的精力枯乾如同瓦片（</w:t>
-      </w:r>
-      <w:hyperlink r:id="rId22">
-        <w:r>
-          <w:rPr>
-            <w:lang w:val="zh_TW" w:bidi="zh_TW"/>
-          </w:rPr>
-          <w:rPr>
-            <w:color w:val="0000EE"/>
-            <w:u w:val="single"/>
-          </w:rPr>
-          <w:t>詩22:15</w:t>
-        </w:r>
-      </w:hyperlink>
-      <w:r>
-        <w:rPr>
-          <w:lang w:val="zh_TW" w:bidi="zh_TW"/>
-        </w:rPr>
-        <w:t>）——這是指陶器燒乾後失去水分的狀態。敬拜多神和偶像的民族最終會敗亡，聖經形容這情景好像陶器被摔得粉碎（</w:t>
-      </w:r>
-      <w:hyperlink r:id="rId23">
-        <w:r>
-          <w:rPr>
-            <w:lang w:val="zh_TW" w:bidi="zh_TW"/>
-          </w:rPr>
-          <w:rPr>
-            <w:color w:val="0000EE"/>
-            <w:u w:val="single"/>
-          </w:rPr>
-          <w:t>詩2:9</w:t>
-        </w:r>
-      </w:hyperlink>
-      <w:r>
-        <w:rPr>
-          <w:lang w:val="zh_TW" w:bidi="zh_TW"/>
-        </w:rPr>
-        <w:t>；</w:t>
-      </w:r>
-      <w:hyperlink r:id="rId24">
-        <w:r>
-          <w:rPr>
-            <w:lang w:val="zh_TW" w:bidi="zh_TW"/>
-          </w:rPr>
-          <w:rPr>
-            <w:color w:val="0000EE"/>
-            <w:u w:val="single"/>
-          </w:rPr>
-          <w:t>啟2:27</w:t>
+          <w:t>王下4:38–41</w:t>
         </w:r>
       </w:hyperlink>
       <w:r>
@@ -596,57 +286,6 @@
           <w:lang w:val="zh_TW" w:bidi="zh_TW"/>
         </w:rPr>
         <w:t>）。</w:t>
-      </w:r>
-    </w:p>
-    <w:p>
-      <w:pPr/>
-      <w:r>
-        <w:rPr>
-          <w:lang w:val="zh_TW" w:bidi="zh_TW"/>
-        </w:rPr>
-      </w:r>
-      <w:r>
-        <w:rPr>
-          <w:i/>
-          <w:lang w:val="zh_TW" w:bidi="zh_TW"/>
-        </w:rPr>
-        <w:t>另見</w:t>
-      </w:r>
-      <w:r>
-        <w:rPr>
-          <w:lang w:val="zh_TW" w:bidi="zh_TW"/>
-        </w:rPr>
-        <w:t>考古學與聖經</w:t>
-      </w:r>
-      <w:r>
-        <w:rPr>
-          <w:lang w:val="zh_TW" w:bidi="zh_TW"/>
-        </w:rPr>
-        <w:t>；</w:t>
-      </w:r>
-      <w:r>
-        <w:rPr>
-          <w:lang w:val="zh_TW" w:bidi="zh_TW"/>
-        </w:rPr>
-        <w:t>磚、磚窯</w:t>
-      </w:r>
-      <w:r>
-        <w:rPr>
-          <w:lang w:val="zh_TW" w:bidi="zh_TW"/>
-        </w:rPr>
-        <w:t>；</w:t>
-      </w:r>
-      <w:r>
-        <w:rPr>
-          <w:lang w:val="zh_TW" w:bidi="zh_TW"/>
-        </w:rPr>
-        <w:t>牌</w:t>
-      </w:r>
-      <w:r>
-        <w:rPr>
-          <w:lang w:val="zh_TW" w:bidi="zh_TW"/>
-        </w:rPr>
-        <w:t>。</w:t>
       </w:r>
       <w:r>
         <w:rPr>

--- a/zht/docx/153.content.docx
+++ b/zht/docx/153.content.docx
@@ -149,7 +149,7 @@
         <w:rPr>
           <w:lang w:val="zh_TW" w:bidi="zh_TW"/>
         </w:rPr>
-        <w:t>tang</w:t>
+        <w:t>shuo</w:t>
       </w:r>
       <w:r>
         <w:rPr>
@@ -212,7 +212,7 @@
         <w:rPr>
           <w:lang w:val="zh_TW" w:bidi="zh_TW"/>
         </w:rPr>
-        <w:t>湯（Pottage）</w:t>
+        <w:t>朔巴</w:t>
       </w:r>
       <w:r>
         <w:rPr>
@@ -221,7 +221,15 @@
       </w:r>
     </w:p>
     <w:p>
-      <w:pPr/>
+      <w:pPr>
+        <w:pStyle w:val="ListNumber"/>
+        <w:numPr>
+          <w:ilvl w:val="0"/>
+          <w:numId w:val="14"/>
+        </w:numPr>
+        <w:spacing w:line="240" w:lineRule="auto"/>
+        <w:ind w:left="720"/>
+      </w:pPr>
       <w:r>
         <w:rPr>
           <w:lang w:val="zh_TW" w:bidi="zh_TW"/>
@@ -231,7 +239,7 @@
         <w:rPr>
           <w:lang w:val="zh_TW" w:bidi="zh_TW"/>
         </w:rPr>
-        <w:t>一種在舊約聖經中常見的紅色蔬菜燉湯（</w:t>
+        <w:t>以東地何利人西珥的七個兒子之一（</w:t>
       </w:r>
       <w:hyperlink r:id="rId13">
         <w:r>
@@ -242,14 +250,14 @@
             <w:color w:val="0000EE"/>
             <w:u w:val="single"/>
           </w:rPr>
-          <w:t>該2:12</w:t>
+          <w:t>創36:20</w:t>
         </w:r>
       </w:hyperlink>
       <w:r>
         <w:rPr>
           <w:lang w:val="zh_TW" w:bidi="zh_TW"/>
         </w:rPr>
-        <w:t>）。它通常是以紅豆、香草、洋蔥製成，有時也會加入肉類。這湯的香氣強烈到足以使以掃將長子的名分讓給雅各（</w:t>
+        <w:t>；</w:t>
       </w:r>
       <w:hyperlink r:id="rId14">
         <w:r>
@@ -260,14 +268,14 @@
             <w:color w:val="0000EE"/>
             <w:u w:val="single"/>
           </w:rPr>
-          <w:t>創25:29–34</w:t>
+          <w:t>代上1:38</w:t>
         </w:r>
       </w:hyperlink>
       <w:r>
         <w:rPr>
           <w:lang w:val="zh_TW" w:bidi="zh_TW"/>
         </w:rPr>
-        <w:t>）。以利沙的門徒也十分看重這湯所帶來的滋養（</w:t>
+        <w:t>）。朔巴有五個兒子（</w:t>
       </w:r>
       <w:hyperlink r:id="rId15">
         <w:r>
@@ -278,7 +286,43 @@
             <w:color w:val="0000EE"/>
             <w:u w:val="single"/>
           </w:rPr>
-          <w:t>王下4:38–41</w:t>
+          <w:t>創36:23</w:t>
+        </w:r>
+      </w:hyperlink>
+      <w:r>
+        <w:rPr>
+          <w:lang w:val="zh_TW" w:bidi="zh_TW"/>
+        </w:rPr>
+        <w:t>；</w:t>
+      </w:r>
+      <w:hyperlink r:id="rId16">
+        <w:r>
+          <w:rPr>
+            <w:lang w:val="zh_TW" w:bidi="zh_TW"/>
+          </w:rPr>
+          <w:rPr>
+            <w:color w:val="0000EE"/>
+            <w:u w:val="single"/>
+          </w:rPr>
+          <w:t>代上1:40</w:t>
+        </w:r>
+      </w:hyperlink>
+      <w:r>
+        <w:rPr>
+          <w:lang w:val="zh_TW" w:bidi="zh_TW"/>
+        </w:rPr>
+        <w:t>），並成為何利人的族長之一（</w:t>
+      </w:r>
+      <w:hyperlink r:id="rId17">
+        <w:r>
+          <w:rPr>
+            <w:lang w:val="zh_TW" w:bidi="zh_TW"/>
+          </w:rPr>
+          <w:rPr>
+            <w:color w:val="0000EE"/>
+            <w:u w:val="single"/>
+          </w:rPr>
+          <w:t>創36:29</w:t>
         </w:r>
       </w:hyperlink>
       <w:r>
@@ -286,6 +330,78 @@
           <w:lang w:val="zh_TW" w:bidi="zh_TW"/>
         </w:rPr>
         <w:t>）。</w:t>
+      </w:r>
+    </w:p>
+    <w:p>
+      <w:pPr>
+        <w:pStyle w:val="ListNumber"/>
+        <w:spacing w:line="240" w:lineRule="auto"/>
+        <w:ind w:left="720"/>
+      </w:pPr>
+      <w:r>
+        <w:rPr>
+          <w:lang w:val="zh_TW" w:bidi="zh_TW"/>
+        </w:rPr>
+      </w:r>
+      <w:r>
+        <w:rPr>
+          <w:lang w:val="zh_TW" w:bidi="zh_TW"/>
+        </w:rPr>
+        <w:t>戶珥的兒子，哈羅以的父親，也是基列‧耶琳諸宗族的始祖（</w:t>
+      </w:r>
+      <w:hyperlink r:id="rId18">
+        <w:r>
+          <w:rPr>
+            <w:lang w:val="zh_TW" w:bidi="zh_TW"/>
+          </w:rPr>
+          <w:rPr>
+            <w:color w:val="0000EE"/>
+            <w:u w:val="single"/>
+          </w:rPr>
+          <w:t>代上2:50–52</w:t>
+        </w:r>
+      </w:hyperlink>
+      <w:r>
+        <w:rPr>
+          <w:lang w:val="zh_TW" w:bidi="zh_TW"/>
+        </w:rPr>
+        <w:t>）。</w:t>
+      </w:r>
+    </w:p>
+    <w:p>
+      <w:pPr>
+        <w:pStyle w:val="ListNumber"/>
+        <w:spacing w:line="240" w:lineRule="auto"/>
+        <w:ind w:left="720"/>
+      </w:pPr>
+      <w:r>
+        <w:rPr>
+          <w:lang w:val="zh_TW" w:bidi="zh_TW"/>
+        </w:rPr>
+      </w:r>
+      <w:r>
+        <w:rPr>
+          <w:lang w:val="zh_TW" w:bidi="zh_TW"/>
+        </w:rPr>
+        <w:t>猶大的五個兒子之一，也是利亞雅的父親（</w:t>
+      </w:r>
+      <w:hyperlink r:id="rId19">
+        <w:r>
+          <w:rPr>
+            <w:lang w:val="zh_TW" w:bidi="zh_TW"/>
+          </w:rPr>
+          <w:rPr>
+            <w:color w:val="0000EE"/>
+            <w:u w:val="single"/>
+          </w:rPr>
+          <w:t>代上4:1–2</w:t>
+        </w:r>
+      </w:hyperlink>
+      <w:r>
+        <w:rPr>
+          <w:lang w:val="zh_TW" w:bidi="zh_TW"/>
+        </w:rPr>
+        <w:t>）；他可能與上述第2項的朔巴是同一人。</w:t>
       </w:r>
       <w:r>
         <w:rPr>
@@ -2187,6 +2303,12 @@
   </w:num>
   <w:num w:numId="13" w16cid:durableId="592781308">
     <w:abstractNumId w:val="11"/>
+  </w:num>
+  <w:num w:numId="14">
+    <w:abstractNumId w:val="3"/>
+    <w:lvlOverride w:ilvl="0">
+      <w:startOverride w:val="1"/>
+    </w:lvlOverride>
   </w:num>
   <w:numIdMacAtCleanup w:val="10"/>
 </w:numbering>

--- a/zht/docx/153.content.docx
+++ b/zht/docx/153.content.docx
@@ -149,7 +149,7 @@
         <w:rPr>
           <w:lang w:val="zh_TW" w:bidi="zh_TW"/>
         </w:rPr>
-        <w:t>shuo</w:t>
+        <w:t>shou</w:t>
       </w:r>
       <w:r>
         <w:rPr>
@@ -212,12 +212,2232 @@
         <w:rPr>
           <w:lang w:val="zh_TW" w:bidi="zh_TW"/>
         </w:rPr>
-        <w:t>朔巴</w:t>
-      </w:r>
-      <w:r>
-        <w:rPr>
-          <w:lang w:val="zh_TW" w:bidi="zh_TW"/>
-        </w:rPr>
+        <w:t>手</w:t>
+      </w:r>
+      <w:r>
+        <w:rPr>
+          <w:lang w:val="zh_TW" w:bidi="zh_TW"/>
+        </w:rPr>
+      </w:r>
+    </w:p>
+    <w:p>
+      <w:pPr/>
+      <w:r>
+        <w:rPr>
+          <w:lang w:val="zh_TW" w:bidi="zh_TW"/>
+        </w:rPr>
+      </w:r>
+      <w:r>
+        <w:rPr>
+          <w:lang w:val="zh_TW" w:bidi="zh_TW"/>
+        </w:rPr>
+        <w:t>手是身體前肢的末端部份，具有抓握的能力。聖經中使用了「手」數百次來描述人體的一個部份，也經常用於隱喻或比喻中。</w:t>
+      </w:r>
+    </w:p>
+    <w:p>
+      <w:pPr/>
+      <w:r>
+        <w:rPr>
+          <w:lang w:val="zh_TW" w:bidi="zh_TW"/>
+        </w:rPr>
+      </w:r>
+      <w:r>
+        <w:rPr>
+          <w:lang w:val="zh_TW" w:bidi="zh_TW"/>
+        </w:rPr>
+        <w:t>比喻上，手意味著權力（</w:t>
+      </w:r>
+      <w:hyperlink r:id="rId13">
+        <w:r>
+          <w:rPr>
+            <w:lang w:val="zh_TW" w:bidi="zh_TW"/>
+          </w:rPr>
+          <w:rPr>
+            <w:color w:val="0000EE"/>
+            <w:u w:val="single"/>
+          </w:rPr>
+          <w:t>申2:15</w:t>
+        </w:r>
+      </w:hyperlink>
+      <w:r>
+        <w:rPr>
+          <w:lang w:val="zh_TW" w:bidi="zh_TW"/>
+        </w:rPr>
+        <w:t>；</w:t>
+      </w:r>
+      <w:hyperlink r:id="rId14">
+        <w:r>
+          <w:rPr>
+            <w:lang w:val="zh_TW" w:bidi="zh_TW"/>
+          </w:rPr>
+          <w:rPr>
+            <w:color w:val="0000EE"/>
+            <w:u w:val="single"/>
+          </w:rPr>
+          <w:t>詩31:5</w:t>
+        </w:r>
+      </w:hyperlink>
+      <w:r>
+        <w:rPr>
+          <w:lang w:val="zh_TW" w:bidi="zh_TW"/>
+        </w:rPr>
+        <w:t>；</w:t>
+      </w:r>
+      <w:hyperlink r:id="rId15">
+        <w:r>
+          <w:rPr>
+            <w:lang w:val="zh_TW" w:bidi="zh_TW"/>
+          </w:rPr>
+          <w:rPr>
+            <w:color w:val="0000EE"/>
+            <w:u w:val="single"/>
+          </w:rPr>
+          <w:t>可14:62</w:t>
+        </w:r>
+      </w:hyperlink>
+      <w:r>
+        <w:rPr>
+          <w:lang w:val="zh_TW" w:bidi="zh_TW"/>
+        </w:rPr>
+        <w:t>）。在</w:t>
+      </w:r>
+      <w:hyperlink r:id="rId16">
+        <w:r>
+          <w:rPr>
+            <w:lang w:val="zh_TW" w:bidi="zh_TW"/>
+          </w:rPr>
+          <w:rPr>
+            <w:color w:val="0000EE"/>
+            <w:u w:val="single"/>
+          </w:rPr>
+          <w:t>約書亞記8:20</w:t>
+        </w:r>
+      </w:hyperlink>
+      <w:r>
+        <w:rPr>
+          <w:lang w:val="zh_TW" w:bidi="zh_TW"/>
+        </w:rPr>
+        <w:t>中「手的力量（原文）」被翻譯為「逃跑」（見</w:t>
+      </w:r>
+      <w:hyperlink r:id="rId17">
+        <w:r>
+          <w:rPr>
+            <w:lang w:val="zh_TW" w:bidi="zh_TW"/>
+          </w:rPr>
+          <w:rPr>
+            <w:color w:val="0000EE"/>
+            <w:u w:val="single"/>
+          </w:rPr>
+          <w:t>詩76:5</w:t>
+        </w:r>
+      </w:hyperlink>
+      <w:r>
+        <w:rPr>
+          <w:lang w:val="zh_TW" w:bidi="zh_TW"/>
+        </w:rPr>
+        <w:t>）。相反，無力的手象徵著優柔寡斷和軟弱（</w:t>
+      </w:r>
+      <w:hyperlink r:id="rId18">
+        <w:r>
+          <w:rPr>
+            <w:lang w:val="zh_TW" w:bidi="zh_TW"/>
+          </w:rPr>
+          <w:rPr>
+            <w:color w:val="0000EE"/>
+            <w:u w:val="single"/>
+          </w:rPr>
+          <w:t>賽35:3</w:t>
+        </w:r>
+      </w:hyperlink>
+      <w:r>
+        <w:rPr>
+          <w:lang w:val="zh_TW" w:bidi="zh_TW"/>
+        </w:rPr>
+        <w:t>）。握手表示友誼（</w:t>
+      </w:r>
+      <w:hyperlink r:id="rId19">
+        <w:r>
+          <w:rPr>
+            <w:lang w:val="zh_TW" w:bidi="zh_TW"/>
+          </w:rPr>
+          <w:rPr>
+            <w:color w:val="0000EE"/>
+            <w:u w:val="single"/>
+          </w:rPr>
+          <w:t>王下10:15</w:t>
+        </w:r>
+      </w:hyperlink>
+      <w:r>
+        <w:rPr>
+          <w:lang w:val="zh_TW" w:bidi="zh_TW"/>
+        </w:rPr>
+        <w:t>）。讓某人坐在右手邊，表示對他的偏愛（</w:t>
+      </w:r>
+      <w:hyperlink r:id="rId20">
+        <w:r>
+          <w:rPr>
+            <w:lang w:val="zh_TW" w:bidi="zh_TW"/>
+          </w:rPr>
+          <w:rPr>
+            <w:color w:val="0000EE"/>
+            <w:u w:val="single"/>
+          </w:rPr>
+          <w:t>詩16:11</w:t>
+        </w:r>
+      </w:hyperlink>
+      <w:r>
+        <w:rPr>
+          <w:lang w:val="zh_TW" w:bidi="zh_TW"/>
+        </w:rPr>
+        <w:t>，</w:t>
+      </w:r>
+      <w:hyperlink r:id="rId20">
+        <w:r>
+          <w:rPr>
+            <w:lang w:val="zh_TW" w:bidi="zh_TW"/>
+          </w:rPr>
+          <w:rPr>
+            <w:color w:val="0000EE"/>
+            <w:u w:val="single"/>
+          </w:rPr>
+          <w:t xml:space="preserve"> </w:t>
+        </w:r>
+      </w:hyperlink>
+      <w:hyperlink r:id="rId21">
+        <w:r>
+          <w:rPr>
+            <w:lang w:val="zh_TW" w:bidi="zh_TW"/>
+          </w:rPr>
+          <w:rPr>
+            <w:color w:val="0000EE"/>
+            <w:u w:val="single"/>
+          </w:rPr>
+          <w:t>77:10</w:t>
+        </w:r>
+      </w:hyperlink>
+      <w:r>
+        <w:rPr>
+          <w:lang w:val="zh_TW" w:bidi="zh_TW"/>
+        </w:rPr>
+        <w:t>，</w:t>
+      </w:r>
+      <w:hyperlink r:id="rId22">
+        <w:r>
+          <w:rPr>
+            <w:lang w:val="zh_TW" w:bidi="zh_TW"/>
+          </w:rPr>
+          <w:rPr>
+            <w:color w:val="0000EE"/>
+            <w:u w:val="single"/>
+          </w:rPr>
+          <w:t>110:1</w:t>
+        </w:r>
+      </w:hyperlink>
+      <w:r>
+        <w:rPr>
+          <w:lang w:val="zh_TW" w:bidi="zh_TW"/>
+        </w:rPr>
+        <w:t>）。潔淨的手象徵著清白無罪（</w:t>
+      </w:r>
+      <w:hyperlink r:id="rId23">
+        <w:r>
+          <w:rPr>
+            <w:lang w:val="zh_TW" w:bidi="zh_TW"/>
+          </w:rPr>
+          <w:rPr>
+            <w:color w:val="0000EE"/>
+            <w:u w:val="single"/>
+          </w:rPr>
+          <w:t>詩26:6</w:t>
+        </w:r>
+      </w:hyperlink>
+      <w:r>
+        <w:rPr>
+          <w:lang w:val="zh_TW" w:bidi="zh_TW"/>
+        </w:rPr>
+        <w:t>），而擊掌則表示達成協議（</w:t>
+      </w:r>
+      <w:hyperlink r:id="rId24">
+        <w:r>
+          <w:rPr>
+            <w:lang w:val="zh_TW" w:bidi="zh_TW"/>
+          </w:rPr>
+          <w:rPr>
+            <w:color w:val="0000EE"/>
+            <w:u w:val="single"/>
+          </w:rPr>
+          <w:t>箴6:1</w:t>
+        </w:r>
+      </w:hyperlink>
+      <w:r>
+        <w:rPr>
+          <w:lang w:val="zh_TW" w:bidi="zh_TW"/>
+        </w:rPr>
+        <w:t>）。舉手象徵暴力（</w:t>
+      </w:r>
+      <w:hyperlink r:id="rId25">
+        <w:r>
+          <w:rPr>
+            <w:lang w:val="zh_TW" w:bidi="zh_TW"/>
+          </w:rPr>
+          <w:rPr>
+            <w:color w:val="0000EE"/>
+            <w:u w:val="single"/>
+          </w:rPr>
+          <w:t>王上11:26</w:t>
+        </w:r>
+      </w:hyperlink>
+      <w:r>
+        <w:rPr>
+          <w:lang w:val="zh_TW" w:bidi="zh_TW"/>
+        </w:rPr>
+        <w:t>）。舉手又可用於懇求的禱告（</w:t>
+      </w:r>
+      <w:hyperlink r:id="rId26">
+        <w:r>
+          <w:rPr>
+            <w:lang w:val="zh_TW" w:bidi="zh_TW"/>
+          </w:rPr>
+          <w:rPr>
+            <w:color w:val="0000EE"/>
+            <w:u w:val="single"/>
+          </w:rPr>
+          <w:t>出17:11</w:t>
+        </w:r>
+      </w:hyperlink>
+      <w:r>
+        <w:rPr>
+          <w:lang w:val="zh_TW" w:bidi="zh_TW"/>
+        </w:rPr>
+        <w:t>；</w:t>
+      </w:r>
+      <w:hyperlink r:id="rId27">
+        <w:r>
+          <w:rPr>
+            <w:lang w:val="zh_TW" w:bidi="zh_TW"/>
+          </w:rPr>
+          <w:rPr>
+            <w:color w:val="0000EE"/>
+            <w:u w:val="single"/>
+          </w:rPr>
+          <w:t>利9:22</w:t>
+        </w:r>
+      </w:hyperlink>
+      <w:r>
+        <w:rPr>
+          <w:lang w:val="zh_TW" w:bidi="zh_TW"/>
+        </w:rPr>
+        <w:t>；</w:t>
+      </w:r>
+      <w:hyperlink r:id="rId28">
+        <w:r>
+          <w:rPr>
+            <w:lang w:val="zh_TW" w:bidi="zh_TW"/>
+          </w:rPr>
+          <w:rPr>
+            <w:color w:val="0000EE"/>
+            <w:u w:val="single"/>
+          </w:rPr>
+          <w:t>賽1:15</w:t>
+        </w:r>
+      </w:hyperlink>
+      <w:r>
+        <w:rPr>
+          <w:lang w:val="zh_TW" w:bidi="zh_TW"/>
+        </w:rPr>
+        <w:t>；</w:t>
+      </w:r>
+      <w:hyperlink r:id="rId29">
+        <w:r>
+          <w:rPr>
+            <w:lang w:val="zh_TW" w:bidi="zh_TW"/>
+          </w:rPr>
+          <w:rPr>
+            <w:color w:val="0000EE"/>
+            <w:u w:val="single"/>
+          </w:rPr>
+          <w:t>提前2:8</w:t>
+        </w:r>
+      </w:hyperlink>
+      <w:r>
+        <w:rPr>
+          <w:lang w:val="zh_TW" w:bidi="zh_TW"/>
+        </w:rPr>
+        <w:t>）和發誓（</w:t>
+      </w:r>
+      <w:hyperlink r:id="rId30">
+        <w:r>
+          <w:rPr>
+            <w:lang w:val="zh_TW" w:bidi="zh_TW"/>
+          </w:rPr>
+          <w:rPr>
+            <w:color w:val="0000EE"/>
+            <w:u w:val="single"/>
+          </w:rPr>
+          <w:t>創14:22</w:t>
+        </w:r>
+      </w:hyperlink>
+      <w:r>
+        <w:rPr>
+          <w:lang w:val="zh_TW" w:bidi="zh_TW"/>
+        </w:rPr>
+        <w:t>；</w:t>
+      </w:r>
+      <w:hyperlink r:id="rId31">
+        <w:r>
+          <w:rPr>
+            <w:lang w:val="zh_TW" w:bidi="zh_TW"/>
+          </w:rPr>
+          <w:rPr>
+            <w:color w:val="0000EE"/>
+            <w:u w:val="single"/>
+          </w:rPr>
+          <w:t>24:2</w:t>
+        </w:r>
+      </w:hyperlink>
+      <w:r>
+        <w:rPr>
+          <w:lang w:val="zh_TW" w:bidi="zh_TW"/>
+        </w:rPr>
+        <w:t>）。</w:t>
+      </w:r>
+    </w:p>
+    <w:p>
+      <w:pPr/>
+      <w:r>
+        <w:rPr>
+          <w:lang w:val="zh_TW" w:bidi="zh_TW"/>
+        </w:rPr>
+      </w:r>
+      <w:r>
+        <w:rPr>
+          <w:lang w:val="zh_TW" w:bidi="zh_TW"/>
+        </w:rPr>
+        <w:t>其它與手相關的片語表達了危及生命（</w:t>
+      </w:r>
+      <w:hyperlink r:id="rId32">
+        <w:r>
+          <w:rPr>
+            <w:lang w:val="zh_TW" w:bidi="zh_TW"/>
+          </w:rPr>
+          <w:rPr>
+            <w:color w:val="0000EE"/>
+            <w:u w:val="single"/>
+          </w:rPr>
+          <w:t>士12:3</w:t>
+        </w:r>
+      </w:hyperlink>
+      <w:r>
+        <w:rPr>
+          <w:lang w:val="zh_TW" w:bidi="zh_TW"/>
+        </w:rPr>
+        <w:t>）、喜悅（</w:t>
+      </w:r>
+      <w:hyperlink r:id="rId33">
+        <w:r>
+          <w:rPr>
+            <w:lang w:val="zh_TW" w:bidi="zh_TW"/>
+          </w:rPr>
+          <w:rPr>
+            <w:color w:val="0000EE"/>
+            <w:u w:val="single"/>
+          </w:rPr>
+          <w:t>王下11:12</w:t>
+        </w:r>
+      </w:hyperlink>
+      <w:r>
+        <w:rPr>
+          <w:lang w:val="zh_TW" w:bidi="zh_TW"/>
+        </w:rPr>
+        <w:t>）、慷慨（</w:t>
+      </w:r>
+      <w:hyperlink r:id="rId34">
+        <w:r>
+          <w:rPr>
+            <w:lang w:val="zh_TW" w:bidi="zh_TW"/>
+          </w:rPr>
+          <w:rPr>
+            <w:color w:val="0000EE"/>
+            <w:u w:val="single"/>
+          </w:rPr>
+          <w:t>申15:11</w:t>
+        </w:r>
+      </w:hyperlink>
+      <w:r>
+        <w:rPr>
+          <w:lang w:val="zh_TW" w:bidi="zh_TW"/>
+        </w:rPr>
+        <w:t>）、悲傷（</w:t>
+      </w:r>
+      <w:hyperlink r:id="rId35">
+        <w:r>
+          <w:rPr>
+            <w:lang w:val="zh_TW" w:bidi="zh_TW"/>
+          </w:rPr>
+          <w:rPr>
+            <w:color w:val="0000EE"/>
+            <w:u w:val="single"/>
+          </w:rPr>
+          <w:t>撒下13:19</w:t>
+        </w:r>
+      </w:hyperlink>
+      <w:r>
+        <w:rPr>
+          <w:lang w:val="zh_TW" w:bidi="zh_TW"/>
+        </w:rPr>
+        <w:t>）、謙卑（</w:t>
+      </w:r>
+      <w:hyperlink r:id="rId36">
+        <w:r>
+          <w:rPr>
+            <w:lang w:val="zh_TW" w:bidi="zh_TW"/>
+          </w:rPr>
+          <w:rPr>
+            <w:color w:val="0000EE"/>
+            <w:u w:val="single"/>
+          </w:rPr>
+          <w:t>箴30:32</w:t>
+        </w:r>
+      </w:hyperlink>
+      <w:r>
+        <w:rPr>
+          <w:lang w:val="zh_TW" w:bidi="zh_TW"/>
+        </w:rPr>
+        <w:t>）和承擔責任（</w:t>
+      </w:r>
+      <w:hyperlink r:id="rId37">
+        <w:r>
+          <w:rPr>
+            <w:lang w:val="zh_TW" w:bidi="zh_TW"/>
+          </w:rPr>
+          <w:rPr>
+            <w:color w:val="0000EE"/>
+            <w:u w:val="single"/>
+          </w:rPr>
+          <w:t>路9:62</w:t>
+        </w:r>
+      </w:hyperlink>
+      <w:r>
+        <w:rPr>
+          <w:lang w:val="zh_TW" w:bidi="zh_TW"/>
+        </w:rPr>
+        <w:t>）。體力勞動是人類尊嚴和責任的表現（</w:t>
+      </w:r>
+      <w:hyperlink r:id="rId38">
+        <w:r>
+          <w:rPr>
+            <w:lang w:val="zh_TW" w:bidi="zh_TW"/>
+          </w:rPr>
+          <w:rPr>
+            <w:color w:val="0000EE"/>
+            <w:u w:val="single"/>
+          </w:rPr>
+          <w:t>弗4:28</w:t>
+        </w:r>
+      </w:hyperlink>
+      <w:r>
+        <w:rPr>
+          <w:lang w:val="zh_TW" w:bidi="zh_TW"/>
+        </w:rPr>
+        <w:t>；</w:t>
+      </w:r>
+      <w:hyperlink r:id="rId39">
+        <w:r>
+          <w:rPr>
+            <w:lang w:val="zh_TW" w:bidi="zh_TW"/>
+          </w:rPr>
+          <w:rPr>
+            <w:color w:val="0000EE"/>
+            <w:u w:val="single"/>
+          </w:rPr>
+          <w:t>帖前4:11</w:t>
+        </w:r>
+      </w:hyperlink>
+      <w:r>
+        <w:rPr>
+          <w:lang w:val="zh_TW" w:bidi="zh_TW"/>
+        </w:rPr>
+        <w:t>），保羅並不以此標誌為恥，並明白的展示出來（</w:t>
+      </w:r>
+      <w:hyperlink r:id="rId40">
+        <w:r>
+          <w:rPr>
+            <w:lang w:val="zh_TW" w:bidi="zh_TW"/>
+          </w:rPr>
+          <w:rPr>
+            <w:color w:val="0000EE"/>
+            <w:u w:val="single"/>
+          </w:rPr>
+          <w:t>徒20:34</w:t>
+        </w:r>
+      </w:hyperlink>
+      <w:r>
+        <w:rPr>
+          <w:lang w:val="zh_TW" w:bidi="zh_TW"/>
+        </w:rPr>
+        <w:t>；</w:t>
+      </w:r>
+      <w:hyperlink r:id="rId41">
+        <w:r>
+          <w:rPr>
+            <w:lang w:val="zh_TW" w:bidi="zh_TW"/>
+          </w:rPr>
+          <w:rPr>
+            <w:color w:val="0000EE"/>
+            <w:u w:val="single"/>
+          </w:rPr>
+          <w:t>林前4:12</w:t>
+        </w:r>
+      </w:hyperlink>
+      <w:r>
+        <w:rPr>
+          <w:lang w:val="zh_TW" w:bidi="zh_TW"/>
+        </w:rPr>
+        <w:t>）。儀式、禮儀上的洗手是祭司在履行職責前的必要行為（</w:t>
+      </w:r>
+      <w:hyperlink r:id="rId42">
+        <w:r>
+          <w:rPr>
+            <w:lang w:val="zh_TW" w:bidi="zh_TW"/>
+          </w:rPr>
+          <w:rPr>
+            <w:color w:val="0000EE"/>
+            <w:u w:val="single"/>
+          </w:rPr>
+          <w:t>出30:19–21</w:t>
+        </w:r>
+      </w:hyperlink>
+      <w:r>
+        <w:rPr>
+          <w:lang w:val="zh_TW" w:bidi="zh_TW"/>
+        </w:rPr>
+        <w:t>；</w:t>
+      </w:r>
+      <w:hyperlink r:id="rId43">
+        <w:r>
+          <w:rPr>
+            <w:lang w:val="zh_TW" w:bidi="zh_TW"/>
+          </w:rPr>
+          <w:rPr>
+            <w:color w:val="0000EE"/>
+            <w:u w:val="single"/>
+          </w:rPr>
+          <w:t>40:30–32</w:t>
+        </w:r>
+      </w:hyperlink>
+      <w:r>
+        <w:rPr>
+          <w:lang w:val="zh_TW" w:bidi="zh_TW"/>
+        </w:rPr>
+        <w:t>）。文士和法利賽人誤用了這一點，以至於耶穌責罵只著重儀式性的洗手（</w:t>
+      </w:r>
+      <w:hyperlink r:id="rId44">
+        <w:r>
+          <w:rPr>
+            <w:lang w:val="zh_TW" w:bidi="zh_TW"/>
+          </w:rPr>
+          <w:rPr>
+            <w:color w:val="0000EE"/>
+            <w:u w:val="single"/>
+          </w:rPr>
+          <w:t>太15:1–20</w:t>
+        </w:r>
+      </w:hyperlink>
+      <w:r>
+        <w:rPr>
+          <w:lang w:val="zh_TW" w:bidi="zh_TW"/>
+        </w:rPr>
+        <w:t>；</w:t>
+      </w:r>
+      <w:hyperlink r:id="rId45">
+        <w:r>
+          <w:rPr>
+            <w:lang w:val="zh_TW" w:bidi="zh_TW"/>
+          </w:rPr>
+          <w:rPr>
+            <w:color w:val="0000EE"/>
+            <w:u w:val="single"/>
+          </w:rPr>
+          <w:t>路11:38</w:t>
+        </w:r>
+      </w:hyperlink>
+      <w:r>
+        <w:rPr>
+          <w:lang w:val="zh_TW" w:bidi="zh_TW"/>
+        </w:rPr>
+        <w:t>）。彼拉多的洗手（</w:t>
+      </w:r>
+      <w:hyperlink r:id="rId46">
+        <w:r>
+          <w:rPr>
+            <w:lang w:val="zh_TW" w:bidi="zh_TW"/>
+          </w:rPr>
+          <w:rPr>
+            <w:color w:val="0000EE"/>
+            <w:u w:val="single"/>
+          </w:rPr>
+          <w:t>太27:24</w:t>
+        </w:r>
+      </w:hyperlink>
+      <w:r>
+        <w:rPr>
+          <w:lang w:val="zh_TW" w:bidi="zh_TW"/>
+        </w:rPr>
+        <w:t>）是宣告祂對此判決的清白，因為他不想承擔責任，但沒有他的同意，這個錯誤的判決是無法完成的。</w:t>
+      </w:r>
+    </w:p>
+    <w:p>
+      <w:pPr/>
+      <w:r>
+        <w:rPr>
+          <w:lang w:val="zh_TW" w:bidi="zh_TW"/>
+        </w:rPr>
+      </w:r>
+      <w:r>
+        <w:rPr>
+          <w:lang w:val="zh_TW" w:bidi="zh_TW"/>
+        </w:rPr>
+        <w:t>當以色列「</w:t>
+      </w:r>
+      <w:r>
+        <w:rPr>
+          <w:lang w:val="zh_TW" w:bidi="zh_TW"/>
+        </w:rPr>
+        <w:t>昂然無懼地（有些譯本譯為：高舉</w:t>
+      </w:r>
+      <w:r>
+        <w:rPr>
+          <w:lang w:val="zh_TW" w:bidi="zh_TW"/>
+        </w:rPr>
+        <w:t>著手）」出埃及（</w:t>
+      </w:r>
+      <w:hyperlink r:id="rId47">
+        <w:r>
+          <w:rPr>
+            <w:lang w:val="zh_TW" w:bidi="zh_TW"/>
+          </w:rPr>
+          <w:rPr>
+            <w:color w:val="0000EE"/>
+            <w:u w:val="single"/>
+          </w:rPr>
+          <w:t>出14:8</w:t>
+        </w:r>
+      </w:hyperlink>
+      <w:r>
+        <w:rPr>
+          <w:lang w:val="zh_TW" w:bidi="zh_TW"/>
+        </w:rPr>
+        <w:t>）時，這是指耶和華的手或耶和華的幫助。耶和華的手代表神不可抗拒的力量（</w:t>
+      </w:r>
+      <w:hyperlink r:id="rId13">
+        <w:r>
+          <w:rPr>
+            <w:lang w:val="zh_TW" w:bidi="zh_TW"/>
+          </w:rPr>
+          <w:rPr>
+            <w:color w:val="0000EE"/>
+            <w:u w:val="single"/>
+          </w:rPr>
+          <w:t>申2:15</w:t>
+        </w:r>
+      </w:hyperlink>
+      <w:r>
+        <w:rPr>
+          <w:lang w:val="zh_TW" w:bidi="zh_TW"/>
+        </w:rPr>
+        <w:t>）、審判（</w:t>
+      </w:r>
+      <w:hyperlink r:id="rId48">
+        <w:r>
+          <w:rPr>
+            <w:lang w:val="zh_TW" w:bidi="zh_TW"/>
+          </w:rPr>
+          <w:rPr>
+            <w:color w:val="0000EE"/>
+            <w:u w:val="single"/>
+          </w:rPr>
+          <w:t>徒13:11</w:t>
+        </w:r>
+      </w:hyperlink>
+      <w:r>
+        <w:rPr>
+          <w:lang w:val="zh_TW" w:bidi="zh_TW"/>
+        </w:rPr>
+        <w:t>；</w:t>
+      </w:r>
+      <w:hyperlink r:id="rId49">
+        <w:r>
+          <w:rPr>
+            <w:lang w:val="zh_TW" w:bidi="zh_TW"/>
+          </w:rPr>
+          <w:rPr>
+            <w:color w:val="0000EE"/>
+            <w:u w:val="single"/>
+          </w:rPr>
+          <w:t>來10:31</w:t>
+        </w:r>
+      </w:hyperlink>
+      <w:r>
+        <w:rPr>
+          <w:lang w:val="zh_TW" w:bidi="zh_TW"/>
+        </w:rPr>
+        <w:t>）、神聖的啟示（</w:t>
+      </w:r>
+      <w:hyperlink r:id="rId50">
+        <w:r>
+          <w:rPr>
+            <w:lang w:val="zh_TW" w:bidi="zh_TW"/>
+          </w:rPr>
+          <w:rPr>
+            <w:color w:val="0000EE"/>
+            <w:u w:val="single"/>
+          </w:rPr>
+          <w:t>結8:1</w:t>
+        </w:r>
+      </w:hyperlink>
+      <w:r>
+        <w:rPr>
+          <w:lang w:val="zh_TW" w:bidi="zh_TW"/>
+        </w:rPr>
+        <w:t>；</w:t>
+      </w:r>
+      <w:hyperlink r:id="rId51">
+        <w:r>
+          <w:rPr>
+            <w:lang w:val="zh_TW" w:bidi="zh_TW"/>
+          </w:rPr>
+          <w:rPr>
+            <w:color w:val="0000EE"/>
+            <w:u w:val="single"/>
+          </w:rPr>
+          <w:t>37:1</w:t>
+        </w:r>
+      </w:hyperlink>
+      <w:r>
+        <w:rPr>
+          <w:lang w:val="zh_TW" w:bidi="zh_TW"/>
+        </w:rPr>
+        <w:t>），以及神的眷顧（</w:t>
+      </w:r>
+      <w:hyperlink r:id="rId52">
+        <w:r>
+          <w:rPr>
+            <w:lang w:val="zh_TW" w:bidi="zh_TW"/>
+          </w:rPr>
+          <w:rPr>
+            <w:color w:val="0000EE"/>
+            <w:u w:val="single"/>
+          </w:rPr>
+          <w:t>拉7:6</w:t>
+        </w:r>
+      </w:hyperlink>
+      <w:r>
+        <w:rPr>
+          <w:lang w:val="zh_TW" w:bidi="zh_TW"/>
+        </w:rPr>
+        <w:t>；</w:t>
+      </w:r>
+      <w:hyperlink r:id="rId53">
+        <w:r>
+          <w:rPr>
+            <w:lang w:val="zh_TW" w:bidi="zh_TW"/>
+          </w:rPr>
+          <w:rPr>
+            <w:color w:val="0000EE"/>
+            <w:u w:val="single"/>
+          </w:rPr>
+          <w:t>約10:28–29</w:t>
+        </w:r>
+      </w:hyperlink>
+      <w:r>
+        <w:rPr>
+          <w:lang w:val="zh_TW" w:bidi="zh_TW"/>
+        </w:rPr>
+        <w:t>）。</w:t>
+      </w:r>
+    </w:p>
+    <w:p>
+      <w:pPr/>
+      <w:r>
+        <w:rPr>
+          <w:lang w:val="zh_TW" w:bidi="zh_TW"/>
+        </w:rPr>
+      </w:r>
+      <w:r>
+        <w:rPr>
+          <w:lang w:val="zh_TW" w:bidi="zh_TW"/>
+        </w:rPr>
+        <w:t>按手具有深遠的意義，在聖經中經常出現。在獻祭之前，獻祭的人，而不是祭司，會按手在祭物上。這個行為表示將罪過轉移到祭物上，將自己的罪連接在祭物上（</w:t>
+      </w:r>
+      <w:hyperlink r:id="rId54">
+        <w:r>
+          <w:rPr>
+            <w:lang w:val="zh_TW" w:bidi="zh_TW"/>
+          </w:rPr>
+          <w:rPr>
+            <w:color w:val="0000EE"/>
+            <w:u w:val="single"/>
+          </w:rPr>
+          <w:t>利1:4</w:t>
+        </w:r>
+      </w:hyperlink>
+      <w:r>
+        <w:rPr>
+          <w:lang w:val="zh_TW" w:bidi="zh_TW"/>
+        </w:rPr>
+        <w:t>）。按手表示任命他人擔任要職，例如當摩西委任約書亞（</w:t>
+      </w:r>
+      <w:hyperlink r:id="rId55">
+        <w:r>
+          <w:rPr>
+            <w:lang w:val="zh_TW" w:bidi="zh_TW"/>
+          </w:rPr>
+          <w:rPr>
+            <w:color w:val="0000EE"/>
+            <w:u w:val="single"/>
+          </w:rPr>
+          <w:t>民27:12–23</w:t>
+        </w:r>
+      </w:hyperlink>
+      <w:r>
+        <w:rPr>
+          <w:lang w:val="zh_TW" w:bidi="zh_TW"/>
+        </w:rPr>
+        <w:t>），使徒讓七位門徒成為他們在事工中的同工或副手（</w:t>
+      </w:r>
+      <w:hyperlink r:id="rId56">
+        <w:r>
+          <w:rPr>
+            <w:lang w:val="zh_TW" w:bidi="zh_TW"/>
+          </w:rPr>
+          <w:rPr>
+            <w:color w:val="0000EE"/>
+            <w:u w:val="single"/>
+          </w:rPr>
+          <w:t>徒6:5–6</w:t>
+        </w:r>
+      </w:hyperlink>
+      <w:r>
+        <w:rPr>
+          <w:lang w:val="zh_TW" w:bidi="zh_TW"/>
+        </w:rPr>
+        <w:t>），以及保羅和巴拿巴被任命為安提阿教會的宣教士和代表（</w:t>
+      </w:r>
+      <w:hyperlink r:id="rId57">
+        <w:r>
+          <w:rPr>
+            <w:lang w:val="zh_TW" w:bidi="zh_TW"/>
+          </w:rPr>
+          <w:rPr>
+            <w:color w:val="0000EE"/>
+            <w:u w:val="single"/>
+          </w:rPr>
+          <w:t>13:3</w:t>
+        </w:r>
+      </w:hyperlink>
+      <w:r>
+        <w:rPr>
+          <w:lang w:val="zh_TW" w:bidi="zh_TW"/>
+        </w:rPr>
+        <w:t>）。通過按手，人被賦予事奉的職份，並獲得該職份成員的地位（</w:t>
+      </w:r>
+      <w:hyperlink r:id="rId58">
+        <w:r>
+          <w:rPr>
+            <w:lang w:val="zh_TW" w:bidi="zh_TW"/>
+          </w:rPr>
+          <w:rPr>
+            <w:color w:val="0000EE"/>
+            <w:u w:val="single"/>
+          </w:rPr>
+          <w:t>提前4:14</w:t>
+        </w:r>
+      </w:hyperlink>
+      <w:r>
+        <w:rPr>
+          <w:lang w:val="zh_TW" w:bidi="zh_TW"/>
+        </w:rPr>
+        <w:t>；</w:t>
+      </w:r>
+      <w:hyperlink r:id="rId59">
+        <w:r>
+          <w:rPr>
+            <w:lang w:val="zh_TW" w:bidi="zh_TW"/>
+          </w:rPr>
+          <w:rPr>
+            <w:color w:val="0000EE"/>
+            <w:u w:val="single"/>
+          </w:rPr>
+          <w:t>提後1:6</w:t>
+        </w:r>
+      </w:hyperlink>
+      <w:r>
+        <w:rPr>
+          <w:lang w:val="zh_TW" w:bidi="zh_TW"/>
+        </w:rPr>
+        <w:t>）。按手也伴隨著禱告，又或者說，按手本身就是一種禱告。正如奧古斯丁所言：「按手不就是一種禱告嗎？」</w:t>
+      </w:r>
+    </w:p>
+    <w:p>
+      <w:pPr/>
+      <w:r>
+        <w:rPr>
+          <w:lang w:val="zh_TW" w:bidi="zh_TW"/>
+        </w:rPr>
+      </w:r>
+      <w:r>
+        <w:rPr>
+          <w:lang w:val="zh_TW" w:bidi="zh_TW"/>
+        </w:rPr>
+        <w:t>按手伴隨著耶穌事工中的醫治（</w:t>
+      </w:r>
+      <w:hyperlink r:id="rId60">
+        <w:r>
+          <w:rPr>
+            <w:lang w:val="zh_TW" w:bidi="zh_TW"/>
+          </w:rPr>
+          <w:rPr>
+            <w:color w:val="0000EE"/>
+            <w:u w:val="single"/>
+          </w:rPr>
+          <w:t>可6:5</w:t>
+        </w:r>
+      </w:hyperlink>
+      <w:r>
+        <w:rPr>
+          <w:lang w:val="zh_TW" w:bidi="zh_TW"/>
+        </w:rPr>
+        <w:t>；</w:t>
+      </w:r>
+      <w:hyperlink r:id="rId61">
+        <w:r>
+          <w:rPr>
+            <w:lang w:val="zh_TW" w:bidi="zh_TW"/>
+          </w:rPr>
+          <w:rPr>
+            <w:color w:val="0000EE"/>
+            <w:u w:val="single"/>
+          </w:rPr>
+          <w:t>路4:40</w:t>
+        </w:r>
+      </w:hyperlink>
+      <w:r>
+        <w:rPr>
+          <w:lang w:val="zh_TW" w:bidi="zh_TW"/>
+        </w:rPr>
+        <w:t>；</w:t>
+      </w:r>
+      <w:hyperlink r:id="rId62">
+        <w:r>
+          <w:rPr>
+            <w:lang w:val="zh_TW" w:bidi="zh_TW"/>
+          </w:rPr>
+          <w:rPr>
+            <w:color w:val="0000EE"/>
+            <w:u w:val="single"/>
+          </w:rPr>
+          <w:t>13:11–13</w:t>
+        </w:r>
+      </w:hyperlink>
+      <w:r>
+        <w:rPr>
+          <w:lang w:val="zh_TW" w:bidi="zh_TW"/>
+        </w:rPr>
+        <w:t>）和門徒的事工（</w:t>
+      </w:r>
+      <w:hyperlink r:id="rId63">
+        <w:r>
+          <w:rPr>
+            <w:lang w:val="zh_TW" w:bidi="zh_TW"/>
+          </w:rPr>
+          <w:rPr>
+            <w:color w:val="0000EE"/>
+            <w:u w:val="single"/>
+          </w:rPr>
+          <w:t>可16:18</w:t>
+        </w:r>
+      </w:hyperlink>
+      <w:r>
+        <w:rPr>
+          <w:lang w:val="zh_TW" w:bidi="zh_TW"/>
+        </w:rPr>
+        <w:t>；</w:t>
+      </w:r>
+      <w:hyperlink r:id="rId64">
+        <w:r>
+          <w:rPr>
+            <w:lang w:val="zh_TW" w:bidi="zh_TW"/>
+          </w:rPr>
+          <w:rPr>
+            <w:color w:val="0000EE"/>
+            <w:u w:val="single"/>
+          </w:rPr>
+          <w:t>徒9:12、17</w:t>
+        </w:r>
+      </w:hyperlink>
+      <w:r>
+        <w:rPr>
+          <w:lang w:val="zh_TW" w:bidi="zh_TW"/>
+        </w:rPr>
+        <w:t>，</w:t>
+      </w:r>
+      <w:hyperlink r:id="rId65">
+        <w:r>
+          <w:rPr>
+            <w:lang w:val="zh_TW" w:bidi="zh_TW"/>
+          </w:rPr>
+          <w:rPr>
+            <w:color w:val="0000EE"/>
+            <w:u w:val="single"/>
+          </w:rPr>
+          <w:t>28:8</w:t>
+        </w:r>
+      </w:hyperlink>
+      <w:r>
+        <w:rPr>
+          <w:lang w:val="zh_TW" w:bidi="zh_TW"/>
+        </w:rPr>
+        <w:t>），表達了醫治者對被醫治者的同情和緊密關係，被醫治者不單得到從神而來的醫治，更加強了他的信心。</w:t>
+      </w:r>
+    </w:p>
+    <w:p>
+      <w:pPr/>
+      <w:r>
+        <w:rPr>
+          <w:lang w:val="zh_TW" w:bidi="zh_TW"/>
+        </w:rPr>
+      </w:r>
+      <w:r>
+        <w:rPr>
+          <w:i/>
+          <w:lang w:val="zh_TW" w:bidi="zh_TW"/>
+        </w:rPr>
+        <w:t>另見</w:t>
+      </w:r>
+      <w:r>
+        <w:rPr>
+          <w:lang w:val="zh_TW" w:bidi="zh_TW"/>
+        </w:rPr>
+        <w:t xml:space="preserve"> </w:t>
+      </w:r>
+      <w:r>
+        <w:rPr>
+          <w:lang w:val="zh_TW" w:bidi="zh_TW"/>
+        </w:rPr>
+        <w:t>右手</w:t>
+      </w:r>
+      <w:r>
+        <w:rPr>
+          <w:lang w:val="zh_TW" w:bidi="zh_TW"/>
+        </w:rPr>
+        <w:t>。</w:t>
+      </w:r>
+      <w:r>
+        <w:rPr>
+          <w:lang w:val="zh_TW" w:bidi="zh_TW"/>
+        </w:rPr>
+      </w:r>
+      <w:r>
+        <w:rPr>
+          <w:lang w:val="zh_TW" w:bidi="zh_TW"/>
+        </w:rPr>
+      </w:r>
+    </w:p>
+    <w:p>
+      <w:pPr/>
+      <w:r>
+        <w:rPr>
+          <w:lang w:val="zh_TW" w:bidi="zh_TW"/>
+        </w:rPr>
+      </w:r>
+    </w:p>
+    <w:p>
+      <w:pPr>
+        <w:pStyle w:val="Heading2"/>
+      </w:pPr>
+      <w:r>
+        <w:rPr>
+          <w:lang w:val="zh_TW" w:bidi="zh_TW"/>
+        </w:rPr>
+        <w:t>手鼓</w:t>
+      </w:r>
+      <w:r>
+        <w:rPr>
+          <w:lang w:val="zh_TW" w:bidi="zh_TW"/>
+        </w:rPr>
+      </w:r>
+    </w:p>
+    <w:p>
+      <w:pPr/>
+      <w:r>
+        <w:rPr>
+          <w:lang w:val="zh_TW" w:bidi="zh_TW"/>
+        </w:rPr>
+      </w:r>
+      <w:r>
+        <w:rPr>
+          <w:lang w:val="zh_TW" w:bidi="zh_TW"/>
+        </w:rPr>
+        <w:t>有英文譯本在</w:t>
+      </w:r>
+      <w:hyperlink r:id="rId66">
+        <w:r>
+          <w:rPr>
+            <w:lang w:val="zh_TW" w:bidi="zh_TW"/>
+          </w:rPr>
+          <w:rPr>
+            <w:color w:val="0000EE"/>
+            <w:u w:val="single"/>
+          </w:rPr>
+          <w:t>創世記三十一章27節</w:t>
+        </w:r>
+      </w:hyperlink>
+      <w:r>
+        <w:rPr>
+          <w:lang w:val="zh_TW" w:bidi="zh_TW"/>
+        </w:rPr>
+        <w:t>和</w:t>
+      </w:r>
+      <w:hyperlink r:id="rId67">
+        <w:r>
+          <w:rPr>
+            <w:lang w:val="zh_TW" w:bidi="zh_TW"/>
+          </w:rPr>
+          <w:rPr>
+            <w:color w:val="0000EE"/>
+            <w:u w:val="single"/>
+          </w:rPr>
+          <w:t>撒母耳記上十章5節</w:t>
+        </w:r>
+      </w:hyperlink>
+      <w:r>
+        <w:rPr>
+          <w:lang w:val="zh_TW" w:bidi="zh_TW"/>
+        </w:rPr>
+        <w:t>將鈴鼓（tambourine）翻譯為手鼓（tabret），在</w:t>
+      </w:r>
+      <w:hyperlink r:id="rId68">
+        <w:r>
+          <w:rPr>
+            <w:lang w:val="zh_TW" w:bidi="zh_TW"/>
+          </w:rPr>
+          <w:rPr>
+            <w:color w:val="0000EE"/>
+            <w:u w:val="single"/>
+          </w:rPr>
+          <w:t>撒母耳記上十八章6六節</w:t>
+        </w:r>
+      </w:hyperlink>
+      <w:r>
+        <w:rPr>
+          <w:lang w:val="zh_TW" w:bidi="zh_TW"/>
+        </w:rPr>
+        <w:t>；</w:t>
+      </w:r>
+      <w:hyperlink r:id="rId69">
+        <w:r>
+          <w:rPr>
+            <w:lang w:val="zh_TW" w:bidi="zh_TW"/>
+          </w:rPr>
+          <w:rPr>
+            <w:color w:val="0000EE"/>
+            <w:u w:val="single"/>
+          </w:rPr>
+          <w:t>約伯記十七章6節</w:t>
+        </w:r>
+      </w:hyperlink>
+      <w:r>
+        <w:rPr>
+          <w:lang w:val="zh_TW" w:bidi="zh_TW"/>
+        </w:rPr>
+        <w:t>；</w:t>
+      </w:r>
+      <w:hyperlink r:id="rId70">
+        <w:r>
+          <w:rPr>
+            <w:lang w:val="zh_TW" w:bidi="zh_TW"/>
+          </w:rPr>
+          <w:rPr>
+            <w:color w:val="0000EE"/>
+            <w:u w:val="single"/>
+          </w:rPr>
+          <w:t>以賽亞書五章12節</w:t>
+        </w:r>
+      </w:hyperlink>
+      <w:r>
+        <w:rPr>
+          <w:lang w:val="zh_TW" w:bidi="zh_TW"/>
+        </w:rPr>
+        <w:t>，</w:t>
+      </w:r>
+      <w:hyperlink r:id="rId71">
+        <w:r>
+          <w:rPr>
+            <w:lang w:val="zh_TW" w:bidi="zh_TW"/>
+          </w:rPr>
+          <w:rPr>
+            <w:color w:val="0000EE"/>
+            <w:u w:val="single"/>
+          </w:rPr>
+          <w:t>二十四章8節</w:t>
+        </w:r>
+      </w:hyperlink>
+      <w:r>
+        <w:rPr>
+          <w:lang w:val="zh_TW" w:bidi="zh_TW"/>
+        </w:rPr>
+        <w:t>，</w:t>
+      </w:r>
+      <w:hyperlink r:id="rId72">
+        <w:r>
+          <w:rPr>
+            <w:lang w:val="zh_TW" w:bidi="zh_TW"/>
+          </w:rPr>
+          <w:rPr>
+            <w:color w:val="0000EE"/>
+            <w:u w:val="single"/>
+          </w:rPr>
+          <w:t>三十章32節</w:t>
+        </w:r>
+      </w:hyperlink>
+      <w:r>
+        <w:rPr>
+          <w:lang w:val="zh_TW" w:bidi="zh_TW"/>
+        </w:rPr>
+        <w:t>和</w:t>
+      </w:r>
+      <w:hyperlink r:id="rId73">
+        <w:r>
+          <w:rPr>
+            <w:lang w:val="zh_TW" w:bidi="zh_TW"/>
+          </w:rPr>
+          <w:rPr>
+            <w:color w:val="0000EE"/>
+            <w:u w:val="single"/>
+          </w:rPr>
+          <w:t>耶利米書三十一章4節</w:t>
+        </w:r>
+      </w:hyperlink>
+      <w:r>
+        <w:rPr>
+          <w:lang w:val="zh_TW" w:bidi="zh_TW"/>
+        </w:rPr>
+        <w:t>中則將小鼓（timbrel）譯作手鼓（tabret）。</w:t>
+      </w:r>
+      <w:r>
+        <w:rPr>
+          <w:i/>
+          <w:lang w:val="zh_TW" w:bidi="zh_TW"/>
+        </w:rPr>
+        <w:t xml:space="preserve">見 </w:t>
+      </w:r>
+      <w:r>
+        <w:rPr>
+          <w:lang w:val="zh_TW" w:bidi="zh_TW"/>
+        </w:rPr>
+        <w:t>樂器（手鼓）</w:t>
+      </w:r>
+      <w:r>
+        <w:rPr>
+          <w:lang w:val="zh_TW" w:bidi="zh_TW"/>
+        </w:rPr>
+        <w:t>。</w:t>
+      </w:r>
+      <w:r>
+        <w:rPr>
+          <w:lang w:val="zh_TW" w:bidi="zh_TW"/>
+        </w:rPr>
+      </w:r>
+      <w:r>
+        <w:rPr>
+          <w:lang w:val="zh_TW" w:bidi="zh_TW"/>
+        </w:rPr>
+      </w:r>
+    </w:p>
+    <w:p>
+      <w:pPr/>
+      <w:r>
+        <w:rPr>
+          <w:lang w:val="zh_TW" w:bidi="zh_TW"/>
+        </w:rPr>
+      </w:r>
+    </w:p>
+    <w:p>
+      <w:pPr>
+        <w:pStyle w:val="Heading2"/>
+      </w:pPr>
+      <w:r>
+        <w:rPr>
+          <w:lang w:val="zh_TW" w:bidi="zh_TW"/>
+        </w:rPr>
+        <w:t>守望台</w:t>
+      </w:r>
+      <w:r>
+        <w:rPr>
+          <w:lang w:val="zh_TW" w:bidi="zh_TW"/>
+        </w:rPr>
+      </w:r>
+    </w:p>
+    <w:p>
+      <w:pPr/>
+      <w:r>
+        <w:rPr>
+          <w:lang w:val="zh_TW" w:bidi="zh_TW"/>
+        </w:rPr>
+      </w:r>
+      <w:r>
+        <w:rPr>
+          <w:lang w:val="zh_TW" w:bidi="zh_TW"/>
+        </w:rPr>
+        <w:t>農民用高台來監視土地和動物。士兵也使用類似的塔樓或平台來監視他們的城市。巴勒斯坦的葡萄園中也建有瞭望樓。</w:t>
+      </w:r>
+    </w:p>
+    <w:p>
+      <w:pPr/>
+      <w:r>
+        <w:rPr>
+          <w:lang w:val="zh_TW" w:bidi="zh_TW"/>
+        </w:rPr>
+      </w:r>
+      <w:r>
+        <w:rPr>
+          <w:lang w:val="zh_TW" w:bidi="zh_TW"/>
+        </w:rPr>
+        <w:t>被指派到瞭望樓的守望者監督葡萄園，保護它們免受野生動物和小偷的侵害（</w:t>
+      </w:r>
+      <w:hyperlink r:id="rId74">
+        <w:r>
+          <w:rPr>
+            <w:lang w:val="zh_TW" w:bidi="zh_TW"/>
+          </w:rPr>
+          <w:rPr>
+            <w:color w:val="0000EE"/>
+            <w:u w:val="single"/>
+          </w:rPr>
+          <w:t>賽5:2</w:t>
+        </w:r>
+      </w:hyperlink>
+      <w:r>
+        <w:rPr>
+          <w:lang w:val="zh_TW" w:bidi="zh_TW"/>
+        </w:rPr>
+        <w:t>；</w:t>
+      </w:r>
+      <w:hyperlink r:id="rId75">
+        <w:r>
+          <w:rPr>
+            <w:lang w:val="zh_TW" w:bidi="zh_TW"/>
+          </w:rPr>
+          <w:rPr>
+            <w:color w:val="0000EE"/>
+            <w:u w:val="single"/>
+          </w:rPr>
+          <w:t>太21:33</w:t>
+        </w:r>
+      </w:hyperlink>
+      <w:r>
+        <w:rPr>
+          <w:lang w:val="zh_TW" w:bidi="zh_TW"/>
+        </w:rPr>
+        <w:t>；</w:t>
+      </w:r>
+      <w:hyperlink r:id="rId76">
+        <w:r>
+          <w:rPr>
+            <w:lang w:val="zh_TW" w:bidi="zh_TW"/>
+          </w:rPr>
+          <w:rPr>
+            <w:color w:val="0000EE"/>
+            <w:u w:val="single"/>
+          </w:rPr>
+          <w:t>可12:1</w:t>
+        </w:r>
+      </w:hyperlink>
+      <w:r>
+        <w:rPr>
+          <w:lang w:val="zh_TW" w:bidi="zh_TW"/>
+        </w:rPr>
+        <w:t>）。在巴勒斯坦，瞭望樓的建築仍然被使用。一些瞭望樓的建築也作為葡萄園工人的住所。</w:t>
+      </w:r>
+    </w:p>
+    <w:p>
+      <w:pPr/>
+      <w:r>
+        <w:rPr>
+          <w:lang w:val="zh_TW" w:bidi="zh_TW"/>
+        </w:rPr>
+      </w:r>
+      <w:r>
+        <w:rPr>
+          <w:lang w:val="zh_TW" w:bidi="zh_TW"/>
+        </w:rPr>
+        <w:t>一些瞭望樓，如在</w:t>
+      </w:r>
+      <w:hyperlink r:id="rId77">
+        <w:r>
+          <w:rPr>
+            <w:lang w:val="zh_TW" w:bidi="zh_TW"/>
+          </w:rPr>
+          <w:rPr>
+            <w:color w:val="0000EE"/>
+            <w:u w:val="single"/>
+          </w:rPr>
+          <w:t>創世記三十五章21節</w:t>
+        </w:r>
+      </w:hyperlink>
+      <w:r>
+        <w:rPr>
+          <w:lang w:val="zh_TW" w:bidi="zh_TW"/>
+        </w:rPr>
+        <w:t>中的以得臺，是在曠野地區建造的。它們為牧羊人提供了一個受保護的庇護所，以便觀察羊群。一些塔樓是加固了的前哨站，守望者用來保護城市，防止小偷侵擾貿易和交通（</w:t>
+      </w:r>
+      <w:hyperlink r:id="rId78">
+        <w:r>
+          <w:rPr>
+            <w:lang w:val="zh_TW" w:bidi="zh_TW"/>
+          </w:rPr>
+          <w:rPr>
+            <w:color w:val="0000EE"/>
+            <w:u w:val="single"/>
+          </w:rPr>
+          <w:t>王下18:8</w:t>
+        </w:r>
+      </w:hyperlink>
+      <w:r>
+        <w:rPr>
+          <w:lang w:val="zh_TW" w:bidi="zh_TW"/>
+        </w:rPr>
+        <w:t>；</w:t>
+      </w:r>
+      <w:hyperlink r:id="rId79">
+        <w:r>
+          <w:rPr>
+            <w:lang w:val="zh_TW" w:bidi="zh_TW"/>
+          </w:rPr>
+          <w:rPr>
+            <w:color w:val="0000EE"/>
+            <w:u w:val="single"/>
+          </w:rPr>
+          <w:t>代下20:24</w:t>
+        </w:r>
+      </w:hyperlink>
+      <w:r>
+        <w:rPr>
+          <w:lang w:val="zh_TW" w:bidi="zh_TW"/>
+        </w:rPr>
+        <w:t>；</w:t>
+      </w:r>
+      <w:hyperlink r:id="rId80">
+        <w:r>
+          <w:rPr>
+            <w:lang w:val="zh_TW" w:bidi="zh_TW"/>
+          </w:rPr>
+          <w:rPr>
+            <w:color w:val="0000EE"/>
+            <w:u w:val="single"/>
+          </w:rPr>
+          <w:t>賽32:14</w:t>
+        </w:r>
+      </w:hyperlink>
+      <w:r>
+        <w:rPr>
+          <w:lang w:val="zh_TW" w:bidi="zh_TW"/>
+        </w:rPr>
+        <w:t>）。</w:t>
+      </w:r>
+      <w:r>
+        <w:rPr>
+          <w:lang w:val="zh_TW" w:bidi="zh_TW"/>
+        </w:rPr>
+      </w:r>
+      <w:r>
+        <w:rPr>
+          <w:lang w:val="zh_TW" w:bidi="zh_TW"/>
+        </w:rPr>
+      </w:r>
+    </w:p>
+    <w:p>
+      <w:pPr/>
+      <w:r>
+        <w:rPr>
+          <w:lang w:val="zh_TW" w:bidi="zh_TW"/>
+        </w:rPr>
+      </w:r>
+    </w:p>
+    <w:p>
+      <w:pPr>
+        <w:pStyle w:val="Heading2"/>
+      </w:pPr>
+      <w:r>
+        <w:rPr>
+          <w:lang w:val="zh_TW" w:bidi="zh_TW"/>
+        </w:rPr>
+        <w:t>首飾，寶石</w:t>
+      </w:r>
+      <w:r>
+        <w:rPr>
+          <w:lang w:val="zh_TW" w:bidi="zh_TW"/>
+        </w:rPr>
+      </w:r>
+    </w:p>
+    <w:p>
+      <w:pPr/>
+      <w:r>
+        <w:rPr>
+          <w:lang w:val="zh_TW" w:bidi="zh_TW"/>
+        </w:rPr>
+      </w:r>
+      <w:r>
+        <w:rPr>
+          <w:lang w:val="zh_TW" w:bidi="zh_TW"/>
+        </w:rPr>
+        <w:t>裝飾性的配件。在聖經中，男女都會佩戴首飾（</w:t>
+      </w:r>
+      <w:hyperlink r:id="rId81">
+        <w:r>
+          <w:rPr>
+            <w:lang w:val="zh_TW" w:bidi="zh_TW"/>
+          </w:rPr>
+          <w:rPr>
+            <w:color w:val="0000EE"/>
+            <w:u w:val="single"/>
+          </w:rPr>
+          <w:t>出11:2</w:t>
+        </w:r>
+      </w:hyperlink>
+      <w:r>
+        <w:rPr>
+          <w:lang w:val="zh_TW" w:bidi="zh_TW"/>
+        </w:rPr>
+        <w:t>；</w:t>
+      </w:r>
+      <w:hyperlink r:id="rId82">
+        <w:r>
+          <w:rPr>
+            <w:lang w:val="zh_TW" w:bidi="zh_TW"/>
+          </w:rPr>
+          <w:rPr>
+            <w:color w:val="0000EE"/>
+            <w:u w:val="single"/>
+          </w:rPr>
+          <w:t>賽3:18</w:t>
+        </w:r>
+      </w:hyperlink>
+      <w:r>
+        <w:rPr>
+          <w:lang w:val="zh_TW" w:bidi="zh_TW"/>
+        </w:rPr>
+        <w:t>–</w:t>
+      </w:r>
+      <w:hyperlink r:id="rId82">
+        <w:r>
+          <w:rPr>
+            <w:lang w:val="zh_TW" w:bidi="zh_TW"/>
+          </w:rPr>
+          <w:rPr>
+            <w:color w:val="0000EE"/>
+            <w:u w:val="single"/>
+          </w:rPr>
+          <w:t>21</w:t>
+        </w:r>
+      </w:hyperlink>
+      <w:r>
+        <w:rPr>
+          <w:lang w:val="zh_TW" w:bidi="zh_TW"/>
+        </w:rPr>
+        <w:t>）。人們也會將首飾作為禮物贈送（</w:t>
+      </w:r>
+      <w:hyperlink r:id="rId83">
+        <w:r>
+          <w:rPr>
+            <w:lang w:val="zh_TW" w:bidi="zh_TW"/>
+          </w:rPr>
+          <w:rPr>
+            <w:color w:val="0000EE"/>
+            <w:u w:val="single"/>
+          </w:rPr>
+          <w:t>創24:22</w:t>
+        </w:r>
+      </w:hyperlink>
+      <w:r>
+        <w:rPr>
+          <w:lang w:val="zh_TW" w:bidi="zh_TW"/>
+        </w:rPr>
+        <w:t>、</w:t>
+      </w:r>
+      <w:hyperlink r:id="rId83">
+        <w:r>
+          <w:rPr>
+            <w:lang w:val="zh_TW" w:bidi="zh_TW"/>
+          </w:rPr>
+          <w:rPr>
+            <w:color w:val="0000EE"/>
+            <w:u w:val="single"/>
+          </w:rPr>
+          <w:t>53</w:t>
+        </w:r>
+      </w:hyperlink>
+      <w:r>
+        <w:rPr>
+          <w:lang w:val="zh_TW" w:bidi="zh_TW"/>
+        </w:rPr>
+        <w:t>）。在戰爭中，人們常掠奪首飾（</w:t>
+      </w:r>
+      <w:hyperlink r:id="rId84">
+        <w:r>
+          <w:rPr>
+            <w:lang w:val="zh_TW" w:bidi="zh_TW"/>
+          </w:rPr>
+          <w:rPr>
+            <w:color w:val="0000EE"/>
+            <w:u w:val="single"/>
+          </w:rPr>
+          <w:t>代下20:25</w:t>
+        </w:r>
+      </w:hyperlink>
+      <w:r>
+        <w:rPr>
+          <w:lang w:val="zh_TW" w:bidi="zh_TW"/>
+        </w:rPr>
+        <w:t>）。在貨幣尚未出現之前，金製首飾是財富的象徵（</w:t>
+      </w:r>
+      <w:hyperlink r:id="rId85">
+        <w:r>
+          <w:rPr>
+            <w:lang w:val="zh_TW" w:bidi="zh_TW"/>
+          </w:rPr>
+          <w:rPr>
+            <w:color w:val="0000EE"/>
+            <w:u w:val="single"/>
+          </w:rPr>
+          <w:t>代下21:3</w:t>
+        </w:r>
+      </w:hyperlink>
+      <w:r>
+        <w:rPr>
+          <w:lang w:val="zh_TW" w:bidi="zh_TW"/>
+        </w:rPr>
+        <w:t>）。</w:t>
+      </w:r>
+    </w:p>
+    <w:p>
+      <w:pPr>
+        <w:pStyle w:val="Heading3"/>
+      </w:pPr>
+      <w:r>
+        <w:rPr>
+          <w:lang w:val="zh_TW" w:bidi="zh_TW"/>
+        </w:rPr>
+        <w:t>舊約聖經中的首飾類型</w:t>
+      </w:r>
+    </w:p>
+    <w:p>
+      <w:pPr/>
+      <w:r>
+        <w:rPr>
+          <w:lang w:val="zh_TW" w:bidi="zh_TW"/>
+        </w:rPr>
+      </w:r>
+      <w:r>
+        <w:rPr>
+          <w:lang w:val="zh_TW" w:bidi="zh_TW"/>
+        </w:rPr>
+        <w:t>舊約聖經提到多種不同的首飾，包括：</w:t>
+      </w:r>
+    </w:p>
+    <w:p>
+      <w:pPr>
+        <w:pStyle w:val="ListBullet"/>
+        <w:spacing w:line="240" w:lineRule="auto"/>
+        <w:ind w:left="720"/>
+      </w:pPr>
+      <w:r>
+        <w:rPr>
+          <w:lang w:val="zh_TW" w:bidi="zh_TW"/>
+        </w:rPr>
+      </w:r>
+      <w:r>
+        <w:rPr>
+          <w:lang w:val="zh_TW" w:bidi="zh_TW"/>
+        </w:rPr>
+        <w:t>手臂鐲子（</w:t>
+      </w:r>
+      <w:hyperlink r:id="rId86">
+        <w:r>
+          <w:rPr>
+            <w:lang w:val="zh_TW" w:bidi="zh_TW"/>
+          </w:rPr>
+          <w:rPr>
+            <w:color w:val="0000EE"/>
+            <w:u w:val="single"/>
+          </w:rPr>
+          <w:t>創24:22</w:t>
+        </w:r>
+      </w:hyperlink>
+      <w:r>
+        <w:rPr>
+          <w:lang w:val="zh_TW" w:bidi="zh_TW"/>
+        </w:rPr>
+        <w:t>、</w:t>
+      </w:r>
+      <w:hyperlink r:id="rId86">
+        <w:r>
+          <w:rPr>
+            <w:lang w:val="zh_TW" w:bidi="zh_TW"/>
+          </w:rPr>
+          <w:rPr>
+            <w:color w:val="0000EE"/>
+            <w:u w:val="single"/>
+          </w:rPr>
+          <w:t>30</w:t>
+        </w:r>
+      </w:hyperlink>
+      <w:r>
+        <w:rPr>
+          <w:lang w:val="zh_TW" w:bidi="zh_TW"/>
+        </w:rPr>
+        <w:t>、</w:t>
+      </w:r>
+      <w:hyperlink r:id="rId86">
+        <w:r>
+          <w:rPr>
+            <w:lang w:val="zh_TW" w:bidi="zh_TW"/>
+          </w:rPr>
+          <w:rPr>
+            <w:color w:val="0000EE"/>
+            <w:u w:val="single"/>
+          </w:rPr>
+          <w:t>47</w:t>
+        </w:r>
+      </w:hyperlink>
+      <w:r>
+        <w:rPr>
+          <w:lang w:val="zh_TW" w:bidi="zh_TW"/>
+        </w:rPr>
+        <w:t>；</w:t>
+      </w:r>
+      <w:hyperlink r:id="rId87">
+        <w:r>
+          <w:rPr>
+            <w:lang w:val="zh_TW" w:bidi="zh_TW"/>
+          </w:rPr>
+          <w:rPr>
+            <w:color w:val="0000EE"/>
+            <w:u w:val="single"/>
+          </w:rPr>
+          <w:t>結16:11</w:t>
+        </w:r>
+      </w:hyperlink>
+      <w:r>
+        <w:rPr>
+          <w:lang w:val="zh_TW" w:bidi="zh_TW"/>
+        </w:rPr>
+        <w:t>）</w:t>
+      </w:r>
+    </w:p>
+    <w:p>
+      <w:pPr>
+        <w:pStyle w:val="ListBullet"/>
+        <w:spacing w:line="240" w:lineRule="auto"/>
+        <w:ind w:left="720"/>
+      </w:pPr>
+      <w:r>
+        <w:rPr>
+          <w:lang w:val="zh_TW" w:bidi="zh_TW"/>
+        </w:rPr>
+      </w:r>
+      <w:r>
+        <w:rPr>
+          <w:lang w:val="zh_TW" w:bidi="zh_TW"/>
+        </w:rPr>
+        <w:t>足鍊（</w:t>
+      </w:r>
+      <w:hyperlink r:id="rId88">
+        <w:r>
+          <w:rPr>
+            <w:lang w:val="zh_TW" w:bidi="zh_TW"/>
+          </w:rPr>
+          <w:rPr>
+            <w:color w:val="0000EE"/>
+            <w:u w:val="single"/>
+          </w:rPr>
+          <w:t>賽3:18–20</w:t>
+        </w:r>
+      </w:hyperlink>
+      <w:r>
+        <w:rPr>
+          <w:lang w:val="zh_TW" w:bidi="zh_TW"/>
+        </w:rPr>
+        <w:t>）</w:t>
+      </w:r>
+    </w:p>
+    <w:p>
+      <w:pPr>
+        <w:pStyle w:val="ListBullet"/>
+        <w:spacing w:line="240" w:lineRule="auto"/>
+        <w:ind w:left="720"/>
+      </w:pPr>
+      <w:r>
+        <w:rPr>
+          <w:lang w:val="zh_TW" w:bidi="zh_TW"/>
+        </w:rPr>
+      </w:r>
+      <w:r>
+        <w:rPr>
+          <w:lang w:val="zh_TW" w:bidi="zh_TW"/>
+        </w:rPr>
+        <w:t>項鍊（</w:t>
+      </w:r>
+      <w:hyperlink r:id="rId89">
+        <w:r>
+          <w:rPr>
+            <w:lang w:val="zh_TW" w:bidi="zh_TW"/>
+          </w:rPr>
+          <w:rPr>
+            <w:color w:val="0000EE"/>
+            <w:u w:val="single"/>
+          </w:rPr>
+          <w:t>創41:42</w:t>
+        </w:r>
+      </w:hyperlink>
+      <w:r>
+        <w:rPr>
+          <w:lang w:val="zh_TW" w:bidi="zh_TW"/>
+        </w:rPr>
+        <w:t>）</w:t>
+      </w:r>
+    </w:p>
+    <w:p>
+      <w:pPr>
+        <w:pStyle w:val="ListBullet"/>
+        <w:spacing w:line="240" w:lineRule="auto"/>
+        <w:ind w:left="720"/>
+      </w:pPr>
+      <w:r>
+        <w:rPr>
+          <w:lang w:val="zh_TW" w:bidi="zh_TW"/>
+        </w:rPr>
+      </w:r>
+      <w:r>
+        <w:rPr>
+          <w:lang w:val="zh_TW" w:bidi="zh_TW"/>
+        </w:rPr>
+        <w:t>冠冕（</w:t>
+      </w:r>
+      <w:hyperlink r:id="rId90">
+        <w:r>
+          <w:rPr>
+            <w:lang w:val="zh_TW" w:bidi="zh_TW"/>
+          </w:rPr>
+          <w:rPr>
+            <w:color w:val="0000EE"/>
+            <w:u w:val="single"/>
+          </w:rPr>
+          <w:t>亞9:16</w:t>
+        </w:r>
+      </w:hyperlink>
+      <w:r>
+        <w:rPr>
+          <w:lang w:val="zh_TW" w:bidi="zh_TW"/>
+        </w:rPr>
+        <w:t>）</w:t>
+      </w:r>
+    </w:p>
+    <w:p>
+      <w:pPr>
+        <w:pStyle w:val="ListBullet"/>
+        <w:spacing w:line="240" w:lineRule="auto"/>
+        <w:ind w:left="720"/>
+      </w:pPr>
+      <w:r>
+        <w:rPr>
+          <w:lang w:val="zh_TW" w:bidi="zh_TW"/>
+        </w:rPr>
+      </w:r>
+      <w:r>
+        <w:rPr>
+          <w:lang w:val="zh_TW" w:bidi="zh_TW"/>
+        </w:rPr>
+        <w:t>耳環（</w:t>
+      </w:r>
+      <w:hyperlink r:id="rId91">
+        <w:r>
+          <w:rPr>
+            <w:lang w:val="zh_TW" w:bidi="zh_TW"/>
+          </w:rPr>
+          <w:rPr>
+            <w:color w:val="0000EE"/>
+            <w:u w:val="single"/>
+          </w:rPr>
+          <w:t>創24:22</w:t>
+        </w:r>
+      </w:hyperlink>
+      <w:r>
+        <w:rPr>
+          <w:lang w:val="zh_TW" w:bidi="zh_TW"/>
+        </w:rPr>
+        <w:t>）</w:t>
+      </w:r>
+    </w:p>
+    <w:p>
+      <w:pPr>
+        <w:pStyle w:val="ListBullet"/>
+        <w:spacing w:line="240" w:lineRule="auto"/>
+        <w:ind w:left="720"/>
+      </w:pPr>
+      <w:r>
+        <w:rPr>
+          <w:lang w:val="zh_TW" w:bidi="zh_TW"/>
+        </w:rPr>
+      </w:r>
+      <w:r>
+        <w:rPr>
+          <w:lang w:val="zh_TW" w:bidi="zh_TW"/>
+        </w:rPr>
+        <w:t>鼻環（</w:t>
+      </w:r>
+      <w:hyperlink r:id="rId92">
+        <w:r>
+          <w:rPr>
+            <w:lang w:val="zh_TW" w:bidi="zh_TW"/>
+          </w:rPr>
+          <w:rPr>
+            <w:color w:val="0000EE"/>
+            <w:u w:val="single"/>
+          </w:rPr>
+          <w:t>賽3:21</w:t>
+        </w:r>
+      </w:hyperlink>
+      <w:r>
+        <w:rPr>
+          <w:lang w:val="zh_TW" w:bidi="zh_TW"/>
+        </w:rPr>
+        <w:t>）</w:t>
+      </w:r>
+    </w:p>
+    <w:p>
+      <w:pPr>
+        <w:pStyle w:val="ListBullet"/>
+        <w:spacing w:line="240" w:lineRule="auto"/>
+        <w:ind w:left="720"/>
+      </w:pPr>
+      <w:r>
+        <w:rPr>
+          <w:lang w:val="zh_TW" w:bidi="zh_TW"/>
+        </w:rPr>
+      </w:r>
+      <w:r>
+        <w:rPr>
+          <w:lang w:val="zh_TW" w:bidi="zh_TW"/>
+        </w:rPr>
+        <w:t>戒指（</w:t>
+      </w:r>
+      <w:hyperlink r:id="rId89">
+        <w:r>
+          <w:rPr>
+            <w:lang w:val="zh_TW" w:bidi="zh_TW"/>
+          </w:rPr>
+          <w:rPr>
+            <w:color w:val="0000EE"/>
+            <w:u w:val="single"/>
+          </w:rPr>
+          <w:t>創41:42</w:t>
+        </w:r>
+      </w:hyperlink>
+      <w:r>
+        <w:rPr>
+          <w:lang w:val="zh_TW" w:bidi="zh_TW"/>
+        </w:rPr>
+        <w:t>；</w:t>
+      </w:r>
+      <w:hyperlink r:id="rId93">
+        <w:r>
+          <w:rPr>
+            <w:lang w:val="zh_TW" w:bidi="zh_TW"/>
+          </w:rPr>
+          <w:rPr>
+            <w:color w:val="0000EE"/>
+            <w:u w:val="single"/>
+          </w:rPr>
+          <w:t>斯3:10</w:t>
+        </w:r>
+      </w:hyperlink>
+      <w:r>
+        <w:rPr>
+          <w:lang w:val="zh_TW" w:bidi="zh_TW"/>
+        </w:rPr>
+        <w:t>）</w:t>
+      </w:r>
+    </w:p>
+    <w:p>
+      <w:pPr/>
+      <w:r>
+        <w:rPr>
+          <w:lang w:val="zh_TW" w:bidi="zh_TW"/>
+        </w:rPr>
+      </w:r>
+      <w:r>
+        <w:rPr>
+          <w:lang w:val="zh_TW" w:bidi="zh_TW"/>
+        </w:rPr>
+        <w:t>這些首飾常用金或銀作為底座，用來鑲嵌寶石。人們把寶石磨成圓形並加以拋光，有時還會在其上雕刻（以鑿刻、蝕刻或刻寫的方式刻入材料）。許多在當時被視為寶貴的寶石，今天並不會被看作珍貴寶石，而是被歸類為半寶石（比珍貴寶石較不稀有、價值較低的石頭）。</w:t>
+      </w:r>
+    </w:p>
+    <w:p>
+      <w:pPr/>
+      <w:r>
+        <w:rPr>
+          <w:lang w:val="zh_TW" w:bidi="zh_TW"/>
+        </w:rPr>
+      </w:r>
+      <w:r>
+        <w:rPr>
+          <w:lang w:val="zh_TW" w:bidi="zh_TW"/>
+        </w:rPr>
+        <w:t>人們把半寶石加在項鍊和其它首飾上。從吾珥墓葬中出土的古代王室頭飾，顯示出當時首飾匠的高超技藝。人們常用髮帶和髮針來裝飾頭髮，考古中也發現了不少這類器物。鑲有雕刻寶石的戒指極受歡迎，鼻環也是如此（見</w:t>
+      </w:r>
+      <w:hyperlink r:id="rId94">
+        <w:r>
+          <w:rPr>
+            <w:lang w:val="zh_TW" w:bidi="zh_TW"/>
+          </w:rPr>
+          <w:rPr>
+            <w:color w:val="0000EE"/>
+            <w:u w:val="single"/>
+          </w:rPr>
+          <w:t>創24:47</w:t>
+        </w:r>
+      </w:hyperlink>
+      <w:r>
+        <w:rPr>
+          <w:lang w:val="zh_TW" w:bidi="zh_TW"/>
+        </w:rPr>
+        <w:t>）。人們常佩戴精緻的金鍊。印戒和粗重的金鍊象徵官職與權柄（</w:t>
+      </w:r>
+      <w:hyperlink r:id="rId89">
+        <w:r>
+          <w:rPr>
+            <w:lang w:val="zh_TW" w:bidi="zh_TW"/>
+          </w:rPr>
+          <w:rPr>
+            <w:color w:val="0000EE"/>
+            <w:u w:val="single"/>
+          </w:rPr>
+          <w:t>創41:42</w:t>
+        </w:r>
+      </w:hyperlink>
+      <w:r>
+        <w:rPr>
+          <w:lang w:val="zh_TW" w:bidi="zh_TW"/>
+        </w:rPr>
+        <w:t>）。人們把手鐲和護符戴在手腕、上臂和頸項上。裝飾性的別針，類似現代的安全別針，常用來固定衣物。</w:t>
+      </w:r>
+    </w:p>
+    <w:p>
+      <w:pPr/>
+      <w:r>
+        <w:rPr>
+          <w:lang w:val="zh_TW" w:bidi="zh_TW"/>
+        </w:rPr>
+      </w:r>
+      <w:hyperlink r:id="rId95">
+        <w:r>
+          <w:rPr>
+            <w:lang w:val="zh_TW" w:bidi="zh_TW"/>
+          </w:rPr>
+          <w:rPr>
+            <w:color w:val="0000EE"/>
+            <w:u w:val="single"/>
+          </w:rPr>
+          <w:t>以賽亞書三章18至23節</w:t>
+        </w:r>
+      </w:hyperlink>
+      <w:r>
+        <w:rPr>
+          <w:lang w:val="zh_TW" w:bidi="zh_TW"/>
+        </w:rPr>
+        <w:t>詳細描述婦女所佩戴的首飾與所穿的衣著。先知警告說：「到那日，主必除掉她們華美的腳釧、髮網、月牙圈、耳環、手鐲、蒙臉的帕子、華冠、足鍊、華帶、香盒、符囊、戒指、鼻環、吉服、外套、雲肩、荷包、手鏡、細麻衣、裹頭巾、蒙身的帕子。」</w:t>
+      </w:r>
+    </w:p>
+    <w:p>
+      <w:pPr/>
+      <w:r>
+        <w:rPr>
+          <w:lang w:val="zh_TW" w:bidi="zh_TW"/>
+        </w:rPr>
+      </w:r>
+      <w:r>
+        <w:rPr>
+          <w:i/>
+          <w:lang w:val="zh_TW" w:bidi="zh_TW"/>
+        </w:rPr>
+        <w:t xml:space="preserve">見 </w:t>
+      </w:r>
+      <w:r>
+        <w:rPr>
+          <w:lang w:val="zh_TW" w:bidi="zh_TW"/>
+        </w:rPr>
+        <w:t>礦物和金屬；</w:t>
+      </w:r>
+      <w:r>
+        <w:rPr>
+          <w:lang w:val="zh_TW" w:bidi="zh_TW"/>
+        </w:rPr>
+        <w:t>珍貴的寶石</w:t>
+      </w:r>
+      <w:r>
+        <w:rPr>
+          <w:lang w:val="zh_TW" w:bidi="zh_TW"/>
+        </w:rPr>
+        <w:t>。</w:t>
+      </w:r>
+      <w:r>
+        <w:rPr>
+          <w:lang w:val="zh_TW" w:bidi="zh_TW"/>
+        </w:rPr>
+      </w:r>
+      <w:r>
+        <w:rPr>
+          <w:lang w:val="zh_TW" w:bidi="zh_TW"/>
+        </w:rPr>
+      </w:r>
+    </w:p>
+    <w:p>
+      <w:pPr/>
+      <w:r>
+        <w:rPr>
+          <w:lang w:val="zh_TW" w:bidi="zh_TW"/>
+        </w:rPr>
+      </w:r>
+    </w:p>
+    <w:p>
+      <w:pPr>
+        <w:pStyle w:val="Heading2"/>
+      </w:pPr>
+      <w:r>
+        <w:rPr>
+          <w:lang w:val="zh_TW" w:bidi="zh_TW"/>
+        </w:rPr>
+        <w:t>獸</w:t>
+      </w:r>
+      <w:r>
+        <w:rPr>
+          <w:lang w:val="zh_TW" w:bidi="zh_TW"/>
+        </w:rPr>
+      </w:r>
+    </w:p>
+    <w:p>
+      <w:pPr/>
+      <w:r>
+        <w:rPr>
+          <w:lang w:val="zh_TW" w:bidi="zh_TW"/>
+        </w:rPr>
+      </w:r>
+      <w:r>
+        <w:rPr>
+          <w:lang w:val="zh_TW" w:bidi="zh_TW"/>
+        </w:rPr>
+        <w:t>「獸」是舊約與新約中的動物，有時則作為比喻。在舊約中，「獸」一詞多義。由於有幾個希伯來文的詞彙都可譯為「活物」和「獸」，因此在翻譯時有時被統一譯作「獸」。因此，在舊約中，「獸」可以指：</w:t>
       </w:r>
     </w:p>
     <w:p>
@@ -239,18 +2459,18 @@
         <w:rPr>
           <w:lang w:val="zh_TW" w:bidi="zh_TW"/>
         </w:rPr>
-        <w:t>以東地何利人西珥的七個兒子之一（</w:t>
-      </w:r>
-      <w:hyperlink r:id="rId13">
-        <w:r>
-          <w:rPr>
-            <w:lang w:val="zh_TW" w:bidi="zh_TW"/>
-          </w:rPr>
-          <w:rPr>
-            <w:color w:val="0000EE"/>
-            <w:u w:val="single"/>
-          </w:rPr>
-          <w:t>創36:20</w:t>
+        <w:t>一般的動物（例：</w:t>
+      </w:r>
+      <w:hyperlink r:id="rId96">
+        <w:r>
+          <w:rPr>
+            <w:lang w:val="zh_TW" w:bidi="zh_TW"/>
+          </w:rPr>
+          <w:rPr>
+            <w:color w:val="0000EE"/>
+            <w:u w:val="single"/>
+          </w:rPr>
+          <w:t>創1:24</w:t>
         </w:r>
       </w:hyperlink>
       <w:r>
@@ -259,34 +2479,34 @@
         </w:rPr>
         <w:t>；</w:t>
       </w:r>
-      <w:hyperlink r:id="rId14">
-        <w:r>
-          <w:rPr>
-            <w:lang w:val="zh_TW" w:bidi="zh_TW"/>
-          </w:rPr>
-          <w:rPr>
-            <w:color w:val="0000EE"/>
-            <w:u w:val="single"/>
-          </w:rPr>
-          <w:t>代上1:38</w:t>
-        </w:r>
-      </w:hyperlink>
-      <w:r>
-        <w:rPr>
-          <w:lang w:val="zh_TW" w:bidi="zh_TW"/>
-        </w:rPr>
-        <w:t>）。朔巴有五個兒子（</w:t>
-      </w:r>
-      <w:hyperlink r:id="rId15">
-        <w:r>
-          <w:rPr>
-            <w:lang w:val="zh_TW" w:bidi="zh_TW"/>
-          </w:rPr>
-          <w:rPr>
-            <w:color w:val="0000EE"/>
-            <w:u w:val="single"/>
-          </w:rPr>
-          <w:t>創36:23</w:t>
+      <w:hyperlink r:id="rId97">
+        <w:r>
+          <w:rPr>
+            <w:lang w:val="zh_TW" w:bidi="zh_TW"/>
+          </w:rPr>
+          <w:rPr>
+            <w:color w:val="0000EE"/>
+            <w:u w:val="single"/>
+          </w:rPr>
+          <w:t>詩36:6</w:t>
+        </w:r>
+      </w:hyperlink>
+      <w:r>
+        <w:rPr>
+          <w:lang w:val="zh_TW" w:bidi="zh_TW"/>
+        </w:rPr>
+        <w:t>），但不包括魚、鳥和昆蟲（例：</w:t>
+      </w:r>
+      <w:hyperlink r:id="rId98">
+        <w:r>
+          <w:rPr>
+            <w:lang w:val="zh_TW" w:bidi="zh_TW"/>
+          </w:rPr>
+          <w:rPr>
+            <w:color w:val="0000EE"/>
+            <w:u w:val="single"/>
+          </w:rPr>
+          <w:t>創6:7</w:t>
         </w:r>
       </w:hyperlink>
       <w:r>
@@ -295,34 +2515,88 @@
         </w:rPr>
         <w:t>；</w:t>
       </w:r>
-      <w:hyperlink r:id="rId16">
-        <w:r>
-          <w:rPr>
-            <w:lang w:val="zh_TW" w:bidi="zh_TW"/>
-          </w:rPr>
-          <w:rPr>
-            <w:color w:val="0000EE"/>
-            <w:u w:val="single"/>
-          </w:rPr>
-          <w:t>代上1:40</w:t>
-        </w:r>
-      </w:hyperlink>
-      <w:r>
-        <w:rPr>
-          <w:lang w:val="zh_TW" w:bidi="zh_TW"/>
-        </w:rPr>
-        <w:t>），並成為何利人的族長之一（</w:t>
-      </w:r>
-      <w:hyperlink r:id="rId17">
-        <w:r>
-          <w:rPr>
-            <w:lang w:val="zh_TW" w:bidi="zh_TW"/>
-          </w:rPr>
-          <w:rPr>
-            <w:color w:val="0000EE"/>
-            <w:u w:val="single"/>
-          </w:rPr>
-          <w:t>創36:29</w:t>
+      <w:hyperlink r:id="rId99">
+        <w:r>
+          <w:rPr>
+            <w:lang w:val="zh_TW" w:bidi="zh_TW"/>
+          </w:rPr>
+          <w:rPr>
+            <w:color w:val="0000EE"/>
+            <w:u w:val="single"/>
+          </w:rPr>
+          <w:t>利11:2</w:t>
+        </w:r>
+      </w:hyperlink>
+      <w:r>
+        <w:rPr>
+          <w:lang w:val="zh_TW" w:bidi="zh_TW"/>
+        </w:rPr>
+        <w:t>；</w:t>
+      </w:r>
+      <w:hyperlink r:id="rId100">
+        <w:r>
+          <w:rPr>
+            <w:lang w:val="zh_TW" w:bidi="zh_TW"/>
+          </w:rPr>
+          <w:rPr>
+            <w:color w:val="0000EE"/>
+            <w:u w:val="single"/>
+          </w:rPr>
+          <w:t>申4:17</w:t>
+        </w:r>
+      </w:hyperlink>
+      <w:r>
+        <w:rPr>
+          <w:lang w:val="zh_TW" w:bidi="zh_TW"/>
+        </w:rPr>
+        <w:t>；</w:t>
+      </w:r>
+      <w:hyperlink r:id="rId101">
+        <w:r>
+          <w:rPr>
+            <w:lang w:val="zh_TW" w:bidi="zh_TW"/>
+          </w:rPr>
+          <w:rPr>
+            <w:color w:val="0000EE"/>
+            <w:u w:val="single"/>
+          </w:rPr>
+          <w:t>伯12:7</w:t>
+        </w:r>
+      </w:hyperlink>
+      <w:r>
+        <w:rPr>
+          <w:lang w:val="zh_TW" w:bidi="zh_TW"/>
+        </w:rPr>
+        <w:t>，</w:t>
+      </w:r>
+      <w:hyperlink r:id="rId102">
+        <w:r>
+          <w:rPr>
+            <w:lang w:val="zh_TW" w:bidi="zh_TW"/>
+          </w:rPr>
+          <w:rPr>
+            <w:color w:val="0000EE"/>
+            <w:u w:val="single"/>
+          </w:rPr>
+          <w:t>35:11</w:t>
+        </w:r>
+      </w:hyperlink>
+      <w:r>
+        <w:rPr>
+          <w:lang w:val="zh_TW" w:bidi="zh_TW"/>
+        </w:rPr>
+        <w:t>；</w:t>
+      </w:r>
+      <w:hyperlink r:id="rId103">
+        <w:r>
+          <w:rPr>
+            <w:lang w:val="zh_TW" w:bidi="zh_TW"/>
+          </w:rPr>
+          <w:rPr>
+            <w:color w:val="0000EE"/>
+            <w:u w:val="single"/>
+          </w:rPr>
+          <w:t>番1:3</w:t>
         </w:r>
       </w:hyperlink>
       <w:r>
@@ -347,18 +2621,144 @@
         <w:rPr>
           <w:lang w:val="zh_TW" w:bidi="zh_TW"/>
         </w:rPr>
-        <w:t>戶珥的兒子，哈羅以的父親，也是基列‧耶琳諸宗族的始祖（</w:t>
-      </w:r>
-      <w:hyperlink r:id="rId18">
-        <w:r>
-          <w:rPr>
-            <w:lang w:val="zh_TW" w:bidi="zh_TW"/>
-          </w:rPr>
-          <w:rPr>
-            <w:color w:val="0000EE"/>
-            <w:u w:val="single"/>
-          </w:rPr>
-          <w:t>代上2:50–52</w:t>
+        <w:t>家畜或被馴服的動物（例：</w:t>
+      </w:r>
+      <w:hyperlink r:id="rId104">
+        <w:r>
+          <w:rPr>
+            <w:lang w:val="zh_TW" w:bidi="zh_TW"/>
+          </w:rPr>
+          <w:rPr>
+            <w:color w:val="0000EE"/>
+            <w:u w:val="single"/>
+          </w:rPr>
+          <w:t>出19:13</w:t>
+        </w:r>
+      </w:hyperlink>
+      <w:r>
+        <w:rPr>
+          <w:lang w:val="zh_TW" w:bidi="zh_TW"/>
+        </w:rPr>
+        <w:t>，</w:t>
+      </w:r>
+      <w:hyperlink r:id="rId105">
+        <w:r>
+          <w:rPr>
+            <w:lang w:val="zh_TW" w:bidi="zh_TW"/>
+          </w:rPr>
+          <w:rPr>
+            <w:color w:val="0000EE"/>
+            <w:u w:val="single"/>
+          </w:rPr>
+          <w:t>22:10</w:t>
+        </w:r>
+      </w:hyperlink>
+      <w:r>
+        <w:rPr>
+          <w:lang w:val="zh_TW" w:bidi="zh_TW"/>
+        </w:rPr>
+        <w:t>；</w:t>
+      </w:r>
+      <w:hyperlink r:id="rId106">
+        <w:r>
+          <w:rPr>
+            <w:lang w:val="zh_TW" w:bidi="zh_TW"/>
+          </w:rPr>
+          <w:rPr>
+            <w:color w:val="0000EE"/>
+            <w:u w:val="single"/>
+          </w:rPr>
+          <w:t>民3:13</w:t>
+        </w:r>
+      </w:hyperlink>
+      <w:r>
+        <w:rPr>
+          <w:lang w:val="zh_TW" w:bidi="zh_TW"/>
+        </w:rPr>
+        <w:t>，</w:t>
+      </w:r>
+      <w:hyperlink r:id="rId107">
+        <w:r>
+          <w:rPr>
+            <w:lang w:val="zh_TW" w:bidi="zh_TW"/>
+          </w:rPr>
+          <w:rPr>
+            <w:color w:val="0000EE"/>
+            <w:u w:val="single"/>
+          </w:rPr>
+          <w:t>31:47</w:t>
+        </w:r>
+      </w:hyperlink>
+      <w:r>
+        <w:rPr>
+          <w:lang w:val="zh_TW" w:bidi="zh_TW"/>
+        </w:rPr>
+        <w:t>；</w:t>
+      </w:r>
+      <w:hyperlink r:id="rId108">
+        <w:r>
+          <w:rPr>
+            <w:lang w:val="zh_TW" w:bidi="zh_TW"/>
+          </w:rPr>
+          <w:rPr>
+            <w:color w:val="0000EE"/>
+            <w:u w:val="single"/>
+          </w:rPr>
+          <w:t>士20:48</w:t>
+        </w:r>
+      </w:hyperlink>
+      <w:r>
+        <w:rPr>
+          <w:lang w:val="zh_TW" w:bidi="zh_TW"/>
+        </w:rPr>
+        <w:t>；</w:t>
+      </w:r>
+      <w:hyperlink r:id="rId109">
+        <w:r>
+          <w:rPr>
+            <w:lang w:val="zh_TW" w:bidi="zh_TW"/>
+          </w:rPr>
+          <w:rPr>
+            <w:color w:val="0000EE"/>
+            <w:u w:val="single"/>
+          </w:rPr>
+          <w:t>箴12:10</w:t>
+        </w:r>
+      </w:hyperlink>
+      <w:r>
+        <w:rPr>
+          <w:lang w:val="zh_TW" w:bidi="zh_TW"/>
+        </w:rPr>
+        <w:t>；</w:t>
+      </w:r>
+      <w:hyperlink r:id="rId110">
+        <w:r>
+          <w:rPr>
+            <w:lang w:val="zh_TW" w:bidi="zh_TW"/>
+          </w:rPr>
+          <w:rPr>
+            <w:color w:val="0000EE"/>
+            <w:u w:val="single"/>
+          </w:rPr>
+          <w:t>耶21:6</w:t>
+        </w:r>
+      </w:hyperlink>
+      <w:r>
+        <w:rPr>
+          <w:lang w:val="zh_TW" w:bidi="zh_TW"/>
+        </w:rPr>
+        <w:t>；</w:t>
+      </w:r>
+      <w:hyperlink r:id="rId111">
+        <w:r>
+          <w:rPr>
+            <w:lang w:val="zh_TW" w:bidi="zh_TW"/>
+          </w:rPr>
+          <w:rPr>
+            <w:color w:val="0000EE"/>
+            <w:u w:val="single"/>
+          </w:rPr>
+          <w:t>亞8:10</w:t>
         </w:r>
       </w:hyperlink>
       <w:r>
@@ -383,25 +2783,280 @@
         <w:rPr>
           <w:lang w:val="zh_TW" w:bidi="zh_TW"/>
         </w:rPr>
-        <w:t>猶大的五個兒子之一，也是利亞雅的父親（</w:t>
-      </w:r>
-      <w:hyperlink r:id="rId19">
-        <w:r>
-          <w:rPr>
-            <w:lang w:val="zh_TW" w:bidi="zh_TW"/>
-          </w:rPr>
-          <w:rPr>
-            <w:color w:val="0000EE"/>
-            <w:u w:val="single"/>
-          </w:rPr>
-          <w:t>代上4:1–2</w:t>
-        </w:r>
-      </w:hyperlink>
-      <w:r>
-        <w:rPr>
-          <w:lang w:val="zh_TW" w:bidi="zh_TW"/>
-        </w:rPr>
-        <w:t>）；他可能與上述第2項的朔巴是同一人。</w:t>
+        <w:t>野生或肉食性動物（例：</w:t>
+      </w:r>
+      <w:hyperlink r:id="rId112">
+        <w:r>
+          <w:rPr>
+            <w:lang w:val="zh_TW" w:bidi="zh_TW"/>
+          </w:rPr>
+          <w:rPr>
+            <w:color w:val="0000EE"/>
+            <w:u w:val="single"/>
+          </w:rPr>
+          <w:t>創37:20</w:t>
+        </w:r>
+      </w:hyperlink>
+      <w:r>
+        <w:rPr>
+          <w:lang w:val="zh_TW" w:bidi="zh_TW"/>
+        </w:rPr>
+        <w:t>；</w:t>
+      </w:r>
+      <w:hyperlink r:id="rId113">
+        <w:r>
+          <w:rPr>
+            <w:lang w:val="zh_TW" w:bidi="zh_TW"/>
+          </w:rPr>
+          <w:rPr>
+            <w:color w:val="0000EE"/>
+            <w:u w:val="single"/>
+          </w:rPr>
+          <w:t>出23:11</w:t>
+        </w:r>
+      </w:hyperlink>
+      <w:r>
+        <w:rPr>
+          <w:lang w:val="zh_TW" w:bidi="zh_TW"/>
+        </w:rPr>
+        <w:t>；</w:t>
+      </w:r>
+      <w:hyperlink r:id="rId114">
+        <w:r>
+          <w:rPr>
+            <w:lang w:val="zh_TW" w:bidi="zh_TW"/>
+          </w:rPr>
+          <w:rPr>
+            <w:color w:val="0000EE"/>
+            <w:u w:val="single"/>
+          </w:rPr>
+          <w:t>申28:26</w:t>
+        </w:r>
+      </w:hyperlink>
+      <w:r>
+        <w:rPr>
+          <w:lang w:val="zh_TW" w:bidi="zh_TW"/>
+        </w:rPr>
+        <w:t>；</w:t>
+      </w:r>
+      <w:hyperlink r:id="rId115">
+        <w:r>
+          <w:rPr>
+            <w:lang w:val="zh_TW" w:bidi="zh_TW"/>
+          </w:rPr>
+          <w:rPr>
+            <w:color w:val="0000EE"/>
+            <w:u w:val="single"/>
+          </w:rPr>
+          <w:t>撒上17:44</w:t>
+        </w:r>
+      </w:hyperlink>
+      <w:r>
+        <w:rPr>
+          <w:lang w:val="zh_TW" w:bidi="zh_TW"/>
+        </w:rPr>
+        <w:t>；</w:t>
+      </w:r>
+      <w:hyperlink r:id="rId116">
+        <w:r>
+          <w:rPr>
+            <w:lang w:val="zh_TW" w:bidi="zh_TW"/>
+          </w:rPr>
+          <w:rPr>
+            <w:color w:val="0000EE"/>
+            <w:u w:val="single"/>
+          </w:rPr>
+          <w:t>結14:15</w:t>
+        </w:r>
+      </w:hyperlink>
+      <w:r>
+        <w:rPr>
+          <w:lang w:val="zh_TW" w:bidi="zh_TW"/>
+        </w:rPr>
+        <w:t>）。</w:t>
+      </w:r>
+    </w:p>
+    <w:p>
+      <w:pPr>
+        <w:pStyle w:val="ListNumber"/>
+        <w:spacing w:line="240" w:lineRule="auto"/>
+        <w:ind w:left="720"/>
+      </w:pPr>
+      <w:r>
+        <w:rPr>
+          <w:lang w:val="zh_TW" w:bidi="zh_TW"/>
+        </w:rPr>
+      </w:r>
+      <w:r>
+        <w:rPr>
+          <w:lang w:val="zh_TW" w:bidi="zh_TW"/>
+        </w:rPr>
+        <w:t>當「獸」以比喻的情況出現時，主要出現在但以理書和啟示錄。在但以理書（特別是</w:t>
+      </w:r>
+      <w:hyperlink r:id="rId117">
+        <w:r>
+          <w:rPr>
+            <w:lang w:val="zh_TW" w:bidi="zh_TW"/>
+          </w:rPr>
+          <w:rPr>
+            <w:color w:val="0000EE"/>
+            <w:u w:val="single"/>
+          </w:rPr>
+          <w:t>第7章</w:t>
+        </w:r>
+      </w:hyperlink>
+      <w:r>
+        <w:rPr>
+          <w:lang w:val="zh_TW" w:bidi="zh_TW"/>
+        </w:rPr>
+        <w:t>），「獸」象徵一位迫害並壓迫神子民的世界君王。在啟示錄中，使徒約翰將這個概念延伸，用來描述歷史終末時期對神子民的最終逼迫。約翰所說的「獸」，與他在較早期的書信中提到的「敵基督」（</w:t>
+      </w:r>
+      <w:hyperlink r:id="rId118">
+        <w:r>
+          <w:rPr>
+            <w:lang w:val="zh_TW" w:bidi="zh_TW"/>
+          </w:rPr>
+          <w:rPr>
+            <w:color w:val="0000EE"/>
+            <w:u w:val="single"/>
+          </w:rPr>
+          <w:t>約一2:18、22</w:t>
+        </w:r>
+      </w:hyperlink>
+      <w:r>
+        <w:rPr>
+          <w:lang w:val="zh_TW" w:bidi="zh_TW"/>
+        </w:rPr>
+        <w:t>；</w:t>
+      </w:r>
+      <w:hyperlink r:id="rId119">
+        <w:r>
+          <w:rPr>
+            <w:lang w:val="zh_TW" w:bidi="zh_TW"/>
+          </w:rPr>
+          <w:rPr>
+            <w:color w:val="0000EE"/>
+            <w:u w:val="single"/>
+          </w:rPr>
+          <w:t>4:3</w:t>
+        </w:r>
+      </w:hyperlink>
+      <w:r>
+        <w:rPr>
+          <w:lang w:val="zh_TW" w:bidi="zh_TW"/>
+        </w:rPr>
+        <w:t>；</w:t>
+      </w:r>
+      <w:hyperlink r:id="rId120">
+        <w:r>
+          <w:rPr>
+            <w:lang w:val="zh_TW" w:bidi="zh_TW"/>
+          </w:rPr>
+          <w:rPr>
+            <w:color w:val="0000EE"/>
+            <w:u w:val="single"/>
+          </w:rPr>
+          <w:t>約二1:7</w:t>
+        </w:r>
+      </w:hyperlink>
+      <w:r>
+        <w:rPr>
+          <w:lang w:val="zh_TW" w:bidi="zh_TW"/>
+        </w:rPr>
+        <w:t>）以及保羅所說的「</w:t>
+      </w:r>
+      <w:r>
+        <w:rPr>
+          <w:lang w:val="zh_TW" w:bidi="zh_TW"/>
+        </w:rPr>
+        <w:t>那大罪人</w:t>
+      </w:r>
+      <w:r>
+        <w:rPr>
+          <w:lang w:val="zh_TW" w:bidi="zh_TW"/>
+        </w:rPr>
+        <w:t>」（</w:t>
+      </w:r>
+      <w:hyperlink r:id="rId121">
+        <w:r>
+          <w:rPr>
+            <w:lang w:val="zh_TW" w:bidi="zh_TW"/>
+          </w:rPr>
+          <w:rPr>
+            <w:color w:val="0000EE"/>
+            <w:u w:val="single"/>
+          </w:rPr>
+          <w:t>帖後2:3</w:t>
+        </w:r>
+      </w:hyperlink>
+      <w:r>
+        <w:rPr>
+          <w:lang w:val="zh_TW" w:bidi="zh_TW"/>
+        </w:rPr>
+        <w:t>）。許多解經家都認為，這三個稱呼是指向同一個人物。</w:t>
+      </w:r>
+    </w:p>
+    <w:p>
+      <w:pPr/>
+      <w:r>
+        <w:rPr>
+          <w:lang w:val="zh_TW" w:bidi="zh_TW"/>
+        </w:rPr>
+      </w:r>
+      <w:r>
+        <w:rPr>
+          <w:i/>
+          <w:lang w:val="zh_TW" w:bidi="zh_TW"/>
+        </w:rPr>
+        <w:t>見</w:t>
+      </w:r>
+      <w:r>
+        <w:rPr>
+          <w:lang w:val="zh_TW" w:bidi="zh_TW"/>
+        </w:rPr>
+        <w:t>敵基督</w:t>
+      </w:r>
+      <w:r>
+        <w:rPr>
+          <w:lang w:val="zh_TW" w:bidi="zh_TW"/>
+        </w:rPr>
+        <w:t>、</w:t>
+      </w:r>
+      <w:r>
+        <w:rPr>
+          <w:lang w:val="zh_TW" w:bidi="zh_TW"/>
+        </w:rPr>
+        <w:t>哈米吉多頓</w:t>
+      </w:r>
+      <w:r>
+        <w:rPr>
+          <w:lang w:val="zh_TW" w:bidi="zh_TW"/>
+        </w:rPr>
+        <w:t>、</w:t>
+      </w:r>
+      <w:r>
+        <w:rPr>
+          <w:lang w:val="zh_TW" w:bidi="zh_TW"/>
+        </w:rPr>
+        <w:t>獸印</w:t>
+      </w:r>
+      <w:r>
+        <w:rPr>
+          <w:lang w:val="zh_TW" w:bidi="zh_TW"/>
+        </w:rPr>
+        <w:t>及</w:t>
+      </w:r>
+      <w:r>
+        <w:rPr>
+          <w:lang w:val="zh_TW" w:bidi="zh_TW"/>
+        </w:rPr>
+        <w:t>啟示錄</w:t>
+      </w:r>
+      <w:r>
+        <w:rPr>
+          <w:lang w:val="zh_TW" w:bidi="zh_TW"/>
+        </w:rPr>
+        <w:t>。</w:t>
       </w:r>
       <w:r>
         <w:rPr>
